--- a/Estudo de O Livro dos Espíritos - 28-09-2026.docx
+++ b/Estudo de O Livro dos Espíritos - 28-09-2026.docx
@@ -486,29 +486,7 @@
           <w:szCs w:val="36"/>
           <w:lang w:val="pt-BR" w:eastAsia="zh-CN" w:bidi="hi-IN"/>
         </w:rPr>
-        <w:t xml:space="preserve">Kardec pergunta à Espiritualidade se existe uma maneira preferível para se compreender a divisão dos reinos na natureza: em 2 classes </w:t>
-      </w:r>
-      <w:r>
-        <w:rPr>
-          <w:rFonts w:eastAsia="Noto Serif CJK SC" w:cs="Noto Sans Devanagari" w:ascii="Garamond" w:hAnsi="Garamond"/>
-          <w:color w:val="00A0FC"/>
-          <w:kern w:val="2"/>
-          <w:sz w:val="36"/>
-          <w:szCs w:val="36"/>
-          <w:lang w:val="pt-BR" w:eastAsia="zh-CN" w:bidi="hi-IN"/>
-        </w:rPr>
-        <w:t>apenas</w:t>
-      </w:r>
-      <w:r>
-        <w:rPr>
-          <w:rFonts w:eastAsia="Noto Serif CJK SC" w:cs="Noto Sans Devanagari" w:ascii="Garamond" w:hAnsi="Garamond"/>
-          <w:color w:val="00A0FC"/>
-          <w:kern w:val="2"/>
-          <w:sz w:val="36"/>
-          <w:szCs w:val="36"/>
-          <w:lang w:val="pt-BR" w:eastAsia="zh-CN" w:bidi="hi-IN"/>
-        </w:rPr>
-        <w:t>, como seres orgânicos e inorgânicos, ou realmente em 3 reinos, sendo que alguns consideram o homem uma espécie de quarto reino.</w:t>
+        <w:t>Kardec pergunta à Espiritualidade se existe uma maneira preferível para se compreender a divisão dos reinos na natureza: em 2 classes apenas, como seres orgânicos e inorgânicos, ou realmente em 3 reinos, sendo que alguns consideram o homem uma espécie de quarto reino.</w:t>
       </w:r>
     </w:p>
     <w:p>
@@ -602,294 +580,123 @@
           <w:szCs w:val="36"/>
           <w:lang w:val="pt-BR" w:eastAsia="zh-CN" w:bidi="hi-IN"/>
         </w:rPr>
-        <w:t xml:space="preserve">Se pensarmos </w:t>
-      </w:r>
-      <w:r>
-        <w:rPr>
-          <w:rFonts w:eastAsia="Noto Serif CJK SC" w:cs="Noto Sans Devanagari" w:ascii="Garamond" w:hAnsi="Garamond"/>
-          <w:color w:val="00A0FC"/>
-          <w:kern w:val="2"/>
-          <w:sz w:val="36"/>
-          <w:szCs w:val="36"/>
-          <w:lang w:val="pt-BR" w:eastAsia="zh-CN" w:bidi="hi-IN"/>
-        </w:rPr>
-        <w:t>somente</w:t>
-      </w:r>
-      <w:r>
-        <w:rPr>
-          <w:rFonts w:eastAsia="Noto Serif CJK SC" w:cs="Noto Sans Devanagari" w:ascii="Garamond" w:hAnsi="Garamond"/>
-          <w:color w:val="00A0FC"/>
-          <w:kern w:val="2"/>
-          <w:sz w:val="36"/>
-          <w:szCs w:val="36"/>
-          <w:lang w:val="pt-BR" w:eastAsia="zh-CN" w:bidi="hi-IN"/>
-        </w:rPr>
-        <w:t xml:space="preserve"> em termos de matéria, realmente só </w:t>
-      </w:r>
-      <w:r>
-        <w:rPr>
-          <w:rFonts w:eastAsia="Noto Serif CJK SC" w:cs="Noto Sans Devanagari" w:ascii="Garamond" w:hAnsi="Garamond"/>
-          <w:color w:val="00A0FC"/>
-          <w:kern w:val="2"/>
-          <w:sz w:val="36"/>
-          <w:szCs w:val="36"/>
-          <w:lang w:val="pt-BR" w:eastAsia="zh-CN" w:bidi="hi-IN"/>
-        </w:rPr>
-        <w:t>existem</w:t>
-      </w:r>
-      <w:r>
-        <w:rPr>
-          <w:rFonts w:eastAsia="Noto Serif CJK SC" w:cs="Noto Sans Devanagari" w:ascii="Garamond" w:hAnsi="Garamond"/>
-          <w:color w:val="00A0FC"/>
-          <w:kern w:val="2"/>
-          <w:sz w:val="36"/>
-          <w:szCs w:val="36"/>
-          <w:lang w:val="pt-BR" w:eastAsia="zh-CN" w:bidi="hi-IN"/>
-        </w:rPr>
-        <w:t xml:space="preserve"> 2 classes: a dos seres inorgânicos, que compreende os minerais, e a dos seres orgânicos, composta pelas plantas, animais e o próprio homem.</w:t>
-      </w:r>
-    </w:p>
-    <w:p>
-      <w:pPr>
-        <w:pStyle w:val="Normal"/>
-        <w:bidi w:val="0"/>
-        <w:ind w:left="709" w:hanging="0"/>
-        <w:jc w:val="both"/>
-        <w:rPr>
-          <w:rFonts w:ascii="Garamond" w:hAnsi="Garamond"/>
-          <w:color w:val="00A0FC"/>
-          <w:sz w:val="36"/>
-          <w:szCs w:val="36"/>
-        </w:rPr>
-      </w:pPr>
-      <w:r>
-        <w:rPr>
-          <w:rFonts w:ascii="Garamond" w:hAnsi="Garamond"/>
-          <w:color w:val="00A0FC"/>
-          <w:sz w:val="36"/>
-          <w:szCs w:val="36"/>
-        </w:rPr>
-      </w:r>
-    </w:p>
-    <w:p>
-      <w:pPr>
-        <w:pStyle w:val="Normal"/>
-        <w:bidi w:val="0"/>
-        <w:ind w:left="709" w:hanging="0"/>
-        <w:jc w:val="both"/>
-        <w:rPr>
-          <w:rFonts w:ascii="Garamond" w:hAnsi="Garamond"/>
-          <w:color w:val="00A0FC"/>
-          <w:sz w:val="36"/>
-          <w:szCs w:val="36"/>
-        </w:rPr>
-      </w:pPr>
-      <w:r>
-        <w:rPr>
-          <w:rFonts w:eastAsia="Noto Serif CJK SC" w:cs="Noto Sans Devanagari" w:ascii="Garamond" w:hAnsi="Garamond"/>
-          <w:color w:val="00A0FC"/>
-          <w:kern w:val="2"/>
-          <w:sz w:val="36"/>
-          <w:szCs w:val="36"/>
-          <w:lang w:val="pt-BR" w:eastAsia="zh-CN" w:bidi="hi-IN"/>
-        </w:rPr>
-        <w:t xml:space="preserve">Se essa divisão for considerada do ponto de vista moral, aí sim, teremos 4 </w:t>
-      </w:r>
-      <w:r>
-        <w:rPr>
-          <w:rFonts w:eastAsia="Noto Serif CJK SC" w:cs="Noto Sans Devanagari" w:ascii="Garamond" w:hAnsi="Garamond"/>
-          <w:color w:val="00A0FC"/>
-          <w:kern w:val="2"/>
-          <w:sz w:val="36"/>
-          <w:szCs w:val="36"/>
-          <w:lang w:val="pt-BR" w:eastAsia="zh-CN" w:bidi="hi-IN"/>
-        </w:rPr>
-        <w:t>graus</w:t>
-      </w:r>
-      <w:r>
-        <w:rPr>
-          <w:rFonts w:eastAsia="Noto Serif CJK SC" w:cs="Noto Sans Devanagari" w:ascii="Garamond" w:hAnsi="Garamond"/>
-          <w:color w:val="00A0FC"/>
-          <w:kern w:val="2"/>
-          <w:sz w:val="36"/>
-          <w:szCs w:val="36"/>
-          <w:lang w:val="pt-BR" w:eastAsia="zh-CN" w:bidi="hi-IN"/>
-        </w:rPr>
-        <w:t>: os minerais, as plantas, os animais e o homem.</w:t>
-      </w:r>
-    </w:p>
-    <w:p>
-      <w:pPr>
-        <w:pStyle w:val="Normal"/>
-        <w:bidi w:val="0"/>
-        <w:ind w:left="709" w:hanging="0"/>
-        <w:jc w:val="both"/>
-        <w:rPr>
-          <w:rFonts w:ascii="Garamond" w:hAnsi="Garamond"/>
-          <w:color w:val="00A0FC"/>
-          <w:sz w:val="36"/>
-          <w:szCs w:val="36"/>
-        </w:rPr>
-      </w:pPr>
-      <w:r>
-        <w:rPr>
-          <w:rFonts w:ascii="Garamond" w:hAnsi="Garamond"/>
-          <w:color w:val="00A0FC"/>
-          <w:sz w:val="36"/>
-          <w:szCs w:val="36"/>
-        </w:rPr>
-      </w:r>
-    </w:p>
-    <w:p>
-      <w:pPr>
-        <w:pStyle w:val="Normal"/>
-        <w:bidi w:val="0"/>
-        <w:ind w:left="709" w:hanging="0"/>
-        <w:jc w:val="both"/>
-        <w:rPr>
-          <w:rFonts w:ascii="Garamond" w:hAnsi="Garamond"/>
-          <w:color w:val="00A0FC"/>
-          <w:sz w:val="36"/>
-          <w:szCs w:val="36"/>
-        </w:rPr>
-      </w:pPr>
-      <w:r>
-        <w:rPr>
-          <w:rFonts w:eastAsia="Noto Serif CJK SC" w:cs="Noto Sans Devanagari" w:ascii="Garamond" w:hAnsi="Garamond"/>
-          <w:color w:val="00A0FC"/>
-          <w:kern w:val="2"/>
-          <w:sz w:val="36"/>
-          <w:szCs w:val="36"/>
-          <w:lang w:val="pt-BR" w:eastAsia="zh-CN" w:bidi="hi-IN"/>
-        </w:rPr>
-        <w:t xml:space="preserve">Na nota que adicionou à resposta da Espiritualidade, Kardec </w:t>
-      </w:r>
-      <w:r>
-        <w:rPr>
-          <w:rFonts w:eastAsia="Noto Serif CJK SC" w:cs="Noto Sans Devanagari" w:ascii="Garamond" w:hAnsi="Garamond"/>
-          <w:color w:val="00A0FC"/>
-          <w:kern w:val="2"/>
-          <w:sz w:val="36"/>
-          <w:szCs w:val="36"/>
-          <w:lang w:val="pt-BR" w:eastAsia="zh-CN" w:bidi="hi-IN"/>
-        </w:rPr>
-        <w:t>diz</w:t>
-      </w:r>
-      <w:r>
-        <w:rPr>
-          <w:rFonts w:eastAsia="Noto Serif CJK SC" w:cs="Noto Sans Devanagari" w:ascii="Garamond" w:hAnsi="Garamond"/>
-          <w:color w:val="00A0FC"/>
-          <w:kern w:val="2"/>
-          <w:sz w:val="36"/>
-          <w:szCs w:val="36"/>
-          <w:lang w:val="pt-BR" w:eastAsia="zh-CN" w:bidi="hi-IN"/>
-        </w:rPr>
-        <w:t xml:space="preserve"> que, </w:t>
-      </w:r>
-      <w:r>
-        <w:rPr>
-          <w:rFonts w:eastAsia="Noto Serif CJK SC" w:cs="Noto Sans Devanagari" w:ascii="Garamond" w:hAnsi="Garamond"/>
-          <w:color w:val="00A0FC"/>
-          <w:kern w:val="2"/>
-          <w:sz w:val="36"/>
-          <w:szCs w:val="36"/>
-          <w:lang w:val="pt-BR" w:eastAsia="zh-CN" w:bidi="hi-IN"/>
-        </w:rPr>
-        <w:t>considerando</w:t>
-      </w:r>
-      <w:r>
-        <w:rPr>
-          <w:rFonts w:eastAsia="Noto Serif CJK SC" w:cs="Noto Sans Devanagari" w:ascii="Garamond" w:hAnsi="Garamond"/>
-          <w:color w:val="00A0FC"/>
-          <w:kern w:val="2"/>
-          <w:sz w:val="36"/>
-          <w:szCs w:val="36"/>
-          <w:lang w:val="pt-BR" w:eastAsia="zh-CN" w:bidi="hi-IN"/>
-        </w:rPr>
-        <w:t xml:space="preserve"> a divisão moral, ou seja, em 4 </w:t>
-      </w:r>
-      <w:r>
-        <w:rPr>
-          <w:rFonts w:eastAsia="Noto Serif CJK SC" w:cs="Noto Sans Devanagari" w:ascii="Garamond" w:hAnsi="Garamond"/>
-          <w:color w:val="00A0FC"/>
-          <w:kern w:val="2"/>
-          <w:sz w:val="36"/>
-          <w:szCs w:val="36"/>
-          <w:lang w:val="pt-BR" w:eastAsia="zh-CN" w:bidi="hi-IN"/>
-        </w:rPr>
-        <w:t>graus,</w:t>
-      </w:r>
-      <w:r>
-        <w:rPr>
-          <w:rFonts w:eastAsia="Noto Serif CJK SC" w:cs="Noto Sans Devanagari" w:ascii="Garamond" w:hAnsi="Garamond"/>
-          <w:color w:val="00A0FC"/>
-          <w:kern w:val="2"/>
-          <w:sz w:val="36"/>
-          <w:szCs w:val="36"/>
-          <w:lang w:val="pt-BR" w:eastAsia="zh-CN" w:bidi="hi-IN"/>
-        </w:rPr>
-        <w:t xml:space="preserve"> </w:t>
-      </w:r>
-      <w:r>
-        <w:rPr>
-          <w:rFonts w:eastAsia="Noto Serif CJK SC" w:cs="Noto Sans Devanagari" w:ascii="Garamond" w:hAnsi="Garamond"/>
-          <w:color w:val="00A0FC"/>
-          <w:kern w:val="2"/>
-          <w:sz w:val="36"/>
-          <w:szCs w:val="36"/>
-          <w:lang w:val="pt-BR" w:eastAsia="zh-CN" w:bidi="hi-IN"/>
-        </w:rPr>
-        <w:t>observaremos</w:t>
-      </w:r>
-      <w:r>
-        <w:rPr>
-          <w:rFonts w:eastAsia="Noto Serif CJK SC" w:cs="Noto Sans Devanagari" w:ascii="Garamond" w:hAnsi="Garamond"/>
-          <w:color w:val="00A0FC"/>
-          <w:kern w:val="2"/>
-          <w:sz w:val="36"/>
-          <w:szCs w:val="36"/>
-          <w:lang w:val="pt-BR" w:eastAsia="zh-CN" w:bidi="hi-IN"/>
-        </w:rPr>
-        <w:t xml:space="preserve"> uma escala que se inicia com os minerais e </w:t>
-      </w:r>
-      <w:r>
-        <w:rPr>
-          <w:rFonts w:eastAsia="Noto Serif CJK SC" w:cs="Noto Sans Devanagari" w:ascii="Garamond" w:hAnsi="Garamond"/>
-          <w:color w:val="00A0FC"/>
-          <w:kern w:val="2"/>
-          <w:sz w:val="36"/>
-          <w:szCs w:val="36"/>
-          <w:lang w:val="pt-BR" w:eastAsia="zh-CN" w:bidi="hi-IN"/>
-        </w:rPr>
-        <w:t>que se encerra</w:t>
-      </w:r>
-      <w:r>
-        <w:rPr>
-          <w:rFonts w:eastAsia="Noto Serif CJK SC" w:cs="Noto Sans Devanagari" w:ascii="Garamond" w:hAnsi="Garamond"/>
-          <w:color w:val="00A0FC"/>
-          <w:kern w:val="2"/>
-          <w:sz w:val="36"/>
-          <w:szCs w:val="36"/>
-          <w:lang w:val="pt-BR" w:eastAsia="zh-CN" w:bidi="hi-IN"/>
-        </w:rPr>
-        <w:t xml:space="preserve"> com o homem, pelo menos em se tratando de planeta Terra.</w:t>
-      </w:r>
-    </w:p>
-    <w:p>
-      <w:pPr>
-        <w:pStyle w:val="Normal"/>
-        <w:bidi w:val="0"/>
-        <w:ind w:left="709" w:hanging="0"/>
-        <w:jc w:val="both"/>
-        <w:rPr>
-          <w:rFonts w:ascii="Garamond" w:hAnsi="Garamond"/>
-          <w:color w:val="00A0FC"/>
-          <w:sz w:val="36"/>
-          <w:szCs w:val="36"/>
-        </w:rPr>
-      </w:pPr>
-      <w:r>
-        <w:rPr/>
+        <w:t>Se pensarmos somente em termos de matéria, realmente só existem 2 classes: a dos seres inorgânicos, que compreende os minerais, e a dos seres orgânicos, composta pelas plantas, animais e o próprio homem.</w:t>
+      </w:r>
+    </w:p>
+    <w:p>
+      <w:pPr>
+        <w:pStyle w:val="Normal"/>
+        <w:bidi w:val="0"/>
+        <w:ind w:left="709" w:hanging="0"/>
+        <w:jc w:val="both"/>
+        <w:rPr>
+          <w:rFonts w:ascii="Garamond" w:hAnsi="Garamond"/>
+          <w:color w:val="00A0FC"/>
+          <w:sz w:val="36"/>
+          <w:szCs w:val="36"/>
+        </w:rPr>
+      </w:pPr>
+      <w:r>
+        <w:rPr>
+          <w:rFonts w:ascii="Garamond" w:hAnsi="Garamond"/>
+          <w:color w:val="00A0FC"/>
+          <w:sz w:val="36"/>
+          <w:szCs w:val="36"/>
+        </w:rPr>
+      </w:r>
+    </w:p>
+    <w:p>
+      <w:pPr>
+        <w:pStyle w:val="Normal"/>
+        <w:bidi w:val="0"/>
+        <w:ind w:left="709" w:hanging="0"/>
+        <w:jc w:val="both"/>
+        <w:rPr>
+          <w:rFonts w:ascii="Garamond" w:hAnsi="Garamond"/>
+          <w:color w:val="00A0FC"/>
+          <w:sz w:val="36"/>
+          <w:szCs w:val="36"/>
+        </w:rPr>
+      </w:pPr>
+      <w:r>
+        <w:rPr>
+          <w:rFonts w:eastAsia="Noto Serif CJK SC" w:cs="Noto Sans Devanagari" w:ascii="Garamond" w:hAnsi="Garamond"/>
+          <w:color w:val="00A0FC"/>
+          <w:kern w:val="2"/>
+          <w:sz w:val="36"/>
+          <w:szCs w:val="36"/>
+          <w:lang w:val="pt-BR" w:eastAsia="zh-CN" w:bidi="hi-IN"/>
+        </w:rPr>
+        <w:t>Se essa divisão for considerada do ponto de vista moral, aí sim, teremos 4 graus: os minerais, as plantas, os animais e o homem.</w:t>
+      </w:r>
+    </w:p>
+    <w:p>
+      <w:pPr>
+        <w:pStyle w:val="Normal"/>
+        <w:bidi w:val="0"/>
+        <w:ind w:left="709" w:hanging="0"/>
+        <w:jc w:val="both"/>
+        <w:rPr>
+          <w:rFonts w:ascii="Garamond" w:hAnsi="Garamond"/>
+          <w:color w:val="00A0FC"/>
+          <w:sz w:val="36"/>
+          <w:szCs w:val="36"/>
+        </w:rPr>
+      </w:pPr>
+      <w:r>
+        <w:rPr>
+          <w:rFonts w:ascii="Garamond" w:hAnsi="Garamond"/>
+          <w:color w:val="00A0FC"/>
+          <w:sz w:val="36"/>
+          <w:szCs w:val="36"/>
+        </w:rPr>
+      </w:r>
+    </w:p>
+    <w:p>
+      <w:pPr>
+        <w:pStyle w:val="Normal"/>
+        <w:bidi w:val="0"/>
+        <w:ind w:left="709" w:hanging="0"/>
+        <w:jc w:val="both"/>
+        <w:rPr>
+          <w:rFonts w:ascii="Garamond" w:hAnsi="Garamond"/>
+          <w:color w:val="00A0FC"/>
+          <w:sz w:val="36"/>
+          <w:szCs w:val="36"/>
+        </w:rPr>
+      </w:pPr>
+      <w:r>
+        <w:rPr>
+          <w:rFonts w:eastAsia="Noto Serif CJK SC" w:cs="Noto Sans Devanagari" w:ascii="Garamond" w:hAnsi="Garamond"/>
+          <w:color w:val="00A0FC"/>
+          <w:kern w:val="2"/>
+          <w:sz w:val="36"/>
+          <w:szCs w:val="36"/>
+          <w:lang w:val="pt-BR" w:eastAsia="zh-CN" w:bidi="hi-IN"/>
+        </w:rPr>
+        <w:t>Na nota que adicionou à resposta da Espiritualidade, Kardec diz que, considerando a divisão moral, ou seja, em 4 graus, observaremos uma escala que se inicia com os minerais e que se encerra com o homem, pelo menos em se tratando de planeta Terra.</w:t>
+      </w:r>
+    </w:p>
+    <w:p>
+      <w:pPr>
+        <w:pStyle w:val="Normal"/>
+        <w:bidi w:val="0"/>
+        <w:ind w:left="709" w:hanging="0"/>
+        <w:jc w:val="both"/>
+        <w:rPr>
+          <w:rFonts w:ascii="Garamond" w:hAnsi="Garamond"/>
+          <w:color w:val="00A0FC"/>
+          <w:sz w:val="36"/>
+          <w:szCs w:val="36"/>
+        </w:rPr>
+      </w:pPr>
+      <w:r>
+        <w:rPr>
+          <w:rFonts w:ascii="Garamond" w:hAnsi="Garamond"/>
+          <w:color w:val="00A0FC"/>
+          <w:sz w:val="36"/>
+          <w:szCs w:val="36"/>
+        </w:rPr>
       </w:r>
     </w:p>
     <w:p>
@@ -931,7 +738,12 @@
         </w:rPr>
       </w:pPr>
       <w:r>
-        <w:rPr/>
+        <w:rPr>
+          <w:rFonts w:ascii="Garamond" w:hAnsi="Garamond"/>
+          <w:color w:val="00A0FC"/>
+          <w:sz w:val="36"/>
+          <w:szCs w:val="36"/>
+        </w:rPr>
       </w:r>
     </w:p>
     <w:p>
@@ -973,7 +785,12 @@
         </w:rPr>
       </w:pPr>
       <w:r>
-        <w:rPr/>
+        <w:rPr>
+          <w:rFonts w:ascii="Garamond" w:hAnsi="Garamond"/>
+          <w:color w:val="00A0FC"/>
+          <w:sz w:val="36"/>
+          <w:szCs w:val="36"/>
+        </w:rPr>
       </w:r>
     </w:p>
     <w:p>
@@ -1015,71 +832,59 @@
         </w:rPr>
       </w:pPr>
       <w:r>
-        <w:rPr/>
-      </w:r>
-    </w:p>
-    <w:p>
-      <w:pPr>
-        <w:pStyle w:val="Normal"/>
-        <w:bidi w:val="0"/>
-        <w:ind w:left="709" w:hanging="0"/>
-        <w:jc w:val="both"/>
-        <w:rPr>
-          <w:rFonts w:ascii="Garamond" w:hAnsi="Garamond"/>
-          <w:color w:val="00A0FC"/>
-          <w:sz w:val="36"/>
-          <w:szCs w:val="36"/>
-        </w:rPr>
-      </w:pPr>
-      <w:r>
-        <w:rPr>
-          <w:rFonts w:eastAsia="Noto Serif CJK SC" w:cs="Noto Sans Devanagari" w:ascii="Garamond" w:hAnsi="Garamond"/>
-          <w:color w:val="00A0FC"/>
-          <w:kern w:val="2"/>
-          <w:sz w:val="36"/>
-          <w:szCs w:val="36"/>
-          <w:lang w:val="pt-BR" w:eastAsia="zh-CN" w:bidi="hi-IN"/>
-        </w:rPr>
-        <w:t>Já o reino animal, sucedendo ao reino vegetal, possui força mecânica, vitalidade, e é também dotado de uma inteligência instintiva</w:t>
-      </w:r>
-      <w:r>
-        <w:rPr>
-          <w:rFonts w:eastAsia="Noto Serif CJK SC" w:cs="Noto Sans Devanagari" w:ascii="Garamond" w:hAnsi="Garamond"/>
-          <w:color w:val="00A0FC"/>
-          <w:kern w:val="2"/>
-          <w:sz w:val="36"/>
-          <w:szCs w:val="36"/>
-          <w:lang w:val="pt-BR" w:eastAsia="zh-CN" w:bidi="hi-IN"/>
-        </w:rPr>
-        <w:t xml:space="preserve">, o que permite aos animais terem </w:t>
-      </w:r>
-      <w:r>
-        <w:rPr>
-          <w:rFonts w:eastAsia="Noto Serif CJK SC" w:cs="Noto Sans Devanagari" w:ascii="Garamond" w:hAnsi="Garamond"/>
-          <w:color w:val="00A0FC"/>
-          <w:kern w:val="2"/>
-          <w:sz w:val="36"/>
-          <w:szCs w:val="36"/>
-          <w:lang w:val="pt-BR" w:eastAsia="zh-CN" w:bidi="hi-IN"/>
-        </w:rPr>
-        <w:t>consciência de sua existência  e de sua individualidade.</w:t>
-      </w:r>
-    </w:p>
-    <w:p>
-      <w:pPr>
-        <w:pStyle w:val="Normal"/>
-        <w:bidi w:val="0"/>
-        <w:ind w:left="709" w:hanging="0"/>
-        <w:jc w:val="both"/>
-        <w:rPr>
-          <w:rFonts w:ascii="Garamond" w:hAnsi="Garamond"/>
-          <w:color w:val="00A0FC"/>
-          <w:sz w:val="36"/>
-          <w:szCs w:val="36"/>
-        </w:rPr>
-      </w:pPr>
-      <w:r>
-        <w:rPr/>
+        <w:rPr>
+          <w:rFonts w:ascii="Garamond" w:hAnsi="Garamond"/>
+          <w:color w:val="00A0FC"/>
+          <w:sz w:val="36"/>
+          <w:szCs w:val="36"/>
+        </w:rPr>
+      </w:r>
+    </w:p>
+    <w:p>
+      <w:pPr>
+        <w:pStyle w:val="Normal"/>
+        <w:bidi w:val="0"/>
+        <w:ind w:left="709" w:hanging="0"/>
+        <w:jc w:val="both"/>
+        <w:rPr>
+          <w:rFonts w:ascii="Garamond" w:hAnsi="Garamond"/>
+          <w:color w:val="00A0FC"/>
+          <w:sz w:val="36"/>
+          <w:szCs w:val="36"/>
+        </w:rPr>
+      </w:pPr>
+      <w:r>
+        <w:rPr>
+          <w:rFonts w:eastAsia="Noto Serif CJK SC" w:cs="Noto Sans Devanagari" w:ascii="Garamond" w:hAnsi="Garamond"/>
+          <w:color w:val="00A0FC"/>
+          <w:kern w:val="2"/>
+          <w:sz w:val="36"/>
+          <w:szCs w:val="36"/>
+          <w:lang w:val="pt-BR" w:eastAsia="zh-CN" w:bidi="hi-IN"/>
+        </w:rPr>
+        <w:t>Já o reino animal, sucedendo ao reino vegetal, possui força mecânica, vitalidade, e é também dotado de uma inteligência instintiva, o que permite aos animais terem consciência de sua existência  e de sua individualidade.</w:t>
+      </w:r>
+    </w:p>
+    <w:p>
+      <w:pPr>
+        <w:pStyle w:val="Normal"/>
+        <w:bidi w:val="0"/>
+        <w:ind w:left="709" w:hanging="0"/>
+        <w:jc w:val="both"/>
+        <w:rPr>
+          <w:rFonts w:ascii="Garamond" w:hAnsi="Garamond"/>
+          <w:color w:val="00A0FC"/>
+          <w:sz w:val="36"/>
+          <w:szCs w:val="36"/>
+        </w:rPr>
+      </w:pPr>
+      <w:r>
+        <w:rPr>
+          <w:rFonts w:ascii="Garamond" w:hAnsi="Garamond"/>
+          <w:color w:val="00A0FC"/>
+          <w:sz w:val="36"/>
+          <w:szCs w:val="36"/>
+        </w:rPr>
       </w:r>
     </w:p>
     <w:p>
@@ -1123,6 +928,7 @@
       <w:r>
         <w:rPr>
           <w:rFonts w:ascii="Garamond" w:hAnsi="Garamond"/>
+          <w:color w:val="00A0FC"/>
           <w:sz w:val="36"/>
           <w:szCs w:val="36"/>
         </w:rPr>
@@ -1148,18 +954,7 @@
           <w:szCs w:val="36"/>
           <w:lang w:val="pt-BR" w:eastAsia="zh-CN" w:bidi="hi-IN"/>
         </w:rPr>
-        <w:t>5</w:t>
-      </w:r>
-      <w:r>
-        <w:rPr>
-          <w:rFonts w:eastAsia="Noto Serif CJK SC" w:cs="Noto Sans Devanagari" w:ascii="Garamond" w:hAnsi="Garamond"/>
-          <w:color w:val="auto"/>
-          <w:kern w:val="2"/>
-          <w:sz w:val="36"/>
-          <w:szCs w:val="36"/>
-          <w:lang w:val="pt-BR" w:eastAsia="zh-CN" w:bidi="hi-IN"/>
-        </w:rPr>
-        <w:t>86</w:t>
+        <w:t>586</w:t>
       </w:r>
       <w:r>
         <w:rPr>
@@ -1279,7 +1074,10 @@
         </w:rPr>
       </w:pPr>
       <w:r>
-        <w:rPr/>
+        <w:rPr>
+          <w:i w:val="false"/>
+          <w:iCs w:val="false"/>
+        </w:rPr>
       </w:r>
     </w:p>
     <w:p>
@@ -1321,7 +1119,10 @@
         </w:rPr>
       </w:pPr>
       <w:r>
-        <w:rPr/>
+        <w:rPr>
+          <w:i w:val="false"/>
+          <w:iCs w:val="false"/>
+        </w:rPr>
       </w:r>
     </w:p>
     <w:p>
@@ -1363,7 +1164,10 @@
         </w:rPr>
       </w:pPr>
       <w:r>
-        <w:rPr/>
+        <w:rPr>
+          <w:i w:val="false"/>
+          <w:iCs w:val="false"/>
+        </w:rPr>
       </w:r>
     </w:p>
     <w:p>
@@ -1405,75 +1209,55 @@
         </w:rPr>
       </w:pPr>
       <w:r>
-        <w:rPr/>
-      </w:r>
-    </w:p>
-    <w:p>
-      <w:pPr>
-        <w:pStyle w:val="Normal"/>
-        <w:bidi w:val="0"/>
-        <w:ind w:left="709" w:hanging="0"/>
-        <w:jc w:val="both"/>
-        <w:rPr>
-          <w:i w:val="false"/>
-          <w:i w:val="false"/>
-          <w:iCs w:val="false"/>
-        </w:rPr>
-      </w:pPr>
-      <w:r>
-        <w:rPr>
-          <w:rFonts w:eastAsia="Noto Serif CJK SC" w:cs="Noto Sans Devanagari" w:ascii="Garamond" w:hAnsi="Garamond"/>
-          <w:i w:val="false"/>
-          <w:iCs w:val="false"/>
-          <w:color w:val="00A0FC"/>
-          <w:kern w:val="2"/>
-          <w:sz w:val="36"/>
-          <w:szCs w:val="36"/>
-          <w:lang w:val="pt-BR" w:eastAsia="zh-CN" w:bidi="hi-IN"/>
-        </w:rPr>
-        <w:t xml:space="preserve">Mas, de acordo com a resposta da </w:t>
-      </w:r>
-      <w:r>
-        <w:rPr>
-          <w:rFonts w:eastAsia="Noto Serif CJK SC" w:cs="Noto Sans Devanagari" w:ascii="Garamond" w:hAnsi="Garamond"/>
-          <w:i w:val="false"/>
-          <w:iCs w:val="false"/>
-          <w:color w:val="00A0FC"/>
-          <w:kern w:val="2"/>
-          <w:sz w:val="36"/>
-          <w:szCs w:val="36"/>
-          <w:lang w:val="pt-BR" w:eastAsia="zh-CN" w:bidi="hi-IN"/>
-        </w:rPr>
-        <w:t>Espiritualidade</w:t>
-      </w:r>
-      <w:r>
-        <w:rPr>
-          <w:rFonts w:eastAsia="Noto Serif CJK SC" w:cs="Noto Sans Devanagari" w:ascii="Garamond" w:hAnsi="Garamond"/>
-          <w:i w:val="false"/>
-          <w:iCs w:val="false"/>
-          <w:color w:val="00A0FC"/>
-          <w:kern w:val="2"/>
-          <w:sz w:val="36"/>
-          <w:szCs w:val="36"/>
-          <w:lang w:val="pt-BR" w:eastAsia="zh-CN" w:bidi="hi-IN"/>
-        </w:rPr>
-        <w:t>, isso é impossível. A causa mais provável é que, tratando-as com amor e carinho, a pessoa transfere para suas plantas, energias extremamente benéficas que favorecem seu desenvolvimento.</w:t>
-      </w:r>
-    </w:p>
-    <w:p>
-      <w:pPr>
-        <w:pStyle w:val="Normal"/>
-        <w:bidi w:val="0"/>
-        <w:ind w:left="709" w:hanging="0"/>
-        <w:jc w:val="both"/>
-        <w:rPr>
-          <w:i w:val="false"/>
-          <w:i w:val="false"/>
-          <w:iCs w:val="false"/>
-        </w:rPr>
-      </w:pPr>
-      <w:r>
-        <w:rPr/>
+        <w:rPr>
+          <w:i w:val="false"/>
+          <w:iCs w:val="false"/>
+        </w:rPr>
+      </w:r>
+    </w:p>
+    <w:p>
+      <w:pPr>
+        <w:pStyle w:val="Normal"/>
+        <w:bidi w:val="0"/>
+        <w:ind w:left="709" w:hanging="0"/>
+        <w:jc w:val="both"/>
+        <w:rPr>
+          <w:i w:val="false"/>
+          <w:i w:val="false"/>
+          <w:iCs w:val="false"/>
+        </w:rPr>
+      </w:pPr>
+      <w:r>
+        <w:rPr>
+          <w:rFonts w:eastAsia="Noto Serif CJK SC" w:cs="Noto Sans Devanagari" w:ascii="Garamond" w:hAnsi="Garamond"/>
+          <w:i w:val="false"/>
+          <w:iCs w:val="false"/>
+          <w:color w:val="00A0FC"/>
+          <w:kern w:val="2"/>
+          <w:sz w:val="36"/>
+          <w:szCs w:val="36"/>
+          <w:lang w:val="pt-BR" w:eastAsia="zh-CN" w:bidi="hi-IN"/>
+        </w:rPr>
+        <w:t>Mas, de acordo com a resposta da Espiritualidade, isso é impossível. A causa mais provável é que, tratando-as com amor e carinho, a pessoa transfere para suas plantas, energias extremamente benéficas que favorecem seu desenvolvimento.</w:t>
+      </w:r>
+    </w:p>
+    <w:p>
+      <w:pPr>
+        <w:pStyle w:val="Normal"/>
+        <w:bidi w:val="0"/>
+        <w:ind w:left="709" w:hanging="0"/>
+        <w:jc w:val="both"/>
+        <w:rPr>
+          <w:i w:val="false"/>
+          <w:i w:val="false"/>
+          <w:iCs w:val="false"/>
+        </w:rPr>
+      </w:pPr>
+      <w:r>
+        <w:rPr>
+          <w:i w:val="false"/>
+          <w:iCs w:val="false"/>
+        </w:rPr>
       </w:r>
     </w:p>
     <w:p>
@@ -1515,7 +1299,10 @@
         </w:rPr>
       </w:pPr>
       <w:r>
-        <w:rPr/>
+        <w:rPr>
+          <w:i w:val="false"/>
+          <w:iCs w:val="false"/>
+        </w:rPr>
       </w:r>
     </w:p>
     <w:p>
@@ -1643,8 +1430,496 @@
           <w:sz w:val="36"/>
           <w:szCs w:val="36"/>
         </w:rPr>
-        <w:t>Recebem impressões físicas que atuam sobre a matéria, mas não</w:t>
-      </w:r>
+        <w:t>Recebem impressões físicas que atuam sobre a matéria, mas não têm percepções. Conseguintemente, não têm a sensação da dor.”</w:t>
+      </w:r>
+    </w:p>
+    <w:p>
+      <w:pPr>
+        <w:pStyle w:val="Normal"/>
+        <w:bidi w:val="0"/>
+        <w:ind w:hanging="0"/>
+        <w:jc w:val="both"/>
+        <w:rPr>
+          <w:rFonts w:ascii="Garamond" w:hAnsi="Garamond"/>
+          <w:sz w:val="36"/>
+          <w:szCs w:val="36"/>
+        </w:rPr>
+      </w:pPr>
+      <w:r>
+        <w:rPr>
+          <w:rFonts w:ascii="Garamond" w:hAnsi="Garamond"/>
+          <w:sz w:val="36"/>
+          <w:szCs w:val="36"/>
+        </w:rPr>
+      </w:r>
+    </w:p>
+    <w:p>
+      <w:pPr>
+        <w:pStyle w:val="Normal"/>
+        <w:bidi w:val="0"/>
+        <w:ind w:left="709" w:hanging="0"/>
+        <w:jc w:val="both"/>
+        <w:rPr>
+          <w:i w:val="false"/>
+          <w:i w:val="false"/>
+          <w:iCs w:val="false"/>
+        </w:rPr>
+      </w:pPr>
+      <w:r>
+        <w:rPr>
+          <w:rFonts w:eastAsia="Noto Serif CJK SC" w:cs="Noto Sans Devanagari" w:ascii="Garamond" w:hAnsi="Garamond"/>
+          <w:i w:val="false"/>
+          <w:iCs w:val="false"/>
+          <w:color w:val="00A0FC"/>
+          <w:kern w:val="2"/>
+          <w:sz w:val="36"/>
+          <w:szCs w:val="36"/>
+          <w:lang w:val="pt-BR" w:eastAsia="zh-CN" w:bidi="hi-IN"/>
+        </w:rPr>
+        <w:t>Na resposta anterior, a Espiritualidade deixou claro que as plantas não têm consciência de si, não são dotadas de nenhuma forma de pensamento; somente possuem a vida orgânica.</w:t>
+      </w:r>
+    </w:p>
+    <w:p>
+      <w:pPr>
+        <w:pStyle w:val="Normal"/>
+        <w:bidi w:val="0"/>
+        <w:ind w:left="709" w:hanging="0"/>
+        <w:jc w:val="both"/>
+        <w:rPr>
+          <w:i w:val="false"/>
+          <w:i w:val="false"/>
+          <w:iCs w:val="false"/>
+        </w:rPr>
+      </w:pPr>
+      <w:r>
+        <w:rPr>
+          <w:i w:val="false"/>
+          <w:iCs w:val="false"/>
+        </w:rPr>
+      </w:r>
+    </w:p>
+    <w:p>
+      <w:pPr>
+        <w:pStyle w:val="Normal"/>
+        <w:bidi w:val="0"/>
+        <w:ind w:left="709" w:hanging="0"/>
+        <w:jc w:val="both"/>
+        <w:rPr>
+          <w:i w:val="false"/>
+          <w:i w:val="false"/>
+          <w:iCs w:val="false"/>
+        </w:rPr>
+      </w:pPr>
+      <w:r>
+        <w:rPr>
+          <w:rFonts w:eastAsia="Noto Serif CJK SC" w:cs="Noto Sans Devanagari" w:ascii="Garamond" w:hAnsi="Garamond"/>
+          <w:i w:val="false"/>
+          <w:iCs w:val="false"/>
+          <w:color w:val="00A0FC"/>
+          <w:kern w:val="2"/>
+          <w:sz w:val="36"/>
+          <w:szCs w:val="36"/>
+          <w:lang w:val="pt-BR" w:eastAsia="zh-CN" w:bidi="hi-IN"/>
+        </w:rPr>
+        <w:t>E aí Kardec deseja saber se, mesmo tendo apenas a vitalidade, as plantas tem algum tipo de sensação, e se poderiam eventualmente sentir dor.</w:t>
+      </w:r>
+    </w:p>
+    <w:p>
+      <w:pPr>
+        <w:pStyle w:val="Normal"/>
+        <w:bidi w:val="0"/>
+        <w:ind w:left="709" w:hanging="0"/>
+        <w:jc w:val="both"/>
+        <w:rPr>
+          <w:i w:val="false"/>
+          <w:i w:val="false"/>
+          <w:iCs w:val="false"/>
+        </w:rPr>
+      </w:pPr>
+      <w:r>
+        <w:rPr>
+          <w:i w:val="false"/>
+          <w:iCs w:val="false"/>
+        </w:rPr>
+      </w:r>
+    </w:p>
+    <w:p>
+      <w:pPr>
+        <w:pStyle w:val="Normal"/>
+        <w:bidi w:val="0"/>
+        <w:ind w:left="709" w:hanging="0"/>
+        <w:jc w:val="both"/>
+        <w:rPr>
+          <w:i w:val="false"/>
+          <w:i w:val="false"/>
+          <w:iCs w:val="false"/>
+        </w:rPr>
+      </w:pPr>
+      <w:r>
+        <w:rPr>
+          <w:rFonts w:eastAsia="Noto Serif CJK SC" w:cs="Noto Sans Devanagari" w:ascii="Garamond" w:hAnsi="Garamond"/>
+          <w:i w:val="false"/>
+          <w:iCs w:val="false"/>
+          <w:color w:val="00A0FC"/>
+          <w:kern w:val="2"/>
+          <w:sz w:val="36"/>
+          <w:szCs w:val="36"/>
+          <w:lang w:val="pt-BR" w:eastAsia="zh-CN" w:bidi="hi-IN"/>
+        </w:rPr>
+        <w:t>A Espiritualidade diz que não, as plantas não sentem dor. O que quer que façamos a elas - arrancá-las da terra, desfolhá-las, cortá-las a machado ou serra, tudo fica restrito ao campo físico. Em outras palavras: serão somente impressões físicas. Nenhuma percepção, nada de dor.</w:t>
+      </w:r>
+    </w:p>
+    <w:p>
+      <w:pPr>
+        <w:pStyle w:val="Normal"/>
+        <w:bidi w:val="0"/>
+        <w:ind w:left="709" w:hanging="0"/>
+        <w:jc w:val="both"/>
+        <w:rPr>
+          <w:i w:val="false"/>
+          <w:i w:val="false"/>
+          <w:iCs w:val="false"/>
+        </w:rPr>
+      </w:pPr>
+      <w:r>
+        <w:rPr>
+          <w:i w:val="false"/>
+          <w:iCs w:val="false"/>
+        </w:rPr>
+      </w:r>
+    </w:p>
+    <w:p>
+      <w:pPr>
+        <w:pStyle w:val="Normal"/>
+        <w:bidi w:val="0"/>
+        <w:ind w:left="709" w:hanging="0"/>
+        <w:jc w:val="both"/>
+        <w:rPr>
+          <w:i w:val="false"/>
+          <w:i w:val="false"/>
+          <w:iCs w:val="false"/>
+        </w:rPr>
+      </w:pPr>
+      <w:r>
+        <w:rPr>
+          <w:rFonts w:eastAsia="Noto Serif CJK SC" w:cs="Noto Sans Devanagari" w:ascii="Garamond" w:hAnsi="Garamond"/>
+          <w:i w:val="false"/>
+          <w:iCs w:val="false"/>
+          <w:color w:val="00A0FC"/>
+          <w:kern w:val="2"/>
+          <w:sz w:val="36"/>
+          <w:szCs w:val="36"/>
+          <w:lang w:val="pt-BR" w:eastAsia="zh-CN" w:bidi="hi-IN"/>
+        </w:rPr>
+        <w:t>Embora muitas vezes a Ciência ignore ou mesmo despreze o lado espiritual das coisas, nessa pergunta de Kardec, ela corrobora a resposta da Espiritualidade.</w:t>
+      </w:r>
+    </w:p>
+    <w:p>
+      <w:pPr>
+        <w:pStyle w:val="Normal"/>
+        <w:bidi w:val="0"/>
+        <w:ind w:left="709" w:hanging="0"/>
+        <w:jc w:val="both"/>
+        <w:rPr>
+          <w:i w:val="false"/>
+          <w:i w:val="false"/>
+          <w:iCs w:val="false"/>
+        </w:rPr>
+      </w:pPr>
+      <w:r>
+        <w:rPr>
+          <w:i w:val="false"/>
+          <w:iCs w:val="false"/>
+        </w:rPr>
+      </w:r>
+    </w:p>
+    <w:p>
+      <w:pPr>
+        <w:pStyle w:val="Normal"/>
+        <w:bidi w:val="0"/>
+        <w:ind w:left="709" w:hanging="0"/>
+        <w:jc w:val="both"/>
+        <w:rPr>
+          <w:i w:val="false"/>
+          <w:i w:val="false"/>
+          <w:iCs w:val="false"/>
+        </w:rPr>
+      </w:pPr>
+      <w:r>
+        <w:rPr>
+          <w:rFonts w:eastAsia="Noto Serif CJK SC" w:cs="Noto Sans Devanagari" w:ascii="Garamond" w:hAnsi="Garamond"/>
+          <w:i w:val="false"/>
+          <w:iCs w:val="false"/>
+          <w:color w:val="00A0FC"/>
+          <w:kern w:val="2"/>
+          <w:sz w:val="36"/>
+          <w:szCs w:val="36"/>
+          <w:lang w:val="pt-BR" w:eastAsia="zh-CN" w:bidi="hi-IN"/>
+        </w:rPr>
+        <w:t xml:space="preserve">A principal razão para plantas e mesmo alguns animais simples não sentirem dor é a ausência de um cérebro e de um sistema nervoso central. A dor não é produzida no local onde ocorre um machucado, mas sim interpretada e sentida na mente. </w:t>
+      </w:r>
+    </w:p>
+    <w:p>
+      <w:pPr>
+        <w:pStyle w:val="Normal"/>
+        <w:bidi w:val="0"/>
+        <w:ind w:left="709" w:hanging="0"/>
+        <w:jc w:val="both"/>
+        <w:rPr>
+          <w:i w:val="false"/>
+          <w:i w:val="false"/>
+          <w:iCs w:val="false"/>
+        </w:rPr>
+      </w:pPr>
+      <w:r>
+        <w:rPr>
+          <w:i w:val="false"/>
+          <w:iCs w:val="false"/>
+        </w:rPr>
+      </w:r>
+    </w:p>
+    <w:p>
+      <w:pPr>
+        <w:pStyle w:val="Normal"/>
+        <w:bidi w:val="0"/>
+        <w:ind w:left="709" w:hanging="0"/>
+        <w:jc w:val="both"/>
+        <w:rPr>
+          <w:i w:val="false"/>
+          <w:i w:val="false"/>
+          <w:iCs w:val="false"/>
+        </w:rPr>
+      </w:pPr>
+      <w:r>
+        <w:rPr>
+          <w:rFonts w:eastAsia="Noto Serif CJK SC" w:cs="Noto Sans Devanagari" w:ascii="Garamond" w:hAnsi="Garamond"/>
+          <w:i w:val="false"/>
+          <w:iCs w:val="false"/>
+          <w:color w:val="00A0FC"/>
+          <w:kern w:val="2"/>
+          <w:sz w:val="36"/>
+          <w:szCs w:val="36"/>
+          <w:lang w:val="pt-BR" w:eastAsia="zh-CN" w:bidi="hi-IN"/>
+        </w:rPr>
+        <w:t>Sem neurônios para enviar a mensagem e sem um cérebro para transformar esse sinal elétrico em uma sensação de sofrimento, o organismo apenas reage de forma automática e mecânica aos danos, como um alarme de incêndio que toca sem "saber" ou "sentir" o fogo.</w:t>
+      </w:r>
+    </w:p>
+    <w:p>
+      <w:pPr>
+        <w:pStyle w:val="Normal"/>
+        <w:bidi w:val="0"/>
+        <w:ind w:left="709" w:hanging="0"/>
+        <w:jc w:val="both"/>
+        <w:rPr>
+          <w:i w:val="false"/>
+          <w:i w:val="false"/>
+          <w:iCs w:val="false"/>
+        </w:rPr>
+      </w:pPr>
+      <w:r>
+        <w:rPr>
+          <w:i w:val="false"/>
+          <w:iCs w:val="false"/>
+        </w:rPr>
+      </w:r>
+    </w:p>
+    <w:p>
+      <w:pPr>
+        <w:pStyle w:val="Normal"/>
+        <w:bidi w:val="0"/>
+        <w:ind w:left="709" w:hanging="0"/>
+        <w:jc w:val="both"/>
+        <w:rPr>
+          <w:i w:val="false"/>
+          <w:i w:val="false"/>
+          <w:iCs w:val="false"/>
+        </w:rPr>
+      </w:pPr>
+      <w:r>
+        <w:rPr>
+          <w:rFonts w:eastAsia="Noto Serif CJK SC" w:cs="Noto Sans Devanagari" w:ascii="Garamond" w:hAnsi="Garamond"/>
+          <w:i w:val="false"/>
+          <w:iCs w:val="false"/>
+          <w:color w:val="00A0FC"/>
+          <w:kern w:val="2"/>
+          <w:sz w:val="36"/>
+          <w:szCs w:val="36"/>
+          <w:lang w:val="pt-BR" w:eastAsia="zh-CN" w:bidi="hi-IN"/>
+        </w:rPr>
+        <w:t>É com base nesse princípio que muitas vezes os médicos se utilizam da produção de dor para comprovar a morte cerebral de uma pessoa. A medicina chama isso de estímulo sem resposta supraespinhal.</w:t>
+      </w:r>
+    </w:p>
+    <w:p>
+      <w:pPr>
+        <w:pStyle w:val="Normal"/>
+        <w:bidi w:val="0"/>
+        <w:ind w:left="709" w:hanging="0"/>
+        <w:jc w:val="both"/>
+        <w:rPr>
+          <w:i w:val="false"/>
+          <w:i w:val="false"/>
+          <w:iCs w:val="false"/>
+        </w:rPr>
+      </w:pPr>
+      <w:r>
+        <w:rPr>
+          <w:i w:val="false"/>
+          <w:iCs w:val="false"/>
+        </w:rPr>
+      </w:r>
+    </w:p>
+    <w:p>
+      <w:pPr>
+        <w:pStyle w:val="Normal"/>
+        <w:bidi w:val="0"/>
+        <w:ind w:left="709" w:hanging="0"/>
+        <w:jc w:val="both"/>
+        <w:rPr>
+          <w:i w:val="false"/>
+          <w:i w:val="false"/>
+          <w:iCs w:val="false"/>
+        </w:rPr>
+      </w:pPr>
+      <w:r>
+        <w:rPr>
+          <w:rFonts w:eastAsia="Noto Serif CJK SC" w:cs="Noto Sans Devanagari" w:ascii="Garamond" w:hAnsi="Garamond"/>
+          <w:i w:val="false"/>
+          <w:iCs w:val="false"/>
+          <w:color w:val="00A0FC"/>
+          <w:kern w:val="2"/>
+          <w:sz w:val="36"/>
+          <w:szCs w:val="36"/>
+          <w:lang w:val="pt-BR" w:eastAsia="zh-CN" w:bidi="hi-IN"/>
+        </w:rPr>
+        <w:t>O médico aplica estímulos intensos (como uma pressão forte sobre a região acima do olho ou no tórax). Em uma pessoa viva ou apenas em coma profundo, esses estímulos desencadeiam reações organizadas pelo cérebro (como franzir a testa, tentar afastar a mão do médico ou gemer). Na morte cerebral, como não há cérebro para "sentir" a dor, o corpo permanece completamente imóvel e sem qualquer reação emocional ou de proteção.</w:t>
+      </w:r>
+    </w:p>
+    <w:p>
+      <w:pPr>
+        <w:pStyle w:val="Normal"/>
+        <w:bidi w:val="0"/>
+        <w:ind w:left="709" w:hanging="0"/>
+        <w:jc w:val="both"/>
+        <w:rPr>
+          <w:i w:val="false"/>
+          <w:i w:val="false"/>
+          <w:iCs w:val="false"/>
+        </w:rPr>
+      </w:pPr>
+      <w:r>
+        <w:rPr>
+          <w:i w:val="false"/>
+          <w:iCs w:val="false"/>
+        </w:rPr>
+      </w:r>
+    </w:p>
+    <w:p>
+      <w:pPr>
+        <w:pStyle w:val="Normal"/>
+        <w:bidi w:val="0"/>
+        <w:ind w:left="709" w:hanging="0"/>
+        <w:jc w:val="both"/>
+        <w:rPr>
+          <w:i w:val="false"/>
+          <w:i w:val="false"/>
+          <w:iCs w:val="false"/>
+        </w:rPr>
+      </w:pPr>
+      <w:r>
+        <w:rPr>
+          <w:rFonts w:eastAsia="Noto Serif CJK SC" w:cs="Noto Sans Devanagari" w:ascii="Garamond" w:hAnsi="Garamond"/>
+          <w:i w:val="false"/>
+          <w:iCs w:val="false"/>
+          <w:color w:val="00A0FC"/>
+          <w:kern w:val="2"/>
+          <w:sz w:val="36"/>
+          <w:szCs w:val="36"/>
+          <w:lang w:val="pt-BR" w:eastAsia="zh-CN" w:bidi="hi-IN"/>
+        </w:rPr>
+        <w:t>Então, como as plantas não têm cérebro nem sistema nervoso central, naturalmente elas não experimentam qualquer tipo de sensação, além das de ordem física.</w:t>
+      </w:r>
+    </w:p>
+    <w:p>
+      <w:pPr>
+        <w:pStyle w:val="Normal"/>
+        <w:bidi w:val="0"/>
+        <w:ind w:left="709" w:hanging="0"/>
+        <w:jc w:val="both"/>
+        <w:rPr>
+          <w:i w:val="false"/>
+          <w:i w:val="false"/>
+          <w:iCs w:val="false"/>
+        </w:rPr>
+      </w:pPr>
+      <w:r>
+        <w:rPr>
+          <w:i w:val="false"/>
+          <w:iCs w:val="false"/>
+        </w:rPr>
+      </w:r>
+    </w:p>
+    <w:p>
+      <w:pPr>
+        <w:pStyle w:val="Normal"/>
+        <w:bidi w:val="0"/>
+        <w:jc w:val="both"/>
+        <w:rPr>
+          <w:rFonts w:ascii="Garamond" w:hAnsi="Garamond"/>
+          <w:sz w:val="36"/>
+          <w:szCs w:val="36"/>
+        </w:rPr>
+      </w:pPr>
+      <w:r>
+        <w:rPr>
+          <w:rFonts w:eastAsia="Noto Serif CJK SC" w:cs="Noto Sans Devanagari" w:ascii="Garamond" w:hAnsi="Garamond"/>
+          <w:color w:val="auto"/>
+          <w:kern w:val="2"/>
+          <w:sz w:val="36"/>
+          <w:szCs w:val="36"/>
+          <w:lang w:val="pt-BR" w:eastAsia="zh-CN" w:bidi="hi-IN"/>
+        </w:rPr>
+        <w:t>588</w:t>
+      </w:r>
+      <w:r>
+        <w:rPr>
+          <w:rFonts w:ascii="Garamond" w:hAnsi="Garamond"/>
+          <w:sz w:val="36"/>
+          <w:szCs w:val="36"/>
+        </w:rPr>
+        <w:t>. Independe da vontade delas a força que as atrai umas para as outras?</w:t>
+      </w:r>
+    </w:p>
+    <w:p>
+      <w:pPr>
+        <w:pStyle w:val="Normal"/>
+        <w:bidi w:val="0"/>
+        <w:jc w:val="both"/>
+        <w:rPr>
+          <w:rFonts w:ascii="Garamond" w:hAnsi="Garamond"/>
+          <w:sz w:val="36"/>
+          <w:szCs w:val="36"/>
+        </w:rPr>
+      </w:pPr>
+      <w:r>
+        <w:rPr>
+          <w:rFonts w:ascii="Garamond" w:hAnsi="Garamond"/>
+          <w:sz w:val="36"/>
+          <w:szCs w:val="36"/>
+        </w:rPr>
+      </w:r>
+    </w:p>
+    <w:p>
+      <w:pPr>
+        <w:pStyle w:val="Normal"/>
+        <w:bidi w:val="0"/>
+        <w:ind w:hanging="0"/>
+        <w:jc w:val="both"/>
+        <w:rPr>
+          <w:rFonts w:ascii="Garamond" w:hAnsi="Garamond"/>
+          <w:sz w:val="36"/>
+          <w:szCs w:val="36"/>
+        </w:rPr>
+      </w:pPr>
       <w:r>
         <w:rPr>
           <w:rFonts w:ascii="Garamond" w:hAnsi="Garamond"/>
@@ -1653,7 +1928,7 @@
           <w:sz w:val="36"/>
           <w:szCs w:val="36"/>
         </w:rPr>
-        <w:t xml:space="preserve"> </w:t>
+        <w:t>“</w:t>
       </w:r>
       <w:r>
         <w:rPr>
@@ -1663,496 +1938,354 @@
           <w:sz w:val="36"/>
           <w:szCs w:val="36"/>
         </w:rPr>
-        <w:t>têm percepções. Conseguintemente, não têm a sensação da dor.”</w:t>
-      </w:r>
-    </w:p>
-    <w:p>
-      <w:pPr>
-        <w:pStyle w:val="Normal"/>
-        <w:bidi w:val="0"/>
-        <w:ind w:hanging="0"/>
-        <w:jc w:val="both"/>
-        <w:rPr>
-          <w:rFonts w:ascii="Garamond" w:hAnsi="Garamond"/>
-          <w:sz w:val="36"/>
-          <w:szCs w:val="36"/>
-        </w:rPr>
-      </w:pPr>
-      <w:r>
-        <w:rPr>
-          <w:rFonts w:ascii="Garamond" w:hAnsi="Garamond"/>
-          <w:sz w:val="36"/>
-          <w:szCs w:val="36"/>
-        </w:rPr>
-      </w:r>
-    </w:p>
-    <w:p>
-      <w:pPr>
-        <w:pStyle w:val="Normal"/>
-        <w:bidi w:val="0"/>
-        <w:ind w:left="709" w:hanging="0"/>
-        <w:jc w:val="both"/>
-        <w:rPr>
-          <w:i w:val="false"/>
-          <w:i w:val="false"/>
-          <w:iCs w:val="false"/>
-        </w:rPr>
-      </w:pPr>
-      <w:r>
-        <w:rPr>
-          <w:rFonts w:eastAsia="Noto Serif CJK SC" w:cs="Noto Sans Devanagari" w:ascii="Garamond" w:hAnsi="Garamond"/>
-          <w:i w:val="false"/>
-          <w:iCs w:val="false"/>
-          <w:color w:val="00A0FC"/>
-          <w:kern w:val="2"/>
-          <w:sz w:val="36"/>
-          <w:szCs w:val="36"/>
-          <w:lang w:val="pt-BR" w:eastAsia="zh-CN" w:bidi="hi-IN"/>
-        </w:rPr>
-        <w:t>Na resposta anterior, a Espiritualidade deixou claro que as plantas não têm consciência de si, não são dotadas de nenhuma forma de pensamento; somente possuem a vida orgânica.</w:t>
-      </w:r>
-    </w:p>
-    <w:p>
-      <w:pPr>
-        <w:pStyle w:val="Normal"/>
-        <w:bidi w:val="0"/>
-        <w:ind w:left="709" w:hanging="0"/>
-        <w:jc w:val="both"/>
-        <w:rPr>
-          <w:i w:val="false"/>
-          <w:i w:val="false"/>
-          <w:iCs w:val="false"/>
-        </w:rPr>
-      </w:pPr>
-      <w:r>
-        <w:rPr/>
-      </w:r>
-    </w:p>
-    <w:p>
-      <w:pPr>
-        <w:pStyle w:val="Normal"/>
-        <w:bidi w:val="0"/>
-        <w:ind w:left="709" w:hanging="0"/>
-        <w:jc w:val="both"/>
-        <w:rPr>
-          <w:i w:val="false"/>
-          <w:i w:val="false"/>
-          <w:iCs w:val="false"/>
-        </w:rPr>
-      </w:pPr>
-      <w:r>
-        <w:rPr>
-          <w:rFonts w:eastAsia="Noto Serif CJK SC" w:cs="Noto Sans Devanagari" w:ascii="Garamond" w:hAnsi="Garamond"/>
-          <w:i w:val="false"/>
-          <w:iCs w:val="false"/>
-          <w:color w:val="00A0FC"/>
-          <w:kern w:val="2"/>
-          <w:sz w:val="36"/>
-          <w:szCs w:val="36"/>
-          <w:lang w:val="pt-BR" w:eastAsia="zh-CN" w:bidi="hi-IN"/>
-        </w:rPr>
-        <w:t xml:space="preserve">E aí Kardec deseja saber se, mesmo tendo apenas a vitalidade, as plantas </w:t>
-      </w:r>
-      <w:r>
-        <w:rPr>
-          <w:rFonts w:eastAsia="Noto Serif CJK SC" w:cs="Noto Sans Devanagari" w:ascii="Garamond" w:hAnsi="Garamond"/>
-          <w:i w:val="false"/>
-          <w:iCs w:val="false"/>
-          <w:color w:val="00A0FC"/>
-          <w:kern w:val="2"/>
-          <w:sz w:val="36"/>
-          <w:szCs w:val="36"/>
-          <w:lang w:val="pt-BR" w:eastAsia="zh-CN" w:bidi="hi-IN"/>
-        </w:rPr>
-        <w:t>tem algum tipo de sensação, e se poderiam eventualmente sentir dor.</w:t>
-      </w:r>
-    </w:p>
-    <w:p>
-      <w:pPr>
-        <w:pStyle w:val="Normal"/>
-        <w:bidi w:val="0"/>
-        <w:ind w:left="709" w:hanging="0"/>
-        <w:jc w:val="both"/>
-        <w:rPr>
-          <w:i w:val="false"/>
-          <w:i w:val="false"/>
-          <w:iCs w:val="false"/>
-        </w:rPr>
-      </w:pPr>
-      <w:r>
-        <w:rPr/>
-      </w:r>
-    </w:p>
-    <w:p>
-      <w:pPr>
-        <w:pStyle w:val="Normal"/>
-        <w:bidi w:val="0"/>
-        <w:ind w:left="709" w:hanging="0"/>
-        <w:jc w:val="both"/>
-        <w:rPr>
-          <w:i w:val="false"/>
-          <w:i w:val="false"/>
-          <w:iCs w:val="false"/>
-        </w:rPr>
-      </w:pPr>
-      <w:r>
-        <w:rPr>
-          <w:rFonts w:eastAsia="Noto Serif CJK SC" w:cs="Noto Sans Devanagari" w:ascii="Garamond" w:hAnsi="Garamond"/>
-          <w:i w:val="false"/>
-          <w:iCs w:val="false"/>
-          <w:color w:val="00A0FC"/>
-          <w:kern w:val="2"/>
-          <w:sz w:val="36"/>
-          <w:szCs w:val="36"/>
-          <w:lang w:val="pt-BR" w:eastAsia="zh-CN" w:bidi="hi-IN"/>
-        </w:rPr>
-        <w:t>A Espiritualidade diz que não, as plantas não sentem dor. O que quer que façamos a elas - arrancá-las da terra, desfolhá-las, cortá-las a machado ou serra, tudo fica restrito ao campo físico. Em outras palavras: serão somente impressões físicas. Nenhuma percepção, nada de dor.</w:t>
-      </w:r>
-    </w:p>
-    <w:p>
-      <w:pPr>
-        <w:pStyle w:val="Normal"/>
-        <w:bidi w:val="0"/>
-        <w:ind w:left="709" w:hanging="0"/>
-        <w:jc w:val="both"/>
-        <w:rPr>
-          <w:i w:val="false"/>
-          <w:i w:val="false"/>
-          <w:iCs w:val="false"/>
-        </w:rPr>
-      </w:pPr>
-      <w:r>
-        <w:rPr/>
-      </w:r>
-    </w:p>
-    <w:p>
-      <w:pPr>
-        <w:pStyle w:val="Normal"/>
-        <w:bidi w:val="0"/>
-        <w:ind w:left="709" w:hanging="0"/>
-        <w:jc w:val="both"/>
-        <w:rPr>
-          <w:i w:val="false"/>
-          <w:i w:val="false"/>
-          <w:iCs w:val="false"/>
-        </w:rPr>
-      </w:pPr>
-      <w:r>
-        <w:rPr>
-          <w:rFonts w:eastAsia="Noto Serif CJK SC" w:cs="Noto Sans Devanagari" w:ascii="Garamond" w:hAnsi="Garamond"/>
-          <w:i w:val="false"/>
-          <w:iCs w:val="false"/>
-          <w:color w:val="00A0FC"/>
-          <w:kern w:val="2"/>
-          <w:sz w:val="36"/>
-          <w:szCs w:val="36"/>
-          <w:lang w:val="pt-BR" w:eastAsia="zh-CN" w:bidi="hi-IN"/>
-        </w:rPr>
-        <w:t>Embora muitas vezes a Ciência ignore ou mesmo despreze o lado espiritual das coisas, nessa pergunta de Kardec, ela corrobora a resposta da Espiritualidade.</w:t>
-      </w:r>
-    </w:p>
-    <w:p>
-      <w:pPr>
-        <w:pStyle w:val="Normal"/>
-        <w:bidi w:val="0"/>
-        <w:ind w:left="709" w:hanging="0"/>
-        <w:jc w:val="both"/>
-        <w:rPr>
-          <w:i w:val="false"/>
-          <w:i w:val="false"/>
-          <w:iCs w:val="false"/>
-        </w:rPr>
-      </w:pPr>
-      <w:r>
-        <w:rPr/>
-      </w:r>
-    </w:p>
-    <w:p>
-      <w:pPr>
-        <w:pStyle w:val="Normal"/>
-        <w:bidi w:val="0"/>
-        <w:ind w:left="709" w:hanging="0"/>
-        <w:jc w:val="both"/>
-        <w:rPr>
-          <w:i w:val="false"/>
-          <w:i w:val="false"/>
-          <w:iCs w:val="false"/>
-        </w:rPr>
-      </w:pPr>
-      <w:r>
-        <w:rPr>
-          <w:rFonts w:eastAsia="Noto Serif CJK SC" w:cs="Noto Sans Devanagari" w:ascii="Garamond" w:hAnsi="Garamond"/>
-          <w:i w:val="false"/>
-          <w:iCs w:val="false"/>
-          <w:color w:val="00A0FC"/>
-          <w:kern w:val="2"/>
-          <w:sz w:val="36"/>
-          <w:szCs w:val="36"/>
-          <w:lang w:val="pt-BR" w:eastAsia="zh-CN" w:bidi="hi-IN"/>
-        </w:rPr>
-        <w:t xml:space="preserve">A principal razão para plantas e </w:t>
-      </w:r>
-      <w:r>
-        <w:rPr>
-          <w:rFonts w:eastAsia="Noto Serif CJK SC" w:cs="Noto Sans Devanagari" w:ascii="Garamond" w:hAnsi="Garamond"/>
-          <w:i w:val="false"/>
-          <w:iCs w:val="false"/>
-          <w:color w:val="00A0FC"/>
-          <w:kern w:val="2"/>
-          <w:sz w:val="36"/>
-          <w:szCs w:val="36"/>
-          <w:lang w:val="pt-BR" w:eastAsia="zh-CN" w:bidi="hi-IN"/>
-        </w:rPr>
-        <w:t xml:space="preserve">mesmo </w:t>
-      </w:r>
-      <w:r>
-        <w:rPr>
-          <w:rFonts w:eastAsia="Noto Serif CJK SC" w:cs="Noto Sans Devanagari" w:ascii="Garamond" w:hAnsi="Garamond"/>
-          <w:i w:val="false"/>
-          <w:iCs w:val="false"/>
-          <w:color w:val="00A0FC"/>
-          <w:kern w:val="2"/>
-          <w:sz w:val="36"/>
-          <w:szCs w:val="36"/>
-          <w:lang w:val="pt-BR" w:eastAsia="zh-CN" w:bidi="hi-IN"/>
-        </w:rPr>
-        <w:t xml:space="preserve">alguns animais simples não sentirem dor é a ausência de um cérebro e de um sistema nervoso central. A dor não é produzida no local onde ocorre um machucado, mas sim interpretada e sentida na mente. </w:t>
-      </w:r>
-    </w:p>
-    <w:p>
-      <w:pPr>
-        <w:pStyle w:val="Normal"/>
-        <w:bidi w:val="0"/>
-        <w:ind w:left="709" w:hanging="0"/>
-        <w:jc w:val="both"/>
-        <w:rPr>
-          <w:i w:val="false"/>
-          <w:i w:val="false"/>
-          <w:iCs w:val="false"/>
-        </w:rPr>
-      </w:pPr>
-      <w:r>
-        <w:rPr/>
-      </w:r>
-    </w:p>
-    <w:p>
-      <w:pPr>
-        <w:pStyle w:val="Normal"/>
-        <w:bidi w:val="0"/>
-        <w:ind w:left="709" w:hanging="0"/>
-        <w:jc w:val="both"/>
-        <w:rPr>
-          <w:i w:val="false"/>
-          <w:i w:val="false"/>
-          <w:iCs w:val="false"/>
-        </w:rPr>
-      </w:pPr>
-      <w:r>
-        <w:rPr>
-          <w:rFonts w:eastAsia="Noto Serif CJK SC" w:cs="Noto Sans Devanagari" w:ascii="Garamond" w:hAnsi="Garamond"/>
-          <w:i w:val="false"/>
-          <w:iCs w:val="false"/>
-          <w:color w:val="00A0FC"/>
-          <w:kern w:val="2"/>
-          <w:sz w:val="36"/>
-          <w:szCs w:val="36"/>
-          <w:lang w:val="pt-BR" w:eastAsia="zh-CN" w:bidi="hi-IN"/>
-        </w:rPr>
-        <w:t>Sem neurônios para enviar a mensagem e sem um cérebro para transformar esse sinal elétrico em uma sensação de sofrimento, o organismo apenas reage de forma automática e mecânica aos danos, como um alarme de incêndio que toca sem "saber" ou "sentir" o fogo.</w:t>
-      </w:r>
-    </w:p>
-    <w:p>
-      <w:pPr>
-        <w:pStyle w:val="Normal"/>
-        <w:bidi w:val="0"/>
-        <w:ind w:left="709" w:hanging="0"/>
-        <w:jc w:val="both"/>
-        <w:rPr>
-          <w:i w:val="false"/>
-          <w:i w:val="false"/>
-          <w:iCs w:val="false"/>
-        </w:rPr>
-      </w:pPr>
-      <w:r>
-        <w:rPr/>
-      </w:r>
-    </w:p>
-    <w:p>
-      <w:pPr>
-        <w:pStyle w:val="Normal"/>
-        <w:bidi w:val="0"/>
-        <w:ind w:left="709" w:hanging="0"/>
-        <w:jc w:val="both"/>
-        <w:rPr>
-          <w:i w:val="false"/>
-          <w:i w:val="false"/>
-          <w:iCs w:val="false"/>
-        </w:rPr>
-      </w:pPr>
-      <w:r>
-        <w:rPr>
-          <w:rFonts w:eastAsia="Noto Serif CJK SC" w:cs="Noto Sans Devanagari" w:ascii="Garamond" w:hAnsi="Garamond"/>
-          <w:i w:val="false"/>
-          <w:iCs w:val="false"/>
-          <w:color w:val="00A0FC"/>
-          <w:kern w:val="2"/>
-          <w:sz w:val="36"/>
-          <w:szCs w:val="36"/>
-          <w:lang w:val="pt-BR" w:eastAsia="zh-CN" w:bidi="hi-IN"/>
-        </w:rPr>
-        <w:t>É</w:t>
-      </w:r>
-      <w:r>
-        <w:rPr>
-          <w:rFonts w:eastAsia="Noto Serif CJK SC" w:cs="Noto Sans Devanagari" w:ascii="Garamond" w:hAnsi="Garamond"/>
-          <w:i w:val="false"/>
-          <w:iCs w:val="false"/>
-          <w:color w:val="00A0FC"/>
-          <w:kern w:val="2"/>
-          <w:sz w:val="36"/>
-          <w:szCs w:val="36"/>
-          <w:lang w:val="pt-BR" w:eastAsia="zh-CN" w:bidi="hi-IN"/>
-        </w:rPr>
-        <w:t xml:space="preserve"> com base nesse princípio que muitas vezes os médicos se utilizam da produção de dor para comprovar a morte cerebral de uma pessoa. A medicina chama isso de</w:t>
-      </w:r>
-      <w:r>
-        <w:rPr>
-          <w:rFonts w:eastAsia="Noto Serif CJK SC" w:cs="Noto Sans Devanagari" w:ascii="Garamond" w:hAnsi="Garamond"/>
-          <w:i w:val="false"/>
-          <w:iCs w:val="false"/>
-          <w:color w:val="00A0FC"/>
-          <w:kern w:val="2"/>
-          <w:sz w:val="36"/>
-          <w:szCs w:val="36"/>
-          <w:lang w:val="pt-BR" w:eastAsia="zh-CN" w:bidi="hi-IN"/>
-        </w:rPr>
-        <w:t xml:space="preserve"> estímulo sem resposta supraespinhal</w:t>
-      </w:r>
-      <w:r>
-        <w:rPr>
-          <w:rFonts w:eastAsia="Noto Serif CJK SC" w:cs="Noto Sans Devanagari" w:ascii="Garamond" w:hAnsi="Garamond"/>
-          <w:i w:val="false"/>
-          <w:iCs w:val="false"/>
-          <w:color w:val="00A0FC"/>
-          <w:kern w:val="2"/>
-          <w:sz w:val="36"/>
-          <w:szCs w:val="36"/>
-          <w:lang w:val="pt-BR" w:eastAsia="zh-CN" w:bidi="hi-IN"/>
-        </w:rPr>
-        <w:t>.</w:t>
-      </w:r>
-    </w:p>
-    <w:p>
-      <w:pPr>
-        <w:pStyle w:val="Normal"/>
-        <w:bidi w:val="0"/>
-        <w:ind w:left="709" w:hanging="0"/>
-        <w:jc w:val="both"/>
-        <w:rPr>
-          <w:i w:val="false"/>
-          <w:i w:val="false"/>
-          <w:iCs w:val="false"/>
-        </w:rPr>
-      </w:pPr>
-      <w:r>
-        <w:rPr/>
-      </w:r>
-    </w:p>
-    <w:p>
-      <w:pPr>
-        <w:pStyle w:val="Normal"/>
-        <w:bidi w:val="0"/>
-        <w:ind w:left="709" w:hanging="0"/>
-        <w:jc w:val="both"/>
-        <w:rPr>
-          <w:i w:val="false"/>
-          <w:i w:val="false"/>
-          <w:iCs w:val="false"/>
-        </w:rPr>
-      </w:pPr>
-      <w:r>
-        <w:rPr>
-          <w:rFonts w:eastAsia="Noto Serif CJK SC" w:cs="Noto Sans Devanagari" w:ascii="Garamond" w:hAnsi="Garamond"/>
-          <w:i w:val="false"/>
-          <w:iCs w:val="false"/>
-          <w:color w:val="00A0FC"/>
-          <w:kern w:val="2"/>
-          <w:sz w:val="36"/>
-          <w:szCs w:val="36"/>
-          <w:lang w:val="pt-BR" w:eastAsia="zh-CN" w:bidi="hi-IN"/>
-        </w:rPr>
-        <w:t>O</w:t>
-      </w:r>
-      <w:r>
-        <w:rPr>
-          <w:rFonts w:eastAsia="Noto Serif CJK SC" w:cs="Noto Sans Devanagari" w:ascii="Garamond" w:hAnsi="Garamond"/>
-          <w:i w:val="false"/>
-          <w:iCs w:val="false"/>
-          <w:color w:val="00A0FC"/>
-          <w:kern w:val="2"/>
-          <w:sz w:val="36"/>
-          <w:szCs w:val="36"/>
-          <w:lang w:val="pt-BR" w:eastAsia="zh-CN" w:bidi="hi-IN"/>
-        </w:rPr>
-        <w:t xml:space="preserve"> médico aplica estímulos intensos (como uma pressão forte sobre a região acima do olho ou no tórax). Em uma pessoa viva ou apenas em coma profundo, esses estímulos desencadeiam reações organizadas pelo cérebro (como franzir a testa, tentar afastar a mão do médico ou gemer). Na morte cerebral, como não há cérebro para "sentir" a dor, o corpo permanece completamente imóvel e sem qualquer reação emocional ou de proteção.</w:t>
-      </w:r>
-    </w:p>
-    <w:p>
-      <w:pPr>
-        <w:pStyle w:val="Normal"/>
-        <w:bidi w:val="0"/>
-        <w:ind w:left="709" w:hanging="0"/>
-        <w:jc w:val="both"/>
-        <w:rPr>
-          <w:i w:val="false"/>
-          <w:i w:val="false"/>
-          <w:iCs w:val="false"/>
-        </w:rPr>
-      </w:pPr>
-      <w:r>
-        <w:rPr/>
-      </w:r>
-    </w:p>
-    <w:p>
-      <w:pPr>
-        <w:pStyle w:val="Normal"/>
-        <w:bidi w:val="0"/>
-        <w:ind w:left="709" w:hanging="0"/>
-        <w:jc w:val="both"/>
-        <w:rPr>
-          <w:i w:val="false"/>
-          <w:i w:val="false"/>
-          <w:iCs w:val="false"/>
-        </w:rPr>
-      </w:pPr>
-      <w:r>
-        <w:rPr>
-          <w:rFonts w:eastAsia="Noto Serif CJK SC" w:cs="Noto Sans Devanagari" w:ascii="Garamond" w:hAnsi="Garamond"/>
-          <w:i w:val="false"/>
-          <w:iCs w:val="false"/>
-          <w:color w:val="00A0FC"/>
-          <w:kern w:val="2"/>
-          <w:sz w:val="36"/>
-          <w:szCs w:val="36"/>
-          <w:lang w:val="pt-BR" w:eastAsia="zh-CN" w:bidi="hi-IN"/>
-        </w:rPr>
-        <w:t>Então, como as plantas não têm cérebro nem sistema nervoso central, naturalmente elas não experimentam qualquer tipo de sensação, além das de ordem física.</w:t>
-      </w:r>
-    </w:p>
-    <w:p>
-      <w:pPr>
-        <w:pStyle w:val="Normal"/>
-        <w:bidi w:val="0"/>
-        <w:ind w:left="709" w:hanging="0"/>
-        <w:jc w:val="both"/>
-        <w:rPr>
-          <w:i w:val="false"/>
-          <w:i w:val="false"/>
-          <w:iCs w:val="false"/>
-        </w:rPr>
-      </w:pPr>
-      <w:r>
-        <w:rPr/>
+        <w:t>Certo, porquanto não pensam. É uma força mecânica da matéria, que atua sobre a matéria, sem que elas possam a isso opor-se.”</w:t>
+      </w:r>
+    </w:p>
+    <w:p>
+      <w:pPr>
+        <w:pStyle w:val="Normal"/>
+        <w:bidi w:val="0"/>
+        <w:ind w:left="709" w:hanging="0"/>
+        <w:jc w:val="both"/>
+        <w:rPr>
+          <w:rFonts w:ascii="Garamond" w:hAnsi="Garamond" w:eastAsia="Noto Serif CJK SC" w:cs="Noto Sans Devanagari"/>
+          <w:i w:val="false"/>
+          <w:i w:val="false"/>
+          <w:iCs w:val="false"/>
+          <w:color w:val="00A0FC"/>
+          <w:kern w:val="2"/>
+          <w:sz w:val="36"/>
+          <w:szCs w:val="36"/>
+          <w:lang w:val="pt-BR" w:eastAsia="zh-CN" w:bidi="hi-IN"/>
+        </w:rPr>
+      </w:pPr>
+      <w:r>
+        <w:rPr>
+          <w:rFonts w:eastAsia="Noto Serif CJK SC" w:cs="Noto Sans Devanagari" w:ascii="Garamond" w:hAnsi="Garamond"/>
+          <w:i w:val="false"/>
+          <w:iCs w:val="false"/>
+          <w:color w:val="00A0FC"/>
+          <w:kern w:val="2"/>
+          <w:sz w:val="36"/>
+          <w:szCs w:val="36"/>
+          <w:lang w:val="pt-BR" w:eastAsia="zh-CN" w:bidi="hi-IN"/>
+        </w:rPr>
+      </w:r>
+    </w:p>
+    <w:p>
+      <w:pPr>
+        <w:pStyle w:val="Normal"/>
+        <w:bidi w:val="0"/>
+        <w:ind w:left="709" w:hanging="0"/>
+        <w:jc w:val="both"/>
+        <w:rPr>
+          <w:rFonts w:ascii="Garamond" w:hAnsi="Garamond"/>
+          <w:color w:val="00A0FC"/>
+          <w:sz w:val="36"/>
+          <w:szCs w:val="36"/>
+        </w:rPr>
+      </w:pPr>
+      <w:r>
+        <w:rPr>
+          <w:rFonts w:eastAsia="Noto Serif CJK SC" w:cs="Noto Sans Devanagari" w:ascii="Garamond" w:hAnsi="Garamond"/>
+          <w:i w:val="false"/>
+          <w:iCs w:val="false"/>
+          <w:color w:val="00A0FC"/>
+          <w:kern w:val="2"/>
+          <w:sz w:val="36"/>
+          <w:szCs w:val="36"/>
+          <w:lang w:val="pt-BR" w:eastAsia="zh-CN" w:bidi="hi-IN"/>
+        </w:rPr>
+        <w:t>A pergunta de Kardec se refere ao comportamento que algumas plantas têm de buscar outras plantas ou de se direcionar para um alvo específico.</w:t>
+      </w:r>
+    </w:p>
+    <w:p>
+      <w:pPr>
+        <w:pStyle w:val="Normal"/>
+        <w:bidi w:val="0"/>
+        <w:ind w:left="709" w:hanging="0"/>
+        <w:jc w:val="both"/>
+        <w:rPr>
+          <w:rFonts w:ascii="Garamond" w:hAnsi="Garamond"/>
+          <w:color w:val="00A0FC"/>
+          <w:sz w:val="36"/>
+          <w:szCs w:val="36"/>
+        </w:rPr>
+      </w:pPr>
+      <w:r>
+        <w:rPr>
+          <w:rFonts w:ascii="Garamond" w:hAnsi="Garamond"/>
+          <w:color w:val="00A0FC"/>
+          <w:sz w:val="36"/>
+          <w:szCs w:val="36"/>
+        </w:rPr>
+      </w:r>
+    </w:p>
+    <w:p>
+      <w:pPr>
+        <w:pStyle w:val="Normal"/>
+        <w:bidi w:val="0"/>
+        <w:ind w:left="709" w:hanging="0"/>
+        <w:jc w:val="both"/>
+        <w:rPr>
+          <w:rFonts w:ascii="Garamond" w:hAnsi="Garamond"/>
+          <w:color w:val="00A0FC"/>
+          <w:sz w:val="36"/>
+          <w:szCs w:val="36"/>
+        </w:rPr>
+      </w:pPr>
+      <w:r>
+        <w:rPr>
+          <w:rFonts w:eastAsia="Noto Serif CJK SC" w:cs="Noto Sans Devanagari" w:ascii="Garamond" w:hAnsi="Garamond"/>
+          <w:i w:val="false"/>
+          <w:iCs w:val="false"/>
+          <w:color w:val="00A0FC"/>
+          <w:kern w:val="2"/>
+          <w:sz w:val="36"/>
+          <w:szCs w:val="36"/>
+          <w:lang w:val="pt-BR" w:eastAsia="zh-CN" w:bidi="hi-IN"/>
+        </w:rPr>
+        <w:t>É o caso, por exemplo, de plantas parasitas, que se movem em direção aos seus hospedeiros, e de  trepadeiras, que buscam sustentação em outras plantas ou mesmo em objetos.</w:t>
+      </w:r>
+    </w:p>
+    <w:p>
+      <w:pPr>
+        <w:pStyle w:val="Normal"/>
+        <w:bidi w:val="0"/>
+        <w:ind w:left="709" w:hanging="0"/>
+        <w:jc w:val="both"/>
+        <w:rPr>
+          <w:rFonts w:ascii="Garamond" w:hAnsi="Garamond"/>
+          <w:color w:val="00A0FC"/>
+          <w:sz w:val="36"/>
+          <w:szCs w:val="36"/>
+        </w:rPr>
+      </w:pPr>
+      <w:r>
+        <w:rPr>
+          <w:rFonts w:ascii="Garamond" w:hAnsi="Garamond"/>
+          <w:color w:val="00A0FC"/>
+          <w:sz w:val="36"/>
+          <w:szCs w:val="36"/>
+        </w:rPr>
+      </w:r>
+    </w:p>
+    <w:p>
+      <w:pPr>
+        <w:pStyle w:val="Normal"/>
+        <w:bidi w:val="0"/>
+        <w:ind w:left="709" w:hanging="0"/>
+        <w:jc w:val="both"/>
+        <w:rPr>
+          <w:rFonts w:ascii="Garamond" w:hAnsi="Garamond"/>
+          <w:color w:val="00A0FC"/>
+          <w:sz w:val="36"/>
+          <w:szCs w:val="36"/>
+        </w:rPr>
+      </w:pPr>
+      <w:r>
+        <w:rPr>
+          <w:rFonts w:eastAsia="Noto Serif CJK SC" w:cs="Noto Sans Devanagari" w:ascii="Garamond" w:hAnsi="Garamond"/>
+          <w:i w:val="false"/>
+          <w:iCs w:val="false"/>
+          <w:color w:val="00A0FC"/>
+          <w:kern w:val="2"/>
+          <w:sz w:val="36"/>
+          <w:szCs w:val="36"/>
+          <w:lang w:val="pt-BR" w:eastAsia="zh-CN" w:bidi="hi-IN"/>
+        </w:rPr>
+        <w:t>Kardec quer saber se tais plantas têm algum tipo de controle sobre esses movimentos, ou se eles acontecem contra a vontade delas.</w:t>
+      </w:r>
+    </w:p>
+    <w:p>
+      <w:pPr>
+        <w:pStyle w:val="Normal"/>
+        <w:bidi w:val="0"/>
+        <w:ind w:left="709" w:hanging="0"/>
+        <w:jc w:val="both"/>
+        <w:rPr>
+          <w:rFonts w:ascii="Garamond" w:hAnsi="Garamond"/>
+          <w:color w:val="00A0FC"/>
+          <w:sz w:val="36"/>
+          <w:szCs w:val="36"/>
+        </w:rPr>
+      </w:pPr>
+      <w:r>
+        <w:rPr>
+          <w:rFonts w:ascii="Garamond" w:hAnsi="Garamond"/>
+          <w:color w:val="00A0FC"/>
+          <w:sz w:val="36"/>
+          <w:szCs w:val="36"/>
+        </w:rPr>
+      </w:r>
+    </w:p>
+    <w:p>
+      <w:pPr>
+        <w:pStyle w:val="Normal"/>
+        <w:bidi w:val="0"/>
+        <w:ind w:left="709" w:hanging="0"/>
+        <w:jc w:val="both"/>
+        <w:rPr>
+          <w:rFonts w:ascii="Garamond" w:hAnsi="Garamond"/>
+          <w:color w:val="00A0FC"/>
+          <w:sz w:val="36"/>
+          <w:szCs w:val="36"/>
+        </w:rPr>
+      </w:pPr>
+      <w:r>
+        <w:rPr>
+          <w:rFonts w:eastAsia="Noto Serif CJK SC" w:cs="Noto Sans Devanagari" w:ascii="Garamond" w:hAnsi="Garamond"/>
+          <w:i w:val="false"/>
+          <w:iCs w:val="false"/>
+          <w:color w:val="00A0FC"/>
+          <w:kern w:val="2"/>
+          <w:sz w:val="36"/>
+          <w:szCs w:val="36"/>
+          <w:lang w:val="pt-BR" w:eastAsia="zh-CN" w:bidi="hi-IN"/>
+        </w:rPr>
+        <w:t>E a Espiritualidade responde que trata-se exclusivamente de um movimento mecânico atuando na matéria. As plantas não têm nem vontade própria para realizar esses movimentos, e muito menos força para se opor a eles.</w:t>
+      </w:r>
+    </w:p>
+    <w:p>
+      <w:pPr>
+        <w:pStyle w:val="Normal"/>
+        <w:bidi w:val="0"/>
+        <w:ind w:left="709" w:hanging="0"/>
+        <w:jc w:val="both"/>
+        <w:rPr>
+          <w:rFonts w:ascii="Garamond" w:hAnsi="Garamond"/>
+          <w:color w:val="00A0FC"/>
+          <w:sz w:val="36"/>
+          <w:szCs w:val="36"/>
+        </w:rPr>
+      </w:pPr>
+      <w:r>
+        <w:rPr>
+          <w:rFonts w:ascii="Garamond" w:hAnsi="Garamond"/>
+          <w:color w:val="00A0FC"/>
+          <w:sz w:val="36"/>
+          <w:szCs w:val="36"/>
+        </w:rPr>
+      </w:r>
+    </w:p>
+    <w:p>
+      <w:pPr>
+        <w:pStyle w:val="Normal"/>
+        <w:bidi w:val="0"/>
+        <w:ind w:left="709" w:hanging="0"/>
+        <w:jc w:val="both"/>
+        <w:rPr>
+          <w:rFonts w:ascii="Garamond" w:hAnsi="Garamond"/>
+          <w:color w:val="00A0FC"/>
+          <w:sz w:val="36"/>
+          <w:szCs w:val="36"/>
+        </w:rPr>
+      </w:pPr>
+      <w:r>
+        <w:rPr>
+          <w:rFonts w:eastAsia="Noto Serif CJK SC" w:cs="Noto Sans Devanagari" w:ascii="Garamond" w:hAnsi="Garamond"/>
+          <w:i w:val="false"/>
+          <w:iCs w:val="false"/>
+          <w:color w:val="00A0FC"/>
+          <w:kern w:val="2"/>
+          <w:sz w:val="36"/>
+          <w:szCs w:val="36"/>
+          <w:lang w:val="pt-BR" w:eastAsia="zh-CN" w:bidi="hi-IN"/>
+        </w:rPr>
+        <w:t xml:space="preserve">Por essa resposta vemos como Deus é infinitamente sábio. Ele provê Sua criação, mesmo os seres menos evoluídos, com todos os recursos necessários para sua reprodução, crescimento e sobrevivência. </w:t>
+      </w:r>
+    </w:p>
+    <w:p>
+      <w:pPr>
+        <w:pStyle w:val="Normal"/>
+        <w:bidi w:val="0"/>
+        <w:ind w:left="709" w:hanging="0"/>
+        <w:jc w:val="both"/>
+        <w:rPr>
+          <w:rFonts w:ascii="Garamond" w:hAnsi="Garamond"/>
+          <w:color w:val="00A0FC"/>
+          <w:sz w:val="36"/>
+          <w:szCs w:val="36"/>
+        </w:rPr>
+      </w:pPr>
+      <w:r>
+        <w:rPr>
+          <w:rFonts w:ascii="Garamond" w:hAnsi="Garamond"/>
+          <w:color w:val="00A0FC"/>
+          <w:sz w:val="36"/>
+          <w:szCs w:val="36"/>
+        </w:rPr>
+      </w:r>
+    </w:p>
+    <w:p>
+      <w:pPr>
+        <w:pStyle w:val="Normal"/>
+        <w:bidi w:val="0"/>
+        <w:ind w:left="709" w:hanging="0"/>
+        <w:jc w:val="both"/>
+        <w:rPr>
+          <w:rFonts w:ascii="Garamond" w:hAnsi="Garamond"/>
+          <w:color w:val="00A0FC"/>
+          <w:sz w:val="36"/>
+          <w:szCs w:val="36"/>
+        </w:rPr>
+      </w:pPr>
+      <w:r>
+        <w:rPr>
+          <w:rFonts w:eastAsia="Noto Serif CJK SC" w:cs="Noto Sans Devanagari" w:ascii="Garamond" w:hAnsi="Garamond"/>
+          <w:i w:val="false"/>
+          <w:iCs w:val="false"/>
+          <w:color w:val="00A0FC"/>
+          <w:kern w:val="2"/>
+          <w:sz w:val="36"/>
+          <w:szCs w:val="36"/>
+          <w:lang w:val="pt-BR" w:eastAsia="zh-CN" w:bidi="hi-IN"/>
+        </w:rPr>
+        <w:t>O movimento mecânico ao qual a Espiritualidade  se refere na resposta, carrega em si a sabedoria divina. Tudo acontece de forma harmônica e perfeita, guiando seres que sequer têm a capacidade  de pensar.</w:t>
+      </w:r>
+    </w:p>
+    <w:p>
+      <w:pPr>
+        <w:pStyle w:val="Normal"/>
+        <w:bidi w:val="0"/>
+        <w:ind w:left="709" w:hanging="0"/>
+        <w:jc w:val="both"/>
+        <w:rPr>
+          <w:rFonts w:ascii="Garamond" w:hAnsi="Garamond"/>
+          <w:color w:val="00A0FC"/>
+          <w:sz w:val="36"/>
+          <w:szCs w:val="36"/>
+        </w:rPr>
+      </w:pPr>
+      <w:r>
+        <w:rPr>
+          <w:rFonts w:ascii="Garamond" w:hAnsi="Garamond"/>
+          <w:color w:val="00A0FC"/>
+          <w:sz w:val="36"/>
+          <w:szCs w:val="36"/>
+        </w:rPr>
+      </w:r>
+    </w:p>
+    <w:p>
+      <w:pPr>
+        <w:pStyle w:val="Normal"/>
+        <w:bidi w:val="0"/>
+        <w:ind w:left="709" w:hanging="0"/>
+        <w:jc w:val="both"/>
+        <w:rPr>
+          <w:rFonts w:ascii="Garamond" w:hAnsi="Garamond"/>
+          <w:color w:val="00A0FC"/>
+          <w:sz w:val="36"/>
+          <w:szCs w:val="36"/>
+        </w:rPr>
+      </w:pPr>
+      <w:r>
+        <w:rPr>
+          <w:rFonts w:ascii="Garamond" w:hAnsi="Garamond"/>
+          <w:color w:val="00A0FC"/>
+          <w:sz w:val="36"/>
+          <w:szCs w:val="36"/>
+        </w:rPr>
       </w:r>
     </w:p>
     <w:p>
@@ -2175,15 +2308,15 @@
           <w:szCs w:val="36"/>
           <w:lang w:val="pt-BR" w:eastAsia="zh-CN" w:bidi="hi-IN"/>
         </w:rPr>
-        <w:t>588</w:t>
-      </w:r>
-      <w:r>
-        <w:rPr>
-          <w:rFonts w:ascii="Garamond" w:hAnsi="Garamond"/>
-          <w:sz w:val="36"/>
-          <w:szCs w:val="36"/>
-        </w:rPr>
-        <w:t>. Independe da vontade delas a força que as atrai umas para as outras?</w:t>
+        <w:t>589</w:t>
+      </w:r>
+      <w:r>
+        <w:rPr>
+          <w:rFonts w:ascii="Garamond" w:hAnsi="Garamond"/>
+          <w:sz w:val="36"/>
+          <w:szCs w:val="36"/>
+        </w:rPr>
+        <w:t>. Algumas plantas, como a sensitiva e a dioneia, por exemplo, executam movimentos que denotam grande sensibilidade e, em certos casos, uma espécie de vontade, conforme se observa na segunda, cujos lóbulos apanham a mosca que sobre ela pousa para sugá-la, parecendo que urde uma armadilha com o fim de capturar e matar aquele inseto. São dotadas essas plantas da faculdade de pensar? Têm vontade e formam uma classe intermediária entre a Natureza vegetal e a Natureza animal? Constituem a transição de uma para outra?</w:t>
       </w:r>
     </w:p>
     <w:p>
@@ -2235,7 +2368,27 @@
           <w:sz w:val="36"/>
           <w:szCs w:val="36"/>
         </w:rPr>
-        <w:t>Certo, porquanto não pensam. É uma força mecânica da matéria, que atua sobre a matéria, sem que elas possam a isso opor-se.”</w:t>
+        <w:t>Tudo na Natureza é transição, por isso mesmo que uma coisa não se assemelha a outra e, no entanto, todas se prendem umas às outras. As plantas não pensam; por conseguinte carecem de vontade. Nem a ostra que se abre, nem os zoófitos pensam: têm apenas um instinto cego e natural.”</w:t>
+      </w:r>
+    </w:p>
+    <w:p>
+      <w:pPr>
+        <w:pStyle w:val="Normal"/>
+        <w:bidi w:val="0"/>
+        <w:ind w:hanging="0"/>
+        <w:jc w:val="both"/>
+        <w:rPr>
+          <w:rFonts w:ascii="Garamond" w:hAnsi="Garamond"/>
+          <w:sz w:val="36"/>
+          <w:szCs w:val="36"/>
+        </w:rPr>
+      </w:pPr>
+      <w:r>
+        <w:rPr>
+          <w:rFonts w:ascii="Garamond" w:hAnsi="Garamond"/>
+          <w:sz w:val="36"/>
+          <w:szCs w:val="36"/>
+        </w:rPr>
       </w:r>
     </w:p>
     <w:p>
@@ -2249,51 +2402,109 @@
           <w:i w:val="false"/>
           <w:i w:val="false"/>
           <w:iCs w:val="false"/>
-          <w:color w:val="00A0FC"/>
-          <w:kern w:val="2"/>
-          <w:sz w:val="36"/>
-          <w:szCs w:val="36"/>
-          <w:lang w:val="pt-BR" w:eastAsia="zh-CN" w:bidi="hi-IN"/>
-        </w:rPr>
-      </w:pPr>
-      <w:r>
-        <w:rPr>
-          <w:rFonts w:eastAsia="Noto Serif CJK SC" w:cs="Noto Sans Devanagari" w:ascii="Garamond" w:hAnsi="Garamond"/>
-          <w:i w:val="false"/>
-          <w:iCs w:val="false"/>
-          <w:color w:val="00A0FC"/>
-          <w:kern w:val="2"/>
-          <w:sz w:val="36"/>
-          <w:szCs w:val="36"/>
-          <w:lang w:val="pt-BR" w:eastAsia="zh-CN" w:bidi="hi-IN"/>
-        </w:rPr>
-      </w:r>
-    </w:p>
-    <w:p>
-      <w:pPr>
-        <w:pStyle w:val="Normal"/>
-        <w:bidi w:val="0"/>
-        <w:ind w:left="709" w:hanging="0"/>
-        <w:jc w:val="both"/>
-        <w:rPr>
-          <w:rFonts w:ascii="Garamond" w:hAnsi="Garamond"/>
-          <w:color w:val="00A0FC"/>
-          <w:sz w:val="36"/>
-          <w:szCs w:val="36"/>
-        </w:rPr>
-      </w:pPr>
-      <w:r>
-        <w:rPr>
-          <w:rFonts w:eastAsia="Noto Serif CJK SC" w:cs="Noto Sans Devanagari" w:ascii="Garamond" w:hAnsi="Garamond"/>
-          <w:i w:val="false"/>
-          <w:iCs w:val="false"/>
-          <w:color w:val="00A0FC"/>
-          <w:kern w:val="2"/>
-          <w:sz w:val="36"/>
-          <w:szCs w:val="36"/>
-          <w:lang w:val="pt-BR" w:eastAsia="zh-CN" w:bidi="hi-IN"/>
-        </w:rPr>
-        <w:t>A pergunta de Kardec se refere ao comportamento que algumas plantas têm de buscar outras plantas ou de se direcionar para um alvo específico.</w:t>
+          <w:color w:val="000000"/>
+          <w:kern w:val="2"/>
+          <w:sz w:val="36"/>
+          <w:szCs w:val="36"/>
+          <w:lang w:val="pt-BR" w:eastAsia="zh-CN" w:bidi="hi-IN"/>
+        </w:rPr>
+      </w:pPr>
+      <w:r>
+        <w:rPr>
+          <w:rFonts w:eastAsia="Noto Serif CJK SC" w:cs="Noto Sans Devanagari" w:ascii="Garamond" w:hAnsi="Garamond"/>
+          <w:i w:val="false"/>
+          <w:iCs w:val="false"/>
+          <w:color w:val="000000"/>
+          <w:kern w:val="2"/>
+          <w:sz w:val="28"/>
+          <w:szCs w:val="28"/>
+          <w:lang w:val="pt-BR" w:eastAsia="zh-CN" w:bidi="hi-IN"/>
+        </w:rPr>
+        <w:t>O organismo humano nos proporciona exemplo de movimentos análogos, sem participação da vontade, nas funções digestivas e circulatórias. O piloro se contrai, ao contato de certos corpos, para lhes negar passagem. O mesmo provavelmente se dá na sensitiva, cujos movimentos de nenhum modo implicam a necessidade de percepção e, ainda menos, da vontade.</w:t>
+      </w:r>
+    </w:p>
+    <w:p>
+      <w:pPr>
+        <w:pStyle w:val="Normal"/>
+        <w:bidi w:val="0"/>
+        <w:ind w:left="709" w:hanging="0"/>
+        <w:jc w:val="both"/>
+        <w:rPr>
+          <w:rFonts w:ascii="Garamond" w:hAnsi="Garamond" w:eastAsia="Noto Serif CJK SC" w:cs="Noto Sans Devanagari"/>
+          <w:i w:val="false"/>
+          <w:i w:val="false"/>
+          <w:iCs w:val="false"/>
+          <w:color w:val="00A0FC"/>
+          <w:kern w:val="2"/>
+          <w:sz w:val="36"/>
+          <w:szCs w:val="36"/>
+          <w:lang w:val="pt-BR" w:eastAsia="zh-CN" w:bidi="hi-IN"/>
+        </w:rPr>
+      </w:pPr>
+      <w:r>
+        <w:rPr>
+          <w:rFonts w:eastAsia="Noto Serif CJK SC" w:cs="Noto Sans Devanagari" w:ascii="Garamond" w:hAnsi="Garamond"/>
+          <w:i w:val="false"/>
+          <w:iCs w:val="false"/>
+          <w:color w:val="00A0FC"/>
+          <w:kern w:val="2"/>
+          <w:sz w:val="36"/>
+          <w:szCs w:val="36"/>
+          <w:lang w:val="pt-BR" w:eastAsia="zh-CN" w:bidi="hi-IN"/>
+        </w:rPr>
+      </w:r>
+    </w:p>
+    <w:p>
+      <w:pPr>
+        <w:pStyle w:val="Normal"/>
+        <w:bidi w:val="0"/>
+        <w:ind w:left="709" w:hanging="0"/>
+        <w:jc w:val="both"/>
+        <w:rPr>
+          <w:rFonts w:ascii="Garamond" w:hAnsi="Garamond"/>
+          <w:color w:val="00A0FC"/>
+          <w:sz w:val="36"/>
+          <w:szCs w:val="36"/>
+        </w:rPr>
+      </w:pPr>
+      <w:r>
+        <w:rPr>
+          <w:rFonts w:eastAsia="Noto Serif CJK SC" w:cs="Noto Sans Devanagari" w:ascii="Garamond" w:hAnsi="Garamond"/>
+          <w:i w:val="false"/>
+          <w:iCs w:val="false"/>
+          <w:color w:val="00A0FC"/>
+          <w:kern w:val="2"/>
+          <w:sz w:val="36"/>
+          <w:szCs w:val="36"/>
+          <w:lang w:val="pt-BR" w:eastAsia="zh-CN" w:bidi="hi-IN"/>
+        </w:rPr>
+        <w:t xml:space="preserve">Bastante interessante a </w:t>
+      </w:r>
+      <w:r>
+        <w:rPr>
+          <w:rFonts w:eastAsia="Noto Serif CJK SC" w:cs="Noto Sans Devanagari" w:ascii="Garamond" w:hAnsi="Garamond"/>
+          <w:i w:val="false"/>
+          <w:iCs w:val="false"/>
+          <w:color w:val="00A0FC"/>
+          <w:kern w:val="2"/>
+          <w:sz w:val="36"/>
+          <w:szCs w:val="36"/>
+          <w:lang w:val="pt-BR" w:eastAsia="zh-CN" w:bidi="hi-IN"/>
+        </w:rPr>
+        <w:t xml:space="preserve"> pergunta de Kardec</w:t>
+      </w:r>
+      <w:r>
+        <w:rPr>
+          <w:rFonts w:eastAsia="Noto Serif CJK SC" w:cs="Noto Sans Devanagari" w:ascii="Garamond" w:hAnsi="Garamond"/>
+          <w:i w:val="false"/>
+          <w:iCs w:val="false"/>
+          <w:color w:val="00A0FC"/>
+          <w:kern w:val="2"/>
+          <w:sz w:val="36"/>
+          <w:szCs w:val="36"/>
+          <w:lang w:val="pt-BR" w:eastAsia="zh-CN" w:bidi="hi-IN"/>
+        </w:rPr>
+        <w:t>. Ele fala de determinadas espécies de plantas que tem um comportamento que dá a entender que elas pensam.</w:t>
       </w:r>
     </w:p>
     <w:p>
@@ -2337,20 +2548,7 @@
           <w:szCs w:val="36"/>
           <w:lang w:val="pt-BR" w:eastAsia="zh-CN" w:bidi="hi-IN"/>
         </w:rPr>
-        <w:t>É</w:t>
-      </w:r>
-      <w:r>
-        <w:rPr>
-          <w:rFonts w:eastAsia="Noto Serif CJK SC" w:cs="Noto Sans Devanagari" w:ascii="Garamond" w:hAnsi="Garamond"/>
-          <w:i w:val="false"/>
-          <w:iCs w:val="false"/>
-          <w:color w:val="00A0FC"/>
-          <w:kern w:val="2"/>
-          <w:sz w:val="36"/>
-          <w:szCs w:val="36"/>
-          <w:lang w:val="pt-BR" w:eastAsia="zh-CN" w:bidi="hi-IN"/>
-        </w:rPr>
-        <w:t xml:space="preserve"> o caso, por exemplo, de plantas parasitas, que se movem em direção aos seus hospedeiros, e de  trepadeiras, que buscam sustentação em outras plantas ou mesmo em objetos.</w:t>
+        <w:t>Pelas respostas anteriores da Espiritualidade, fica claro que as plantas não pensam. Como eu falei nos comentários da pergunta 587, as plantas não possuem cérebro e nem sistema nervoso central. Portanto, seria impossível que elas pensassem.</w:t>
       </w:r>
     </w:p>
     <w:p>
@@ -2394,7 +2592,7 @@
           <w:szCs w:val="36"/>
           <w:lang w:val="pt-BR" w:eastAsia="zh-CN" w:bidi="hi-IN"/>
         </w:rPr>
-        <w:t>Kardec quer saber se tais plantas têm algum tipo de controle sobre esses movimentos, ou se eles acontecem contra a vontade delas.</w:t>
+        <w:t>Ainda assim Kardec questiona se as plantas que apresentam esses comportamentos, digamos, inteligentes, realizam aqueles movimentos por vontade própria. E, naturalmente a Espiritualidade diz que não, reafirmando que as plantas não pensam e não têm vontade própria.</w:t>
       </w:r>
     </w:p>
     <w:p>
@@ -2438,7 +2636,7 @@
           <w:szCs w:val="36"/>
           <w:lang w:val="pt-BR" w:eastAsia="zh-CN" w:bidi="hi-IN"/>
         </w:rPr>
-        <w:t>E a Espiritualidade responde que trata-se exclusivamente de um movimento mecânico atuando na matéria. As plantas não têm nem vontade própria para realizar esses movimentos, e muito menos força para se opor a eles.</w:t>
+        <w:t>Mas Kardec traz à tona uma questão importantíssima quando falamos dos reinos da natureza: a transição entre eles.</w:t>
       </w:r>
     </w:p>
     <w:p>
@@ -2482,7 +2680,7 @@
           <w:szCs w:val="36"/>
           <w:lang w:val="pt-BR" w:eastAsia="zh-CN" w:bidi="hi-IN"/>
         </w:rPr>
-        <w:t xml:space="preserve">Por essa resposta vemos como Deus é infinitamente sábio. Ele provê Sua criação, mesmo os seres menos evoluídos, com todos os recursos necessários para sua reprodução, crescimento e sobrevivência. </w:t>
+        <w:t>Kardec pergunta se a sensitiva e a dioneia estariam num estágio mais elevado dentro do reino vegetal, aproximando-se do estágio menos elevado do reino animal. É como se essas plantas estivessem na fronteira entre o reino vegetal e o reino animal.</w:t>
       </w:r>
     </w:p>
     <w:p>
@@ -2526,7 +2724,7 @@
           <w:szCs w:val="36"/>
           <w:lang w:val="pt-BR" w:eastAsia="zh-CN" w:bidi="hi-IN"/>
         </w:rPr>
-        <w:t>O movimento mecânico ao qual a Espiritualidade  se refere na resposta, carrega em si a sabedoria divina. Tudo acontece de forma harmônica e perfeita, guiando seres que sequer têm a capacidade  de pensar.</w:t>
+        <w:t>E a Espiritualidade confirma que sim, que tudo na natureza está em transição, e que existe uma conexão entre todas as coisas, por mais que elas se pareçam diferentes.</w:t>
       </w:r>
     </w:p>
     <w:p>
@@ -2561,11 +2759,538 @@
       </w:pPr>
       <w:r>
         <w:rPr>
-          <w:rFonts w:ascii="Garamond" w:hAnsi="Garamond"/>
-          <w:color w:val="00A0FC"/>
-          <w:sz w:val="36"/>
-          <w:szCs w:val="36"/>
-        </w:rPr>
+          <w:rFonts w:eastAsia="Noto Serif CJK SC" w:cs="Noto Sans Devanagari" w:ascii="Garamond" w:hAnsi="Garamond"/>
+          <w:i w:val="false"/>
+          <w:iCs w:val="false"/>
+          <w:color w:val="00A0FC"/>
+          <w:kern w:val="2"/>
+          <w:sz w:val="36"/>
+          <w:szCs w:val="36"/>
+          <w:lang w:val="pt-BR" w:eastAsia="zh-CN" w:bidi="hi-IN"/>
+        </w:rPr>
+        <w:t xml:space="preserve">Na nota que adicionou à resposta da Espiritualidade, Kardec corrobora a explicação da Espiritualidade, lembrando de determinados partes do corpo humano que funcionam sem depender de nossa vontade. Kardec cita o piloro. </w:t>
+      </w:r>
+    </w:p>
+    <w:p>
+      <w:pPr>
+        <w:pStyle w:val="Normal"/>
+        <w:bidi w:val="0"/>
+        <w:ind w:left="709" w:hanging="0"/>
+        <w:jc w:val="both"/>
+        <w:rPr>
+          <w:rFonts w:ascii="Garamond" w:hAnsi="Garamond"/>
+          <w:color w:val="00A0FC"/>
+          <w:sz w:val="36"/>
+          <w:szCs w:val="36"/>
+        </w:rPr>
+      </w:pPr>
+      <w:r>
+        <w:rPr/>
+      </w:r>
+    </w:p>
+    <w:p>
+      <w:pPr>
+        <w:pStyle w:val="Normal"/>
+        <w:bidi w:val="0"/>
+        <w:ind w:left="709" w:hanging="0"/>
+        <w:jc w:val="both"/>
+        <w:rPr>
+          <w:rFonts w:ascii="Garamond" w:hAnsi="Garamond"/>
+          <w:color w:val="00A0FC"/>
+          <w:sz w:val="36"/>
+          <w:szCs w:val="36"/>
+        </w:rPr>
+      </w:pPr>
+      <w:r>
+        <w:rPr>
+          <w:rFonts w:eastAsia="Noto Serif CJK SC" w:cs="Noto Sans Devanagari" w:ascii="Garamond" w:hAnsi="Garamond"/>
+          <w:i w:val="false"/>
+          <w:iCs w:val="false"/>
+          <w:color w:val="00A0FC"/>
+          <w:kern w:val="2"/>
+          <w:sz w:val="36"/>
+          <w:szCs w:val="36"/>
+          <w:lang w:val="pt-BR" w:eastAsia="zh-CN" w:bidi="hi-IN"/>
+        </w:rPr>
+        <w:t>O piloro é um anel muscular na saída do estômago que funciona como uma válvula, controlando a passagem dos alimentos para o duodeno (a primeira parte do intestino delgado). Ele pode se contrair automaticamente para evitar a passagem de determinados alimentos.</w:t>
+      </w:r>
+    </w:p>
+    <w:p>
+      <w:pPr>
+        <w:pStyle w:val="Normal"/>
+        <w:bidi w:val="0"/>
+        <w:ind w:left="709" w:hanging="0"/>
+        <w:jc w:val="both"/>
+        <w:rPr>
+          <w:rFonts w:ascii="Garamond" w:hAnsi="Garamond"/>
+          <w:color w:val="00A0FC"/>
+          <w:sz w:val="36"/>
+          <w:szCs w:val="36"/>
+        </w:rPr>
+      </w:pPr>
+      <w:r>
+        <w:rPr/>
+      </w:r>
+    </w:p>
+    <w:p>
+      <w:pPr>
+        <w:pStyle w:val="Normal"/>
+        <w:bidi w:val="0"/>
+        <w:ind w:left="709" w:hanging="0"/>
+        <w:jc w:val="both"/>
+        <w:rPr>
+          <w:rFonts w:ascii="Garamond" w:hAnsi="Garamond"/>
+          <w:color w:val="00A0FC"/>
+          <w:sz w:val="36"/>
+          <w:szCs w:val="36"/>
+        </w:rPr>
+      </w:pPr>
+      <w:r>
+        <w:rPr>
+          <w:rFonts w:eastAsia="Noto Serif CJK SC" w:cs="Noto Sans Devanagari" w:ascii="Garamond" w:hAnsi="Garamond"/>
+          <w:i w:val="false"/>
+          <w:iCs w:val="false"/>
+          <w:color w:val="00A0FC"/>
+          <w:kern w:val="2"/>
+          <w:sz w:val="36"/>
+          <w:szCs w:val="36"/>
+          <w:lang w:val="pt-BR" w:eastAsia="zh-CN" w:bidi="hi-IN"/>
+        </w:rPr>
+        <w:t>E nós somos seres pensantes. Se em nós, existem partes do corpo que agem sem que sequer pensemos neles, que dirá em seres desprovidos de pensamentos, como é o caso das plantas.</w:t>
+      </w:r>
+    </w:p>
+    <w:p>
+      <w:pPr>
+        <w:pStyle w:val="Normal"/>
+        <w:bidi w:val="0"/>
+        <w:ind w:left="709" w:hanging="0"/>
+        <w:jc w:val="both"/>
+        <w:rPr>
+          <w:rFonts w:ascii="Garamond" w:hAnsi="Garamond"/>
+          <w:color w:val="00A0FC"/>
+          <w:sz w:val="36"/>
+          <w:szCs w:val="36"/>
+        </w:rPr>
+      </w:pPr>
+      <w:r>
+        <w:rPr/>
+      </w:r>
+    </w:p>
+    <w:p>
+      <w:pPr>
+        <w:pStyle w:val="Normal"/>
+        <w:bidi w:val="0"/>
+        <w:ind w:left="709" w:hanging="0"/>
+        <w:jc w:val="both"/>
+        <w:rPr>
+          <w:rFonts w:ascii="Garamond" w:hAnsi="Garamond"/>
+          <w:color w:val="00A0FC"/>
+          <w:sz w:val="36"/>
+          <w:szCs w:val="36"/>
+        </w:rPr>
+      </w:pPr>
+      <w:r>
+        <w:rPr>
+          <w:rFonts w:eastAsia="Noto Serif CJK SC" w:cs="Noto Sans Devanagari" w:ascii="Garamond" w:hAnsi="Garamond"/>
+          <w:i w:val="false"/>
+          <w:iCs w:val="false"/>
+          <w:color w:val="00A0FC"/>
+          <w:kern w:val="2"/>
+          <w:sz w:val="36"/>
+          <w:szCs w:val="36"/>
+          <w:lang w:val="pt-BR" w:eastAsia="zh-CN" w:bidi="hi-IN"/>
+        </w:rPr>
+        <w:t>Voltando à questão da transição. Lembram-se quando nós estudamos sobre a classificação dos Espíritos de acordo com o grau de evolução? Lá, Kardec nos explicou que, mesmo dentro de uma única categoria - ou ordem - de Espíritos, há uma diversidade enorme de graus evolutivos.</w:t>
+      </w:r>
+    </w:p>
+    <w:p>
+      <w:pPr>
+        <w:pStyle w:val="Normal"/>
+        <w:bidi w:val="0"/>
+        <w:ind w:left="709" w:hanging="0"/>
+        <w:jc w:val="both"/>
+        <w:rPr>
+          <w:rFonts w:ascii="Garamond" w:hAnsi="Garamond"/>
+          <w:color w:val="00A0FC"/>
+          <w:sz w:val="36"/>
+          <w:szCs w:val="36"/>
+        </w:rPr>
+      </w:pPr>
+      <w:r>
+        <w:rPr/>
+      </w:r>
+    </w:p>
+    <w:p>
+      <w:pPr>
+        <w:pStyle w:val="Normal"/>
+        <w:bidi w:val="0"/>
+        <w:ind w:left="709" w:hanging="0"/>
+        <w:jc w:val="both"/>
+        <w:rPr>
+          <w:rFonts w:ascii="Garamond" w:hAnsi="Garamond"/>
+          <w:color w:val="00A0FC"/>
+          <w:sz w:val="36"/>
+          <w:szCs w:val="36"/>
+        </w:rPr>
+      </w:pPr>
+      <w:r>
+        <w:rPr>
+          <w:rFonts w:eastAsia="Noto Serif CJK SC" w:cs="Noto Sans Devanagari" w:ascii="Garamond" w:hAnsi="Garamond"/>
+          <w:i w:val="false"/>
+          <w:iCs w:val="false"/>
+          <w:color w:val="00A0FC"/>
+          <w:kern w:val="2"/>
+          <w:sz w:val="36"/>
+          <w:szCs w:val="36"/>
+          <w:lang w:val="pt-BR" w:eastAsia="zh-CN" w:bidi="hi-IN"/>
+        </w:rPr>
+        <w:t>É uma série ininterrupta, desde o mais ínfimo grau até o grau superior.</w:t>
+      </w:r>
+    </w:p>
+    <w:p>
+      <w:pPr>
+        <w:pStyle w:val="Normal"/>
+        <w:bidi w:val="0"/>
+        <w:ind w:left="709" w:hanging="0"/>
+        <w:jc w:val="both"/>
+        <w:rPr>
+          <w:rFonts w:ascii="Garamond" w:hAnsi="Garamond"/>
+          <w:color w:val="00A0FC"/>
+          <w:sz w:val="36"/>
+          <w:szCs w:val="36"/>
+        </w:rPr>
+      </w:pPr>
+      <w:r>
+        <w:rPr/>
+      </w:r>
+    </w:p>
+    <w:p>
+      <w:pPr>
+        <w:pStyle w:val="Normal"/>
+        <w:bidi w:val="0"/>
+        <w:ind w:left="709" w:hanging="0"/>
+        <w:jc w:val="both"/>
+        <w:rPr>
+          <w:rFonts w:ascii="Garamond" w:hAnsi="Garamond"/>
+          <w:color w:val="00A0FC"/>
+          <w:sz w:val="36"/>
+          <w:szCs w:val="36"/>
+        </w:rPr>
+      </w:pPr>
+      <w:r>
+        <w:rPr>
+          <w:rFonts w:eastAsia="Noto Serif CJK SC" w:cs="Noto Sans Devanagari" w:ascii="Garamond" w:hAnsi="Garamond"/>
+          <w:i w:val="false"/>
+          <w:iCs w:val="false"/>
+          <w:color w:val="00A0FC"/>
+          <w:kern w:val="2"/>
+          <w:sz w:val="36"/>
+          <w:szCs w:val="36"/>
+          <w:lang w:val="pt-BR" w:eastAsia="zh-CN" w:bidi="hi-IN"/>
+        </w:rPr>
+        <w:t>Assim também acontece na natureza. Os animais, por serem dotados de alguma inteligência, nos fornecem exemplos excelentes do quão extensa é a faixa evolutiva que eles compreendem.</w:t>
+      </w:r>
+    </w:p>
+    <w:p>
+      <w:pPr>
+        <w:pStyle w:val="Normal"/>
+        <w:bidi w:val="0"/>
+        <w:ind w:left="709" w:hanging="0"/>
+        <w:jc w:val="both"/>
+        <w:rPr>
+          <w:rFonts w:ascii="Garamond" w:hAnsi="Garamond"/>
+          <w:color w:val="00A0FC"/>
+          <w:sz w:val="36"/>
+          <w:szCs w:val="36"/>
+        </w:rPr>
+      </w:pPr>
+      <w:r>
+        <w:rPr/>
+      </w:r>
+    </w:p>
+    <w:p>
+      <w:pPr>
+        <w:pStyle w:val="Normal"/>
+        <w:bidi w:val="0"/>
+        <w:ind w:left="709" w:hanging="0"/>
+        <w:jc w:val="both"/>
+        <w:rPr>
+          <w:rFonts w:ascii="Garamond" w:hAnsi="Garamond"/>
+          <w:color w:val="00A0FC"/>
+          <w:sz w:val="36"/>
+          <w:szCs w:val="36"/>
+        </w:rPr>
+      </w:pPr>
+      <w:r>
+        <w:rPr/>
+      </w:r>
+    </w:p>
+    <w:p>
+      <w:pPr>
+        <w:pStyle w:val="Normal"/>
+        <w:bidi w:val="0"/>
+        <w:ind w:left="709" w:hanging="0"/>
+        <w:jc w:val="both"/>
+        <w:rPr>
+          <w:rFonts w:ascii="Garamond" w:hAnsi="Garamond" w:eastAsia="Noto Serif CJK SC" w:cs="Noto Sans Devanagari"/>
+          <w:i w:val="false"/>
+          <w:i w:val="false"/>
+          <w:iCs w:val="false"/>
+          <w:color w:val="00A0FC"/>
+          <w:kern w:val="2"/>
+          <w:sz w:val="36"/>
+          <w:szCs w:val="36"/>
+          <w:lang w:val="pt-BR" w:eastAsia="zh-CN" w:bidi="hi-IN"/>
+        </w:rPr>
+      </w:pPr>
+      <w:r>
+        <w:rPr>
+          <w:rFonts w:eastAsia="Noto Serif CJK SC" w:cs="Noto Sans Devanagari" w:ascii="Garamond" w:hAnsi="Garamond"/>
+          <w:i w:val="false"/>
+          <w:iCs w:val="false"/>
+          <w:color w:val="00A0FC"/>
+          <w:kern w:val="2"/>
+          <w:sz w:val="36"/>
+          <w:szCs w:val="36"/>
+          <w:lang w:val="pt-BR" w:eastAsia="zh-CN" w:bidi="hi-IN"/>
+        </w:rPr>
+        <w:t>Basta nós observarmos a diferença absurda que existe entre o organismo de um</w:t>
+      </w:r>
+      <w:r>
+        <w:rPr>
+          <w:rFonts w:eastAsia="Noto Serif CJK SC" w:cs="Noto Sans Devanagari" w:ascii="Garamond" w:hAnsi="Garamond"/>
+          <w:i w:val="false"/>
+          <w:iCs w:val="false"/>
+          <w:color w:val="00A0FC"/>
+          <w:kern w:val="2"/>
+          <w:sz w:val="36"/>
+          <w:szCs w:val="36"/>
+          <w:lang w:val="pt-BR" w:eastAsia="zh-CN" w:bidi="hi-IN"/>
+        </w:rPr>
+        <w:t xml:space="preserve">a esponja-do-mar e um chimpanzé. Só por curiosidade: preparando esse estudo eu descobri que os insetos e os caramujos possuem organismos mais complexos do que a esponja-do-mar. </w:t>
+      </w:r>
+    </w:p>
+    <w:p>
+      <w:pPr>
+        <w:pStyle w:val="Normal"/>
+        <w:bidi w:val="0"/>
+        <w:ind w:left="709" w:hanging="0"/>
+        <w:jc w:val="both"/>
+        <w:rPr>
+          <w:rFonts w:ascii="Garamond" w:hAnsi="Garamond" w:eastAsia="Noto Serif CJK SC" w:cs="Noto Sans Devanagari"/>
+          <w:i w:val="false"/>
+          <w:i w:val="false"/>
+          <w:iCs w:val="false"/>
+          <w:color w:val="00A0FC"/>
+          <w:kern w:val="2"/>
+          <w:sz w:val="36"/>
+          <w:szCs w:val="36"/>
+          <w:lang w:val="pt-BR" w:eastAsia="zh-CN" w:bidi="hi-IN"/>
+        </w:rPr>
+      </w:pPr>
+      <w:r>
+        <w:rPr>
+          <w:rFonts w:eastAsia="Noto Serif CJK SC" w:cs="Noto Sans Devanagari" w:ascii="Garamond" w:hAnsi="Garamond"/>
+          <w:i w:val="false"/>
+          <w:iCs w:val="false"/>
+          <w:color w:val="00A0FC"/>
+          <w:kern w:val="2"/>
+          <w:sz w:val="36"/>
+          <w:szCs w:val="36"/>
+          <w:lang w:val="pt-BR" w:eastAsia="zh-CN" w:bidi="hi-IN"/>
+        </w:rPr>
+      </w:r>
+    </w:p>
+    <w:p>
+      <w:pPr>
+        <w:pStyle w:val="Normal"/>
+        <w:bidi w:val="0"/>
+        <w:ind w:left="709" w:hanging="0"/>
+        <w:jc w:val="both"/>
+        <w:rPr>
+          <w:rFonts w:ascii="Garamond" w:hAnsi="Garamond" w:eastAsia="Noto Serif CJK SC" w:cs="Noto Sans Devanagari"/>
+          <w:i w:val="false"/>
+          <w:i w:val="false"/>
+          <w:iCs w:val="false"/>
+          <w:color w:val="00A0FC"/>
+          <w:kern w:val="2"/>
+          <w:sz w:val="36"/>
+          <w:szCs w:val="36"/>
+          <w:lang w:val="pt-BR" w:eastAsia="zh-CN" w:bidi="hi-IN"/>
+        </w:rPr>
+      </w:pPr>
+      <w:r>
+        <w:rPr>
+          <w:rFonts w:eastAsia="Noto Serif CJK SC" w:cs="Noto Sans Devanagari" w:ascii="Garamond" w:hAnsi="Garamond"/>
+          <w:i w:val="false"/>
+          <w:iCs w:val="false"/>
+          <w:color w:val="00A0FC"/>
+          <w:kern w:val="2"/>
+          <w:sz w:val="36"/>
+          <w:szCs w:val="36"/>
+          <w:lang w:val="pt-BR" w:eastAsia="zh-CN" w:bidi="hi-IN"/>
+        </w:rPr>
+        <w:t>Mas, enfim: chimpanzés e esponjas-do-mar  pertencem ao reino animal, mas estão absurdamente distantes um do outro na linha de evolução.</w:t>
+      </w:r>
+    </w:p>
+    <w:p>
+      <w:pPr>
+        <w:pStyle w:val="Normal"/>
+        <w:bidi w:val="0"/>
+        <w:ind w:left="709" w:hanging="0"/>
+        <w:jc w:val="both"/>
+        <w:rPr>
+          <w:rFonts w:ascii="Garamond" w:hAnsi="Garamond" w:eastAsia="Noto Serif CJK SC" w:cs="Noto Sans Devanagari"/>
+          <w:i w:val="false"/>
+          <w:i w:val="false"/>
+          <w:iCs w:val="false"/>
+          <w:color w:val="00A0FC"/>
+          <w:kern w:val="2"/>
+          <w:sz w:val="36"/>
+          <w:szCs w:val="36"/>
+          <w:lang w:val="pt-BR" w:eastAsia="zh-CN" w:bidi="hi-IN"/>
+        </w:rPr>
+      </w:pPr>
+      <w:r>
+        <w:rPr>
+          <w:rFonts w:eastAsia="Noto Serif CJK SC" w:cs="Noto Sans Devanagari" w:ascii="Garamond" w:hAnsi="Garamond"/>
+          <w:i w:val="false"/>
+          <w:iCs w:val="false"/>
+          <w:color w:val="00A0FC"/>
+          <w:kern w:val="2"/>
+          <w:sz w:val="36"/>
+          <w:szCs w:val="36"/>
+          <w:lang w:val="pt-BR" w:eastAsia="zh-CN" w:bidi="hi-IN"/>
+        </w:rPr>
+      </w:r>
+    </w:p>
+    <w:p>
+      <w:pPr>
+        <w:pStyle w:val="Normal"/>
+        <w:bidi w:val="0"/>
+        <w:ind w:left="709" w:hanging="0"/>
+        <w:jc w:val="both"/>
+        <w:rPr>
+          <w:rFonts w:ascii="Garamond" w:hAnsi="Garamond" w:eastAsia="Noto Serif CJK SC" w:cs="Noto Sans Devanagari"/>
+          <w:i w:val="false"/>
+          <w:i w:val="false"/>
+          <w:iCs w:val="false"/>
+          <w:color w:val="00A0FC"/>
+          <w:kern w:val="2"/>
+          <w:sz w:val="36"/>
+          <w:szCs w:val="36"/>
+          <w:lang w:val="pt-BR" w:eastAsia="zh-CN" w:bidi="hi-IN"/>
+        </w:rPr>
+      </w:pPr>
+      <w:r>
+        <w:rPr>
+          <w:rFonts w:eastAsia="Noto Serif CJK SC" w:cs="Noto Sans Devanagari" w:ascii="Garamond" w:hAnsi="Garamond"/>
+          <w:i w:val="false"/>
+          <w:iCs w:val="false"/>
+          <w:color w:val="00A0FC"/>
+          <w:kern w:val="2"/>
+          <w:sz w:val="36"/>
+          <w:szCs w:val="36"/>
+          <w:lang w:val="pt-BR" w:eastAsia="zh-CN" w:bidi="hi-IN"/>
+        </w:rPr>
+        <w:t>Só que nós percebemos essa diferença também no aspecto comportamental. Por que existem animais com uma gigantesca agressividade tais como o crocodilo do Nilo e o tubarão branco, e outros capazes de demonstrar gratidão e afeto quase como um ser humano, como os animais domésticos?</w:t>
+      </w:r>
+    </w:p>
+    <w:p>
+      <w:pPr>
+        <w:pStyle w:val="Normal"/>
+        <w:bidi w:val="0"/>
+        <w:ind w:left="709" w:hanging="0"/>
+        <w:jc w:val="both"/>
+        <w:rPr>
+          <w:rFonts w:ascii="Garamond" w:hAnsi="Garamond" w:eastAsia="Noto Serif CJK SC" w:cs="Noto Sans Devanagari"/>
+          <w:i w:val="false"/>
+          <w:i w:val="false"/>
+          <w:iCs w:val="false"/>
+          <w:color w:val="00A0FC"/>
+          <w:kern w:val="2"/>
+          <w:sz w:val="36"/>
+          <w:szCs w:val="36"/>
+          <w:lang w:val="pt-BR" w:eastAsia="zh-CN" w:bidi="hi-IN"/>
+        </w:rPr>
+      </w:pPr>
+      <w:r>
+        <w:rPr>
+          <w:rFonts w:eastAsia="Noto Serif CJK SC" w:cs="Noto Sans Devanagari" w:ascii="Garamond" w:hAnsi="Garamond"/>
+          <w:i w:val="false"/>
+          <w:iCs w:val="false"/>
+          <w:color w:val="00A0FC"/>
+          <w:kern w:val="2"/>
+          <w:sz w:val="36"/>
+          <w:szCs w:val="36"/>
+          <w:lang w:val="pt-BR" w:eastAsia="zh-CN" w:bidi="hi-IN"/>
+        </w:rPr>
+      </w:r>
+    </w:p>
+    <w:p>
+      <w:pPr>
+        <w:pStyle w:val="Normal"/>
+        <w:bidi w:val="0"/>
+        <w:ind w:left="709" w:hanging="0"/>
+        <w:jc w:val="both"/>
+        <w:rPr>
+          <w:rFonts w:ascii="Garamond" w:hAnsi="Garamond" w:eastAsia="Noto Serif CJK SC" w:cs="Noto Sans Devanagari"/>
+          <w:i w:val="false"/>
+          <w:i w:val="false"/>
+          <w:iCs w:val="false"/>
+          <w:color w:val="00A0FC"/>
+          <w:kern w:val="2"/>
+          <w:sz w:val="36"/>
+          <w:szCs w:val="36"/>
+          <w:lang w:val="pt-BR" w:eastAsia="zh-CN" w:bidi="hi-IN"/>
+        </w:rPr>
+      </w:pPr>
+      <w:r>
+        <w:rPr>
+          <w:rFonts w:eastAsia="Noto Serif CJK SC" w:cs="Noto Sans Devanagari" w:ascii="Garamond" w:hAnsi="Garamond"/>
+          <w:i w:val="false"/>
+          <w:iCs w:val="false"/>
+          <w:color w:val="00A0FC"/>
+          <w:kern w:val="2"/>
+          <w:sz w:val="36"/>
+          <w:szCs w:val="36"/>
+          <w:lang w:val="pt-BR" w:eastAsia="zh-CN" w:bidi="hi-IN"/>
+        </w:rPr>
+        <w:t>Porque Deus é sábio, misericordioso e perfeito em toda sua criação.</w:t>
+      </w:r>
+    </w:p>
+    <w:p>
+      <w:pPr>
+        <w:pStyle w:val="Normal"/>
+        <w:bidi w:val="0"/>
+        <w:ind w:left="709" w:hanging="0"/>
+        <w:jc w:val="both"/>
+        <w:rPr>
+          <w:rFonts w:ascii="Garamond" w:hAnsi="Garamond"/>
+          <w:color w:val="00A0FC"/>
+          <w:sz w:val="36"/>
+          <w:szCs w:val="36"/>
+        </w:rPr>
+      </w:pPr>
+      <w:r>
+        <w:rPr/>
+      </w:r>
+    </w:p>
+    <w:p>
+      <w:pPr>
+        <w:pStyle w:val="Normal"/>
+        <w:bidi w:val="0"/>
+        <w:ind w:left="709" w:hanging="0"/>
+        <w:jc w:val="both"/>
+        <w:rPr>
+          <w:rFonts w:ascii="Garamond" w:hAnsi="Garamond"/>
+          <w:color w:val="00A0FC"/>
+          <w:sz w:val="36"/>
+          <w:szCs w:val="36"/>
+        </w:rPr>
+      </w:pPr>
+      <w:r>
+        <w:rPr/>
       </w:r>
     </w:p>
     <w:p>
@@ -2588,15 +3313,31 @@
           <w:szCs w:val="36"/>
           <w:lang w:val="pt-BR" w:eastAsia="zh-CN" w:bidi="hi-IN"/>
         </w:rPr>
-        <w:t>553</w:t>
-      </w:r>
-      <w:r>
-        <w:rPr>
-          <w:rFonts w:ascii="Garamond" w:hAnsi="Garamond"/>
-          <w:sz w:val="36"/>
-          <w:szCs w:val="36"/>
-        </w:rPr>
-        <w:t>. Que efeito podem produzir as fórmulas e práticas mediante as quais pessoas há que pretendem dispor do concurso dos Espíritos?</w:t>
+        <w:t>590</w:t>
+      </w:r>
+      <w:r>
+        <w:rPr>
+          <w:rFonts w:ascii="Garamond" w:hAnsi="Garamond"/>
+          <w:sz w:val="36"/>
+          <w:szCs w:val="36"/>
+        </w:rPr>
+        <w:t>. Não haverá nas plantas, como nos animais, um instinto de conservação, que as induza a procurar o que lhes possa ser útil e a evitar o</w:t>
+      </w:r>
+      <w:r>
+        <w:rPr>
+          <w:rFonts w:ascii="Garamond" w:hAnsi="Garamond"/>
+          <w:sz w:val="36"/>
+          <w:szCs w:val="36"/>
+        </w:rPr>
+        <w:t xml:space="preserve"> </w:t>
+      </w:r>
+      <w:r>
+        <w:rPr>
+          <w:rFonts w:ascii="Garamond" w:hAnsi="Garamond"/>
+          <w:sz w:val="36"/>
+          <w:szCs w:val="36"/>
+        </w:rPr>
+        <w:t>que lhes possa ser nocivo?</w:t>
       </w:r>
     </w:p>
     <w:p>
@@ -2648,491 +3389,8 @@
           <w:sz w:val="36"/>
           <w:szCs w:val="36"/>
         </w:rPr>
-        <w:t>O efeito de torná-las ridículas, se procedem de boa-fé. No caso contrário, são tratantes que merecem castigo. Todas as fórmulas são mera charlatanaria. Não há palavra sacramental nenhuma, nenhum sinal cabalístico, nem talismã, que tenha qualquer ação sobre os Espíritos, porquanto estes só são atraídos pelo pensamento e não pelas coisas materiais.”</w:t>
-      </w:r>
-    </w:p>
-    <w:p>
-      <w:pPr>
-        <w:pStyle w:val="Normal"/>
-        <w:bidi w:val="0"/>
-        <w:ind w:left="709" w:hanging="0"/>
-        <w:jc w:val="both"/>
-        <w:rPr>
-          <w:rFonts w:ascii="Garamond" w:hAnsi="Garamond" w:eastAsia="Noto Serif CJK SC" w:cs="Noto Sans Devanagari"/>
-          <w:i w:val="false"/>
-          <w:i w:val="false"/>
-          <w:iCs w:val="false"/>
-          <w:color w:val="00A0FC"/>
-          <w:kern w:val="2"/>
-          <w:sz w:val="36"/>
-          <w:szCs w:val="36"/>
-          <w:lang w:val="pt-BR" w:eastAsia="zh-CN" w:bidi="hi-IN"/>
-        </w:rPr>
-      </w:pPr>
-      <w:r>
-        <w:rPr>
-          <w:rFonts w:eastAsia="Noto Serif CJK SC" w:cs="Noto Sans Devanagari" w:ascii="Garamond" w:hAnsi="Garamond"/>
-          <w:i w:val="false"/>
-          <w:iCs w:val="false"/>
-          <w:color w:val="00A0FC"/>
-          <w:kern w:val="2"/>
-          <w:sz w:val="36"/>
-          <w:szCs w:val="36"/>
-          <w:lang w:val="pt-BR" w:eastAsia="zh-CN" w:bidi="hi-IN"/>
-        </w:rPr>
-      </w:r>
-    </w:p>
-    <w:p>
-      <w:pPr>
-        <w:pStyle w:val="Normal"/>
-        <w:bidi w:val="0"/>
-        <w:ind w:left="709" w:hanging="0"/>
-        <w:jc w:val="both"/>
-        <w:rPr>
-          <w:rFonts w:ascii="Garamond" w:hAnsi="Garamond"/>
-          <w:color w:val="00A0FC"/>
-          <w:sz w:val="36"/>
-          <w:szCs w:val="36"/>
-        </w:rPr>
-      </w:pPr>
-      <w:r>
-        <w:rPr>
-          <w:rFonts w:eastAsia="Noto Serif CJK SC" w:cs="Noto Sans Devanagari" w:ascii="Garamond" w:hAnsi="Garamond"/>
-          <w:i w:val="false"/>
-          <w:iCs w:val="false"/>
-          <w:color w:val="00A0FC"/>
-          <w:kern w:val="2"/>
-          <w:sz w:val="36"/>
-          <w:szCs w:val="36"/>
-          <w:lang w:val="pt-BR" w:eastAsia="zh-CN" w:bidi="hi-IN"/>
-        </w:rPr>
-        <w:t>A pergunta de Kardec refere-se às pessoas que afirmam ser capazes de atrair os espíritos através de fórmulas e determinados rituais. Kardec deseja saber que efeito tais pessoas conseguem produzir.</w:t>
-      </w:r>
-    </w:p>
-    <w:p>
-      <w:pPr>
-        <w:pStyle w:val="Normal"/>
-        <w:bidi w:val="0"/>
-        <w:ind w:left="709" w:hanging="0"/>
-        <w:jc w:val="both"/>
-        <w:rPr>
-          <w:rFonts w:ascii="Garamond" w:hAnsi="Garamond"/>
-          <w:color w:val="00A0FC"/>
-          <w:sz w:val="36"/>
-          <w:szCs w:val="36"/>
-        </w:rPr>
-      </w:pPr>
-      <w:r>
-        <w:rPr>
-          <w:rFonts w:ascii="Garamond" w:hAnsi="Garamond"/>
-          <w:color w:val="00A0FC"/>
-          <w:sz w:val="36"/>
-          <w:szCs w:val="36"/>
-        </w:rPr>
-      </w:r>
-    </w:p>
-    <w:p>
-      <w:pPr>
-        <w:pStyle w:val="Normal"/>
-        <w:bidi w:val="0"/>
-        <w:ind w:left="709" w:hanging="0"/>
-        <w:jc w:val="both"/>
-        <w:rPr>
-          <w:rFonts w:ascii="Garamond" w:hAnsi="Garamond"/>
-          <w:color w:val="00A0FC"/>
-          <w:sz w:val="36"/>
-          <w:szCs w:val="36"/>
-        </w:rPr>
-      </w:pPr>
-      <w:r>
-        <w:rPr>
-          <w:rFonts w:eastAsia="Noto Serif CJK SC" w:cs="Noto Sans Devanagari" w:ascii="Garamond" w:hAnsi="Garamond"/>
-          <w:i w:val="false"/>
-          <w:iCs w:val="false"/>
-          <w:color w:val="00A0FC"/>
-          <w:kern w:val="2"/>
-          <w:sz w:val="36"/>
-          <w:szCs w:val="36"/>
-          <w:lang w:val="pt-BR" w:eastAsia="zh-CN" w:bidi="hi-IN"/>
-        </w:rPr>
-        <w:t xml:space="preserve">A Espiritualidade responde que depende da pessoa que se dispõe a tais atos. Se for alguém de boa-fé,  que acredita de fato que suas palavras e  rituais podem colocar os espíritos ao seu dispor, essa pessoa cairá no ridículo. </w:t>
-      </w:r>
-    </w:p>
-    <w:p>
-      <w:pPr>
-        <w:pStyle w:val="Normal"/>
-        <w:bidi w:val="0"/>
-        <w:ind w:left="709" w:hanging="0"/>
-        <w:jc w:val="both"/>
-        <w:rPr>
-          <w:rFonts w:ascii="Garamond" w:hAnsi="Garamond"/>
-          <w:color w:val="00A0FC"/>
-          <w:sz w:val="36"/>
-          <w:szCs w:val="36"/>
-        </w:rPr>
-      </w:pPr>
-      <w:r>
-        <w:rPr>
-          <w:rFonts w:ascii="Garamond" w:hAnsi="Garamond"/>
-          <w:color w:val="00A0FC"/>
-          <w:sz w:val="36"/>
-          <w:szCs w:val="36"/>
-        </w:rPr>
-      </w:r>
-    </w:p>
-    <w:p>
-      <w:pPr>
-        <w:pStyle w:val="Normal"/>
-        <w:bidi w:val="0"/>
-        <w:ind w:left="709" w:hanging="0"/>
-        <w:jc w:val="both"/>
-        <w:rPr>
-          <w:rFonts w:ascii="Garamond" w:hAnsi="Garamond"/>
-          <w:color w:val="00A0FC"/>
-          <w:sz w:val="36"/>
-          <w:szCs w:val="36"/>
-        </w:rPr>
-      </w:pPr>
-      <w:r>
-        <w:rPr>
-          <w:rFonts w:eastAsia="Noto Serif CJK SC" w:cs="Noto Sans Devanagari" w:ascii="Garamond" w:hAnsi="Garamond"/>
-          <w:i w:val="false"/>
-          <w:iCs w:val="false"/>
-          <w:color w:val="00A0FC"/>
-          <w:kern w:val="2"/>
-          <w:sz w:val="36"/>
-          <w:szCs w:val="36"/>
-          <w:lang w:val="pt-BR" w:eastAsia="zh-CN" w:bidi="hi-IN"/>
-        </w:rPr>
-        <w:t>Por outro lado, se for uma pessoa que tem consciência de que palavras e rituais não atraem os espíritos para lhe servir, em outras palavras, se for um charlatão, então essa pessoa merece até mesmo um castigo.</w:t>
-      </w:r>
-    </w:p>
-    <w:p>
-      <w:pPr>
-        <w:pStyle w:val="Normal"/>
-        <w:bidi w:val="0"/>
-        <w:ind w:left="709" w:hanging="0"/>
-        <w:jc w:val="both"/>
-        <w:rPr>
-          <w:rFonts w:ascii="Garamond" w:hAnsi="Garamond"/>
-          <w:color w:val="00A0FC"/>
-          <w:sz w:val="36"/>
-          <w:szCs w:val="36"/>
-        </w:rPr>
-      </w:pPr>
-      <w:r>
-        <w:rPr>
-          <w:rFonts w:ascii="Garamond" w:hAnsi="Garamond"/>
-          <w:color w:val="00A0FC"/>
-          <w:sz w:val="36"/>
-          <w:szCs w:val="36"/>
-        </w:rPr>
-      </w:r>
-    </w:p>
-    <w:p>
-      <w:pPr>
-        <w:pStyle w:val="Normal"/>
-        <w:bidi w:val="0"/>
-        <w:ind w:left="709" w:hanging="0"/>
-        <w:jc w:val="both"/>
-        <w:rPr>
-          <w:rFonts w:ascii="Garamond" w:hAnsi="Garamond"/>
-          <w:color w:val="00A0FC"/>
-          <w:sz w:val="36"/>
-          <w:szCs w:val="36"/>
-        </w:rPr>
-      </w:pPr>
-      <w:r>
-        <w:rPr>
-          <w:rFonts w:eastAsia="Noto Serif CJK SC" w:cs="Noto Sans Devanagari" w:ascii="Garamond" w:hAnsi="Garamond"/>
-          <w:i w:val="false"/>
-          <w:iCs w:val="false"/>
-          <w:color w:val="00A0FC"/>
-          <w:kern w:val="2"/>
-          <w:sz w:val="36"/>
-          <w:szCs w:val="36"/>
-          <w:lang w:val="pt-BR" w:eastAsia="zh-CN" w:bidi="hi-IN"/>
-        </w:rPr>
-        <w:t xml:space="preserve">A Espiritualidade afirma que não existe palavra sacramental, talismã, rituais ou qualquer outra coisa de ordem material que seja capaz de atrair os espíritos. </w:t>
-      </w:r>
-    </w:p>
-    <w:p>
-      <w:pPr>
-        <w:pStyle w:val="Normal"/>
-        <w:bidi w:val="0"/>
-        <w:ind w:left="709" w:hanging="0"/>
-        <w:jc w:val="both"/>
-        <w:rPr>
-          <w:rFonts w:ascii="Garamond" w:hAnsi="Garamond"/>
-          <w:color w:val="00A0FC"/>
-          <w:sz w:val="36"/>
-          <w:szCs w:val="36"/>
-        </w:rPr>
-      </w:pPr>
-      <w:r>
-        <w:rPr>
-          <w:rFonts w:ascii="Garamond" w:hAnsi="Garamond"/>
-          <w:color w:val="00A0FC"/>
-          <w:sz w:val="36"/>
-          <w:szCs w:val="36"/>
-        </w:rPr>
-      </w:r>
-    </w:p>
-    <w:p>
-      <w:pPr>
-        <w:pStyle w:val="Normal"/>
-        <w:bidi w:val="0"/>
-        <w:ind w:left="709" w:hanging="0"/>
-        <w:jc w:val="both"/>
-        <w:rPr>
-          <w:rFonts w:ascii="Garamond" w:hAnsi="Garamond"/>
-          <w:color w:val="00A0FC"/>
-          <w:sz w:val="36"/>
-          <w:szCs w:val="36"/>
-        </w:rPr>
-      </w:pPr>
-      <w:r>
-        <w:rPr>
-          <w:rFonts w:eastAsia="Noto Serif CJK SC" w:cs="Noto Sans Devanagari" w:ascii="Garamond" w:hAnsi="Garamond"/>
-          <w:i w:val="false"/>
-          <w:iCs w:val="false"/>
-          <w:color w:val="00A0FC"/>
-          <w:kern w:val="2"/>
-          <w:sz w:val="36"/>
-          <w:szCs w:val="36"/>
-          <w:lang w:val="pt-BR" w:eastAsia="zh-CN" w:bidi="hi-IN"/>
-        </w:rPr>
-        <w:t>É a natureza dos pensamentos que realmente cria a força de atração entre nós e eles.</w:t>
-      </w:r>
-    </w:p>
-    <w:p>
-      <w:pPr>
-        <w:pStyle w:val="Normal"/>
-        <w:bidi w:val="0"/>
-        <w:ind w:left="709" w:hanging="0"/>
-        <w:jc w:val="both"/>
-        <w:rPr>
-          <w:rFonts w:ascii="Garamond" w:hAnsi="Garamond"/>
-          <w:color w:val="00A0FC"/>
-          <w:sz w:val="36"/>
-          <w:szCs w:val="36"/>
-        </w:rPr>
-      </w:pPr>
-      <w:r>
-        <w:rPr>
-          <w:rFonts w:ascii="Garamond" w:hAnsi="Garamond"/>
-          <w:color w:val="00A0FC"/>
-          <w:sz w:val="36"/>
-          <w:szCs w:val="36"/>
-        </w:rPr>
-      </w:r>
-    </w:p>
-    <w:p>
-      <w:pPr>
-        <w:pStyle w:val="Normal"/>
-        <w:bidi w:val="0"/>
-        <w:ind w:left="709" w:hanging="0"/>
-        <w:jc w:val="both"/>
-        <w:rPr>
-          <w:rFonts w:ascii="Garamond" w:hAnsi="Garamond"/>
-          <w:color w:val="00A0FC"/>
-          <w:sz w:val="36"/>
-          <w:szCs w:val="36"/>
-        </w:rPr>
-      </w:pPr>
-      <w:r>
-        <w:rPr>
-          <w:rFonts w:eastAsia="Noto Serif CJK SC" w:cs="Noto Sans Devanagari" w:ascii="Garamond" w:hAnsi="Garamond"/>
-          <w:i w:val="false"/>
-          <w:iCs w:val="false"/>
-          <w:color w:val="00A0FC"/>
-          <w:kern w:val="2"/>
-          <w:sz w:val="36"/>
-          <w:szCs w:val="36"/>
-          <w:lang w:val="pt-BR" w:eastAsia="zh-CN" w:bidi="hi-IN"/>
-        </w:rPr>
-        <w:t>Aqui cabe uma observação. A literatura espírita está repleta de exemplos em que são narradas situações onde espíritos inferiores vão à determinados lugares atraídos pelas bebidas alcoólicas, pelo fumo ou pelas práticas sexuais desregradas.</w:t>
-      </w:r>
-    </w:p>
-    <w:p>
-      <w:pPr>
-        <w:pStyle w:val="Normal"/>
-        <w:bidi w:val="0"/>
-        <w:ind w:left="709" w:hanging="0"/>
-        <w:jc w:val="both"/>
-        <w:rPr>
-          <w:rFonts w:ascii="Garamond" w:hAnsi="Garamond"/>
-          <w:color w:val="00A0FC"/>
-          <w:sz w:val="36"/>
-          <w:szCs w:val="36"/>
-        </w:rPr>
-      </w:pPr>
-      <w:r>
-        <w:rPr>
-          <w:rFonts w:ascii="Garamond" w:hAnsi="Garamond"/>
-          <w:color w:val="00A0FC"/>
-          <w:sz w:val="36"/>
-          <w:szCs w:val="36"/>
-        </w:rPr>
-      </w:r>
-    </w:p>
-    <w:p>
-      <w:pPr>
-        <w:pStyle w:val="Normal"/>
-        <w:bidi w:val="0"/>
-        <w:ind w:left="709" w:hanging="0"/>
-        <w:jc w:val="both"/>
-        <w:rPr>
-          <w:rFonts w:ascii="Garamond" w:hAnsi="Garamond"/>
-          <w:color w:val="00A0FC"/>
-          <w:sz w:val="36"/>
-          <w:szCs w:val="36"/>
-        </w:rPr>
-      </w:pPr>
-      <w:r>
-        <w:rPr>
-          <w:rFonts w:eastAsia="Noto Serif CJK SC" w:cs="Noto Sans Devanagari" w:ascii="Garamond" w:hAnsi="Garamond"/>
-          <w:i w:val="false"/>
-          <w:iCs w:val="false"/>
-          <w:color w:val="00A0FC"/>
-          <w:kern w:val="2"/>
-          <w:sz w:val="36"/>
-          <w:szCs w:val="36"/>
-          <w:lang w:val="pt-BR" w:eastAsia="zh-CN" w:bidi="hi-IN"/>
-        </w:rPr>
-        <w:t>Então, alguém poderia questionar a resposta da Espiritualidade e argumentar que nesses casos, os Espíritos foram, sim, atraídos por questões de ordem material.</w:t>
-      </w:r>
-    </w:p>
-    <w:p>
-      <w:pPr>
-        <w:pStyle w:val="Normal"/>
-        <w:bidi w:val="0"/>
-        <w:ind w:left="709" w:hanging="0"/>
-        <w:jc w:val="both"/>
-        <w:rPr>
-          <w:rFonts w:ascii="Garamond" w:hAnsi="Garamond"/>
-          <w:color w:val="00A0FC"/>
-          <w:sz w:val="36"/>
-          <w:szCs w:val="36"/>
-        </w:rPr>
-      </w:pPr>
-      <w:r>
-        <w:rPr>
-          <w:rFonts w:ascii="Garamond" w:hAnsi="Garamond"/>
-          <w:color w:val="00A0FC"/>
-          <w:sz w:val="36"/>
-          <w:szCs w:val="36"/>
-        </w:rPr>
-      </w:r>
-    </w:p>
-    <w:p>
-      <w:pPr>
-        <w:pStyle w:val="Normal"/>
-        <w:bidi w:val="0"/>
-        <w:ind w:left="709" w:hanging="0"/>
-        <w:jc w:val="both"/>
-        <w:rPr>
-          <w:rFonts w:ascii="Garamond" w:hAnsi="Garamond"/>
-          <w:color w:val="00A0FC"/>
-          <w:sz w:val="36"/>
-          <w:szCs w:val="36"/>
-        </w:rPr>
-      </w:pPr>
-      <w:r>
-        <w:rPr>
-          <w:rFonts w:eastAsia="Noto Serif CJK SC" w:cs="Noto Sans Devanagari" w:ascii="Garamond" w:hAnsi="Garamond"/>
-          <w:i w:val="false"/>
-          <w:iCs w:val="false"/>
-          <w:color w:val="00A0FC"/>
-          <w:kern w:val="2"/>
-          <w:sz w:val="36"/>
-          <w:szCs w:val="36"/>
-          <w:lang w:val="pt-BR" w:eastAsia="zh-CN" w:bidi="hi-IN"/>
-        </w:rPr>
-        <w:t xml:space="preserve">De fato, o fator material nesses casos, exerce grande influência, mas não podemos nos esquecer que, antes de tudo, são as vibrações inferiores, são os pensamentos infelizes que os atraíram em primeiro lugar. Indo a esses locais atraídos pelos pensamentos, eles se comprazem com os recursos materiais que ali encontram - álcool, fumo, sexo - mas o primeiro e principal atrativo que os levou até ali foram os pensamentos dos encarnados que ali se encontram. </w:t>
-      </w:r>
-    </w:p>
-    <w:p>
-      <w:pPr>
-        <w:pStyle w:val="Normal"/>
-        <w:bidi w:val="0"/>
-        <w:jc w:val="both"/>
-        <w:rPr>
-          <w:rFonts w:ascii="Garamond" w:hAnsi="Garamond"/>
-          <w:sz w:val="36"/>
-          <w:szCs w:val="36"/>
-        </w:rPr>
-      </w:pPr>
-      <w:r>
-        <w:rPr>
-          <w:rFonts w:ascii="Garamond" w:hAnsi="Garamond"/>
-          <w:sz w:val="36"/>
-          <w:szCs w:val="36"/>
-        </w:rPr>
-      </w:r>
-    </w:p>
-    <w:p>
-      <w:pPr>
-        <w:pStyle w:val="Normal"/>
-        <w:bidi w:val="0"/>
-        <w:jc w:val="both"/>
-        <w:rPr>
-          <w:rFonts w:ascii="Garamond" w:hAnsi="Garamond"/>
-          <w:sz w:val="36"/>
-          <w:szCs w:val="36"/>
-        </w:rPr>
-      </w:pPr>
-      <w:r>
-        <w:rPr>
-          <w:rFonts w:eastAsia="Noto Serif CJK SC" w:cs="Noto Sans Devanagari" w:ascii="Garamond" w:hAnsi="Garamond"/>
-          <w:color w:val="auto"/>
-          <w:kern w:val="2"/>
-          <w:sz w:val="36"/>
-          <w:szCs w:val="36"/>
-          <w:lang w:val="pt-BR" w:eastAsia="zh-CN" w:bidi="hi-IN"/>
-        </w:rPr>
-        <w:t>a)</w:t>
-      </w:r>
-      <w:r>
-        <w:rPr>
-          <w:rFonts w:ascii="Garamond" w:hAnsi="Garamond"/>
-          <w:sz w:val="36"/>
-          <w:szCs w:val="36"/>
-        </w:rPr>
-        <w:t xml:space="preserve"> Mas não é exato que alguns Espíritos têm ditado, eles próprios, fórmulas cabalísticas?</w:t>
-      </w:r>
-    </w:p>
-    <w:p>
-      <w:pPr>
-        <w:pStyle w:val="Normal"/>
-        <w:bidi w:val="0"/>
-        <w:jc w:val="both"/>
-        <w:rPr>
-          <w:rFonts w:ascii="Garamond" w:hAnsi="Garamond"/>
-          <w:sz w:val="36"/>
-          <w:szCs w:val="36"/>
-        </w:rPr>
-      </w:pPr>
-      <w:r>
-        <w:rPr>
-          <w:rFonts w:ascii="Garamond" w:hAnsi="Garamond"/>
-          <w:sz w:val="36"/>
-          <w:szCs w:val="36"/>
-        </w:rPr>
-      </w:r>
-    </w:p>
-    <w:p>
-      <w:pPr>
-        <w:pStyle w:val="Normal"/>
-        <w:bidi w:val="0"/>
-        <w:ind w:hanging="0"/>
-        <w:jc w:val="both"/>
-        <w:rPr>
-          <w:rFonts w:ascii="Garamond" w:hAnsi="Garamond"/>
-          <w:sz w:val="36"/>
-          <w:szCs w:val="36"/>
-        </w:rPr>
-      </w:pPr>
+        <w:t>Há, se quiserdes, uma espécie de instinto, dependendo isso da</w:t>
+      </w:r>
       <w:r>
         <w:rPr>
           <w:rFonts w:ascii="Garamond" w:hAnsi="Garamond"/>
@@ -3141,7 +3399,7 @@
           <w:sz w:val="36"/>
           <w:szCs w:val="36"/>
         </w:rPr>
-        <w:t>“</w:t>
+        <w:t xml:space="preserve"> </w:t>
       </w:r>
       <w:r>
         <w:rPr>
@@ -3151,192 +3409,8 @@
           <w:sz w:val="36"/>
           <w:szCs w:val="36"/>
         </w:rPr>
-        <w:t>Efetivamente, Espíritos há que indicam sinais, palavras estranhas, ou prescrevem a prática de atos, por meio dos quais se fazem os chamados conjuros. Ficai certos, porém, de que são Espíritos que de vós outros escarnecem e zombam da vossa credulidade."</w:t>
-      </w:r>
-    </w:p>
-    <w:p>
-      <w:pPr>
-        <w:pStyle w:val="Normal"/>
-        <w:bidi w:val="0"/>
-        <w:ind w:hanging="0"/>
-        <w:jc w:val="both"/>
-        <w:rPr>
-          <w:rFonts w:ascii="Garamond" w:hAnsi="Garamond"/>
-          <w:sz w:val="36"/>
-          <w:szCs w:val="36"/>
-        </w:rPr>
-      </w:pPr>
-      <w:r>
-        <w:rPr>
-          <w:rFonts w:ascii="Garamond" w:hAnsi="Garamond"/>
-          <w:sz w:val="36"/>
-          <w:szCs w:val="36"/>
-        </w:rPr>
-      </w:r>
-    </w:p>
-    <w:p>
-      <w:pPr>
-        <w:pStyle w:val="Normal"/>
-        <w:bidi w:val="0"/>
-        <w:ind w:left="709" w:hanging="0"/>
-        <w:jc w:val="both"/>
-        <w:rPr>
-          <w:rFonts w:ascii="Garamond" w:hAnsi="Garamond"/>
-          <w:color w:val="00A0FC"/>
-          <w:sz w:val="36"/>
-          <w:szCs w:val="36"/>
-        </w:rPr>
-      </w:pPr>
-      <w:r>
-        <w:rPr>
-          <w:rFonts w:eastAsia="Noto Serif CJK SC" w:cs="Noto Sans Devanagari" w:ascii="Garamond" w:hAnsi="Garamond"/>
-          <w:i w:val="false"/>
-          <w:iCs w:val="false"/>
-          <w:color w:val="00A0FC"/>
-          <w:kern w:val="2"/>
-          <w:sz w:val="36"/>
-          <w:szCs w:val="36"/>
-          <w:lang w:val="pt-BR" w:eastAsia="zh-CN" w:bidi="hi-IN"/>
-        </w:rPr>
-        <w:t>Kardec questiona à Espiritualidade o seguinte: muito bem, vocês dizem que palavras e rituais não exercem nenhuma influência sobre os espíritos. Entretanto, há aqueles que, eles próprios tem ditado palavras e rituais que podem ser usados para invocá-los. Que se deve pensar sobre isso?</w:t>
-      </w:r>
-    </w:p>
-    <w:p>
-      <w:pPr>
-        <w:pStyle w:val="Normal"/>
-        <w:bidi w:val="0"/>
-        <w:ind w:left="709" w:hanging="0"/>
-        <w:jc w:val="both"/>
-        <w:rPr>
-          <w:rFonts w:ascii="Garamond" w:hAnsi="Garamond"/>
-          <w:color w:val="00A0FC"/>
-          <w:sz w:val="36"/>
-          <w:szCs w:val="36"/>
-        </w:rPr>
-      </w:pPr>
-      <w:r>
-        <w:rPr>
-          <w:rFonts w:ascii="Garamond" w:hAnsi="Garamond"/>
-          <w:color w:val="00A0FC"/>
-          <w:sz w:val="36"/>
-          <w:szCs w:val="36"/>
-        </w:rPr>
-      </w:r>
-    </w:p>
-    <w:p>
-      <w:pPr>
-        <w:pStyle w:val="Normal"/>
-        <w:bidi w:val="0"/>
-        <w:ind w:left="709" w:hanging="0"/>
-        <w:jc w:val="both"/>
-        <w:rPr>
-          <w:rFonts w:ascii="Garamond" w:hAnsi="Garamond"/>
-          <w:color w:val="00A0FC"/>
-          <w:sz w:val="36"/>
-          <w:szCs w:val="36"/>
-        </w:rPr>
-      </w:pPr>
-      <w:r>
-        <w:rPr>
-          <w:rFonts w:eastAsia="Noto Serif CJK SC" w:cs="Noto Sans Devanagari" w:ascii="Garamond" w:hAnsi="Garamond"/>
-          <w:i w:val="false"/>
-          <w:iCs w:val="false"/>
-          <w:color w:val="00A0FC"/>
-          <w:kern w:val="2"/>
-          <w:sz w:val="36"/>
-          <w:szCs w:val="36"/>
-          <w:lang w:val="pt-BR" w:eastAsia="zh-CN" w:bidi="hi-IN"/>
-        </w:rPr>
-        <w:t>A Espiritualidade responde que é certo que há tais espíritos, mas nos adverte quanto à natureza deles: são espíritos zombeteiros e escarnecedores. Eles próprios sabem que a recomendação que dão nesse sentido, de nada vale. Fazem isso apenas para poderem rir, zombar  e escarnecer das pessoas que neles acreditam e que levam adiante as práticas por eles recomendadas.</w:t>
-      </w:r>
-    </w:p>
-    <w:p>
-      <w:pPr>
-        <w:pStyle w:val="Normal"/>
-        <w:bidi w:val="0"/>
-        <w:ind w:left="709" w:hanging="0"/>
-        <w:jc w:val="both"/>
-        <w:rPr>
-          <w:rFonts w:ascii="Garamond" w:hAnsi="Garamond"/>
-          <w:color w:val="00A0FC"/>
-          <w:sz w:val="36"/>
-          <w:szCs w:val="36"/>
-        </w:rPr>
-      </w:pPr>
-      <w:r>
-        <w:rPr>
-          <w:rFonts w:ascii="Garamond" w:hAnsi="Garamond"/>
-          <w:color w:val="00A0FC"/>
-          <w:sz w:val="36"/>
-          <w:szCs w:val="36"/>
-        </w:rPr>
-      </w:r>
-      <w:r>
-        <w:br w:type="page"/>
-      </w:r>
-    </w:p>
-    <w:p>
-      <w:pPr>
-        <w:pStyle w:val="Normal"/>
-        <w:bidi w:val="0"/>
-        <w:jc w:val="both"/>
-        <w:rPr>
-          <w:rFonts w:ascii="Garamond" w:hAnsi="Garamond"/>
-          <w:sz w:val="36"/>
-          <w:szCs w:val="36"/>
-        </w:rPr>
-      </w:pPr>
-      <w:r>
-        <w:rPr>
-          <w:rFonts w:eastAsia="Noto Serif CJK SC" w:cs="Noto Sans Devanagari" w:ascii="Garamond" w:hAnsi="Garamond"/>
-          <w:color w:val="auto"/>
-          <w:kern w:val="2"/>
-          <w:sz w:val="36"/>
-          <w:szCs w:val="36"/>
-          <w:lang w:val="pt-BR" w:eastAsia="zh-CN" w:bidi="hi-IN"/>
-        </w:rPr>
-        <w:t>554</w:t>
-      </w:r>
-      <w:r>
-        <w:rPr>
-          <w:rFonts w:ascii="Garamond" w:hAnsi="Garamond"/>
-          <w:sz w:val="36"/>
-          <w:szCs w:val="36"/>
-        </w:rPr>
-        <w:t>. Não pode aquele que, com ou sem razão, confia no que chama a virtude de um talismã, atrair um Espírito, por efeito mesmo dessa confiança, visto que, então, o que atua é o pensamento, não passando o talismã de um sinal que apenas lhe auxilia a concentração?</w:t>
-      </w:r>
-    </w:p>
-    <w:p>
-      <w:pPr>
-        <w:pStyle w:val="Normal"/>
-        <w:bidi w:val="0"/>
-        <w:jc w:val="both"/>
-        <w:rPr>
-          <w:rFonts w:ascii="Garamond" w:hAnsi="Garamond"/>
-          <w:sz w:val="36"/>
-          <w:szCs w:val="36"/>
-        </w:rPr>
-      </w:pPr>
-      <w:r>
-        <w:rPr>
-          <w:rFonts w:ascii="Garamond" w:hAnsi="Garamond"/>
-          <w:sz w:val="36"/>
-          <w:szCs w:val="36"/>
-        </w:rPr>
-      </w:r>
-    </w:p>
-    <w:p>
-      <w:pPr>
-        <w:pStyle w:val="Normal"/>
-        <w:bidi w:val="0"/>
-        <w:ind w:hanging="0"/>
-        <w:jc w:val="both"/>
-        <w:rPr>
-          <w:rFonts w:ascii="Garamond" w:hAnsi="Garamond"/>
-          <w:sz w:val="36"/>
-          <w:szCs w:val="36"/>
-        </w:rPr>
-      </w:pPr>
+        <w:t>extensão que se dê ao significado desta palavra. É, porém, um</w:t>
+      </w:r>
       <w:r>
         <w:rPr>
           <w:rFonts w:ascii="Garamond" w:hAnsi="Garamond"/>
@@ -3345,7 +3419,7 @@
           <w:sz w:val="36"/>
           <w:szCs w:val="36"/>
         </w:rPr>
-        <w:t>“</w:t>
+        <w:t xml:space="preserve"> </w:t>
       </w:r>
       <w:r>
         <w:rPr>
@@ -3355,17 +3429,47 @@
           <w:sz w:val="36"/>
           <w:szCs w:val="36"/>
         </w:rPr>
-        <w:t>É verdade, mas da pureza da intenção e da elevação dos sentimentos depende a natureza do Espírito que é atraído. Ora, muito raramente aquele que seja bastante simplório para acreditar na virtude de um talismã deixará de colimar um fim mais material do que moral. Qualquer, porém, que seja o caso, essa crença denuncia uma inferioridade e uma fraqueza de ideias que favorecem a ação dos Espíritos imperfeitos e escarninhos.</w:t>
-      </w:r>
-      <w:r>
-        <w:rPr>
-          <w:rFonts w:ascii="Garamond" w:hAnsi="Garamond"/>
-          <w:i w:val="false"/>
-          <w:iCs w:val="false"/>
-          <w:sz w:val="36"/>
-          <w:szCs w:val="36"/>
-        </w:rPr>
-        <w:t>"</w:t>
+        <w:t>instinto puramente mecânico. Quando, nas operações químicas,observais que dois corpos se reúnem, é que um ao outro convém;</w:t>
+      </w:r>
+      <w:r>
+        <w:rPr>
+          <w:rFonts w:ascii="Garamond" w:hAnsi="Garamond"/>
+          <w:i/>
+          <w:iCs/>
+          <w:sz w:val="36"/>
+          <w:szCs w:val="36"/>
+        </w:rPr>
+        <w:t xml:space="preserve"> </w:t>
+      </w:r>
+      <w:r>
+        <w:rPr>
+          <w:rFonts w:ascii="Garamond" w:hAnsi="Garamond"/>
+          <w:i/>
+          <w:iCs/>
+          <w:sz w:val="36"/>
+          <w:szCs w:val="36"/>
+        </w:rPr>
+        <w:t>quer dizer: é que há entre eles afinidade. Ora, a isto não dais o</w:t>
+      </w:r>
+      <w:r>
+        <w:rPr>
+          <w:rFonts w:ascii="Garamond" w:hAnsi="Garamond"/>
+          <w:i/>
+          <w:iCs/>
+          <w:sz w:val="36"/>
+          <w:szCs w:val="36"/>
+        </w:rPr>
+        <w:t xml:space="preserve"> </w:t>
+      </w:r>
+      <w:r>
+        <w:rPr>
+          <w:rFonts w:ascii="Garamond" w:hAnsi="Garamond"/>
+          <w:i/>
+          <w:iCs/>
+          <w:sz w:val="36"/>
+          <w:szCs w:val="36"/>
+        </w:rPr>
+        <w:t xml:space="preserve">nome de instinto.” </w:t>
       </w:r>
     </w:p>
     <w:p>

--- a/Estudo de O Livro dos Espíritos - 28-09-2026.docx
+++ b/Estudo de O Livro dos Espíritos - 28-09-2026.docx
@@ -2478,50 +2478,29 @@
           <w:szCs w:val="36"/>
           <w:lang w:val="pt-BR" w:eastAsia="zh-CN" w:bidi="hi-IN"/>
         </w:rPr>
-        <w:t xml:space="preserve">Bastante interessante a </w:t>
-      </w:r>
-      <w:r>
-        <w:rPr>
-          <w:rFonts w:eastAsia="Noto Serif CJK SC" w:cs="Noto Sans Devanagari" w:ascii="Garamond" w:hAnsi="Garamond"/>
-          <w:i w:val="false"/>
-          <w:iCs w:val="false"/>
-          <w:color w:val="00A0FC"/>
-          <w:kern w:val="2"/>
-          <w:sz w:val="36"/>
-          <w:szCs w:val="36"/>
-          <w:lang w:val="pt-BR" w:eastAsia="zh-CN" w:bidi="hi-IN"/>
-        </w:rPr>
-        <w:t xml:space="preserve"> pergunta de Kardec</w:t>
-      </w:r>
-      <w:r>
-        <w:rPr>
-          <w:rFonts w:eastAsia="Noto Serif CJK SC" w:cs="Noto Sans Devanagari" w:ascii="Garamond" w:hAnsi="Garamond"/>
-          <w:i w:val="false"/>
-          <w:iCs w:val="false"/>
-          <w:color w:val="00A0FC"/>
-          <w:kern w:val="2"/>
-          <w:sz w:val="36"/>
-          <w:szCs w:val="36"/>
-          <w:lang w:val="pt-BR" w:eastAsia="zh-CN" w:bidi="hi-IN"/>
-        </w:rPr>
-        <w:t>. Ele fala de determinadas espécies de plantas que tem um comportamento que dá a entender que elas pensam.</w:t>
-      </w:r>
-    </w:p>
-    <w:p>
-      <w:pPr>
-        <w:pStyle w:val="Normal"/>
-        <w:bidi w:val="0"/>
-        <w:ind w:left="709" w:hanging="0"/>
-        <w:jc w:val="both"/>
-        <w:rPr>
-          <w:rFonts w:ascii="Garamond" w:hAnsi="Garamond"/>
-          <w:color w:val="00A0FC"/>
-          <w:sz w:val="36"/>
-          <w:szCs w:val="36"/>
-        </w:rPr>
-      </w:pPr>
-      <w:r>
-        <w:rPr/>
+        <w:t>Bastante interessante a  pergunta de Kardec. Ele fala de determinadas espécies de plantas que tem um comportamento que dá a entender que elas pensam.</w:t>
+      </w:r>
+    </w:p>
+    <w:p>
+      <w:pPr>
+        <w:pStyle w:val="Normal"/>
+        <w:bidi w:val="0"/>
+        <w:ind w:left="709" w:hanging="0"/>
+        <w:jc w:val="both"/>
+        <w:rPr>
+          <w:rFonts w:ascii="Garamond" w:hAnsi="Garamond"/>
+          <w:color w:val="00A0FC"/>
+          <w:sz w:val="36"/>
+          <w:szCs w:val="36"/>
+        </w:rPr>
+      </w:pPr>
+      <w:r>
+        <w:rPr>
+          <w:rFonts w:ascii="Garamond" w:hAnsi="Garamond"/>
+          <w:color w:val="00A0FC"/>
+          <w:sz w:val="36"/>
+          <w:szCs w:val="36"/>
+        </w:rPr>
       </w:r>
     </w:p>
     <w:p>
@@ -2565,7 +2544,12 @@
         </w:rPr>
       </w:pPr>
       <w:r>
-        <w:rPr/>
+        <w:rPr>
+          <w:rFonts w:ascii="Garamond" w:hAnsi="Garamond"/>
+          <w:color w:val="00A0FC"/>
+          <w:sz w:val="36"/>
+          <w:szCs w:val="36"/>
+        </w:rPr>
       </w:r>
     </w:p>
     <w:p>
@@ -2609,7 +2593,12 @@
         </w:rPr>
       </w:pPr>
       <w:r>
-        <w:rPr/>
+        <w:rPr>
+          <w:rFonts w:ascii="Garamond" w:hAnsi="Garamond"/>
+          <w:color w:val="00A0FC"/>
+          <w:sz w:val="36"/>
+          <w:szCs w:val="36"/>
+        </w:rPr>
       </w:r>
     </w:p>
     <w:p>
@@ -2653,7 +2642,12 @@
         </w:rPr>
       </w:pPr>
       <w:r>
-        <w:rPr/>
+        <w:rPr>
+          <w:rFonts w:ascii="Garamond" w:hAnsi="Garamond"/>
+          <w:color w:val="00A0FC"/>
+          <w:sz w:val="36"/>
+          <w:szCs w:val="36"/>
+        </w:rPr>
       </w:r>
     </w:p>
     <w:p>
@@ -2697,7 +2691,12 @@
         </w:rPr>
       </w:pPr>
       <w:r>
-        <w:rPr/>
+        <w:rPr>
+          <w:rFonts w:ascii="Garamond" w:hAnsi="Garamond"/>
+          <w:color w:val="00A0FC"/>
+          <w:sz w:val="36"/>
+          <w:szCs w:val="36"/>
+        </w:rPr>
       </w:r>
     </w:p>
     <w:p>
@@ -2741,7 +2740,12 @@
         </w:rPr>
       </w:pPr>
       <w:r>
-        <w:rPr/>
+        <w:rPr>
+          <w:rFonts w:ascii="Garamond" w:hAnsi="Garamond"/>
+          <w:color w:val="00A0FC"/>
+          <w:sz w:val="36"/>
+          <w:szCs w:val="36"/>
+        </w:rPr>
       </w:r>
     </w:p>
     <w:p>
@@ -2785,7 +2789,12 @@
         </w:rPr>
       </w:pPr>
       <w:r>
-        <w:rPr/>
+        <w:rPr>
+          <w:rFonts w:ascii="Garamond" w:hAnsi="Garamond"/>
+          <w:color w:val="00A0FC"/>
+          <w:sz w:val="36"/>
+          <w:szCs w:val="36"/>
+        </w:rPr>
       </w:r>
     </w:p>
     <w:p>
@@ -2829,7 +2838,12 @@
         </w:rPr>
       </w:pPr>
       <w:r>
-        <w:rPr/>
+        <w:rPr>
+          <w:rFonts w:ascii="Garamond" w:hAnsi="Garamond"/>
+          <w:color w:val="00A0FC"/>
+          <w:sz w:val="36"/>
+          <w:szCs w:val="36"/>
+        </w:rPr>
       </w:r>
     </w:p>
     <w:p>
@@ -2873,7 +2887,12 @@
         </w:rPr>
       </w:pPr>
       <w:r>
-        <w:rPr/>
+        <w:rPr>
+          <w:rFonts w:ascii="Garamond" w:hAnsi="Garamond"/>
+          <w:color w:val="00A0FC"/>
+          <w:sz w:val="36"/>
+          <w:szCs w:val="36"/>
+        </w:rPr>
       </w:r>
     </w:p>
     <w:p>
@@ -2917,7 +2936,12 @@
         </w:rPr>
       </w:pPr>
       <w:r>
-        <w:rPr/>
+        <w:rPr>
+          <w:rFonts w:ascii="Garamond" w:hAnsi="Garamond"/>
+          <w:color w:val="00A0FC"/>
+          <w:sz w:val="36"/>
+          <w:szCs w:val="36"/>
+        </w:rPr>
       </w:r>
     </w:p>
     <w:p>
@@ -2961,7 +2985,12 @@
         </w:rPr>
       </w:pPr>
       <w:r>
-        <w:rPr/>
+        <w:rPr>
+          <w:rFonts w:ascii="Garamond" w:hAnsi="Garamond"/>
+          <w:color w:val="00A0FC"/>
+          <w:sz w:val="36"/>
+          <w:szCs w:val="36"/>
+        </w:rPr>
       </w:r>
     </w:p>
     <w:p>
@@ -3005,24 +3034,34 @@
         </w:rPr>
       </w:pPr>
       <w:r>
-        <w:rPr/>
-      </w:r>
-    </w:p>
-    <w:p>
-      <w:pPr>
-        <w:pStyle w:val="Normal"/>
-        <w:bidi w:val="0"/>
-        <w:ind w:left="709" w:hanging="0"/>
-        <w:jc w:val="both"/>
-        <w:rPr>
-          <w:rFonts w:ascii="Garamond" w:hAnsi="Garamond"/>
-          <w:color w:val="00A0FC"/>
-          <w:sz w:val="36"/>
-          <w:szCs w:val="36"/>
-        </w:rPr>
-      </w:pPr>
-      <w:r>
-        <w:rPr/>
+        <w:rPr>
+          <w:rFonts w:ascii="Garamond" w:hAnsi="Garamond"/>
+          <w:color w:val="00A0FC"/>
+          <w:sz w:val="36"/>
+          <w:szCs w:val="36"/>
+        </w:rPr>
+      </w:r>
+    </w:p>
+    <w:p>
+      <w:pPr>
+        <w:pStyle w:val="Normal"/>
+        <w:bidi w:val="0"/>
+        <w:ind w:left="709" w:hanging="0"/>
+        <w:jc w:val="both"/>
+        <w:rPr>
+          <w:rFonts w:ascii="Garamond" w:hAnsi="Garamond"/>
+          <w:color w:val="00A0FC"/>
+          <w:sz w:val="36"/>
+          <w:szCs w:val="36"/>
+        </w:rPr>
+      </w:pPr>
+      <w:r>
+        <w:rPr>
+          <w:rFonts w:ascii="Garamond" w:hAnsi="Garamond"/>
+          <w:color w:val="00A0FC"/>
+          <w:sz w:val="36"/>
+          <w:szCs w:val="36"/>
+        </w:rPr>
       </w:r>
     </w:p>
     <w:p>
@@ -3054,20 +3093,7 @@
           <w:szCs w:val="36"/>
           <w:lang w:val="pt-BR" w:eastAsia="zh-CN" w:bidi="hi-IN"/>
         </w:rPr>
-        <w:t>Basta nós observarmos a diferença absurda que existe entre o organismo de um</w:t>
-      </w:r>
-      <w:r>
-        <w:rPr>
-          <w:rFonts w:eastAsia="Noto Serif CJK SC" w:cs="Noto Sans Devanagari" w:ascii="Garamond" w:hAnsi="Garamond"/>
-          <w:i w:val="false"/>
-          <w:iCs w:val="false"/>
-          <w:color w:val="00A0FC"/>
-          <w:kern w:val="2"/>
-          <w:sz w:val="36"/>
-          <w:szCs w:val="36"/>
-          <w:lang w:val="pt-BR" w:eastAsia="zh-CN" w:bidi="hi-IN"/>
-        </w:rPr>
-        <w:t xml:space="preserve">a esponja-do-mar e um chimpanzé. Só por curiosidade: preparando esse estudo eu descobri que os insetos e os caramujos possuem organismos mais complexos do que a esponja-do-mar. </w:t>
+        <w:t xml:space="preserve">Basta nós observarmos a diferença absurda que existe entre o organismo de uma esponja-do-mar e um chimpanzé. Só por curiosidade: preparando esse estudo eu descobri que os insetos e os caramujos possuem organismos mais complexos do que a esponja-do-mar. </w:t>
       </w:r>
     </w:p>
     <w:p>
@@ -3273,24 +3299,34 @@
         </w:rPr>
       </w:pPr>
       <w:r>
-        <w:rPr/>
-      </w:r>
-    </w:p>
-    <w:p>
-      <w:pPr>
-        <w:pStyle w:val="Normal"/>
-        <w:bidi w:val="0"/>
-        <w:ind w:left="709" w:hanging="0"/>
-        <w:jc w:val="both"/>
-        <w:rPr>
-          <w:rFonts w:ascii="Garamond" w:hAnsi="Garamond"/>
-          <w:color w:val="00A0FC"/>
-          <w:sz w:val="36"/>
-          <w:szCs w:val="36"/>
-        </w:rPr>
-      </w:pPr>
-      <w:r>
-        <w:rPr/>
+        <w:rPr>
+          <w:rFonts w:ascii="Garamond" w:hAnsi="Garamond"/>
+          <w:color w:val="00A0FC"/>
+          <w:sz w:val="36"/>
+          <w:szCs w:val="36"/>
+        </w:rPr>
+      </w:r>
+    </w:p>
+    <w:p>
+      <w:pPr>
+        <w:pStyle w:val="Normal"/>
+        <w:bidi w:val="0"/>
+        <w:ind w:left="709" w:hanging="0"/>
+        <w:jc w:val="both"/>
+        <w:rPr>
+          <w:rFonts w:ascii="Garamond" w:hAnsi="Garamond"/>
+          <w:color w:val="00A0FC"/>
+          <w:sz w:val="36"/>
+          <w:szCs w:val="36"/>
+        </w:rPr>
+      </w:pPr>
+      <w:r>
+        <w:rPr>
+          <w:rFonts w:ascii="Garamond" w:hAnsi="Garamond"/>
+          <w:color w:val="00A0FC"/>
+          <w:sz w:val="36"/>
+          <w:szCs w:val="36"/>
+        </w:rPr>
       </w:r>
     </w:p>
     <w:p>
@@ -3321,23 +3357,7 @@
           <w:sz w:val="36"/>
           <w:szCs w:val="36"/>
         </w:rPr>
-        <w:t>. Não haverá nas plantas, como nos animais, um instinto de conservação, que as induza a procurar o que lhes possa ser útil e a evitar o</w:t>
-      </w:r>
-      <w:r>
-        <w:rPr>
-          <w:rFonts w:ascii="Garamond" w:hAnsi="Garamond"/>
-          <w:sz w:val="36"/>
-          <w:szCs w:val="36"/>
-        </w:rPr>
-        <w:t xml:space="preserve"> </w:t>
-      </w:r>
-      <w:r>
-        <w:rPr>
-          <w:rFonts w:ascii="Garamond" w:hAnsi="Garamond"/>
-          <w:sz w:val="36"/>
-          <w:szCs w:val="36"/>
-        </w:rPr>
-        <w:t>que lhes possa ser nocivo?</w:t>
+        <w:t>. Não haverá nas plantas, como nos animais, um instinto de conservação, que as induza a procurar o que lhes possa ser útil e a evitar o que lhes possa ser nocivo?</w:t>
       </w:r>
     </w:p>
     <w:p>
@@ -3389,8 +3409,744 @@
           <w:sz w:val="36"/>
           <w:szCs w:val="36"/>
         </w:rPr>
-        <w:t>Há, se quiserdes, uma espécie de instinto, dependendo isso da</w:t>
-      </w:r>
+        <w:t xml:space="preserve">Há, se quiserdes, uma espécie de instinto, dependendo isso da extensão que se dê ao significado desta palavra. É, porém, um instinto puramente mecânico. Quando, nas operações químicas,observais que dois corpos se reúnem, é que um ao outro convém; quer dizer: é que há entre eles afinidade. Ora, a isto não dais o nome de instinto.” </w:t>
+      </w:r>
+    </w:p>
+    <w:p>
+      <w:pPr>
+        <w:pStyle w:val="Normal"/>
+        <w:bidi w:val="0"/>
+        <w:ind w:left="709" w:hanging="0"/>
+        <w:jc w:val="both"/>
+        <w:rPr>
+          <w:rFonts w:ascii="Garamond" w:hAnsi="Garamond" w:eastAsia="Noto Serif CJK SC" w:cs="Noto Sans Devanagari"/>
+          <w:i w:val="false"/>
+          <w:i w:val="false"/>
+          <w:iCs w:val="false"/>
+          <w:color w:val="00A0FC"/>
+          <w:kern w:val="2"/>
+          <w:sz w:val="36"/>
+          <w:szCs w:val="36"/>
+          <w:lang w:val="pt-BR" w:eastAsia="zh-CN" w:bidi="hi-IN"/>
+        </w:rPr>
+      </w:pPr>
+      <w:r>
+        <w:rPr>
+          <w:rFonts w:eastAsia="Noto Serif CJK SC" w:cs="Noto Sans Devanagari" w:ascii="Garamond" w:hAnsi="Garamond"/>
+          <w:i w:val="false"/>
+          <w:iCs w:val="false"/>
+          <w:color w:val="00A0FC"/>
+          <w:kern w:val="2"/>
+          <w:sz w:val="36"/>
+          <w:szCs w:val="36"/>
+          <w:lang w:val="pt-BR" w:eastAsia="zh-CN" w:bidi="hi-IN"/>
+        </w:rPr>
+      </w:r>
+    </w:p>
+    <w:p>
+      <w:pPr>
+        <w:pStyle w:val="Normal"/>
+        <w:bidi w:val="0"/>
+        <w:ind w:left="709" w:hanging="0"/>
+        <w:jc w:val="both"/>
+        <w:rPr>
+          <w:rFonts w:ascii="Garamond" w:hAnsi="Garamond"/>
+          <w:color w:val="00A0FC"/>
+          <w:sz w:val="36"/>
+          <w:szCs w:val="36"/>
+        </w:rPr>
+      </w:pPr>
+      <w:r>
+        <w:rPr>
+          <w:rFonts w:eastAsia="Noto Serif CJK SC" w:cs="Noto Sans Devanagari" w:ascii="Garamond" w:hAnsi="Garamond"/>
+          <w:i w:val="false"/>
+          <w:iCs w:val="false"/>
+          <w:color w:val="00A0FC"/>
+          <w:kern w:val="2"/>
+          <w:sz w:val="36"/>
+          <w:szCs w:val="36"/>
+          <w:lang w:val="pt-BR" w:eastAsia="zh-CN" w:bidi="hi-IN"/>
+        </w:rPr>
+        <w:t xml:space="preserve">Nessa questão </w:t>
+      </w:r>
+      <w:r>
+        <w:rPr>
+          <w:rFonts w:eastAsia="Noto Serif CJK SC" w:cs="Noto Sans Devanagari" w:ascii="Garamond" w:hAnsi="Garamond"/>
+          <w:i w:val="false"/>
+          <w:iCs w:val="false"/>
+          <w:color w:val="00A0FC"/>
+          <w:kern w:val="2"/>
+          <w:sz w:val="36"/>
+          <w:szCs w:val="36"/>
+          <w:lang w:val="pt-BR" w:eastAsia="zh-CN" w:bidi="hi-IN"/>
+        </w:rPr>
+        <w:t xml:space="preserve">Kardec </w:t>
+      </w:r>
+      <w:r>
+        <w:rPr>
+          <w:rFonts w:eastAsia="Noto Serif CJK SC" w:cs="Noto Sans Devanagari" w:ascii="Garamond" w:hAnsi="Garamond"/>
+          <w:i w:val="false"/>
+          <w:iCs w:val="false"/>
+          <w:color w:val="00A0FC"/>
+          <w:kern w:val="2"/>
+          <w:sz w:val="36"/>
+          <w:szCs w:val="36"/>
+          <w:lang w:val="pt-BR" w:eastAsia="zh-CN" w:bidi="hi-IN"/>
+        </w:rPr>
+        <w:t xml:space="preserve">quer saber se as plantas, assim como os animais, são dotadas de algum instinto de conservação que as faz procurar por aquilo que lhes é útil, ao mesmo tempo que </w:t>
+      </w:r>
+      <w:r>
+        <w:rPr>
+          <w:rFonts w:eastAsia="Noto Serif CJK SC" w:cs="Noto Sans Devanagari" w:ascii="Garamond" w:hAnsi="Garamond"/>
+          <w:i w:val="false"/>
+          <w:iCs w:val="false"/>
+          <w:color w:val="00A0FC"/>
+          <w:kern w:val="2"/>
+          <w:sz w:val="36"/>
+          <w:szCs w:val="36"/>
+          <w:lang w:val="pt-BR" w:eastAsia="zh-CN" w:bidi="hi-IN"/>
+        </w:rPr>
+        <w:t>as faz se afastarem</w:t>
+      </w:r>
+      <w:r>
+        <w:rPr>
+          <w:rFonts w:eastAsia="Noto Serif CJK SC" w:cs="Noto Sans Devanagari" w:ascii="Garamond" w:hAnsi="Garamond"/>
+          <w:i w:val="false"/>
+          <w:iCs w:val="false"/>
+          <w:color w:val="00A0FC"/>
+          <w:kern w:val="2"/>
+          <w:sz w:val="36"/>
+          <w:szCs w:val="36"/>
+          <w:lang w:val="pt-BR" w:eastAsia="zh-CN" w:bidi="hi-IN"/>
+        </w:rPr>
+        <w:t xml:space="preserve"> daquilo que lhes seja nocivo.</w:t>
+      </w:r>
+    </w:p>
+    <w:p>
+      <w:pPr>
+        <w:pStyle w:val="Normal"/>
+        <w:bidi w:val="0"/>
+        <w:ind w:left="709" w:hanging="0"/>
+        <w:jc w:val="both"/>
+        <w:rPr>
+          <w:rFonts w:ascii="Garamond" w:hAnsi="Garamond"/>
+          <w:color w:val="00A0FC"/>
+          <w:sz w:val="36"/>
+          <w:szCs w:val="36"/>
+        </w:rPr>
+      </w:pPr>
+      <w:r>
+        <w:rPr/>
+      </w:r>
+    </w:p>
+    <w:p>
+      <w:pPr>
+        <w:pStyle w:val="Normal"/>
+        <w:bidi w:val="0"/>
+        <w:ind w:left="709" w:hanging="0"/>
+        <w:jc w:val="both"/>
+        <w:rPr>
+          <w:rFonts w:ascii="Garamond" w:hAnsi="Garamond"/>
+          <w:color w:val="00A0FC"/>
+          <w:sz w:val="36"/>
+          <w:szCs w:val="36"/>
+        </w:rPr>
+      </w:pPr>
+      <w:r>
+        <w:rPr>
+          <w:rFonts w:eastAsia="Noto Serif CJK SC" w:cs="Noto Sans Devanagari" w:ascii="Garamond" w:hAnsi="Garamond"/>
+          <w:i w:val="false"/>
+          <w:iCs w:val="false"/>
+          <w:color w:val="00A0FC"/>
+          <w:kern w:val="2"/>
+          <w:sz w:val="36"/>
+          <w:szCs w:val="36"/>
+          <w:lang w:val="pt-BR" w:eastAsia="zh-CN" w:bidi="hi-IN"/>
+        </w:rPr>
+        <w:t xml:space="preserve">De fato, algumas plantas apresentam um comportamento muito particular que pode nos levar a </w:t>
+      </w:r>
+      <w:r>
+        <w:rPr>
+          <w:rFonts w:eastAsia="Noto Serif CJK SC" w:cs="Noto Sans Devanagari" w:ascii="Garamond" w:hAnsi="Garamond"/>
+          <w:i w:val="false"/>
+          <w:iCs w:val="false"/>
+          <w:color w:val="00A0FC"/>
+          <w:kern w:val="2"/>
+          <w:sz w:val="36"/>
+          <w:szCs w:val="36"/>
+          <w:lang w:val="pt-BR" w:eastAsia="zh-CN" w:bidi="hi-IN"/>
+        </w:rPr>
+        <w:t>acreditar</w:t>
+      </w:r>
+      <w:r>
+        <w:rPr>
+          <w:rFonts w:eastAsia="Noto Serif CJK SC" w:cs="Noto Sans Devanagari" w:ascii="Garamond" w:hAnsi="Garamond"/>
+          <w:i w:val="false"/>
+          <w:iCs w:val="false"/>
+          <w:color w:val="00A0FC"/>
+          <w:kern w:val="2"/>
+          <w:sz w:val="36"/>
+          <w:szCs w:val="36"/>
+          <w:lang w:val="pt-BR" w:eastAsia="zh-CN" w:bidi="hi-IN"/>
+        </w:rPr>
+        <w:t xml:space="preserve"> que elas realmente são dotadas de instinto.</w:t>
+      </w:r>
+    </w:p>
+    <w:p>
+      <w:pPr>
+        <w:pStyle w:val="Normal"/>
+        <w:bidi w:val="0"/>
+        <w:ind w:left="709" w:hanging="0"/>
+        <w:jc w:val="both"/>
+        <w:rPr>
+          <w:rFonts w:ascii="Garamond" w:hAnsi="Garamond"/>
+          <w:color w:val="00A0FC"/>
+          <w:sz w:val="36"/>
+          <w:szCs w:val="36"/>
+        </w:rPr>
+      </w:pPr>
+      <w:r>
+        <w:rPr/>
+      </w:r>
+    </w:p>
+    <w:p>
+      <w:pPr>
+        <w:pStyle w:val="Normal"/>
+        <w:bidi w:val="0"/>
+        <w:ind w:left="709" w:hanging="0"/>
+        <w:jc w:val="both"/>
+        <w:rPr>
+          <w:rFonts w:ascii="Garamond" w:hAnsi="Garamond"/>
+          <w:color w:val="00A0FC"/>
+          <w:sz w:val="36"/>
+          <w:szCs w:val="36"/>
+        </w:rPr>
+      </w:pPr>
+      <w:r>
+        <w:rPr>
+          <w:rFonts w:eastAsia="Noto Serif CJK SC" w:cs="Noto Sans Devanagari" w:ascii="Garamond" w:hAnsi="Garamond"/>
+          <w:i w:val="false"/>
+          <w:iCs w:val="false"/>
+          <w:color w:val="00A0FC"/>
+          <w:kern w:val="2"/>
+          <w:sz w:val="36"/>
+          <w:szCs w:val="36"/>
+          <w:lang w:val="pt-BR" w:eastAsia="zh-CN" w:bidi="hi-IN"/>
+        </w:rPr>
+        <w:t xml:space="preserve">Existe, por exemplo, um fenômeno chamado hidrotropismo que </w:t>
+      </w:r>
+      <w:r>
+        <w:rPr>
+          <w:rFonts w:eastAsia="Noto Serif CJK SC" w:cs="Noto Sans Devanagari" w:ascii="Garamond" w:hAnsi="Garamond"/>
+          <w:i w:val="false"/>
+          <w:iCs w:val="false"/>
+          <w:color w:val="00A0FC"/>
+          <w:kern w:val="2"/>
+          <w:sz w:val="36"/>
+          <w:szCs w:val="36"/>
+          <w:lang w:val="pt-BR" w:eastAsia="zh-CN" w:bidi="hi-IN"/>
+        </w:rPr>
+        <w:t xml:space="preserve">acontece </w:t>
+      </w:r>
+      <w:r>
+        <w:rPr>
+          <w:rFonts w:eastAsia="Noto Serif CJK SC" w:cs="Noto Sans Devanagari" w:ascii="Garamond" w:hAnsi="Garamond"/>
+          <w:i w:val="false"/>
+          <w:iCs w:val="false"/>
+          <w:color w:val="00A0FC"/>
+          <w:kern w:val="2"/>
+          <w:sz w:val="36"/>
+          <w:szCs w:val="36"/>
+          <w:lang w:val="pt-BR" w:eastAsia="zh-CN" w:bidi="hi-IN"/>
+        </w:rPr>
+        <w:t xml:space="preserve">quando a raiz da planta cresce preferencialmente para o lado que oferece melhores condições </w:t>
+      </w:r>
+      <w:r>
+        <w:rPr>
+          <w:rFonts w:eastAsia="Noto Serif CJK SC" w:cs="Noto Sans Devanagari" w:ascii="Garamond" w:hAnsi="Garamond"/>
+          <w:i w:val="false"/>
+          <w:iCs w:val="false"/>
+          <w:color w:val="00A0FC"/>
+          <w:kern w:val="2"/>
+          <w:sz w:val="36"/>
+          <w:szCs w:val="36"/>
+          <w:lang w:val="pt-BR" w:eastAsia="zh-CN" w:bidi="hi-IN"/>
+        </w:rPr>
+        <w:t>de encontrar água</w:t>
+      </w:r>
+      <w:r>
+        <w:rPr>
+          <w:rFonts w:eastAsia="Noto Serif CJK SC" w:cs="Noto Sans Devanagari" w:ascii="Garamond" w:hAnsi="Garamond"/>
+          <w:i w:val="false"/>
+          <w:iCs w:val="false"/>
+          <w:color w:val="00A0FC"/>
+          <w:kern w:val="2"/>
+          <w:sz w:val="36"/>
+          <w:szCs w:val="36"/>
+          <w:lang w:val="pt-BR" w:eastAsia="zh-CN" w:bidi="hi-IN"/>
+        </w:rPr>
+        <w:t xml:space="preserve">. </w:t>
+      </w:r>
+      <w:r>
+        <w:rPr>
+          <w:rFonts w:eastAsia="Noto Serif CJK SC" w:cs="Noto Sans Devanagari" w:ascii="Garamond" w:hAnsi="Garamond"/>
+          <w:i w:val="false"/>
+          <w:iCs w:val="false"/>
+          <w:color w:val="00A0FC"/>
+          <w:kern w:val="2"/>
+          <w:sz w:val="36"/>
+          <w:szCs w:val="36"/>
+          <w:lang w:val="pt-BR" w:eastAsia="zh-CN" w:bidi="hi-IN"/>
+        </w:rPr>
+        <w:t>Isso faz com que o crescimento das raízes seja redistribuído de acordo com o grau de umidade do solo.</w:t>
+      </w:r>
+    </w:p>
+    <w:p>
+      <w:pPr>
+        <w:pStyle w:val="Normal"/>
+        <w:bidi w:val="0"/>
+        <w:ind w:left="709" w:hanging="0"/>
+        <w:jc w:val="both"/>
+        <w:rPr>
+          <w:rFonts w:ascii="Garamond" w:hAnsi="Garamond"/>
+          <w:color w:val="00A0FC"/>
+          <w:sz w:val="36"/>
+          <w:szCs w:val="36"/>
+        </w:rPr>
+      </w:pPr>
+      <w:r>
+        <w:rPr/>
+      </w:r>
+    </w:p>
+    <w:p>
+      <w:pPr>
+        <w:pStyle w:val="Normal"/>
+        <w:bidi w:val="0"/>
+        <w:ind w:left="709" w:hanging="0"/>
+        <w:jc w:val="both"/>
+        <w:rPr>
+          <w:rFonts w:ascii="Garamond" w:hAnsi="Garamond"/>
+          <w:color w:val="00A0FC"/>
+          <w:sz w:val="36"/>
+          <w:szCs w:val="36"/>
+        </w:rPr>
+      </w:pPr>
+      <w:r>
+        <w:rPr>
+          <w:rFonts w:eastAsia="Noto Serif CJK SC" w:cs="Noto Sans Devanagari" w:ascii="Garamond" w:hAnsi="Garamond"/>
+          <w:i w:val="false"/>
+          <w:iCs w:val="false"/>
+          <w:color w:val="00A0FC"/>
+          <w:kern w:val="2"/>
+          <w:sz w:val="36"/>
+          <w:szCs w:val="36"/>
+          <w:lang w:val="pt-BR" w:eastAsia="zh-CN" w:bidi="hi-IN"/>
+        </w:rPr>
+        <w:t xml:space="preserve">Outro fenômeno bastante interessante que se nota em algumas plantas é que elas "decidem" como irão se desenvolver. Se a planta percebe que está competindo por luz, ela </w:t>
+      </w:r>
+      <w:r>
+        <w:rPr>
+          <w:rFonts w:eastAsia="Noto Serif CJK SC" w:cs="Noto Sans Devanagari" w:ascii="Garamond" w:hAnsi="Garamond"/>
+          <w:i w:val="false"/>
+          <w:iCs w:val="false"/>
+          <w:color w:val="00A0FC"/>
+          <w:kern w:val="2"/>
+          <w:sz w:val="36"/>
+          <w:szCs w:val="36"/>
+          <w:lang w:val="pt-BR" w:eastAsia="zh-CN" w:bidi="hi-IN"/>
+        </w:rPr>
+        <w:t>procurar crescer mais no caule, tornando-se mais alta</w:t>
+      </w:r>
+      <w:r>
+        <w:rPr>
+          <w:rFonts w:eastAsia="Noto Serif CJK SC" w:cs="Noto Sans Devanagari" w:ascii="Garamond" w:hAnsi="Garamond"/>
+          <w:i w:val="false"/>
+          <w:iCs w:val="false"/>
+          <w:color w:val="00A0FC"/>
+          <w:kern w:val="2"/>
+          <w:sz w:val="36"/>
+          <w:szCs w:val="36"/>
+          <w:lang w:val="pt-BR" w:eastAsia="zh-CN" w:bidi="hi-IN"/>
+        </w:rPr>
+        <w:t>. Se o problema for a escassez de água ou nutrientes, ela investe no crescimento de suas raízes</w:t>
+      </w:r>
+      <w:r>
+        <w:rPr>
+          <w:rFonts w:eastAsia="Noto Serif CJK SC" w:cs="Noto Sans Devanagari" w:ascii="Garamond" w:hAnsi="Garamond"/>
+          <w:i w:val="false"/>
+          <w:iCs w:val="false"/>
+          <w:color w:val="00A0FC"/>
+          <w:kern w:val="2"/>
+          <w:sz w:val="36"/>
+          <w:szCs w:val="36"/>
+          <w:lang w:val="pt-BR" w:eastAsia="zh-CN" w:bidi="hi-IN"/>
+        </w:rPr>
+        <w:t>, de forma a ter mais chances de encontrar esses recursos.</w:t>
+      </w:r>
+    </w:p>
+    <w:p>
+      <w:pPr>
+        <w:pStyle w:val="Normal"/>
+        <w:bidi w:val="0"/>
+        <w:ind w:left="709" w:hanging="0"/>
+        <w:jc w:val="both"/>
+        <w:rPr>
+          <w:rFonts w:ascii="Garamond" w:hAnsi="Garamond"/>
+          <w:color w:val="00A0FC"/>
+          <w:sz w:val="36"/>
+          <w:szCs w:val="36"/>
+        </w:rPr>
+      </w:pPr>
+      <w:r>
+        <w:rPr/>
+      </w:r>
+    </w:p>
+    <w:p>
+      <w:pPr>
+        <w:pStyle w:val="Normal"/>
+        <w:bidi w:val="0"/>
+        <w:ind w:left="709" w:hanging="0"/>
+        <w:jc w:val="both"/>
+        <w:rPr>
+          <w:rFonts w:ascii="Garamond" w:hAnsi="Garamond"/>
+          <w:color w:val="00A0FC"/>
+          <w:sz w:val="36"/>
+          <w:szCs w:val="36"/>
+        </w:rPr>
+      </w:pPr>
+      <w:r>
+        <w:rPr>
+          <w:rFonts w:eastAsia="Noto Serif CJK SC" w:cs="Noto Sans Devanagari" w:ascii="Garamond" w:hAnsi="Garamond"/>
+          <w:i w:val="false"/>
+          <w:iCs w:val="false"/>
+          <w:color w:val="00A0FC"/>
+          <w:kern w:val="2"/>
+          <w:sz w:val="36"/>
+          <w:szCs w:val="36"/>
+          <w:lang w:val="pt-BR" w:eastAsia="zh-CN" w:bidi="hi-IN"/>
+        </w:rPr>
+        <w:t xml:space="preserve">Só que, por mais interessantes que sejam esses fenômenos, a Espiritualidade diz que eles não podem ser classificados </w:t>
+      </w:r>
+      <w:r>
+        <w:rPr>
+          <w:rFonts w:eastAsia="Noto Serif CJK SC" w:cs="Noto Sans Devanagari" w:ascii="Garamond" w:hAnsi="Garamond"/>
+          <w:i w:val="false"/>
+          <w:iCs w:val="false"/>
+          <w:color w:val="00A0FC"/>
+          <w:kern w:val="2"/>
+          <w:sz w:val="36"/>
+          <w:szCs w:val="36"/>
+          <w:lang w:val="pt-BR" w:eastAsia="zh-CN" w:bidi="hi-IN"/>
+        </w:rPr>
+        <w:t>como</w:t>
+      </w:r>
+      <w:r>
+        <w:rPr>
+          <w:rFonts w:eastAsia="Noto Serif CJK SC" w:cs="Noto Sans Devanagari" w:ascii="Garamond" w:hAnsi="Garamond"/>
+          <w:i w:val="false"/>
+          <w:iCs w:val="false"/>
+          <w:color w:val="00A0FC"/>
+          <w:kern w:val="2"/>
+          <w:sz w:val="36"/>
+          <w:szCs w:val="36"/>
+          <w:lang w:val="pt-BR" w:eastAsia="zh-CN" w:bidi="hi-IN"/>
+        </w:rPr>
+        <w:t xml:space="preserve"> instinto, não no sentido </w:t>
+      </w:r>
+      <w:r>
+        <w:rPr>
+          <w:rFonts w:eastAsia="Noto Serif CJK SC" w:cs="Noto Sans Devanagari" w:ascii="Garamond" w:hAnsi="Garamond"/>
+          <w:i w:val="false"/>
+          <w:iCs w:val="false"/>
+          <w:color w:val="00A0FC"/>
+          <w:kern w:val="2"/>
+          <w:sz w:val="36"/>
+          <w:szCs w:val="36"/>
+          <w:lang w:val="pt-BR" w:eastAsia="zh-CN" w:bidi="hi-IN"/>
+        </w:rPr>
+        <w:t>em que conhecemos</w:t>
+      </w:r>
+      <w:r>
+        <w:rPr>
+          <w:rFonts w:eastAsia="Noto Serif CJK SC" w:cs="Noto Sans Devanagari" w:ascii="Garamond" w:hAnsi="Garamond"/>
+          <w:i w:val="false"/>
+          <w:iCs w:val="false"/>
+          <w:color w:val="00A0FC"/>
+          <w:kern w:val="2"/>
+          <w:sz w:val="36"/>
+          <w:szCs w:val="36"/>
+          <w:lang w:val="pt-BR" w:eastAsia="zh-CN" w:bidi="hi-IN"/>
+        </w:rPr>
+        <w:t xml:space="preserve">. </w:t>
+      </w:r>
+      <w:r>
+        <w:rPr>
+          <w:rFonts w:eastAsia="Noto Serif CJK SC" w:cs="Noto Sans Devanagari" w:ascii="Garamond" w:hAnsi="Garamond"/>
+          <w:i w:val="false"/>
+          <w:iCs w:val="false"/>
+          <w:color w:val="00A0FC"/>
+          <w:kern w:val="2"/>
+          <w:sz w:val="36"/>
+          <w:szCs w:val="36"/>
+          <w:lang w:val="pt-BR" w:eastAsia="zh-CN" w:bidi="hi-IN"/>
+        </w:rPr>
+        <w:t>São fenômenos puramente mecânicos. Não há neles o menor traço de vontade ou sentimento da planta.</w:t>
+      </w:r>
+    </w:p>
+    <w:p>
+      <w:pPr>
+        <w:pStyle w:val="Normal"/>
+        <w:bidi w:val="0"/>
+        <w:ind w:left="709" w:hanging="0"/>
+        <w:jc w:val="both"/>
+        <w:rPr>
+          <w:rFonts w:ascii="Garamond" w:hAnsi="Garamond"/>
+          <w:color w:val="00A0FC"/>
+          <w:sz w:val="36"/>
+          <w:szCs w:val="36"/>
+        </w:rPr>
+      </w:pPr>
+      <w:r>
+        <w:rPr/>
+      </w:r>
+    </w:p>
+    <w:p>
+      <w:pPr>
+        <w:pStyle w:val="Normal"/>
+        <w:bidi w:val="0"/>
+        <w:ind w:left="709" w:hanging="0"/>
+        <w:jc w:val="both"/>
+        <w:rPr>
+          <w:rFonts w:ascii="Garamond" w:hAnsi="Garamond"/>
+          <w:color w:val="00A0FC"/>
+          <w:sz w:val="36"/>
+          <w:szCs w:val="36"/>
+        </w:rPr>
+      </w:pPr>
+      <w:r>
+        <w:rPr>
+          <w:rFonts w:eastAsia="Noto Serif CJK SC" w:cs="Noto Sans Devanagari" w:ascii="Garamond" w:hAnsi="Garamond"/>
+          <w:i w:val="false"/>
+          <w:iCs w:val="false"/>
+          <w:color w:val="00A0FC"/>
+          <w:kern w:val="2"/>
+          <w:sz w:val="36"/>
+          <w:szCs w:val="36"/>
+          <w:lang w:val="pt-BR" w:eastAsia="zh-CN" w:bidi="hi-IN"/>
+        </w:rPr>
+        <w:t>A Espiritualidade lembra a Kardec que na química há reações que acontecem devido à grande força de atração entre os elementos ou substâncias envolvidas e afirma que nós não damos a essa força de atração o nome de instinto.</w:t>
+      </w:r>
+    </w:p>
+    <w:p>
+      <w:pPr>
+        <w:pStyle w:val="Normal"/>
+        <w:bidi w:val="0"/>
+        <w:ind w:left="709" w:hanging="0"/>
+        <w:jc w:val="both"/>
+        <w:rPr>
+          <w:rFonts w:ascii="Garamond" w:hAnsi="Garamond"/>
+          <w:color w:val="00A0FC"/>
+          <w:sz w:val="36"/>
+          <w:szCs w:val="36"/>
+        </w:rPr>
+      </w:pPr>
+      <w:r>
+        <w:rPr/>
+      </w:r>
+    </w:p>
+    <w:p>
+      <w:pPr>
+        <w:pStyle w:val="Normal"/>
+        <w:bidi w:val="0"/>
+        <w:ind w:left="709" w:hanging="0"/>
+        <w:jc w:val="both"/>
+        <w:rPr>
+          <w:rFonts w:ascii="Garamond" w:hAnsi="Garamond" w:eastAsia="Noto Serif CJK SC" w:cs="Noto Sans Devanagari"/>
+          <w:i w:val="false"/>
+          <w:i w:val="false"/>
+          <w:iCs w:val="false"/>
+          <w:color w:val="00A0FC"/>
+          <w:kern w:val="2"/>
+          <w:sz w:val="36"/>
+          <w:szCs w:val="36"/>
+          <w:lang w:val="pt-BR" w:eastAsia="zh-CN" w:bidi="hi-IN"/>
+        </w:rPr>
+      </w:pPr>
+      <w:r>
+        <w:rPr>
+          <w:rFonts w:eastAsia="Noto Serif CJK SC" w:cs="Noto Sans Devanagari" w:ascii="Garamond" w:hAnsi="Garamond"/>
+          <w:i w:val="false"/>
+          <w:iCs w:val="false"/>
+          <w:color w:val="00A0FC"/>
+          <w:kern w:val="2"/>
+          <w:sz w:val="36"/>
+          <w:szCs w:val="36"/>
+          <w:lang w:val="pt-BR" w:eastAsia="zh-CN" w:bidi="hi-IN"/>
+        </w:rPr>
+        <w:t xml:space="preserve">Ainda que sejam fenômenos meramente mecânicos, não há como não sentirmos admiração ao observá-los porque neles estão presentes a sabedoria e a perfeição divinas. </w:t>
+      </w:r>
+    </w:p>
+    <w:p>
+      <w:pPr>
+        <w:pStyle w:val="Normal"/>
+        <w:bidi w:val="0"/>
+        <w:ind w:left="709" w:hanging="0"/>
+        <w:jc w:val="both"/>
+        <w:rPr>
+          <w:rFonts w:ascii="Garamond" w:hAnsi="Garamond"/>
+          <w:color w:val="00A0FC"/>
+          <w:sz w:val="36"/>
+          <w:szCs w:val="36"/>
+        </w:rPr>
+      </w:pPr>
+      <w:r>
+        <w:rPr/>
+      </w:r>
+    </w:p>
+    <w:p>
+      <w:pPr>
+        <w:pStyle w:val="Normal"/>
+        <w:bidi w:val="0"/>
+        <w:ind w:left="709" w:hanging="0"/>
+        <w:jc w:val="both"/>
+        <w:rPr>
+          <w:rFonts w:ascii="Garamond" w:hAnsi="Garamond"/>
+          <w:color w:val="00A0FC"/>
+          <w:sz w:val="36"/>
+          <w:szCs w:val="36"/>
+        </w:rPr>
+      </w:pPr>
+      <w:r>
+        <w:rPr>
+          <w:rFonts w:eastAsia="Noto Serif CJK SC" w:cs="Noto Sans Devanagari" w:ascii="Garamond" w:hAnsi="Garamond"/>
+          <w:i w:val="false"/>
+          <w:iCs w:val="false"/>
+          <w:color w:val="00A0FC"/>
+          <w:kern w:val="2"/>
+          <w:sz w:val="36"/>
+          <w:szCs w:val="36"/>
+          <w:lang w:val="pt-BR" w:eastAsia="zh-CN" w:bidi="hi-IN"/>
+        </w:rPr>
+        <w:t xml:space="preserve">Um ser que não sente, não pensa, traz consigo recursos para fazer aquilo que é importante e útil para ela.  </w:t>
+      </w:r>
+    </w:p>
+    <w:p>
+      <w:pPr>
+        <w:pStyle w:val="Normal"/>
+        <w:bidi w:val="0"/>
+        <w:ind w:left="709" w:hanging="0"/>
+        <w:jc w:val="both"/>
+        <w:rPr>
+          <w:rFonts w:ascii="Garamond" w:hAnsi="Garamond"/>
+          <w:color w:val="00A0FC"/>
+          <w:sz w:val="36"/>
+          <w:szCs w:val="36"/>
+        </w:rPr>
+      </w:pPr>
+      <w:r>
+        <w:rPr/>
+      </w:r>
+    </w:p>
+    <w:p>
+      <w:pPr>
+        <w:pStyle w:val="Normal"/>
+        <w:bidi w:val="0"/>
+        <w:ind w:left="709" w:hanging="0"/>
+        <w:jc w:val="both"/>
+        <w:rPr>
+          <w:rFonts w:ascii="Garamond" w:hAnsi="Garamond"/>
+          <w:color w:val="00A0FC"/>
+          <w:sz w:val="36"/>
+          <w:szCs w:val="36"/>
+        </w:rPr>
+      </w:pPr>
+      <w:r>
+        <w:rPr>
+          <w:rFonts w:ascii="Garamond" w:hAnsi="Garamond"/>
+          <w:color w:val="00A0FC"/>
+          <w:sz w:val="36"/>
+          <w:szCs w:val="36"/>
+        </w:rPr>
+      </w:r>
+    </w:p>
+    <w:p>
+      <w:pPr>
+        <w:pStyle w:val="Normal"/>
+        <w:bidi w:val="0"/>
+        <w:jc w:val="both"/>
+        <w:rPr>
+          <w:rFonts w:ascii="Garamond" w:hAnsi="Garamond"/>
+          <w:sz w:val="36"/>
+          <w:szCs w:val="36"/>
+        </w:rPr>
+      </w:pPr>
+      <w:r>
+        <w:rPr>
+          <w:rFonts w:eastAsia="Noto Serif CJK SC" w:cs="Noto Sans Devanagari" w:ascii="Garamond" w:hAnsi="Garamond"/>
+          <w:color w:val="auto"/>
+          <w:kern w:val="2"/>
+          <w:sz w:val="36"/>
+          <w:szCs w:val="36"/>
+          <w:lang w:val="pt-BR" w:eastAsia="zh-CN" w:bidi="hi-IN"/>
+        </w:rPr>
+        <w:t>591</w:t>
+      </w:r>
+      <w:r>
+        <w:rPr>
+          <w:rFonts w:ascii="Garamond" w:hAnsi="Garamond"/>
+          <w:sz w:val="36"/>
+          <w:szCs w:val="36"/>
+        </w:rPr>
+        <w:t>. Nos mundos superiores, as plantas são de natureza mais perfeita,</w:t>
+      </w:r>
+      <w:r>
+        <w:rPr>
+          <w:rFonts w:ascii="Garamond" w:hAnsi="Garamond"/>
+          <w:sz w:val="36"/>
+          <w:szCs w:val="36"/>
+        </w:rPr>
+        <w:t xml:space="preserve"> </w:t>
+      </w:r>
+      <w:r>
+        <w:rPr>
+          <w:rFonts w:ascii="Garamond" w:hAnsi="Garamond"/>
+          <w:sz w:val="36"/>
+          <w:szCs w:val="36"/>
+        </w:rPr>
+        <w:t>como os outros seres?</w:t>
+      </w:r>
+    </w:p>
+    <w:p>
+      <w:pPr>
+        <w:pStyle w:val="Normal"/>
+        <w:bidi w:val="0"/>
+        <w:jc w:val="both"/>
+        <w:rPr>
+          <w:rFonts w:ascii="Garamond" w:hAnsi="Garamond"/>
+          <w:sz w:val="36"/>
+          <w:szCs w:val="36"/>
+        </w:rPr>
+      </w:pPr>
+      <w:r>
+        <w:rPr>
+          <w:rFonts w:ascii="Garamond" w:hAnsi="Garamond"/>
+          <w:sz w:val="36"/>
+          <w:szCs w:val="36"/>
+        </w:rPr>
+      </w:r>
+    </w:p>
+    <w:p>
+      <w:pPr>
+        <w:pStyle w:val="Normal"/>
+        <w:bidi w:val="0"/>
+        <w:ind w:hanging="0"/>
+        <w:jc w:val="both"/>
+        <w:rPr>
+          <w:rFonts w:ascii="Garamond" w:hAnsi="Garamond"/>
+          <w:sz w:val="36"/>
+          <w:szCs w:val="36"/>
+        </w:rPr>
+      </w:pPr>
       <w:r>
         <w:rPr>
           <w:rFonts w:ascii="Garamond" w:hAnsi="Garamond"/>
@@ -3399,7 +4155,7 @@
           <w:sz w:val="36"/>
           <w:szCs w:val="36"/>
         </w:rPr>
-        <w:t xml:space="preserve"> </w:t>
+        <w:t>“</w:t>
       </w:r>
       <w:r>
         <w:rPr>
@@ -3409,7 +4165,7 @@
           <w:sz w:val="36"/>
           <w:szCs w:val="36"/>
         </w:rPr>
-        <w:t>extensão que se dê ao significado desta palavra. É, porém, um</w:t>
+        <w:t>Tudo é mais perfeito. As plantas, porém, são sempre plantas,</w:t>
       </w:r>
       <w:r>
         <w:rPr>
@@ -3429,395 +4185,7 @@
           <w:sz w:val="36"/>
           <w:szCs w:val="36"/>
         </w:rPr>
-        <w:t>instinto puramente mecânico. Quando, nas operações químicas,observais que dois corpos se reúnem, é que um ao outro convém;</w:t>
-      </w:r>
-      <w:r>
-        <w:rPr>
-          <w:rFonts w:ascii="Garamond" w:hAnsi="Garamond"/>
-          <w:i/>
-          <w:iCs/>
-          <w:sz w:val="36"/>
-          <w:szCs w:val="36"/>
-        </w:rPr>
-        <w:t xml:space="preserve"> </w:t>
-      </w:r>
-      <w:r>
-        <w:rPr>
-          <w:rFonts w:ascii="Garamond" w:hAnsi="Garamond"/>
-          <w:i/>
-          <w:iCs/>
-          <w:sz w:val="36"/>
-          <w:szCs w:val="36"/>
-        </w:rPr>
-        <w:t>quer dizer: é que há entre eles afinidade. Ora, a isto não dais o</w:t>
-      </w:r>
-      <w:r>
-        <w:rPr>
-          <w:rFonts w:ascii="Garamond" w:hAnsi="Garamond"/>
-          <w:i/>
-          <w:iCs/>
-          <w:sz w:val="36"/>
-          <w:szCs w:val="36"/>
-        </w:rPr>
-        <w:t xml:space="preserve"> </w:t>
-      </w:r>
-      <w:r>
-        <w:rPr>
-          <w:rFonts w:ascii="Garamond" w:hAnsi="Garamond"/>
-          <w:i/>
-          <w:iCs/>
-          <w:sz w:val="36"/>
-          <w:szCs w:val="36"/>
-        </w:rPr>
-        <w:t xml:space="preserve">nome de instinto.” </w:t>
-      </w:r>
-    </w:p>
-    <w:p>
-      <w:pPr>
-        <w:pStyle w:val="Normal"/>
-        <w:bidi w:val="0"/>
-        <w:ind w:left="709" w:hanging="0"/>
-        <w:jc w:val="both"/>
-        <w:rPr>
-          <w:rFonts w:ascii="Garamond" w:hAnsi="Garamond" w:eastAsia="Noto Serif CJK SC" w:cs="Noto Sans Devanagari"/>
-          <w:i w:val="false"/>
-          <w:i w:val="false"/>
-          <w:iCs w:val="false"/>
-          <w:color w:val="00A0FC"/>
-          <w:kern w:val="2"/>
-          <w:sz w:val="36"/>
-          <w:szCs w:val="36"/>
-          <w:lang w:val="pt-BR" w:eastAsia="zh-CN" w:bidi="hi-IN"/>
-        </w:rPr>
-      </w:pPr>
-      <w:r>
-        <w:rPr>
-          <w:rFonts w:eastAsia="Noto Serif CJK SC" w:cs="Noto Sans Devanagari" w:ascii="Garamond" w:hAnsi="Garamond"/>
-          <w:i w:val="false"/>
-          <w:iCs w:val="false"/>
-          <w:color w:val="00A0FC"/>
-          <w:kern w:val="2"/>
-          <w:sz w:val="36"/>
-          <w:szCs w:val="36"/>
-          <w:lang w:val="pt-BR" w:eastAsia="zh-CN" w:bidi="hi-IN"/>
-        </w:rPr>
-      </w:r>
-    </w:p>
-    <w:p>
-      <w:pPr>
-        <w:pStyle w:val="Normal"/>
-        <w:bidi w:val="0"/>
-        <w:ind w:left="709" w:hanging="0"/>
-        <w:jc w:val="both"/>
-        <w:rPr>
-          <w:rFonts w:ascii="Garamond" w:hAnsi="Garamond"/>
-          <w:color w:val="00A0FC"/>
-          <w:sz w:val="36"/>
-          <w:szCs w:val="36"/>
-        </w:rPr>
-      </w:pPr>
-      <w:r>
-        <w:rPr>
-          <w:rFonts w:eastAsia="Noto Serif CJK SC" w:cs="Noto Sans Devanagari" w:ascii="Garamond" w:hAnsi="Garamond"/>
-          <w:i w:val="false"/>
-          <w:iCs w:val="false"/>
-          <w:color w:val="00A0FC"/>
-          <w:kern w:val="2"/>
-          <w:sz w:val="36"/>
-          <w:szCs w:val="36"/>
-          <w:lang w:val="pt-BR" w:eastAsia="zh-CN" w:bidi="hi-IN"/>
-        </w:rPr>
-        <w:t xml:space="preserve">Kardec pergunta o seguinte: pode uma pessoa que confia em um talismã - ainda que essa confiança não tenha fundamento lógico -  realmente atrair um Espírito visto que a força do pensamento da pessoa foi potencializada pelo uso do talismã? </w:t>
-      </w:r>
-    </w:p>
-    <w:p>
-      <w:pPr>
-        <w:pStyle w:val="Normal"/>
-        <w:bidi w:val="0"/>
-        <w:ind w:left="709" w:hanging="0"/>
-        <w:jc w:val="both"/>
-        <w:rPr>
-          <w:rFonts w:ascii="Garamond" w:hAnsi="Garamond"/>
-          <w:color w:val="00A0FC"/>
-          <w:sz w:val="36"/>
-          <w:szCs w:val="36"/>
-        </w:rPr>
-      </w:pPr>
-      <w:r>
-        <w:rPr>
-          <w:rFonts w:ascii="Garamond" w:hAnsi="Garamond"/>
-          <w:color w:val="00A0FC"/>
-          <w:sz w:val="36"/>
-          <w:szCs w:val="36"/>
-        </w:rPr>
-      </w:r>
-    </w:p>
-    <w:p>
-      <w:pPr>
-        <w:pStyle w:val="Normal"/>
-        <w:bidi w:val="0"/>
-        <w:ind w:left="709" w:hanging="0"/>
-        <w:jc w:val="both"/>
-        <w:rPr>
-          <w:rFonts w:ascii="Garamond" w:hAnsi="Garamond"/>
-          <w:color w:val="00A0FC"/>
-          <w:sz w:val="36"/>
-          <w:szCs w:val="36"/>
-        </w:rPr>
-      </w:pPr>
-      <w:r>
-        <w:rPr>
-          <w:rFonts w:eastAsia="Noto Serif CJK SC" w:cs="Noto Sans Devanagari" w:ascii="Garamond" w:hAnsi="Garamond"/>
-          <w:i w:val="false"/>
-          <w:iCs w:val="false"/>
-          <w:color w:val="00A0FC"/>
-          <w:kern w:val="2"/>
-          <w:sz w:val="36"/>
-          <w:szCs w:val="36"/>
-          <w:lang w:val="pt-BR" w:eastAsia="zh-CN" w:bidi="hi-IN"/>
-        </w:rPr>
-        <w:t xml:space="preserve">A Espiritualidade responde que sim, é possível que o talismã acabe por fortalecer o pensamento daquela pessoa ao ponto de ela realmente conseguir atrair um Espírito. </w:t>
-      </w:r>
-    </w:p>
-    <w:p>
-      <w:pPr>
-        <w:pStyle w:val="Normal"/>
-        <w:bidi w:val="0"/>
-        <w:ind w:left="709" w:hanging="0"/>
-        <w:jc w:val="both"/>
-        <w:rPr>
-          <w:rFonts w:ascii="Garamond" w:hAnsi="Garamond"/>
-          <w:color w:val="00A0FC"/>
-          <w:sz w:val="36"/>
-          <w:szCs w:val="36"/>
-        </w:rPr>
-      </w:pPr>
-      <w:r>
-        <w:rPr>
-          <w:rFonts w:ascii="Garamond" w:hAnsi="Garamond"/>
-          <w:color w:val="00A0FC"/>
-          <w:sz w:val="36"/>
-          <w:szCs w:val="36"/>
-        </w:rPr>
-      </w:r>
-    </w:p>
-    <w:p>
-      <w:pPr>
-        <w:pStyle w:val="Normal"/>
-        <w:bidi w:val="0"/>
-        <w:ind w:left="709" w:hanging="0"/>
-        <w:jc w:val="both"/>
-        <w:rPr>
-          <w:rFonts w:ascii="Garamond" w:hAnsi="Garamond"/>
-          <w:color w:val="00A0FC"/>
-          <w:sz w:val="36"/>
-          <w:szCs w:val="36"/>
-        </w:rPr>
-      </w:pPr>
-      <w:r>
-        <w:rPr>
-          <w:rFonts w:eastAsia="Noto Serif CJK SC" w:cs="Noto Sans Devanagari" w:ascii="Garamond" w:hAnsi="Garamond"/>
-          <w:i w:val="false"/>
-          <w:iCs w:val="false"/>
-          <w:color w:val="00A0FC"/>
-          <w:kern w:val="2"/>
-          <w:sz w:val="36"/>
-          <w:szCs w:val="36"/>
-          <w:lang w:val="pt-BR" w:eastAsia="zh-CN" w:bidi="hi-IN"/>
-        </w:rPr>
-        <w:t>Contudo, a natureza do Espírito a ser atraído ainda depende da pureza da intenção e da elevação dos sentimentos daquele que utiliza o talismã.</w:t>
-      </w:r>
-    </w:p>
-    <w:p>
-      <w:pPr>
-        <w:pStyle w:val="Normal"/>
-        <w:bidi w:val="0"/>
-        <w:ind w:left="709" w:hanging="0"/>
-        <w:jc w:val="both"/>
-        <w:rPr>
-          <w:rFonts w:ascii="Garamond" w:hAnsi="Garamond"/>
-          <w:color w:val="00A0FC"/>
-          <w:sz w:val="36"/>
-          <w:szCs w:val="36"/>
-        </w:rPr>
-      </w:pPr>
-      <w:r>
-        <w:rPr>
-          <w:rFonts w:ascii="Garamond" w:hAnsi="Garamond"/>
-          <w:color w:val="00A0FC"/>
-          <w:sz w:val="36"/>
-          <w:szCs w:val="36"/>
-        </w:rPr>
-      </w:r>
-    </w:p>
-    <w:p>
-      <w:pPr>
-        <w:pStyle w:val="Normal"/>
-        <w:bidi w:val="0"/>
-        <w:ind w:left="709" w:hanging="0"/>
-        <w:jc w:val="both"/>
-        <w:rPr>
-          <w:rFonts w:ascii="Garamond" w:hAnsi="Garamond"/>
-          <w:color w:val="00A0FC"/>
-          <w:sz w:val="36"/>
-          <w:szCs w:val="36"/>
-        </w:rPr>
-      </w:pPr>
-      <w:r>
-        <w:rPr>
-          <w:rFonts w:eastAsia="Noto Serif CJK SC" w:cs="Noto Sans Devanagari" w:ascii="Garamond" w:hAnsi="Garamond"/>
-          <w:i w:val="false"/>
-          <w:iCs w:val="false"/>
-          <w:color w:val="00A0FC"/>
-          <w:kern w:val="2"/>
-          <w:sz w:val="36"/>
-          <w:szCs w:val="36"/>
-          <w:lang w:val="pt-BR" w:eastAsia="zh-CN" w:bidi="hi-IN"/>
-        </w:rPr>
-        <w:t>A Espiritualidade afirma também que, uma pessoa que acredita em talismã, muito provavelmente busca o auxílio para questões de ordem material. Dificilmente essa pessoa buscará auxílio para questões de ordem moral.</w:t>
-      </w:r>
-    </w:p>
-    <w:p>
-      <w:pPr>
-        <w:pStyle w:val="Normal"/>
-        <w:bidi w:val="0"/>
-        <w:ind w:left="709" w:hanging="0"/>
-        <w:jc w:val="both"/>
-        <w:rPr>
-          <w:rFonts w:ascii="Garamond" w:hAnsi="Garamond"/>
-          <w:color w:val="00A0FC"/>
-          <w:sz w:val="36"/>
-          <w:szCs w:val="36"/>
-        </w:rPr>
-      </w:pPr>
-      <w:r>
-        <w:rPr>
-          <w:rFonts w:ascii="Garamond" w:hAnsi="Garamond"/>
-          <w:color w:val="00A0FC"/>
-          <w:sz w:val="36"/>
-          <w:szCs w:val="36"/>
-        </w:rPr>
-      </w:r>
-    </w:p>
-    <w:p>
-      <w:pPr>
-        <w:pStyle w:val="Normal"/>
-        <w:bidi w:val="0"/>
-        <w:ind w:left="709" w:hanging="0"/>
-        <w:jc w:val="both"/>
-        <w:rPr>
-          <w:rFonts w:ascii="Garamond" w:hAnsi="Garamond"/>
-          <w:color w:val="00A0FC"/>
-          <w:sz w:val="36"/>
-          <w:szCs w:val="36"/>
-        </w:rPr>
-      </w:pPr>
-      <w:r>
-        <w:rPr>
-          <w:rFonts w:eastAsia="Noto Serif CJK SC" w:cs="Noto Sans Devanagari" w:ascii="Garamond" w:hAnsi="Garamond"/>
-          <w:i w:val="false"/>
-          <w:iCs w:val="false"/>
-          <w:color w:val="00A0FC"/>
-          <w:kern w:val="2"/>
-          <w:sz w:val="36"/>
-          <w:szCs w:val="36"/>
-          <w:lang w:val="pt-BR" w:eastAsia="zh-CN" w:bidi="hi-IN"/>
-        </w:rPr>
-        <w:t xml:space="preserve">E conclui dizendo que, independente da pessoa buscar o auxílio dos espíritos para questões materiais ou morais, acreditar em talismãs ainda é um sinal de inferioridade e isso, por si só, dá margem para a manifestação de espíritos imperfeitos e escarninhos.  </w:t>
-      </w:r>
-    </w:p>
-    <w:p>
-      <w:pPr>
-        <w:pStyle w:val="Normal"/>
-        <w:bidi w:val="0"/>
-        <w:ind w:left="709" w:hanging="0"/>
-        <w:jc w:val="both"/>
-        <w:rPr>
-          <w:rFonts w:ascii="Garamond" w:hAnsi="Garamond"/>
-          <w:color w:val="00A0FC"/>
-          <w:sz w:val="36"/>
-          <w:szCs w:val="36"/>
-        </w:rPr>
-      </w:pPr>
-      <w:r>
-        <w:rPr>
-          <w:rFonts w:ascii="Garamond" w:hAnsi="Garamond"/>
-          <w:color w:val="00A0FC"/>
-          <w:sz w:val="36"/>
-          <w:szCs w:val="36"/>
-        </w:rPr>
-      </w:r>
-    </w:p>
-    <w:p>
-      <w:pPr>
-        <w:pStyle w:val="Normal"/>
-        <w:bidi w:val="0"/>
-        <w:ind w:left="709" w:hanging="0"/>
-        <w:jc w:val="both"/>
-        <w:rPr>
-          <w:rFonts w:ascii="Garamond" w:hAnsi="Garamond"/>
-          <w:color w:val="00A0FC"/>
-          <w:sz w:val="36"/>
-          <w:szCs w:val="36"/>
-        </w:rPr>
-      </w:pPr>
-      <w:r>
-        <w:rPr>
-          <w:rFonts w:ascii="Garamond" w:hAnsi="Garamond"/>
-          <w:color w:val="00A0FC"/>
-          <w:sz w:val="36"/>
-          <w:szCs w:val="36"/>
-        </w:rPr>
-      </w:r>
-    </w:p>
-    <w:p>
-      <w:pPr>
-        <w:pStyle w:val="Normal"/>
-        <w:bidi w:val="0"/>
-        <w:jc w:val="both"/>
-        <w:rPr>
-          <w:rFonts w:ascii="Garamond" w:hAnsi="Garamond"/>
-          <w:sz w:val="36"/>
-          <w:szCs w:val="36"/>
-        </w:rPr>
-      </w:pPr>
-      <w:r>
-        <w:rPr>
-          <w:rFonts w:eastAsia="Noto Serif CJK SC" w:cs="Noto Sans Devanagari" w:ascii="Garamond" w:hAnsi="Garamond"/>
-          <w:color w:val="auto"/>
-          <w:kern w:val="2"/>
-          <w:sz w:val="36"/>
-          <w:szCs w:val="36"/>
-          <w:lang w:val="pt-BR" w:eastAsia="zh-CN" w:bidi="hi-IN"/>
-        </w:rPr>
-        <w:t>555</w:t>
-      </w:r>
-      <w:r>
-        <w:rPr>
-          <w:rFonts w:ascii="Garamond" w:hAnsi="Garamond"/>
-          <w:sz w:val="36"/>
-          <w:szCs w:val="36"/>
-        </w:rPr>
-        <w:t>. Que sentido se deve dar ao qualificativo de feiticeiro?</w:t>
-      </w:r>
-    </w:p>
-    <w:p>
-      <w:pPr>
-        <w:pStyle w:val="Normal"/>
-        <w:bidi w:val="0"/>
-        <w:jc w:val="both"/>
-        <w:rPr>
-          <w:rFonts w:ascii="Garamond" w:hAnsi="Garamond"/>
-          <w:sz w:val="36"/>
-          <w:szCs w:val="36"/>
-        </w:rPr>
-      </w:pPr>
-      <w:r>
-        <w:rPr>
-          <w:rFonts w:ascii="Garamond" w:hAnsi="Garamond"/>
-          <w:sz w:val="36"/>
-          <w:szCs w:val="36"/>
-        </w:rPr>
+        <w:t>como os animais sempre animais e os homens sempre homens.”</w:t>
       </w:r>
     </w:p>
     <w:p>
@@ -3835,104 +4203,8 @@
       <w:r>
         <w:rPr>
           <w:rFonts w:ascii="Garamond" w:hAnsi="Garamond"/>
-          <w:i/>
-          <w:iCs/>
-          <w:sz w:val="36"/>
-          <w:szCs w:val="36"/>
-        </w:rPr>
-        <w:t>“</w:t>
-      </w:r>
-      <w:r>
-        <w:rPr>
-          <w:rFonts w:ascii="Garamond" w:hAnsi="Garamond"/>
-          <w:i/>
-          <w:iCs/>
-          <w:sz w:val="36"/>
-          <w:szCs w:val="36"/>
-        </w:rPr>
-        <w:t>Aqueles a quem chamais feiticeiros são pessoas que, quando de boa-fé, gozam de certas faculdades, como sejam a força magnética ou a dupla vista. Então, como fazem coisas geralmente incompreensíveis, são tidas por dotadas de um poder sobrenatural. Os vossos sábios não têm passado muitas vezes por feiticeiros aos olhos dos ignorantes?”</w:t>
-      </w:r>
-    </w:p>
-    <w:p>
-      <w:pPr>
-        <w:pStyle w:val="Normal"/>
-        <w:bidi w:val="0"/>
-        <w:ind w:hanging="0"/>
-        <w:jc w:val="both"/>
-        <w:rPr>
-          <w:rFonts w:ascii="Garamond" w:hAnsi="Garamond"/>
-          <w:sz w:val="36"/>
-          <w:szCs w:val="36"/>
-        </w:rPr>
-      </w:pPr>
-      <w:r>
-        <w:rPr>
-          <w:rFonts w:ascii="Garamond" w:hAnsi="Garamond"/>
-          <w:sz w:val="36"/>
-          <w:szCs w:val="36"/>
-        </w:rPr>
-      </w:r>
-    </w:p>
-    <w:p>
-      <w:pPr>
-        <w:pStyle w:val="Normal"/>
-        <w:bidi w:val="0"/>
-        <w:ind w:left="709" w:hanging="0"/>
-        <w:jc w:val="both"/>
-        <w:rPr>
-          <w:rFonts w:ascii="Garamond" w:hAnsi="Garamond" w:eastAsia="Noto Serif CJK SC" w:cs="Noto Sans Devanagari"/>
-          <w:i w:val="false"/>
-          <w:i w:val="false"/>
-          <w:iCs w:val="false"/>
-          <w:color w:val="000000"/>
-          <w:kern w:val="2"/>
-          <w:sz w:val="36"/>
-          <w:szCs w:val="36"/>
-          <w:lang w:val="pt-BR" w:eastAsia="zh-CN" w:bidi="hi-IN"/>
-        </w:rPr>
-      </w:pPr>
-      <w:r>
-        <w:rPr>
-          <w:rFonts w:eastAsia="Noto Serif CJK SC" w:cs="Noto Sans Devanagari" w:ascii="Garamond" w:hAnsi="Garamond"/>
-          <w:i w:val="false"/>
-          <w:iCs w:val="false"/>
-          <w:color w:val="000000"/>
-          <w:kern w:val="2"/>
-          <w:sz w:val="28"/>
-          <w:szCs w:val="28"/>
-          <w:lang w:val="pt-BR" w:eastAsia="zh-CN" w:bidi="hi-IN"/>
-        </w:rPr>
-        <w:t>O Espiritismo e o magnetismo nos dão a chave de uma imensidade de fenômenos sobre os quais a ignorância teceu um sem-número de fábulas, em que os fatos se apresentam exagerados pela imaginação. O conhecimento lúcido dessas duas ciências que, a bem dizer, formam uma única, mostrando a realidade das coisas e suas verdadeiras causas, constitui o melhor preservativo contra as ideias supersticiosas, porque revela o que é possível e o que é impossível, o que está nas Leis da Natureza e o que não passa de ridícula crendice.</w:t>
-      </w:r>
-    </w:p>
-    <w:p>
-      <w:pPr>
-        <w:pStyle w:val="Normal"/>
-        <w:bidi w:val="0"/>
-        <w:ind w:left="709" w:hanging="0"/>
-        <w:jc w:val="both"/>
-        <w:rPr>
-          <w:rFonts w:ascii="Garamond" w:hAnsi="Garamond" w:eastAsia="Noto Serif CJK SC" w:cs="Noto Sans Devanagari"/>
-          <w:i w:val="false"/>
-          <w:i w:val="false"/>
-          <w:iCs w:val="false"/>
-          <w:color w:val="000000"/>
-          <w:kern w:val="2"/>
-          <w:sz w:val="36"/>
-          <w:szCs w:val="36"/>
-          <w:lang w:val="pt-BR" w:eastAsia="zh-CN" w:bidi="hi-IN"/>
-        </w:rPr>
-      </w:pPr>
-      <w:r>
-        <w:rPr>
-          <w:rFonts w:eastAsia="Noto Serif CJK SC" w:cs="Noto Sans Devanagari" w:ascii="Garamond" w:hAnsi="Garamond"/>
-          <w:i w:val="false"/>
-          <w:iCs w:val="false"/>
-          <w:color w:val="000000"/>
-          <w:kern w:val="2"/>
-          <w:sz w:val="36"/>
-          <w:szCs w:val="36"/>
-          <w:lang w:val="pt-BR" w:eastAsia="zh-CN" w:bidi="hi-IN"/>
+          <w:sz w:val="36"/>
+          <w:szCs w:val="36"/>
         </w:rPr>
       </w:r>
     </w:p>
@@ -3961,6 +4233,47 @@
           <w:lang w:val="pt-BR" w:eastAsia="zh-CN" w:bidi="hi-IN"/>
         </w:rPr>
         <w:t xml:space="preserve">O que Kardec deseja saber é o real significado que devemos dar à palavra feiticeiro. </w:t>
+      </w:r>
+    </w:p>
+    <w:p>
+      <w:pPr>
+        <w:pStyle w:val="Normal"/>
+        <w:bidi w:val="0"/>
+        <w:ind w:left="709" w:hanging="0"/>
+        <w:jc w:val="both"/>
+        <w:rPr>
+          <w:rFonts w:ascii="Garamond" w:hAnsi="Garamond"/>
+          <w:color w:val="00A0FC"/>
+          <w:sz w:val="36"/>
+          <w:szCs w:val="36"/>
+        </w:rPr>
+      </w:pPr>
+      <w:r>
+        <w:rPr/>
+      </w:r>
+    </w:p>
+    <w:p>
+      <w:pPr>
+        <w:pStyle w:val="Normal"/>
+        <w:bidi w:val="0"/>
+        <w:ind w:left="709" w:hanging="0"/>
+        <w:jc w:val="both"/>
+        <w:rPr>
+          <w:color w:val="C9211E"/>
+        </w:rPr>
+      </w:pPr>
+      <w:r>
+        <w:rPr>
+          <w:rFonts w:eastAsia="Noto Serif CJK SC" w:cs="Noto Sans Devanagari" w:ascii="Garamond" w:hAnsi="Garamond"/>
+          <w:i w:val="false"/>
+          <w:iCs w:val="false"/>
+          <w:color w:val="C9211E"/>
+          <w:kern w:val="2"/>
+          <w:sz w:val="36"/>
+          <w:szCs w:val="36"/>
+          <w:lang w:val="pt-BR" w:eastAsia="zh-CN" w:bidi="hi-IN"/>
+        </w:rPr>
+        <w:t>[ Citar a entrevista de Mozart sobre a vida em Júpiter ]</w:t>
       </w:r>
     </w:p>
     <w:p>
@@ -6621,7 +6934,7 @@
     <w:pPr>
       <w:widowControl/>
       <w:suppressAutoHyphens w:val="true"/>
-      <w:overflowPunct w:val="false"/>
+      <w:overflowPunct w:val="true"/>
       <w:bidi w:val="0"/>
       <w:spacing w:before="0" w:after="0"/>
       <w:jc w:val="left"/>

--- a/Estudo de O Livro dos Espíritos - 28-09-2026.docx
+++ b/Estudo de O Livro dos Espíritos - 28-09-2026.docx
@@ -3467,447 +3467,225 @@
           <w:szCs w:val="36"/>
           <w:lang w:val="pt-BR" w:eastAsia="zh-CN" w:bidi="hi-IN"/>
         </w:rPr>
-        <w:t xml:space="preserve">Nessa questão </w:t>
-      </w:r>
-      <w:r>
-        <w:rPr>
-          <w:rFonts w:eastAsia="Noto Serif CJK SC" w:cs="Noto Sans Devanagari" w:ascii="Garamond" w:hAnsi="Garamond"/>
-          <w:i w:val="false"/>
-          <w:iCs w:val="false"/>
-          <w:color w:val="00A0FC"/>
-          <w:kern w:val="2"/>
-          <w:sz w:val="36"/>
-          <w:szCs w:val="36"/>
-          <w:lang w:val="pt-BR" w:eastAsia="zh-CN" w:bidi="hi-IN"/>
-        </w:rPr>
-        <w:t xml:space="preserve">Kardec </w:t>
-      </w:r>
-      <w:r>
-        <w:rPr>
-          <w:rFonts w:eastAsia="Noto Serif CJK SC" w:cs="Noto Sans Devanagari" w:ascii="Garamond" w:hAnsi="Garamond"/>
-          <w:i w:val="false"/>
-          <w:iCs w:val="false"/>
-          <w:color w:val="00A0FC"/>
-          <w:kern w:val="2"/>
-          <w:sz w:val="36"/>
-          <w:szCs w:val="36"/>
-          <w:lang w:val="pt-BR" w:eastAsia="zh-CN" w:bidi="hi-IN"/>
-        </w:rPr>
-        <w:t xml:space="preserve">quer saber se as plantas, assim como os animais, são dotadas de algum instinto de conservação que as faz procurar por aquilo que lhes é útil, ao mesmo tempo que </w:t>
-      </w:r>
-      <w:r>
-        <w:rPr>
-          <w:rFonts w:eastAsia="Noto Serif CJK SC" w:cs="Noto Sans Devanagari" w:ascii="Garamond" w:hAnsi="Garamond"/>
-          <w:i w:val="false"/>
-          <w:iCs w:val="false"/>
-          <w:color w:val="00A0FC"/>
-          <w:kern w:val="2"/>
-          <w:sz w:val="36"/>
-          <w:szCs w:val="36"/>
-          <w:lang w:val="pt-BR" w:eastAsia="zh-CN" w:bidi="hi-IN"/>
-        </w:rPr>
-        <w:t>as faz se afastarem</w:t>
-      </w:r>
-      <w:r>
-        <w:rPr>
-          <w:rFonts w:eastAsia="Noto Serif CJK SC" w:cs="Noto Sans Devanagari" w:ascii="Garamond" w:hAnsi="Garamond"/>
-          <w:i w:val="false"/>
-          <w:iCs w:val="false"/>
-          <w:color w:val="00A0FC"/>
-          <w:kern w:val="2"/>
-          <w:sz w:val="36"/>
-          <w:szCs w:val="36"/>
-          <w:lang w:val="pt-BR" w:eastAsia="zh-CN" w:bidi="hi-IN"/>
-        </w:rPr>
-        <w:t xml:space="preserve"> daquilo que lhes seja nocivo.</w:t>
-      </w:r>
-    </w:p>
-    <w:p>
-      <w:pPr>
-        <w:pStyle w:val="Normal"/>
-        <w:bidi w:val="0"/>
-        <w:ind w:left="709" w:hanging="0"/>
-        <w:jc w:val="both"/>
-        <w:rPr>
-          <w:rFonts w:ascii="Garamond" w:hAnsi="Garamond"/>
-          <w:color w:val="00A0FC"/>
-          <w:sz w:val="36"/>
-          <w:szCs w:val="36"/>
-        </w:rPr>
-      </w:pPr>
-      <w:r>
-        <w:rPr/>
-      </w:r>
-    </w:p>
-    <w:p>
-      <w:pPr>
-        <w:pStyle w:val="Normal"/>
-        <w:bidi w:val="0"/>
-        <w:ind w:left="709" w:hanging="0"/>
-        <w:jc w:val="both"/>
-        <w:rPr>
-          <w:rFonts w:ascii="Garamond" w:hAnsi="Garamond"/>
-          <w:color w:val="00A0FC"/>
-          <w:sz w:val="36"/>
-          <w:szCs w:val="36"/>
-        </w:rPr>
-      </w:pPr>
-      <w:r>
-        <w:rPr>
-          <w:rFonts w:eastAsia="Noto Serif CJK SC" w:cs="Noto Sans Devanagari" w:ascii="Garamond" w:hAnsi="Garamond"/>
-          <w:i w:val="false"/>
-          <w:iCs w:val="false"/>
-          <w:color w:val="00A0FC"/>
-          <w:kern w:val="2"/>
-          <w:sz w:val="36"/>
-          <w:szCs w:val="36"/>
-          <w:lang w:val="pt-BR" w:eastAsia="zh-CN" w:bidi="hi-IN"/>
-        </w:rPr>
-        <w:t xml:space="preserve">De fato, algumas plantas apresentam um comportamento muito particular que pode nos levar a </w:t>
-      </w:r>
-      <w:r>
-        <w:rPr>
-          <w:rFonts w:eastAsia="Noto Serif CJK SC" w:cs="Noto Sans Devanagari" w:ascii="Garamond" w:hAnsi="Garamond"/>
-          <w:i w:val="false"/>
-          <w:iCs w:val="false"/>
-          <w:color w:val="00A0FC"/>
-          <w:kern w:val="2"/>
-          <w:sz w:val="36"/>
-          <w:szCs w:val="36"/>
-          <w:lang w:val="pt-BR" w:eastAsia="zh-CN" w:bidi="hi-IN"/>
-        </w:rPr>
-        <w:t>acreditar</w:t>
-      </w:r>
-      <w:r>
-        <w:rPr>
-          <w:rFonts w:eastAsia="Noto Serif CJK SC" w:cs="Noto Sans Devanagari" w:ascii="Garamond" w:hAnsi="Garamond"/>
-          <w:i w:val="false"/>
-          <w:iCs w:val="false"/>
-          <w:color w:val="00A0FC"/>
-          <w:kern w:val="2"/>
-          <w:sz w:val="36"/>
-          <w:szCs w:val="36"/>
-          <w:lang w:val="pt-BR" w:eastAsia="zh-CN" w:bidi="hi-IN"/>
-        </w:rPr>
-        <w:t xml:space="preserve"> que elas realmente são dotadas de instinto.</w:t>
-      </w:r>
-    </w:p>
-    <w:p>
-      <w:pPr>
-        <w:pStyle w:val="Normal"/>
-        <w:bidi w:val="0"/>
-        <w:ind w:left="709" w:hanging="0"/>
-        <w:jc w:val="both"/>
-        <w:rPr>
-          <w:rFonts w:ascii="Garamond" w:hAnsi="Garamond"/>
-          <w:color w:val="00A0FC"/>
-          <w:sz w:val="36"/>
-          <w:szCs w:val="36"/>
-        </w:rPr>
-      </w:pPr>
-      <w:r>
-        <w:rPr/>
-      </w:r>
-    </w:p>
-    <w:p>
-      <w:pPr>
-        <w:pStyle w:val="Normal"/>
-        <w:bidi w:val="0"/>
-        <w:ind w:left="709" w:hanging="0"/>
-        <w:jc w:val="both"/>
-        <w:rPr>
-          <w:rFonts w:ascii="Garamond" w:hAnsi="Garamond"/>
-          <w:color w:val="00A0FC"/>
-          <w:sz w:val="36"/>
-          <w:szCs w:val="36"/>
-        </w:rPr>
-      </w:pPr>
-      <w:r>
-        <w:rPr>
-          <w:rFonts w:eastAsia="Noto Serif CJK SC" w:cs="Noto Sans Devanagari" w:ascii="Garamond" w:hAnsi="Garamond"/>
-          <w:i w:val="false"/>
-          <w:iCs w:val="false"/>
-          <w:color w:val="00A0FC"/>
-          <w:kern w:val="2"/>
-          <w:sz w:val="36"/>
-          <w:szCs w:val="36"/>
-          <w:lang w:val="pt-BR" w:eastAsia="zh-CN" w:bidi="hi-IN"/>
-        </w:rPr>
-        <w:t xml:space="preserve">Existe, por exemplo, um fenômeno chamado hidrotropismo que </w:t>
-      </w:r>
-      <w:r>
-        <w:rPr>
-          <w:rFonts w:eastAsia="Noto Serif CJK SC" w:cs="Noto Sans Devanagari" w:ascii="Garamond" w:hAnsi="Garamond"/>
-          <w:i w:val="false"/>
-          <w:iCs w:val="false"/>
-          <w:color w:val="00A0FC"/>
-          <w:kern w:val="2"/>
-          <w:sz w:val="36"/>
-          <w:szCs w:val="36"/>
-          <w:lang w:val="pt-BR" w:eastAsia="zh-CN" w:bidi="hi-IN"/>
-        </w:rPr>
-        <w:t xml:space="preserve">acontece </w:t>
-      </w:r>
-      <w:r>
-        <w:rPr>
-          <w:rFonts w:eastAsia="Noto Serif CJK SC" w:cs="Noto Sans Devanagari" w:ascii="Garamond" w:hAnsi="Garamond"/>
-          <w:i w:val="false"/>
-          <w:iCs w:val="false"/>
-          <w:color w:val="00A0FC"/>
-          <w:kern w:val="2"/>
-          <w:sz w:val="36"/>
-          <w:szCs w:val="36"/>
-          <w:lang w:val="pt-BR" w:eastAsia="zh-CN" w:bidi="hi-IN"/>
-        </w:rPr>
-        <w:t xml:space="preserve">quando a raiz da planta cresce preferencialmente para o lado que oferece melhores condições </w:t>
-      </w:r>
-      <w:r>
-        <w:rPr>
-          <w:rFonts w:eastAsia="Noto Serif CJK SC" w:cs="Noto Sans Devanagari" w:ascii="Garamond" w:hAnsi="Garamond"/>
-          <w:i w:val="false"/>
-          <w:iCs w:val="false"/>
-          <w:color w:val="00A0FC"/>
-          <w:kern w:val="2"/>
-          <w:sz w:val="36"/>
-          <w:szCs w:val="36"/>
-          <w:lang w:val="pt-BR" w:eastAsia="zh-CN" w:bidi="hi-IN"/>
-        </w:rPr>
-        <w:t>de encontrar água</w:t>
-      </w:r>
-      <w:r>
-        <w:rPr>
-          <w:rFonts w:eastAsia="Noto Serif CJK SC" w:cs="Noto Sans Devanagari" w:ascii="Garamond" w:hAnsi="Garamond"/>
-          <w:i w:val="false"/>
-          <w:iCs w:val="false"/>
-          <w:color w:val="00A0FC"/>
-          <w:kern w:val="2"/>
-          <w:sz w:val="36"/>
-          <w:szCs w:val="36"/>
-          <w:lang w:val="pt-BR" w:eastAsia="zh-CN" w:bidi="hi-IN"/>
-        </w:rPr>
-        <w:t xml:space="preserve">. </w:t>
-      </w:r>
-      <w:r>
-        <w:rPr>
-          <w:rFonts w:eastAsia="Noto Serif CJK SC" w:cs="Noto Sans Devanagari" w:ascii="Garamond" w:hAnsi="Garamond"/>
-          <w:i w:val="false"/>
-          <w:iCs w:val="false"/>
-          <w:color w:val="00A0FC"/>
-          <w:kern w:val="2"/>
-          <w:sz w:val="36"/>
-          <w:szCs w:val="36"/>
-          <w:lang w:val="pt-BR" w:eastAsia="zh-CN" w:bidi="hi-IN"/>
-        </w:rPr>
-        <w:t>Isso faz com que o crescimento das raízes seja redistribuído de acordo com o grau de umidade do solo.</w:t>
-      </w:r>
-    </w:p>
-    <w:p>
-      <w:pPr>
-        <w:pStyle w:val="Normal"/>
-        <w:bidi w:val="0"/>
-        <w:ind w:left="709" w:hanging="0"/>
-        <w:jc w:val="both"/>
-        <w:rPr>
-          <w:rFonts w:ascii="Garamond" w:hAnsi="Garamond"/>
-          <w:color w:val="00A0FC"/>
-          <w:sz w:val="36"/>
-          <w:szCs w:val="36"/>
-        </w:rPr>
-      </w:pPr>
-      <w:r>
-        <w:rPr/>
-      </w:r>
-    </w:p>
-    <w:p>
-      <w:pPr>
-        <w:pStyle w:val="Normal"/>
-        <w:bidi w:val="0"/>
-        <w:ind w:left="709" w:hanging="0"/>
-        <w:jc w:val="both"/>
-        <w:rPr>
-          <w:rFonts w:ascii="Garamond" w:hAnsi="Garamond"/>
-          <w:color w:val="00A0FC"/>
-          <w:sz w:val="36"/>
-          <w:szCs w:val="36"/>
-        </w:rPr>
-      </w:pPr>
-      <w:r>
-        <w:rPr>
-          <w:rFonts w:eastAsia="Noto Serif CJK SC" w:cs="Noto Sans Devanagari" w:ascii="Garamond" w:hAnsi="Garamond"/>
-          <w:i w:val="false"/>
-          <w:iCs w:val="false"/>
-          <w:color w:val="00A0FC"/>
-          <w:kern w:val="2"/>
-          <w:sz w:val="36"/>
-          <w:szCs w:val="36"/>
-          <w:lang w:val="pt-BR" w:eastAsia="zh-CN" w:bidi="hi-IN"/>
-        </w:rPr>
-        <w:t xml:space="preserve">Outro fenômeno bastante interessante que se nota em algumas plantas é que elas "decidem" como irão se desenvolver. Se a planta percebe que está competindo por luz, ela </w:t>
-      </w:r>
-      <w:r>
-        <w:rPr>
-          <w:rFonts w:eastAsia="Noto Serif CJK SC" w:cs="Noto Sans Devanagari" w:ascii="Garamond" w:hAnsi="Garamond"/>
-          <w:i w:val="false"/>
-          <w:iCs w:val="false"/>
-          <w:color w:val="00A0FC"/>
-          <w:kern w:val="2"/>
-          <w:sz w:val="36"/>
-          <w:szCs w:val="36"/>
-          <w:lang w:val="pt-BR" w:eastAsia="zh-CN" w:bidi="hi-IN"/>
-        </w:rPr>
-        <w:t>procurar crescer mais no caule, tornando-se mais alta</w:t>
-      </w:r>
-      <w:r>
-        <w:rPr>
-          <w:rFonts w:eastAsia="Noto Serif CJK SC" w:cs="Noto Sans Devanagari" w:ascii="Garamond" w:hAnsi="Garamond"/>
-          <w:i w:val="false"/>
-          <w:iCs w:val="false"/>
-          <w:color w:val="00A0FC"/>
-          <w:kern w:val="2"/>
-          <w:sz w:val="36"/>
-          <w:szCs w:val="36"/>
-          <w:lang w:val="pt-BR" w:eastAsia="zh-CN" w:bidi="hi-IN"/>
-        </w:rPr>
-        <w:t>. Se o problema for a escassez de água ou nutrientes, ela investe no crescimento de suas raízes</w:t>
-      </w:r>
-      <w:r>
-        <w:rPr>
-          <w:rFonts w:eastAsia="Noto Serif CJK SC" w:cs="Noto Sans Devanagari" w:ascii="Garamond" w:hAnsi="Garamond"/>
-          <w:i w:val="false"/>
-          <w:iCs w:val="false"/>
-          <w:color w:val="00A0FC"/>
-          <w:kern w:val="2"/>
-          <w:sz w:val="36"/>
-          <w:szCs w:val="36"/>
-          <w:lang w:val="pt-BR" w:eastAsia="zh-CN" w:bidi="hi-IN"/>
-        </w:rPr>
-        <w:t>, de forma a ter mais chances de encontrar esses recursos.</w:t>
-      </w:r>
-    </w:p>
-    <w:p>
-      <w:pPr>
-        <w:pStyle w:val="Normal"/>
-        <w:bidi w:val="0"/>
-        <w:ind w:left="709" w:hanging="0"/>
-        <w:jc w:val="both"/>
-        <w:rPr>
-          <w:rFonts w:ascii="Garamond" w:hAnsi="Garamond"/>
-          <w:color w:val="00A0FC"/>
-          <w:sz w:val="36"/>
-          <w:szCs w:val="36"/>
-        </w:rPr>
-      </w:pPr>
-      <w:r>
-        <w:rPr/>
-      </w:r>
-    </w:p>
-    <w:p>
-      <w:pPr>
-        <w:pStyle w:val="Normal"/>
-        <w:bidi w:val="0"/>
-        <w:ind w:left="709" w:hanging="0"/>
-        <w:jc w:val="both"/>
-        <w:rPr>
-          <w:rFonts w:ascii="Garamond" w:hAnsi="Garamond"/>
-          <w:color w:val="00A0FC"/>
-          <w:sz w:val="36"/>
-          <w:szCs w:val="36"/>
-        </w:rPr>
-      </w:pPr>
-      <w:r>
-        <w:rPr>
-          <w:rFonts w:eastAsia="Noto Serif CJK SC" w:cs="Noto Sans Devanagari" w:ascii="Garamond" w:hAnsi="Garamond"/>
-          <w:i w:val="false"/>
-          <w:iCs w:val="false"/>
-          <w:color w:val="00A0FC"/>
-          <w:kern w:val="2"/>
-          <w:sz w:val="36"/>
-          <w:szCs w:val="36"/>
-          <w:lang w:val="pt-BR" w:eastAsia="zh-CN" w:bidi="hi-IN"/>
-        </w:rPr>
-        <w:t xml:space="preserve">Só que, por mais interessantes que sejam esses fenômenos, a Espiritualidade diz que eles não podem ser classificados </w:t>
-      </w:r>
-      <w:r>
-        <w:rPr>
-          <w:rFonts w:eastAsia="Noto Serif CJK SC" w:cs="Noto Sans Devanagari" w:ascii="Garamond" w:hAnsi="Garamond"/>
-          <w:i w:val="false"/>
-          <w:iCs w:val="false"/>
-          <w:color w:val="00A0FC"/>
-          <w:kern w:val="2"/>
-          <w:sz w:val="36"/>
-          <w:szCs w:val="36"/>
-          <w:lang w:val="pt-BR" w:eastAsia="zh-CN" w:bidi="hi-IN"/>
-        </w:rPr>
-        <w:t>como</w:t>
-      </w:r>
-      <w:r>
-        <w:rPr>
-          <w:rFonts w:eastAsia="Noto Serif CJK SC" w:cs="Noto Sans Devanagari" w:ascii="Garamond" w:hAnsi="Garamond"/>
-          <w:i w:val="false"/>
-          <w:iCs w:val="false"/>
-          <w:color w:val="00A0FC"/>
-          <w:kern w:val="2"/>
-          <w:sz w:val="36"/>
-          <w:szCs w:val="36"/>
-          <w:lang w:val="pt-BR" w:eastAsia="zh-CN" w:bidi="hi-IN"/>
-        </w:rPr>
-        <w:t xml:space="preserve"> instinto, não no sentido </w:t>
-      </w:r>
-      <w:r>
-        <w:rPr>
-          <w:rFonts w:eastAsia="Noto Serif CJK SC" w:cs="Noto Sans Devanagari" w:ascii="Garamond" w:hAnsi="Garamond"/>
-          <w:i w:val="false"/>
-          <w:iCs w:val="false"/>
-          <w:color w:val="00A0FC"/>
-          <w:kern w:val="2"/>
-          <w:sz w:val="36"/>
-          <w:szCs w:val="36"/>
-          <w:lang w:val="pt-BR" w:eastAsia="zh-CN" w:bidi="hi-IN"/>
-        </w:rPr>
-        <w:t>em que conhecemos</w:t>
-      </w:r>
-      <w:r>
-        <w:rPr>
-          <w:rFonts w:eastAsia="Noto Serif CJK SC" w:cs="Noto Sans Devanagari" w:ascii="Garamond" w:hAnsi="Garamond"/>
-          <w:i w:val="false"/>
-          <w:iCs w:val="false"/>
-          <w:color w:val="00A0FC"/>
-          <w:kern w:val="2"/>
-          <w:sz w:val="36"/>
-          <w:szCs w:val="36"/>
-          <w:lang w:val="pt-BR" w:eastAsia="zh-CN" w:bidi="hi-IN"/>
-        </w:rPr>
-        <w:t xml:space="preserve">. </w:t>
-      </w:r>
-      <w:r>
-        <w:rPr>
-          <w:rFonts w:eastAsia="Noto Serif CJK SC" w:cs="Noto Sans Devanagari" w:ascii="Garamond" w:hAnsi="Garamond"/>
-          <w:i w:val="false"/>
-          <w:iCs w:val="false"/>
-          <w:color w:val="00A0FC"/>
-          <w:kern w:val="2"/>
-          <w:sz w:val="36"/>
-          <w:szCs w:val="36"/>
-          <w:lang w:val="pt-BR" w:eastAsia="zh-CN" w:bidi="hi-IN"/>
-        </w:rPr>
-        <w:t>São fenômenos puramente mecânicos. Não há neles o menor traço de vontade ou sentimento da planta.</w:t>
-      </w:r>
-    </w:p>
-    <w:p>
-      <w:pPr>
-        <w:pStyle w:val="Normal"/>
-        <w:bidi w:val="0"/>
-        <w:ind w:left="709" w:hanging="0"/>
-        <w:jc w:val="both"/>
-        <w:rPr>
-          <w:rFonts w:ascii="Garamond" w:hAnsi="Garamond"/>
-          <w:color w:val="00A0FC"/>
-          <w:sz w:val="36"/>
-          <w:szCs w:val="36"/>
-        </w:rPr>
-      </w:pPr>
-      <w:r>
-        <w:rPr/>
+        <w:t>Nessa questão Kardec quer saber se as plantas, assim como os animais, são dotadas de algum instinto de conservação que as faz procurar por aquilo que lhes é útil, ao mesmo tempo que as faz se afastarem daquilo que lhes seja nocivo.</w:t>
+      </w:r>
+    </w:p>
+    <w:p>
+      <w:pPr>
+        <w:pStyle w:val="Normal"/>
+        <w:bidi w:val="0"/>
+        <w:ind w:left="709" w:hanging="0"/>
+        <w:jc w:val="both"/>
+        <w:rPr>
+          <w:rFonts w:ascii="Garamond" w:hAnsi="Garamond"/>
+          <w:color w:val="00A0FC"/>
+          <w:sz w:val="36"/>
+          <w:szCs w:val="36"/>
+        </w:rPr>
+      </w:pPr>
+      <w:r>
+        <w:rPr>
+          <w:rFonts w:ascii="Garamond" w:hAnsi="Garamond"/>
+          <w:color w:val="00A0FC"/>
+          <w:sz w:val="36"/>
+          <w:szCs w:val="36"/>
+        </w:rPr>
+      </w:r>
+    </w:p>
+    <w:p>
+      <w:pPr>
+        <w:pStyle w:val="Normal"/>
+        <w:bidi w:val="0"/>
+        <w:ind w:left="709" w:hanging="0"/>
+        <w:jc w:val="both"/>
+        <w:rPr>
+          <w:rFonts w:ascii="Garamond" w:hAnsi="Garamond"/>
+          <w:color w:val="00A0FC"/>
+          <w:sz w:val="36"/>
+          <w:szCs w:val="36"/>
+        </w:rPr>
+      </w:pPr>
+      <w:r>
+        <w:rPr>
+          <w:rFonts w:eastAsia="Noto Serif CJK SC" w:cs="Noto Sans Devanagari" w:ascii="Garamond" w:hAnsi="Garamond"/>
+          <w:i w:val="false"/>
+          <w:iCs w:val="false"/>
+          <w:color w:val="00A0FC"/>
+          <w:kern w:val="2"/>
+          <w:sz w:val="36"/>
+          <w:szCs w:val="36"/>
+          <w:lang w:val="pt-BR" w:eastAsia="zh-CN" w:bidi="hi-IN"/>
+        </w:rPr>
+        <w:t>De fato, algumas plantas apresentam um comportamento muito particular que pode nos levar a acreditar que elas realmente são dotadas de instinto.</w:t>
+      </w:r>
+    </w:p>
+    <w:p>
+      <w:pPr>
+        <w:pStyle w:val="Normal"/>
+        <w:bidi w:val="0"/>
+        <w:ind w:left="709" w:hanging="0"/>
+        <w:jc w:val="both"/>
+        <w:rPr>
+          <w:rFonts w:ascii="Garamond" w:hAnsi="Garamond"/>
+          <w:color w:val="00A0FC"/>
+          <w:sz w:val="36"/>
+          <w:szCs w:val="36"/>
+        </w:rPr>
+      </w:pPr>
+      <w:r>
+        <w:rPr>
+          <w:rFonts w:ascii="Garamond" w:hAnsi="Garamond"/>
+          <w:color w:val="00A0FC"/>
+          <w:sz w:val="36"/>
+          <w:szCs w:val="36"/>
+        </w:rPr>
+      </w:r>
+    </w:p>
+    <w:p>
+      <w:pPr>
+        <w:pStyle w:val="Normal"/>
+        <w:bidi w:val="0"/>
+        <w:ind w:left="709" w:hanging="0"/>
+        <w:jc w:val="both"/>
+        <w:rPr>
+          <w:rFonts w:ascii="Garamond" w:hAnsi="Garamond"/>
+          <w:color w:val="00A0FC"/>
+          <w:sz w:val="36"/>
+          <w:szCs w:val="36"/>
+        </w:rPr>
+      </w:pPr>
+      <w:r>
+        <w:rPr>
+          <w:rFonts w:eastAsia="Noto Serif CJK SC" w:cs="Noto Sans Devanagari" w:ascii="Garamond" w:hAnsi="Garamond"/>
+          <w:i w:val="false"/>
+          <w:iCs w:val="false"/>
+          <w:color w:val="00A0FC"/>
+          <w:kern w:val="2"/>
+          <w:sz w:val="36"/>
+          <w:szCs w:val="36"/>
+          <w:lang w:val="pt-BR" w:eastAsia="zh-CN" w:bidi="hi-IN"/>
+        </w:rPr>
+        <w:t>Existe, por exemplo, um fenômeno chamado hidrotropismo que acontece quando a raiz da planta cresce preferencialmente para o lado que oferece melhores condições de encontrar água. Isso faz com que o crescimento das raízes seja redistribuído de acordo com o grau de umidade do solo.</w:t>
+      </w:r>
+    </w:p>
+    <w:p>
+      <w:pPr>
+        <w:pStyle w:val="Normal"/>
+        <w:bidi w:val="0"/>
+        <w:ind w:left="709" w:hanging="0"/>
+        <w:jc w:val="both"/>
+        <w:rPr>
+          <w:rFonts w:ascii="Garamond" w:hAnsi="Garamond"/>
+          <w:color w:val="00A0FC"/>
+          <w:sz w:val="36"/>
+          <w:szCs w:val="36"/>
+        </w:rPr>
+      </w:pPr>
+      <w:r>
+        <w:rPr>
+          <w:rFonts w:ascii="Garamond" w:hAnsi="Garamond"/>
+          <w:color w:val="00A0FC"/>
+          <w:sz w:val="36"/>
+          <w:szCs w:val="36"/>
+        </w:rPr>
+      </w:r>
+    </w:p>
+    <w:p>
+      <w:pPr>
+        <w:pStyle w:val="Normal"/>
+        <w:bidi w:val="0"/>
+        <w:ind w:left="709" w:hanging="0"/>
+        <w:jc w:val="both"/>
+        <w:rPr>
+          <w:rFonts w:ascii="Garamond" w:hAnsi="Garamond"/>
+          <w:color w:val="00A0FC"/>
+          <w:sz w:val="36"/>
+          <w:szCs w:val="36"/>
+        </w:rPr>
+      </w:pPr>
+      <w:r>
+        <w:rPr>
+          <w:rFonts w:eastAsia="Noto Serif CJK SC" w:cs="Noto Sans Devanagari" w:ascii="Garamond" w:hAnsi="Garamond"/>
+          <w:i w:val="false"/>
+          <w:iCs w:val="false"/>
+          <w:color w:val="00A0FC"/>
+          <w:kern w:val="2"/>
+          <w:sz w:val="36"/>
+          <w:szCs w:val="36"/>
+          <w:lang w:val="pt-BR" w:eastAsia="zh-CN" w:bidi="hi-IN"/>
+        </w:rPr>
+        <w:t>Outro fenômeno bastante interessante que se nota em algumas plantas é que elas "decidem" como irão se desenvolver. Se a planta percebe que está competindo por luz, ela procurar crescer mais no caule, tornando-se mais alta. Se o problema for a escassez de água ou nutrientes, ela investe no crescimento de suas raízes, de forma a ter mais chances de encontrar esses recursos.</w:t>
+      </w:r>
+    </w:p>
+    <w:p>
+      <w:pPr>
+        <w:pStyle w:val="Normal"/>
+        <w:bidi w:val="0"/>
+        <w:ind w:left="709" w:hanging="0"/>
+        <w:jc w:val="both"/>
+        <w:rPr>
+          <w:rFonts w:ascii="Garamond" w:hAnsi="Garamond"/>
+          <w:color w:val="00A0FC"/>
+          <w:sz w:val="36"/>
+          <w:szCs w:val="36"/>
+        </w:rPr>
+      </w:pPr>
+      <w:r>
+        <w:rPr>
+          <w:rFonts w:ascii="Garamond" w:hAnsi="Garamond"/>
+          <w:color w:val="00A0FC"/>
+          <w:sz w:val="36"/>
+          <w:szCs w:val="36"/>
+        </w:rPr>
+      </w:r>
+    </w:p>
+    <w:p>
+      <w:pPr>
+        <w:pStyle w:val="Normal"/>
+        <w:bidi w:val="0"/>
+        <w:ind w:left="709" w:hanging="0"/>
+        <w:jc w:val="both"/>
+        <w:rPr>
+          <w:rFonts w:ascii="Garamond" w:hAnsi="Garamond"/>
+          <w:color w:val="00A0FC"/>
+          <w:sz w:val="36"/>
+          <w:szCs w:val="36"/>
+        </w:rPr>
+      </w:pPr>
+      <w:r>
+        <w:rPr>
+          <w:rFonts w:eastAsia="Noto Serif CJK SC" w:cs="Noto Sans Devanagari" w:ascii="Garamond" w:hAnsi="Garamond"/>
+          <w:i w:val="false"/>
+          <w:iCs w:val="false"/>
+          <w:color w:val="00A0FC"/>
+          <w:kern w:val="2"/>
+          <w:sz w:val="36"/>
+          <w:szCs w:val="36"/>
+          <w:lang w:val="pt-BR" w:eastAsia="zh-CN" w:bidi="hi-IN"/>
+        </w:rPr>
+        <w:t>Só que, por mais interessantes que sejam esses fenômenos, a Espiritualidade diz que eles não podem ser classificados como instinto, não no sentido em que conhecemos. São fenômenos puramente mecânicos. Não há neles o menor traço de vontade ou sentimento da planta.</w:t>
+      </w:r>
+    </w:p>
+    <w:p>
+      <w:pPr>
+        <w:pStyle w:val="Normal"/>
+        <w:bidi w:val="0"/>
+        <w:ind w:left="709" w:hanging="0"/>
+        <w:jc w:val="both"/>
+        <w:rPr>
+          <w:rFonts w:ascii="Garamond" w:hAnsi="Garamond"/>
+          <w:color w:val="00A0FC"/>
+          <w:sz w:val="36"/>
+          <w:szCs w:val="36"/>
+        </w:rPr>
+      </w:pPr>
+      <w:r>
+        <w:rPr>
+          <w:rFonts w:ascii="Garamond" w:hAnsi="Garamond"/>
+          <w:color w:val="00A0FC"/>
+          <w:sz w:val="36"/>
+          <w:szCs w:val="36"/>
+        </w:rPr>
       </w:r>
     </w:p>
     <w:p>
@@ -3951,7 +3729,12 @@
         </w:rPr>
       </w:pPr>
       <w:r>
-        <w:rPr/>
+        <w:rPr>
+          <w:rFonts w:ascii="Garamond" w:hAnsi="Garamond"/>
+          <w:color w:val="00A0FC"/>
+          <w:sz w:val="36"/>
+          <w:szCs w:val="36"/>
+        </w:rPr>
       </w:r>
     </w:p>
     <w:p>
@@ -4000,7 +3783,12 @@
         </w:rPr>
       </w:pPr>
       <w:r>
-        <w:rPr/>
+        <w:rPr>
+          <w:rFonts w:ascii="Garamond" w:hAnsi="Garamond"/>
+          <w:color w:val="00A0FC"/>
+          <w:sz w:val="36"/>
+          <w:szCs w:val="36"/>
+        </w:rPr>
       </w:r>
     </w:p>
     <w:p>
@@ -4044,7 +3832,12 @@
         </w:rPr>
       </w:pPr>
       <w:r>
-        <w:rPr/>
+        <w:rPr>
+          <w:rFonts w:ascii="Garamond" w:hAnsi="Garamond"/>
+          <w:color w:val="00A0FC"/>
+          <w:sz w:val="36"/>
+          <w:szCs w:val="36"/>
+        </w:rPr>
       </w:r>
     </w:p>
     <w:p>
@@ -4097,23 +3890,7 @@
           <w:sz w:val="36"/>
           <w:szCs w:val="36"/>
         </w:rPr>
-        <w:t>. Nos mundos superiores, as plantas são de natureza mais perfeita,</w:t>
-      </w:r>
-      <w:r>
-        <w:rPr>
-          <w:rFonts w:ascii="Garamond" w:hAnsi="Garamond"/>
-          <w:sz w:val="36"/>
-          <w:szCs w:val="36"/>
-        </w:rPr>
-        <w:t xml:space="preserve"> </w:t>
-      </w:r>
-      <w:r>
-        <w:rPr>
-          <w:rFonts w:ascii="Garamond" w:hAnsi="Garamond"/>
-          <w:sz w:val="36"/>
-          <w:szCs w:val="36"/>
-        </w:rPr>
-        <w:t>como os outros seres?</w:t>
+        <w:t>. Nos mundos superiores, as plantas são de natureza mais perfeita, como os outros seres?</w:t>
       </w:r>
     </w:p>
     <w:p>
@@ -4165,8 +3942,1291 @@
           <w:sz w:val="36"/>
           <w:szCs w:val="36"/>
         </w:rPr>
-        <w:t>Tudo é mais perfeito. As plantas, porém, são sempre plantas,</w:t>
-      </w:r>
+        <w:t>Tudo é mais perfeito. As plantas, porém, são sempre plantas, como os animais sempre animais e os homens sempre homens.”</w:t>
+      </w:r>
+    </w:p>
+    <w:p>
+      <w:pPr>
+        <w:pStyle w:val="Normal"/>
+        <w:bidi w:val="0"/>
+        <w:ind w:hanging="0"/>
+        <w:jc w:val="both"/>
+        <w:rPr>
+          <w:rFonts w:ascii="Garamond" w:hAnsi="Garamond"/>
+          <w:sz w:val="36"/>
+          <w:szCs w:val="36"/>
+        </w:rPr>
+      </w:pPr>
+      <w:r>
+        <w:rPr>
+          <w:rFonts w:ascii="Garamond" w:hAnsi="Garamond"/>
+          <w:sz w:val="36"/>
+          <w:szCs w:val="36"/>
+        </w:rPr>
+      </w:r>
+    </w:p>
+    <w:p>
+      <w:pPr>
+        <w:pStyle w:val="Normal"/>
+        <w:bidi w:val="0"/>
+        <w:ind w:left="709" w:hanging="0"/>
+        <w:jc w:val="both"/>
+        <w:rPr>
+          <w:rFonts w:ascii="Garamond" w:hAnsi="Garamond"/>
+          <w:color w:val="00A0FC"/>
+          <w:sz w:val="36"/>
+          <w:szCs w:val="36"/>
+        </w:rPr>
+      </w:pPr>
+      <w:r>
+        <w:rPr>
+          <w:rFonts w:eastAsia="Noto Serif CJK SC" w:cs="Noto Sans Devanagari" w:ascii="Garamond" w:hAnsi="Garamond"/>
+          <w:i w:val="false"/>
+          <w:iCs w:val="false"/>
+          <w:color w:val="00A0FC"/>
+          <w:kern w:val="2"/>
+          <w:sz w:val="36"/>
+          <w:szCs w:val="36"/>
+          <w:lang w:val="pt-BR" w:eastAsia="zh-CN" w:bidi="hi-IN"/>
+        </w:rPr>
+        <w:t>Muito interessante essa pergunta de Kardec. Se os Espíritos que habitam mundos superiores são mais perfeitos, essa lógica se aplica também às plantas e demais seres desses mundos?</w:t>
+      </w:r>
+    </w:p>
+    <w:p>
+      <w:pPr>
+        <w:pStyle w:val="Normal"/>
+        <w:bidi w:val="0"/>
+        <w:ind w:left="709" w:hanging="0"/>
+        <w:jc w:val="both"/>
+        <w:rPr>
+          <w:rFonts w:ascii="Garamond" w:hAnsi="Garamond"/>
+          <w:color w:val="00A0FC"/>
+          <w:sz w:val="36"/>
+          <w:szCs w:val="36"/>
+        </w:rPr>
+      </w:pPr>
+      <w:r>
+        <w:rPr/>
+      </w:r>
+    </w:p>
+    <w:p>
+      <w:pPr>
+        <w:pStyle w:val="Normal"/>
+        <w:bidi w:val="0"/>
+        <w:ind w:left="709" w:hanging="0"/>
+        <w:jc w:val="both"/>
+        <w:rPr>
+          <w:rFonts w:ascii="Garamond" w:hAnsi="Garamond"/>
+          <w:color w:val="00A0FC"/>
+          <w:sz w:val="36"/>
+          <w:szCs w:val="36"/>
+        </w:rPr>
+      </w:pPr>
+      <w:r>
+        <w:rPr>
+          <w:rFonts w:eastAsia="Noto Serif CJK SC" w:cs="Noto Sans Devanagari" w:ascii="Garamond" w:hAnsi="Garamond"/>
+          <w:i w:val="false"/>
+          <w:iCs w:val="false"/>
+          <w:color w:val="00A0FC"/>
+          <w:kern w:val="2"/>
+          <w:sz w:val="36"/>
+          <w:szCs w:val="36"/>
+          <w:lang w:val="pt-BR" w:eastAsia="zh-CN" w:bidi="hi-IN"/>
+        </w:rPr>
+        <w:t>Porque, considerando tudo o que a Espiritualidade explicou nas respostas anteriores, poderíamos deduzir que as plantas, por ocuparem um estágio inferior na escala evolutiva, seriam sempre as mesmas, independentemente do mundo em que habitam. O Espírito nós sabemos que evolui e é diferente, mas o mesmo se dá com plantas e animais?</w:t>
+      </w:r>
+    </w:p>
+    <w:p>
+      <w:pPr>
+        <w:pStyle w:val="Normal"/>
+        <w:bidi w:val="0"/>
+        <w:ind w:left="709" w:hanging="0"/>
+        <w:jc w:val="both"/>
+        <w:rPr>
+          <w:rFonts w:ascii="Garamond" w:hAnsi="Garamond"/>
+          <w:color w:val="00A0FC"/>
+          <w:sz w:val="36"/>
+          <w:szCs w:val="36"/>
+        </w:rPr>
+      </w:pPr>
+      <w:r>
+        <w:rPr/>
+      </w:r>
+    </w:p>
+    <w:p>
+      <w:pPr>
+        <w:pStyle w:val="Normal"/>
+        <w:bidi w:val="0"/>
+        <w:ind w:left="709" w:hanging="0"/>
+        <w:jc w:val="both"/>
+        <w:rPr>
+          <w:rFonts w:ascii="Garamond" w:hAnsi="Garamond"/>
+          <w:color w:val="00A0FC"/>
+          <w:sz w:val="36"/>
+          <w:szCs w:val="36"/>
+        </w:rPr>
+      </w:pPr>
+      <w:r>
+        <w:rPr>
+          <w:rFonts w:eastAsia="Noto Serif CJK SC" w:cs="Noto Sans Devanagari" w:ascii="Garamond" w:hAnsi="Garamond"/>
+          <w:i w:val="false"/>
+          <w:iCs w:val="false"/>
+          <w:color w:val="00A0FC"/>
+          <w:kern w:val="2"/>
+          <w:sz w:val="36"/>
+          <w:szCs w:val="36"/>
+          <w:lang w:val="pt-BR" w:eastAsia="zh-CN" w:bidi="hi-IN"/>
+        </w:rPr>
+        <w:t xml:space="preserve">E a Espiritualidade esclarece que sim, plantas, animais e </w:t>
+      </w:r>
+      <w:r>
+        <w:rPr>
+          <w:rFonts w:eastAsia="Noto Serif CJK SC" w:cs="Noto Sans Devanagari" w:ascii="Garamond" w:hAnsi="Garamond"/>
+          <w:i w:val="false"/>
+          <w:iCs w:val="false"/>
+          <w:color w:val="00A0FC"/>
+          <w:kern w:val="2"/>
+          <w:sz w:val="36"/>
+          <w:szCs w:val="36"/>
+          <w:lang w:val="pt-BR" w:eastAsia="zh-CN" w:bidi="hi-IN"/>
+        </w:rPr>
+        <w:t>homens</w:t>
+      </w:r>
+      <w:r>
+        <w:rPr>
+          <w:rFonts w:eastAsia="Noto Serif CJK SC" w:cs="Noto Sans Devanagari" w:ascii="Garamond" w:hAnsi="Garamond"/>
+          <w:i w:val="false"/>
+          <w:iCs w:val="false"/>
+          <w:color w:val="00A0FC"/>
+          <w:kern w:val="2"/>
+          <w:sz w:val="36"/>
+          <w:szCs w:val="36"/>
+          <w:lang w:val="pt-BR" w:eastAsia="zh-CN" w:bidi="hi-IN"/>
+        </w:rPr>
+        <w:t xml:space="preserve"> são mais perfeitos em mundos </w:t>
+      </w:r>
+      <w:r>
+        <w:rPr>
+          <w:rFonts w:eastAsia="Noto Serif CJK SC" w:cs="Noto Sans Devanagari" w:ascii="Garamond" w:hAnsi="Garamond"/>
+          <w:i w:val="false"/>
+          <w:iCs w:val="false"/>
+          <w:color w:val="00A0FC"/>
+          <w:kern w:val="2"/>
+          <w:sz w:val="36"/>
+          <w:szCs w:val="36"/>
+          <w:lang w:val="pt-BR" w:eastAsia="zh-CN" w:bidi="hi-IN"/>
+        </w:rPr>
+        <w:t>superiores, mas continuam sendo plantas, animais e homens. Ou seja, eles não saem de seus respectivos reinos, dentro do planeta em que habitam.</w:t>
+      </w:r>
+    </w:p>
+    <w:p>
+      <w:pPr>
+        <w:pStyle w:val="Normal"/>
+        <w:bidi w:val="0"/>
+        <w:ind w:left="709" w:hanging="0"/>
+        <w:jc w:val="both"/>
+        <w:rPr>
+          <w:rFonts w:ascii="Garamond" w:hAnsi="Garamond"/>
+          <w:color w:val="00A0FC"/>
+          <w:sz w:val="36"/>
+          <w:szCs w:val="36"/>
+        </w:rPr>
+      </w:pPr>
+      <w:r>
+        <w:rPr/>
+      </w:r>
+    </w:p>
+    <w:p>
+      <w:pPr>
+        <w:pStyle w:val="Normal"/>
+        <w:bidi w:val="0"/>
+        <w:ind w:left="709" w:hanging="0"/>
+        <w:jc w:val="both"/>
+        <w:rPr>
+          <w:rFonts w:ascii="Garamond" w:hAnsi="Garamond"/>
+          <w:color w:val="00A0FC"/>
+          <w:sz w:val="36"/>
+          <w:szCs w:val="36"/>
+        </w:rPr>
+      </w:pPr>
+      <w:r>
+        <w:rPr>
+          <w:rFonts w:eastAsia="Noto Serif CJK SC" w:cs="Noto Sans Devanagari" w:ascii="Garamond" w:hAnsi="Garamond"/>
+          <w:i w:val="false"/>
+          <w:iCs w:val="false"/>
+          <w:color w:val="00A0FC"/>
+          <w:kern w:val="2"/>
+          <w:sz w:val="36"/>
+          <w:szCs w:val="36"/>
+          <w:lang w:val="pt-BR" w:eastAsia="zh-CN" w:bidi="hi-IN"/>
+        </w:rPr>
+        <w:t xml:space="preserve">Ainda é um pouco difícil para nós compreendermos esse tipo de coisa. Nosso conhecimento é totalmente limitado àquilo que conseguimos assimilar no nosso planeta. </w:t>
+      </w:r>
+    </w:p>
+    <w:p>
+      <w:pPr>
+        <w:pStyle w:val="Normal"/>
+        <w:bidi w:val="0"/>
+        <w:ind w:left="709" w:hanging="0"/>
+        <w:jc w:val="both"/>
+        <w:rPr>
+          <w:rFonts w:ascii="Garamond" w:hAnsi="Garamond"/>
+          <w:color w:val="00A0FC"/>
+          <w:sz w:val="36"/>
+          <w:szCs w:val="36"/>
+        </w:rPr>
+      </w:pPr>
+      <w:r>
+        <w:rPr/>
+      </w:r>
+    </w:p>
+    <w:p>
+      <w:pPr>
+        <w:pStyle w:val="Normal"/>
+        <w:bidi w:val="0"/>
+        <w:ind w:left="709" w:hanging="0"/>
+        <w:jc w:val="both"/>
+        <w:rPr>
+          <w:rFonts w:ascii="Garamond" w:hAnsi="Garamond"/>
+          <w:color w:val="00A0FC"/>
+          <w:sz w:val="36"/>
+          <w:szCs w:val="36"/>
+        </w:rPr>
+      </w:pPr>
+      <w:r>
+        <w:rPr>
+          <w:rFonts w:eastAsia="Noto Serif CJK SC" w:cs="Noto Sans Devanagari" w:ascii="Garamond" w:hAnsi="Garamond"/>
+          <w:i w:val="false"/>
+          <w:iCs w:val="false"/>
+          <w:color w:val="00A0FC"/>
+          <w:kern w:val="2"/>
+          <w:sz w:val="36"/>
+          <w:szCs w:val="36"/>
+          <w:lang w:val="pt-BR" w:eastAsia="zh-CN" w:bidi="hi-IN"/>
+        </w:rPr>
+        <w:t xml:space="preserve">Na resposta da pergunta 188, aqui mesmo de O Livro dos Espíritos, a Espiritualidade diz que, dentre os planetas que compõe nosso sistema solar, Júpiter é o que abriga os </w:t>
+      </w:r>
+      <w:r>
+        <w:rPr>
+          <w:rFonts w:eastAsia="Noto Serif CJK SC" w:cs="Noto Sans Devanagari" w:ascii="Garamond" w:hAnsi="Garamond"/>
+          <w:i w:val="false"/>
+          <w:iCs w:val="false"/>
+          <w:color w:val="00A0FC"/>
+          <w:kern w:val="2"/>
+          <w:sz w:val="36"/>
+          <w:szCs w:val="36"/>
+          <w:lang w:val="pt-BR" w:eastAsia="zh-CN" w:bidi="hi-IN"/>
+        </w:rPr>
+        <w:t>Espíritos mais evoluídos</w:t>
+      </w:r>
+      <w:r>
+        <w:rPr>
+          <w:rFonts w:eastAsia="Noto Serif CJK SC" w:cs="Noto Sans Devanagari" w:ascii="Garamond" w:hAnsi="Garamond"/>
+          <w:i w:val="false"/>
+          <w:iCs w:val="false"/>
+          <w:color w:val="00A0FC"/>
+          <w:kern w:val="2"/>
+          <w:sz w:val="36"/>
+          <w:szCs w:val="36"/>
+          <w:lang w:val="pt-BR" w:eastAsia="zh-CN" w:bidi="hi-IN"/>
+        </w:rPr>
+        <w:t>.</w:t>
+      </w:r>
+    </w:p>
+    <w:p>
+      <w:pPr>
+        <w:pStyle w:val="Normal"/>
+        <w:bidi w:val="0"/>
+        <w:ind w:left="709" w:hanging="0"/>
+        <w:jc w:val="both"/>
+        <w:rPr>
+          <w:rFonts w:ascii="Garamond" w:hAnsi="Garamond"/>
+          <w:color w:val="00A0FC"/>
+          <w:sz w:val="36"/>
+          <w:szCs w:val="36"/>
+        </w:rPr>
+      </w:pPr>
+      <w:r>
+        <w:rPr/>
+      </w:r>
+    </w:p>
+    <w:p>
+      <w:pPr>
+        <w:pStyle w:val="Normal"/>
+        <w:bidi w:val="0"/>
+        <w:ind w:left="709" w:hanging="0"/>
+        <w:jc w:val="both"/>
+        <w:rPr>
+          <w:rFonts w:ascii="Garamond" w:hAnsi="Garamond"/>
+          <w:color w:val="00A0FC"/>
+          <w:sz w:val="36"/>
+          <w:szCs w:val="36"/>
+        </w:rPr>
+      </w:pPr>
+      <w:r>
+        <w:rPr>
+          <w:rFonts w:eastAsia="Noto Serif CJK SC" w:cs="Noto Sans Devanagari" w:ascii="Garamond" w:hAnsi="Garamond"/>
+          <w:i w:val="false"/>
+          <w:iCs w:val="false"/>
+          <w:color w:val="00A0FC"/>
+          <w:kern w:val="2"/>
+          <w:sz w:val="36"/>
+          <w:szCs w:val="36"/>
+          <w:lang w:val="pt-BR" w:eastAsia="zh-CN" w:bidi="hi-IN"/>
+        </w:rPr>
+        <w:t>Na Revista Espírita de maio de 1858 está registrada uma entrevista com o Espírito Mozart, o grande compositor austríaco, autor de obras fantásticas.</w:t>
+      </w:r>
+    </w:p>
+    <w:p>
+      <w:pPr>
+        <w:pStyle w:val="Normal"/>
+        <w:bidi w:val="0"/>
+        <w:ind w:left="709" w:hanging="0"/>
+        <w:jc w:val="both"/>
+        <w:rPr>
+          <w:rFonts w:ascii="Garamond" w:hAnsi="Garamond"/>
+          <w:color w:val="00A0FC"/>
+          <w:sz w:val="36"/>
+          <w:szCs w:val="36"/>
+        </w:rPr>
+      </w:pPr>
+      <w:r>
+        <w:rPr/>
+      </w:r>
+    </w:p>
+    <w:p>
+      <w:pPr>
+        <w:pStyle w:val="Normal"/>
+        <w:bidi w:val="0"/>
+        <w:ind w:left="709" w:hanging="0"/>
+        <w:jc w:val="both"/>
+        <w:rPr>
+          <w:rFonts w:ascii="Garamond" w:hAnsi="Garamond"/>
+          <w:color w:val="00A0FC"/>
+          <w:sz w:val="36"/>
+          <w:szCs w:val="36"/>
+        </w:rPr>
+      </w:pPr>
+      <w:r>
+        <w:rPr>
+          <w:rFonts w:eastAsia="Noto Serif CJK SC" w:cs="Noto Sans Devanagari" w:ascii="Garamond" w:hAnsi="Garamond"/>
+          <w:i w:val="false"/>
+          <w:iCs w:val="false"/>
+          <w:color w:val="00A0FC"/>
+          <w:kern w:val="2"/>
+          <w:sz w:val="36"/>
+          <w:szCs w:val="36"/>
+          <w:lang w:val="pt-BR" w:eastAsia="zh-CN" w:bidi="hi-IN"/>
+        </w:rPr>
+        <w:t>Fizeram as seguintes perguntas a Mozart:</w:t>
+      </w:r>
+    </w:p>
+    <w:p>
+      <w:pPr>
+        <w:pStyle w:val="Normal"/>
+        <w:bidi w:val="0"/>
+        <w:ind w:left="709" w:hanging="0"/>
+        <w:jc w:val="both"/>
+        <w:rPr>
+          <w:rFonts w:ascii="Garamond" w:hAnsi="Garamond"/>
+          <w:color w:val="00A0FC"/>
+          <w:sz w:val="36"/>
+          <w:szCs w:val="36"/>
+        </w:rPr>
+      </w:pPr>
+      <w:r>
+        <w:rPr/>
+      </w:r>
+    </w:p>
+    <w:p>
+      <w:pPr>
+        <w:pStyle w:val="Normal"/>
+        <w:bidi w:val="0"/>
+        <w:ind w:left="1418" w:hanging="0"/>
+        <w:jc w:val="both"/>
+        <w:rPr>
+          <w:rFonts w:ascii="Garamond" w:hAnsi="Garamond"/>
+          <w:color w:val="00A0FC"/>
+          <w:sz w:val="36"/>
+          <w:szCs w:val="36"/>
+        </w:rPr>
+      </w:pPr>
+      <w:r>
+        <w:rPr>
+          <w:rFonts w:eastAsia="Noto Serif CJK SC" w:cs="Noto Sans Devanagari" w:ascii="Garamond" w:hAnsi="Garamond"/>
+          <w:i w:val="false"/>
+          <w:iCs w:val="false"/>
+          <w:color w:val="00A0FC"/>
+          <w:kern w:val="2"/>
+          <w:sz w:val="36"/>
+          <w:szCs w:val="36"/>
+          <w:lang w:val="pt-BR" w:eastAsia="zh-CN" w:bidi="hi-IN"/>
+        </w:rPr>
+        <w:t>Qual o mundo que habitas? Ali és feliz?</w:t>
+      </w:r>
+    </w:p>
+    <w:p>
+      <w:pPr>
+        <w:pStyle w:val="Normal"/>
+        <w:bidi w:val="0"/>
+        <w:ind w:left="1418" w:hanging="0"/>
+        <w:jc w:val="both"/>
+        <w:rPr>
+          <w:rFonts w:ascii="Garamond" w:hAnsi="Garamond"/>
+          <w:color w:val="00A0FC"/>
+          <w:sz w:val="36"/>
+          <w:szCs w:val="36"/>
+        </w:rPr>
+      </w:pPr>
+      <w:r>
+        <w:rPr/>
+      </w:r>
+    </w:p>
+    <w:p>
+      <w:pPr>
+        <w:pStyle w:val="Normal"/>
+        <w:bidi w:val="0"/>
+        <w:ind w:left="1418" w:hanging="0"/>
+        <w:jc w:val="both"/>
+        <w:rPr>
+          <w:rFonts w:ascii="Garamond" w:hAnsi="Garamond"/>
+          <w:color w:val="00A0FC"/>
+          <w:sz w:val="36"/>
+          <w:szCs w:val="36"/>
+        </w:rPr>
+      </w:pPr>
+      <w:r>
+        <w:rPr>
+          <w:rFonts w:eastAsia="Noto Serif CJK SC" w:cs="Noto Sans Devanagari" w:ascii="Garamond" w:hAnsi="Garamond"/>
+          <w:i w:val="false"/>
+          <w:iCs w:val="false"/>
+          <w:color w:val="00A0FC"/>
+          <w:kern w:val="2"/>
+          <w:sz w:val="36"/>
+          <w:szCs w:val="36"/>
+          <w:lang w:val="pt-BR" w:eastAsia="zh-CN" w:bidi="hi-IN"/>
+        </w:rPr>
+        <w:t>Júpiter. Nele desfruto de grande calma; amo a todos os que me rodeiam; não temos ódio.</w:t>
+      </w:r>
+    </w:p>
+    <w:p>
+      <w:pPr>
+        <w:pStyle w:val="Normal"/>
+        <w:bidi w:val="0"/>
+        <w:ind w:left="1418" w:hanging="0"/>
+        <w:jc w:val="both"/>
+        <w:rPr>
+          <w:rFonts w:ascii="Garamond" w:hAnsi="Garamond"/>
+          <w:color w:val="00A0FC"/>
+          <w:sz w:val="36"/>
+          <w:szCs w:val="36"/>
+        </w:rPr>
+      </w:pPr>
+      <w:r>
+        <w:rPr/>
+      </w:r>
+    </w:p>
+    <w:p>
+      <w:pPr>
+        <w:pStyle w:val="Normal"/>
+        <w:bidi w:val="0"/>
+        <w:ind w:left="1418" w:hanging="0"/>
+        <w:jc w:val="both"/>
+        <w:rPr>
+          <w:rFonts w:ascii="Garamond" w:hAnsi="Garamond"/>
+          <w:color w:val="00A0FC"/>
+          <w:sz w:val="36"/>
+          <w:szCs w:val="36"/>
+        </w:rPr>
+      </w:pPr>
+      <w:r>
+        <w:rPr>
+          <w:rFonts w:eastAsia="Noto Serif CJK SC" w:cs="Noto Sans Devanagari" w:ascii="Garamond" w:hAnsi="Garamond"/>
+          <w:i w:val="false"/>
+          <w:iCs w:val="false"/>
+          <w:color w:val="00A0FC"/>
+          <w:kern w:val="2"/>
+          <w:sz w:val="36"/>
+          <w:szCs w:val="36"/>
+          <w:lang w:val="pt-BR" w:eastAsia="zh-CN" w:bidi="hi-IN"/>
+        </w:rPr>
+        <w:t>O que é melodia?</w:t>
+      </w:r>
+    </w:p>
+    <w:p>
+      <w:pPr>
+        <w:pStyle w:val="Normal"/>
+        <w:bidi w:val="0"/>
+        <w:ind w:left="1418" w:hanging="0"/>
+        <w:jc w:val="both"/>
+        <w:rPr>
+          <w:rFonts w:ascii="Garamond" w:hAnsi="Garamond"/>
+          <w:color w:val="00A0FC"/>
+          <w:sz w:val="36"/>
+          <w:szCs w:val="36"/>
+        </w:rPr>
+      </w:pPr>
+      <w:r>
+        <w:rPr/>
+      </w:r>
+    </w:p>
+    <w:p>
+      <w:pPr>
+        <w:pStyle w:val="Normal"/>
+        <w:bidi w:val="0"/>
+        <w:ind w:left="1418" w:hanging="0"/>
+        <w:jc w:val="both"/>
+        <w:rPr>
+          <w:rFonts w:ascii="Garamond" w:hAnsi="Garamond"/>
+          <w:color w:val="00A0FC"/>
+          <w:sz w:val="36"/>
+          <w:szCs w:val="36"/>
+        </w:rPr>
+      </w:pPr>
+      <w:r>
+        <w:rPr>
+          <w:rFonts w:eastAsia="Noto Serif CJK SC" w:cs="Noto Sans Devanagari" w:ascii="Garamond" w:hAnsi="Garamond"/>
+          <w:i w:val="false"/>
+          <w:iCs w:val="false"/>
+          <w:color w:val="00A0FC"/>
+          <w:kern w:val="2"/>
+          <w:sz w:val="36"/>
+          <w:szCs w:val="36"/>
+          <w:lang w:val="pt-BR" w:eastAsia="zh-CN" w:bidi="hi-IN"/>
+        </w:rPr>
+        <w:t xml:space="preserve">No planeta em que habito – Júpiter – há melodia em toda parte: no murmúrio da água, no crepitar das folhas, no canto do vento; as flores sussurram e cantam; tudo torna os sons melodiosos. </w:t>
+      </w:r>
+    </w:p>
+    <w:p>
+      <w:pPr>
+        <w:pStyle w:val="Normal"/>
+        <w:bidi w:val="0"/>
+        <w:ind w:left="1418" w:hanging="0"/>
+        <w:jc w:val="both"/>
+        <w:rPr>
+          <w:rFonts w:ascii="Garamond" w:hAnsi="Garamond"/>
+          <w:color w:val="00A0FC"/>
+          <w:sz w:val="36"/>
+          <w:szCs w:val="36"/>
+        </w:rPr>
+      </w:pPr>
+      <w:r>
+        <w:rPr/>
+      </w:r>
+    </w:p>
+    <w:p>
+      <w:pPr>
+        <w:pStyle w:val="Normal"/>
+        <w:bidi w:val="0"/>
+        <w:ind w:left="1418" w:hanging="0"/>
+        <w:jc w:val="both"/>
+        <w:rPr>
+          <w:rFonts w:ascii="Garamond" w:hAnsi="Garamond"/>
+          <w:color w:val="00A0FC"/>
+          <w:sz w:val="36"/>
+          <w:szCs w:val="36"/>
+        </w:rPr>
+      </w:pPr>
+      <w:r>
+        <w:rPr>
+          <w:rFonts w:eastAsia="Noto Serif CJK SC" w:cs="Noto Sans Devanagari" w:ascii="Garamond" w:hAnsi="Garamond"/>
+          <w:i w:val="false"/>
+          <w:iCs w:val="false"/>
+          <w:color w:val="00A0FC"/>
+          <w:kern w:val="2"/>
+          <w:sz w:val="36"/>
+          <w:szCs w:val="36"/>
+          <w:lang w:val="pt-BR" w:eastAsia="zh-CN" w:bidi="hi-IN"/>
+        </w:rPr>
+        <w:t xml:space="preserve">Sê bom; conquista esse planeta por tuas virtudes; bem escolheste, cantando a Deus: a música religiosa auxilia a elevação da alma. Como  gostaria de vos poder inspirar o desejo de ver esse mundo onde somos tão felizes! </w:t>
+      </w:r>
+    </w:p>
+    <w:p>
+      <w:pPr>
+        <w:pStyle w:val="Normal"/>
+        <w:bidi w:val="0"/>
+        <w:ind w:left="1418" w:hanging="0"/>
+        <w:jc w:val="both"/>
+        <w:rPr>
+          <w:rFonts w:ascii="Garamond" w:hAnsi="Garamond"/>
+          <w:color w:val="00A0FC"/>
+          <w:sz w:val="36"/>
+          <w:szCs w:val="36"/>
+        </w:rPr>
+      </w:pPr>
+      <w:r>
+        <w:rPr/>
+      </w:r>
+    </w:p>
+    <w:p>
+      <w:pPr>
+        <w:pStyle w:val="Normal"/>
+        <w:bidi w:val="0"/>
+        <w:ind w:left="1418" w:hanging="0"/>
+        <w:jc w:val="both"/>
+        <w:rPr>
+          <w:rFonts w:ascii="Garamond" w:hAnsi="Garamond"/>
+          <w:color w:val="00A0FC"/>
+          <w:sz w:val="36"/>
+          <w:szCs w:val="36"/>
+        </w:rPr>
+      </w:pPr>
+      <w:r>
+        <w:rPr>
+          <w:rFonts w:eastAsia="Noto Serif CJK SC" w:cs="Noto Sans Devanagari" w:ascii="Garamond" w:hAnsi="Garamond"/>
+          <w:i w:val="false"/>
+          <w:iCs w:val="false"/>
+          <w:color w:val="00A0FC"/>
+          <w:kern w:val="2"/>
+          <w:sz w:val="36"/>
+          <w:szCs w:val="36"/>
+          <w:lang w:val="pt-BR" w:eastAsia="zh-CN" w:bidi="hi-IN"/>
+        </w:rPr>
+        <w:t>Todos somos caridosos; tudo ali é belo e a Natureza é tão admirável! Tudo nos inspira o desejo de estar com Deus.</w:t>
+      </w:r>
+      <w:r>
+        <w:rPr>
+          <w:rFonts w:eastAsia="Noto Serif CJK SC" w:cs="Noto Sans Devanagari" w:ascii="Garamond" w:hAnsi="Garamond"/>
+          <w:i w:val="false"/>
+          <w:iCs w:val="false"/>
+          <w:color w:val="00A0FC"/>
+          <w:kern w:val="2"/>
+          <w:sz w:val="36"/>
+          <w:szCs w:val="36"/>
+          <w:lang w:val="pt-BR" w:eastAsia="zh-CN" w:bidi="hi-IN"/>
+        </w:rPr>
+        <w:t xml:space="preserve"> </w:t>
+      </w:r>
+    </w:p>
+    <w:p>
+      <w:pPr>
+        <w:pStyle w:val="Normal"/>
+        <w:bidi w:val="0"/>
+        <w:ind w:left="1418" w:hanging="0"/>
+        <w:jc w:val="both"/>
+        <w:rPr>
+          <w:rFonts w:ascii="Garamond" w:hAnsi="Garamond"/>
+          <w:color w:val="00A0FC"/>
+          <w:sz w:val="36"/>
+          <w:szCs w:val="36"/>
+        </w:rPr>
+      </w:pPr>
+      <w:r>
+        <w:rPr/>
+      </w:r>
+    </w:p>
+    <w:p>
+      <w:pPr>
+        <w:pStyle w:val="Normal"/>
+        <w:bidi w:val="0"/>
+        <w:ind w:left="709" w:hanging="0"/>
+        <w:jc w:val="both"/>
+        <w:rPr>
+          <w:rFonts w:ascii="Garamond" w:hAnsi="Garamond"/>
+          <w:color w:val="00A0FC"/>
+          <w:sz w:val="36"/>
+          <w:szCs w:val="36"/>
+        </w:rPr>
+      </w:pPr>
+      <w:r>
+        <w:rPr>
+          <w:rFonts w:eastAsia="Noto Serif CJK SC" w:cs="Noto Sans Devanagari" w:ascii="Garamond" w:hAnsi="Garamond"/>
+          <w:i w:val="false"/>
+          <w:iCs w:val="false"/>
+          <w:color w:val="00A0FC"/>
+          <w:kern w:val="2"/>
+          <w:sz w:val="36"/>
+          <w:szCs w:val="36"/>
+          <w:lang w:val="pt-BR" w:eastAsia="zh-CN" w:bidi="hi-IN"/>
+        </w:rPr>
+        <w:t>Então Mozart fala sobre a beleza, a natureza e a harmonia de Júpiter, algo que é completamente compatível com um mundo de Espíritos elevados.</w:t>
+      </w:r>
+    </w:p>
+    <w:p>
+      <w:pPr>
+        <w:pStyle w:val="Normal"/>
+        <w:bidi w:val="0"/>
+        <w:ind w:left="709" w:hanging="0"/>
+        <w:jc w:val="both"/>
+        <w:rPr>
+          <w:rFonts w:ascii="Garamond" w:hAnsi="Garamond"/>
+          <w:color w:val="00A0FC"/>
+          <w:sz w:val="36"/>
+          <w:szCs w:val="36"/>
+        </w:rPr>
+      </w:pPr>
+      <w:r>
+        <w:rPr/>
+      </w:r>
+    </w:p>
+    <w:p>
+      <w:pPr>
+        <w:pStyle w:val="Normal"/>
+        <w:bidi w:val="0"/>
+        <w:ind w:left="709" w:hanging="0"/>
+        <w:jc w:val="both"/>
+        <w:rPr>
+          <w:rFonts w:ascii="Garamond" w:hAnsi="Garamond"/>
+          <w:color w:val="00A0FC"/>
+          <w:sz w:val="36"/>
+          <w:szCs w:val="36"/>
+        </w:rPr>
+      </w:pPr>
+      <w:r>
+        <w:rPr>
+          <w:rFonts w:eastAsia="Noto Serif CJK SC" w:cs="Noto Sans Devanagari" w:ascii="Garamond" w:hAnsi="Garamond"/>
+          <w:i w:val="false"/>
+          <w:iCs w:val="false"/>
+          <w:color w:val="00A0FC"/>
+          <w:kern w:val="2"/>
+          <w:sz w:val="36"/>
+          <w:szCs w:val="36"/>
+          <w:lang w:val="pt-BR" w:eastAsia="zh-CN" w:bidi="hi-IN"/>
+        </w:rPr>
+        <w:t>Só tem alguns pequenos detalhes:</w:t>
+      </w:r>
+    </w:p>
+    <w:p>
+      <w:pPr>
+        <w:pStyle w:val="Normal"/>
+        <w:bidi w:val="0"/>
+        <w:ind w:left="709" w:hanging="0"/>
+        <w:jc w:val="both"/>
+        <w:rPr>
+          <w:rFonts w:ascii="Garamond" w:hAnsi="Garamond"/>
+          <w:color w:val="00A0FC"/>
+          <w:sz w:val="36"/>
+          <w:szCs w:val="36"/>
+        </w:rPr>
+      </w:pPr>
+      <w:r>
+        <w:rPr/>
+      </w:r>
+    </w:p>
+    <w:p>
+      <w:pPr>
+        <w:pStyle w:val="Normal"/>
+        <w:numPr>
+          <w:ilvl w:val="0"/>
+          <w:numId w:val="2"/>
+        </w:numPr>
+        <w:bidi w:val="0"/>
+        <w:jc w:val="both"/>
+        <w:rPr/>
+      </w:pPr>
+      <w:r>
+        <w:rPr>
+          <w:rFonts w:eastAsia="Noto Serif CJK SC" w:cs="Noto Sans Devanagari" w:ascii="Garamond" w:hAnsi="Garamond"/>
+          <w:i w:val="false"/>
+          <w:iCs w:val="false"/>
+          <w:color w:val="00A0FC"/>
+          <w:kern w:val="2"/>
+          <w:sz w:val="36"/>
+          <w:szCs w:val="36"/>
+          <w:lang w:val="pt-BR" w:eastAsia="zh-CN" w:bidi="hi-IN"/>
+        </w:rPr>
+        <w:t>Júpiter é uma gigantesca bola de gás;</w:t>
+      </w:r>
+    </w:p>
+    <w:p>
+      <w:pPr>
+        <w:pStyle w:val="Normal"/>
+        <w:numPr>
+          <w:ilvl w:val="0"/>
+          <w:numId w:val="2"/>
+        </w:numPr>
+        <w:bidi w:val="0"/>
+        <w:jc w:val="both"/>
+        <w:rPr/>
+      </w:pPr>
+      <w:r>
+        <w:rPr>
+          <w:rFonts w:eastAsia="Noto Serif CJK SC" w:cs="Noto Sans Devanagari" w:ascii="Garamond" w:hAnsi="Garamond"/>
+          <w:i w:val="false"/>
+          <w:iCs w:val="false"/>
+          <w:color w:val="00A0FC"/>
+          <w:kern w:val="2"/>
+          <w:sz w:val="36"/>
+          <w:szCs w:val="36"/>
+          <w:lang w:val="pt-BR" w:eastAsia="zh-CN" w:bidi="hi-IN"/>
+        </w:rPr>
+        <w:t>É maior que todos os planetas do nosso sistema solar juntos;</w:t>
+      </w:r>
+    </w:p>
+    <w:p>
+      <w:pPr>
+        <w:pStyle w:val="Normal"/>
+        <w:numPr>
+          <w:ilvl w:val="0"/>
+          <w:numId w:val="2"/>
+        </w:numPr>
+        <w:bidi w:val="0"/>
+        <w:jc w:val="both"/>
+        <w:rPr/>
+      </w:pPr>
+      <w:r>
+        <w:rPr>
+          <w:rFonts w:eastAsia="Noto Serif CJK SC" w:cs="Noto Sans Devanagari" w:ascii="Garamond" w:hAnsi="Garamond"/>
+          <w:i w:val="false"/>
+          <w:iCs w:val="false"/>
+          <w:color w:val="00A0FC"/>
+          <w:kern w:val="2"/>
+          <w:sz w:val="36"/>
+          <w:szCs w:val="36"/>
+          <w:lang w:val="pt-BR" w:eastAsia="zh-CN" w:bidi="hi-IN"/>
+        </w:rPr>
+        <w:t>Seriam necessários 11 planetas Terra para igualar o diâmetro de Júpiter e mais de 1.300 Terras para preencher o seu volume;</w:t>
+      </w:r>
+    </w:p>
+    <w:p>
+      <w:pPr>
+        <w:pStyle w:val="Normal"/>
+        <w:numPr>
+          <w:ilvl w:val="0"/>
+          <w:numId w:val="2"/>
+        </w:numPr>
+        <w:bidi w:val="0"/>
+        <w:jc w:val="both"/>
+        <w:rPr/>
+      </w:pPr>
+      <w:r>
+        <w:rPr>
+          <w:rFonts w:eastAsia="Noto Serif CJK SC" w:cs="Noto Sans Devanagari" w:ascii="Garamond" w:hAnsi="Garamond"/>
+          <w:i w:val="false"/>
+          <w:iCs w:val="false"/>
+          <w:color w:val="00A0FC"/>
+          <w:kern w:val="2"/>
+          <w:sz w:val="36"/>
+          <w:szCs w:val="36"/>
+          <w:lang w:val="pt-BR" w:eastAsia="zh-CN" w:bidi="hi-IN"/>
+        </w:rPr>
+        <w:t>Ele completa uma volta em torno do seu eixo em menos de 10 horas;</w:t>
+      </w:r>
+    </w:p>
+    <w:p>
+      <w:pPr>
+        <w:pStyle w:val="Normal"/>
+        <w:numPr>
+          <w:ilvl w:val="0"/>
+          <w:numId w:val="2"/>
+        </w:numPr>
+        <w:bidi w:val="0"/>
+        <w:jc w:val="both"/>
+        <w:rPr/>
+      </w:pPr>
+      <w:r>
+        <w:rPr>
+          <w:rFonts w:eastAsia="Noto Serif CJK SC" w:cs="Noto Sans Devanagari" w:ascii="Garamond" w:hAnsi="Garamond"/>
+          <w:i w:val="false"/>
+          <w:iCs w:val="false"/>
+          <w:color w:val="00A0FC"/>
+          <w:kern w:val="2"/>
+          <w:sz w:val="36"/>
+          <w:szCs w:val="36"/>
+          <w:lang w:val="pt-BR" w:eastAsia="zh-CN" w:bidi="hi-IN"/>
+        </w:rPr>
+        <w:t>Júpiter fica a aproximadamente 780 milhões de quilômetros do sol e por isso leva quase 12 anos para dar uma volta completa em torno do sol;</w:t>
+      </w:r>
+    </w:p>
+    <w:p>
+      <w:pPr>
+        <w:pStyle w:val="Normal"/>
+        <w:numPr>
+          <w:ilvl w:val="0"/>
+          <w:numId w:val="2"/>
+        </w:numPr>
+        <w:bidi w:val="0"/>
+        <w:jc w:val="both"/>
+        <w:rPr/>
+      </w:pPr>
+      <w:r>
+        <w:rPr>
+          <w:rFonts w:eastAsia="Noto Serif CJK SC" w:cs="Noto Sans Devanagari" w:ascii="Garamond" w:hAnsi="Garamond"/>
+          <w:i w:val="false"/>
+          <w:iCs w:val="false"/>
+          <w:color w:val="00A0FC"/>
+          <w:kern w:val="2"/>
+          <w:sz w:val="36"/>
+          <w:szCs w:val="36"/>
+          <w:lang w:val="pt-BR" w:eastAsia="zh-CN" w:bidi="hi-IN"/>
+        </w:rPr>
+        <w:t>A</w:t>
+      </w:r>
+      <w:r>
+        <w:rPr>
+          <w:rFonts w:eastAsia="Noto Serif CJK SC" w:cs="Noto Sans Devanagari" w:ascii="Garamond" w:hAnsi="Garamond"/>
+          <w:i w:val="false"/>
+          <w:iCs w:val="false"/>
+          <w:color w:val="00A0FC"/>
+          <w:kern w:val="2"/>
+          <w:sz w:val="36"/>
+          <w:szCs w:val="36"/>
+          <w:lang w:val="pt-BR" w:eastAsia="zh-CN" w:bidi="hi-IN"/>
+        </w:rPr>
+        <w:t xml:space="preserve"> luz do sol quase não chega em Júpiter mas ainda assim o núcleo do planeta libera calor a temperaturas de 30.000 graus célsius;</w:t>
+      </w:r>
+    </w:p>
+    <w:p>
+      <w:pPr>
+        <w:pStyle w:val="Normal"/>
+        <w:bidi w:val="0"/>
+        <w:jc w:val="both"/>
+        <w:rPr>
+          <w:rFonts w:ascii="Garamond" w:hAnsi="Garamond"/>
+          <w:color w:val="00A0FC"/>
+          <w:sz w:val="36"/>
+          <w:szCs w:val="36"/>
+        </w:rPr>
+      </w:pPr>
+      <w:r>
+        <w:rPr/>
+      </w:r>
+    </w:p>
+    <w:p>
+      <w:pPr>
+        <w:pStyle w:val="Normal"/>
+        <w:bidi w:val="0"/>
+        <w:ind w:left="709" w:hanging="0"/>
+        <w:jc w:val="both"/>
+        <w:rPr>
+          <w:rFonts w:ascii="Garamond" w:hAnsi="Garamond"/>
+          <w:color w:val="00A0FC"/>
+          <w:sz w:val="36"/>
+          <w:szCs w:val="36"/>
+        </w:rPr>
+      </w:pPr>
+      <w:r>
+        <w:rPr/>
+      </w:r>
+    </w:p>
+    <w:p>
+      <w:pPr>
+        <w:pStyle w:val="Normal"/>
+        <w:bidi w:val="0"/>
+        <w:ind w:left="709" w:hanging="0"/>
+        <w:jc w:val="both"/>
+        <w:rPr>
+          <w:rFonts w:ascii="Garamond" w:hAnsi="Garamond"/>
+          <w:color w:val="00A0FC"/>
+          <w:sz w:val="36"/>
+          <w:szCs w:val="36"/>
+        </w:rPr>
+      </w:pPr>
+      <w:r>
+        <w:rPr>
+          <w:rFonts w:eastAsia="Noto Serif CJK SC" w:cs="Noto Sans Devanagari" w:ascii="Garamond" w:hAnsi="Garamond"/>
+          <w:i w:val="false"/>
+          <w:iCs w:val="false"/>
+          <w:color w:val="00A0FC"/>
+          <w:kern w:val="2"/>
+          <w:sz w:val="36"/>
+          <w:szCs w:val="36"/>
+          <w:lang w:val="pt-BR" w:eastAsia="zh-CN" w:bidi="hi-IN"/>
+        </w:rPr>
+        <w:t>Como é possível que um planeta com essas características tenha plantas, aves, rios e tudo o mais?</w:t>
+      </w:r>
+    </w:p>
+    <w:p>
+      <w:pPr>
+        <w:pStyle w:val="Normal"/>
+        <w:bidi w:val="0"/>
+        <w:ind w:left="709" w:hanging="0"/>
+        <w:jc w:val="both"/>
+        <w:rPr>
+          <w:rFonts w:ascii="Garamond" w:hAnsi="Garamond"/>
+          <w:color w:val="00A0FC"/>
+          <w:sz w:val="36"/>
+          <w:szCs w:val="36"/>
+        </w:rPr>
+      </w:pPr>
+      <w:r>
+        <w:rPr/>
+      </w:r>
+    </w:p>
+    <w:p>
+      <w:pPr>
+        <w:pStyle w:val="Normal"/>
+        <w:bidi w:val="0"/>
+        <w:ind w:left="709" w:hanging="0"/>
+        <w:jc w:val="both"/>
+        <w:rPr>
+          <w:rFonts w:ascii="Garamond" w:hAnsi="Garamond"/>
+          <w:color w:val="00A0FC"/>
+          <w:sz w:val="36"/>
+          <w:szCs w:val="36"/>
+        </w:rPr>
+      </w:pPr>
+      <w:r>
+        <w:rPr>
+          <w:rFonts w:eastAsia="Noto Serif CJK SC" w:cs="Noto Sans Devanagari" w:ascii="Garamond" w:hAnsi="Garamond"/>
+          <w:i w:val="false"/>
+          <w:iCs w:val="false"/>
+          <w:color w:val="00A0FC"/>
+          <w:kern w:val="2"/>
+          <w:sz w:val="36"/>
+          <w:szCs w:val="36"/>
+          <w:lang w:val="pt-BR" w:eastAsia="zh-CN" w:bidi="hi-IN"/>
+        </w:rPr>
+        <w:t>Obviamente que ele tem, mas não na dimensão que nossos olhos e telescópios conseguem alcançar. Porque o que nós conseguimos apanhar de Júpiter, é um mundo completamente inóspito.</w:t>
+      </w:r>
+    </w:p>
+    <w:p>
+      <w:pPr>
+        <w:pStyle w:val="Normal"/>
+        <w:bidi w:val="0"/>
+        <w:ind w:left="709" w:hanging="0"/>
+        <w:jc w:val="both"/>
+        <w:rPr>
+          <w:rFonts w:ascii="Garamond" w:hAnsi="Garamond"/>
+          <w:color w:val="00A0FC"/>
+          <w:sz w:val="36"/>
+          <w:szCs w:val="36"/>
+        </w:rPr>
+      </w:pPr>
+      <w:r>
+        <w:rPr/>
+      </w:r>
+    </w:p>
+    <w:p>
+      <w:pPr>
+        <w:pStyle w:val="Normal"/>
+        <w:bidi w:val="0"/>
+        <w:ind w:left="709" w:hanging="0"/>
+        <w:jc w:val="both"/>
+        <w:rPr>
+          <w:rFonts w:ascii="Garamond" w:hAnsi="Garamond"/>
+          <w:color w:val="00A0FC"/>
+          <w:sz w:val="36"/>
+          <w:szCs w:val="36"/>
+        </w:rPr>
+      </w:pPr>
+      <w:r>
+        <w:rPr>
+          <w:rFonts w:eastAsia="Noto Serif CJK SC" w:cs="Noto Sans Devanagari" w:ascii="Garamond" w:hAnsi="Garamond"/>
+          <w:i w:val="false"/>
+          <w:iCs w:val="false"/>
+          <w:color w:val="00A0FC"/>
+          <w:kern w:val="2"/>
+          <w:sz w:val="36"/>
+          <w:szCs w:val="36"/>
+          <w:lang w:val="pt-BR" w:eastAsia="zh-CN" w:bidi="hi-IN"/>
+        </w:rPr>
+        <w:t>Por isso é tão difícil para nós entendermos que as plantas e demais seres dos mundos superiores continuam pertencendo a seus respectivos reinos, embora sejam mais perfeitos dos que os que conhecemos aqui na Terra.</w:t>
+      </w:r>
+    </w:p>
+    <w:p>
+      <w:pPr>
+        <w:pStyle w:val="Normal"/>
+        <w:bidi w:val="0"/>
+        <w:ind w:left="709" w:hanging="0"/>
+        <w:jc w:val="both"/>
+        <w:rPr>
+          <w:rFonts w:ascii="Garamond" w:hAnsi="Garamond"/>
+          <w:color w:val="00A0FC"/>
+          <w:sz w:val="36"/>
+          <w:szCs w:val="36"/>
+        </w:rPr>
+      </w:pPr>
+      <w:r>
+        <w:rPr/>
+      </w:r>
+    </w:p>
+    <w:p>
+      <w:pPr>
+        <w:pStyle w:val="Normal"/>
+        <w:bidi w:val="0"/>
+        <w:ind w:left="709" w:hanging="0"/>
+        <w:jc w:val="center"/>
+        <w:rPr>
+          <w:rFonts w:ascii="Garamond" w:hAnsi="Garamond" w:eastAsia="Noto Serif CJK SC" w:cs="Noto Sans Devanagari"/>
+          <w:b/>
+          <w:b/>
+          <w:bCs/>
+          <w:i w:val="false"/>
+          <w:i w:val="false"/>
+          <w:iCs w:val="false"/>
+          <w:color w:val="auto"/>
+          <w:kern w:val="2"/>
+          <w:sz w:val="48"/>
+          <w:szCs w:val="48"/>
+          <w:lang w:val="pt-BR" w:eastAsia="zh-CN" w:bidi="hi-IN"/>
+        </w:rPr>
+      </w:pPr>
+      <w:r>
+        <w:rPr>
+          <w:rFonts w:eastAsia="Noto Serif CJK SC" w:cs="Noto Sans Devanagari" w:ascii="Garamond" w:hAnsi="Garamond"/>
+          <w:b/>
+          <w:bCs/>
+          <w:i w:val="false"/>
+          <w:iCs w:val="false"/>
+          <w:color w:val="auto"/>
+          <w:kern w:val="2"/>
+          <w:sz w:val="48"/>
+          <w:szCs w:val="48"/>
+          <w:lang w:val="pt-BR" w:eastAsia="zh-CN" w:bidi="hi-IN"/>
+        </w:rPr>
+        <w:t xml:space="preserve">Os </w:t>
+      </w:r>
+      <w:r>
+        <w:rPr>
+          <w:rFonts w:eastAsia="Noto Serif CJK SC" w:cs="Noto Sans Devanagari" w:ascii="Garamond" w:hAnsi="Garamond"/>
+          <w:b/>
+          <w:bCs/>
+          <w:i w:val="false"/>
+          <w:iCs w:val="false"/>
+          <w:color w:val="auto"/>
+          <w:kern w:val="2"/>
+          <w:sz w:val="48"/>
+          <w:szCs w:val="48"/>
+          <w:lang w:val="pt-BR" w:eastAsia="zh-CN" w:bidi="hi-IN"/>
+        </w:rPr>
+        <w:t>animais e o homem</w:t>
+      </w:r>
+    </w:p>
+    <w:p>
+      <w:pPr>
+        <w:pStyle w:val="Normal"/>
+        <w:bidi w:val="0"/>
+        <w:jc w:val="both"/>
+        <w:rPr>
+          <w:rFonts w:ascii="Garamond" w:hAnsi="Garamond"/>
+          <w:sz w:val="36"/>
+          <w:szCs w:val="36"/>
+        </w:rPr>
+      </w:pPr>
+      <w:r>
+        <w:rPr>
+          <w:rFonts w:ascii="Garamond" w:hAnsi="Garamond"/>
+          <w:sz w:val="36"/>
+          <w:szCs w:val="36"/>
+        </w:rPr>
+      </w:r>
+    </w:p>
+    <w:p>
+      <w:pPr>
+        <w:pStyle w:val="Normal"/>
+        <w:bidi w:val="0"/>
+        <w:jc w:val="both"/>
+        <w:rPr>
+          <w:rFonts w:ascii="Garamond" w:hAnsi="Garamond"/>
+          <w:sz w:val="36"/>
+          <w:szCs w:val="36"/>
+        </w:rPr>
+      </w:pPr>
+      <w:r>
+        <w:rPr>
+          <w:rFonts w:eastAsia="Noto Serif CJK SC" w:cs="Noto Sans Devanagari" w:ascii="Garamond" w:hAnsi="Garamond"/>
+          <w:color w:val="auto"/>
+          <w:kern w:val="2"/>
+          <w:sz w:val="36"/>
+          <w:szCs w:val="36"/>
+          <w:lang w:val="pt-BR" w:eastAsia="zh-CN" w:bidi="hi-IN"/>
+        </w:rPr>
+        <w:t>592</w:t>
+      </w:r>
+      <w:r>
+        <w:rPr>
+          <w:rFonts w:ascii="Garamond" w:hAnsi="Garamond"/>
+          <w:sz w:val="36"/>
+          <w:szCs w:val="36"/>
+        </w:rPr>
+        <w:t>. Se, pelo que toca à inteligência, comparamos o homem e os animais,</w:t>
+      </w:r>
+      <w:r>
+        <w:rPr>
+          <w:rFonts w:ascii="Garamond" w:hAnsi="Garamond"/>
+          <w:sz w:val="36"/>
+          <w:szCs w:val="36"/>
+        </w:rPr>
+        <w:t xml:space="preserve"> </w:t>
+      </w:r>
+      <w:r>
+        <w:rPr>
+          <w:rFonts w:ascii="Garamond" w:hAnsi="Garamond"/>
+          <w:sz w:val="36"/>
+          <w:szCs w:val="36"/>
+        </w:rPr>
+        <w:t>parece difícil estabelecer-se uma linha de demarcação entre aquele e</w:t>
+      </w:r>
+      <w:r>
+        <w:rPr>
+          <w:rFonts w:ascii="Garamond" w:hAnsi="Garamond"/>
+          <w:sz w:val="36"/>
+          <w:szCs w:val="36"/>
+        </w:rPr>
+        <w:t xml:space="preserve"> </w:t>
+      </w:r>
+      <w:r>
+        <w:rPr>
+          <w:rFonts w:ascii="Garamond" w:hAnsi="Garamond"/>
+          <w:sz w:val="36"/>
+          <w:szCs w:val="36"/>
+        </w:rPr>
+        <w:t>estes, porquanto alguns animais mostram, sob esse aspecto, notória</w:t>
+      </w:r>
+      <w:r>
+        <w:rPr>
+          <w:rFonts w:ascii="Garamond" w:hAnsi="Garamond"/>
+          <w:sz w:val="36"/>
+          <w:szCs w:val="36"/>
+        </w:rPr>
+        <w:t xml:space="preserve"> </w:t>
+      </w:r>
+      <w:r>
+        <w:rPr>
+          <w:rFonts w:ascii="Garamond" w:hAnsi="Garamond"/>
+          <w:sz w:val="36"/>
+          <w:szCs w:val="36"/>
+        </w:rPr>
+        <w:t>superioridade sobre certos homens. Pode essa linha de demarcação ser</w:t>
+      </w:r>
+      <w:r>
+        <w:rPr>
+          <w:rFonts w:ascii="Garamond" w:hAnsi="Garamond"/>
+          <w:sz w:val="36"/>
+          <w:szCs w:val="36"/>
+        </w:rPr>
+        <w:t xml:space="preserve"> </w:t>
+      </w:r>
+      <w:r>
+        <w:rPr>
+          <w:rFonts w:ascii="Garamond" w:hAnsi="Garamond"/>
+          <w:sz w:val="36"/>
+          <w:szCs w:val="36"/>
+        </w:rPr>
+        <w:t>estabelecida de modo preciso?</w:t>
+      </w:r>
+    </w:p>
+    <w:p>
+      <w:pPr>
+        <w:pStyle w:val="Normal"/>
+        <w:bidi w:val="0"/>
+        <w:jc w:val="both"/>
+        <w:rPr>
+          <w:rFonts w:ascii="Garamond" w:hAnsi="Garamond"/>
+          <w:sz w:val="36"/>
+          <w:szCs w:val="36"/>
+        </w:rPr>
+      </w:pPr>
+      <w:r>
+        <w:rPr>
+          <w:rFonts w:ascii="Garamond" w:hAnsi="Garamond"/>
+          <w:sz w:val="36"/>
+          <w:szCs w:val="36"/>
+        </w:rPr>
+      </w:r>
+    </w:p>
+    <w:p>
+      <w:pPr>
+        <w:pStyle w:val="Normal"/>
+        <w:bidi w:val="0"/>
+        <w:jc w:val="both"/>
+        <w:rPr>
+          <w:rFonts w:ascii="Garamond" w:hAnsi="Garamond"/>
+          <w:sz w:val="36"/>
+          <w:szCs w:val="36"/>
+        </w:rPr>
+      </w:pPr>
       <w:r>
         <w:rPr>
           <w:rFonts w:ascii="Garamond" w:hAnsi="Garamond"/>
@@ -4175,7 +5235,7 @@
           <w:sz w:val="36"/>
           <w:szCs w:val="36"/>
         </w:rPr>
-        <w:t xml:space="preserve"> </w:t>
+        <w:t>“</w:t>
       </w:r>
       <w:r>
         <w:rPr>
@@ -4185,962 +5245,8 @@
           <w:sz w:val="36"/>
           <w:szCs w:val="36"/>
         </w:rPr>
-        <w:t>como os animais sempre animais e os homens sempre homens.”</w:t>
-      </w:r>
-    </w:p>
-    <w:p>
-      <w:pPr>
-        <w:pStyle w:val="Normal"/>
-        <w:bidi w:val="0"/>
-        <w:ind w:hanging="0"/>
-        <w:jc w:val="both"/>
-        <w:rPr>
-          <w:rFonts w:ascii="Garamond" w:hAnsi="Garamond"/>
-          <w:sz w:val="36"/>
-          <w:szCs w:val="36"/>
-        </w:rPr>
-      </w:pPr>
-      <w:r>
-        <w:rPr>
-          <w:rFonts w:ascii="Garamond" w:hAnsi="Garamond"/>
-          <w:sz w:val="36"/>
-          <w:szCs w:val="36"/>
-        </w:rPr>
-      </w:r>
-    </w:p>
-    <w:p>
-      <w:pPr>
-        <w:pStyle w:val="Normal"/>
-        <w:bidi w:val="0"/>
-        <w:ind w:left="709" w:hanging="0"/>
-        <w:jc w:val="both"/>
-        <w:rPr>
-          <w:rFonts w:ascii="Garamond" w:hAnsi="Garamond"/>
-          <w:color w:val="00A0FC"/>
-          <w:sz w:val="36"/>
-          <w:szCs w:val="36"/>
-        </w:rPr>
-      </w:pPr>
-      <w:r>
-        <w:rPr>
-          <w:rFonts w:eastAsia="Noto Serif CJK SC" w:cs="Noto Sans Devanagari" w:ascii="Garamond" w:hAnsi="Garamond"/>
-          <w:i w:val="false"/>
-          <w:iCs w:val="false"/>
-          <w:color w:val="00A0FC"/>
-          <w:kern w:val="2"/>
-          <w:sz w:val="36"/>
-          <w:szCs w:val="36"/>
-          <w:lang w:val="pt-BR" w:eastAsia="zh-CN" w:bidi="hi-IN"/>
-        </w:rPr>
-        <w:t xml:space="preserve">O que Kardec deseja saber é o real significado que devemos dar à palavra feiticeiro. </w:t>
-      </w:r>
-    </w:p>
-    <w:p>
-      <w:pPr>
-        <w:pStyle w:val="Normal"/>
-        <w:bidi w:val="0"/>
-        <w:ind w:left="709" w:hanging="0"/>
-        <w:jc w:val="both"/>
-        <w:rPr>
-          <w:rFonts w:ascii="Garamond" w:hAnsi="Garamond"/>
-          <w:color w:val="00A0FC"/>
-          <w:sz w:val="36"/>
-          <w:szCs w:val="36"/>
-        </w:rPr>
-      </w:pPr>
-      <w:r>
-        <w:rPr/>
-      </w:r>
-    </w:p>
-    <w:p>
-      <w:pPr>
-        <w:pStyle w:val="Normal"/>
-        <w:bidi w:val="0"/>
-        <w:ind w:left="709" w:hanging="0"/>
-        <w:jc w:val="both"/>
-        <w:rPr>
-          <w:color w:val="C9211E"/>
-        </w:rPr>
-      </w:pPr>
-      <w:r>
-        <w:rPr>
-          <w:rFonts w:eastAsia="Noto Serif CJK SC" w:cs="Noto Sans Devanagari" w:ascii="Garamond" w:hAnsi="Garamond"/>
-          <w:i w:val="false"/>
-          <w:iCs w:val="false"/>
-          <w:color w:val="C9211E"/>
-          <w:kern w:val="2"/>
-          <w:sz w:val="36"/>
-          <w:szCs w:val="36"/>
-          <w:lang w:val="pt-BR" w:eastAsia="zh-CN" w:bidi="hi-IN"/>
-        </w:rPr>
-        <w:t>[ Citar a entrevista de Mozart sobre a vida em Júpiter ]</w:t>
-      </w:r>
-    </w:p>
-    <w:p>
-      <w:pPr>
-        <w:pStyle w:val="Normal"/>
-        <w:bidi w:val="0"/>
-        <w:ind w:left="709" w:hanging="0"/>
-        <w:jc w:val="both"/>
-        <w:rPr>
-          <w:rFonts w:ascii="Garamond" w:hAnsi="Garamond"/>
-          <w:color w:val="00A0FC"/>
-          <w:sz w:val="36"/>
-          <w:szCs w:val="36"/>
-        </w:rPr>
-      </w:pPr>
-      <w:r>
-        <w:rPr>
-          <w:rFonts w:ascii="Garamond" w:hAnsi="Garamond"/>
-          <w:color w:val="00A0FC"/>
-          <w:sz w:val="36"/>
-          <w:szCs w:val="36"/>
-        </w:rPr>
-      </w:r>
-    </w:p>
-    <w:p>
-      <w:pPr>
-        <w:pStyle w:val="Normal"/>
-        <w:bidi w:val="0"/>
-        <w:ind w:left="709" w:hanging="0"/>
-        <w:jc w:val="both"/>
-        <w:rPr>
-          <w:rFonts w:ascii="Garamond" w:hAnsi="Garamond"/>
-          <w:color w:val="00A0FC"/>
-          <w:sz w:val="36"/>
-          <w:szCs w:val="36"/>
-        </w:rPr>
-      </w:pPr>
-      <w:r>
-        <w:rPr>
-          <w:rFonts w:eastAsia="Noto Serif CJK SC" w:cs="Noto Sans Devanagari" w:ascii="Garamond" w:hAnsi="Garamond"/>
-          <w:i w:val="false"/>
-          <w:iCs w:val="false"/>
-          <w:color w:val="00A0FC"/>
-          <w:kern w:val="2"/>
-          <w:sz w:val="36"/>
-          <w:szCs w:val="36"/>
-          <w:lang w:val="pt-BR" w:eastAsia="zh-CN" w:bidi="hi-IN"/>
-        </w:rPr>
-        <w:t>Para entendermos melhor a pergunta de Kardec e a resposta da Espiritualidade, vamos ver como a palavra "feiticeiro" era usada naquela época.</w:t>
-      </w:r>
-    </w:p>
-    <w:p>
-      <w:pPr>
-        <w:pStyle w:val="Normal"/>
-        <w:bidi w:val="0"/>
-        <w:ind w:left="709" w:hanging="0"/>
-        <w:jc w:val="both"/>
-        <w:rPr>
-          <w:rFonts w:ascii="Garamond" w:hAnsi="Garamond"/>
-          <w:color w:val="00A0FC"/>
-          <w:sz w:val="36"/>
-          <w:szCs w:val="36"/>
-        </w:rPr>
-      </w:pPr>
-      <w:r>
-        <w:rPr>
-          <w:rFonts w:ascii="Garamond" w:hAnsi="Garamond"/>
-          <w:color w:val="00A0FC"/>
-          <w:sz w:val="36"/>
-          <w:szCs w:val="36"/>
-        </w:rPr>
-      </w:r>
-    </w:p>
-    <w:p>
-      <w:pPr>
-        <w:pStyle w:val="Normal"/>
-        <w:bidi w:val="0"/>
-        <w:ind w:left="709" w:hanging="0"/>
-        <w:jc w:val="both"/>
-        <w:rPr>
-          <w:rFonts w:ascii="Garamond" w:hAnsi="Garamond"/>
-          <w:color w:val="00A0FC"/>
-          <w:sz w:val="36"/>
-          <w:szCs w:val="36"/>
-        </w:rPr>
-      </w:pPr>
-      <w:r>
-        <w:rPr>
-          <w:rFonts w:eastAsia="Noto Serif CJK SC" w:cs="Noto Sans Devanagari" w:ascii="Garamond" w:hAnsi="Garamond"/>
-          <w:i w:val="false"/>
-          <w:iCs w:val="false"/>
-          <w:color w:val="00A0FC"/>
-          <w:kern w:val="2"/>
-          <w:sz w:val="36"/>
-          <w:szCs w:val="36"/>
-          <w:lang w:val="pt-BR" w:eastAsia="zh-CN" w:bidi="hi-IN"/>
-        </w:rPr>
-        <w:t>Quando O Livro dos Espíritos foi escrito,  chamar alguém de “feiticeiro” podia ter significados diferentes, dependendo do contexto religioso, popular ou cultural.</w:t>
-      </w:r>
-    </w:p>
-    <w:p>
-      <w:pPr>
-        <w:pStyle w:val="Normal"/>
-        <w:bidi w:val="0"/>
-        <w:ind w:left="709" w:hanging="0"/>
-        <w:jc w:val="both"/>
-        <w:rPr>
-          <w:rFonts w:ascii="Garamond" w:hAnsi="Garamond"/>
-          <w:color w:val="00A0FC"/>
-          <w:sz w:val="36"/>
-          <w:szCs w:val="36"/>
-        </w:rPr>
-      </w:pPr>
-      <w:r>
-        <w:rPr>
-          <w:rFonts w:ascii="Garamond" w:hAnsi="Garamond"/>
-          <w:color w:val="00A0FC"/>
-          <w:sz w:val="36"/>
-          <w:szCs w:val="36"/>
-        </w:rPr>
-      </w:r>
-    </w:p>
-    <w:p>
-      <w:pPr>
-        <w:pStyle w:val="Normal"/>
-        <w:bidi w:val="0"/>
-        <w:ind w:left="709" w:hanging="0"/>
-        <w:jc w:val="both"/>
-        <w:rPr>
-          <w:rFonts w:ascii="Garamond" w:hAnsi="Garamond"/>
-          <w:color w:val="00A0FC"/>
-          <w:sz w:val="36"/>
-          <w:szCs w:val="36"/>
-        </w:rPr>
-      </w:pPr>
-      <w:r>
-        <w:rPr>
-          <w:rFonts w:eastAsia="Noto Serif CJK SC" w:cs="Noto Sans Devanagari" w:ascii="Garamond" w:hAnsi="Garamond"/>
-          <w:i w:val="false"/>
-          <w:iCs w:val="false"/>
-          <w:color w:val="00A0FC"/>
-          <w:kern w:val="2"/>
-          <w:sz w:val="36"/>
-          <w:szCs w:val="36"/>
-          <w:lang w:val="pt-BR" w:eastAsia="zh-CN" w:bidi="hi-IN"/>
-        </w:rPr>
-        <w:t>Em geral, o termo era usado para designar pessoas consideradas capazes de agir sobre forças invisíveis por meios ocultos, espirituais ou sobrenaturais.</w:t>
-      </w:r>
-    </w:p>
-    <w:p>
-      <w:pPr>
-        <w:pStyle w:val="Normal"/>
-        <w:bidi w:val="0"/>
-        <w:ind w:left="709" w:hanging="0"/>
-        <w:jc w:val="both"/>
-        <w:rPr>
-          <w:rFonts w:ascii="Garamond" w:hAnsi="Garamond"/>
-          <w:color w:val="00A0FC"/>
-          <w:sz w:val="36"/>
-          <w:szCs w:val="36"/>
-        </w:rPr>
-      </w:pPr>
-      <w:r>
-        <w:rPr>
-          <w:rFonts w:ascii="Garamond" w:hAnsi="Garamond"/>
-          <w:color w:val="00A0FC"/>
-          <w:sz w:val="36"/>
-          <w:szCs w:val="36"/>
-        </w:rPr>
-      </w:r>
-    </w:p>
-    <w:p>
-      <w:pPr>
-        <w:pStyle w:val="Normal"/>
-        <w:bidi w:val="0"/>
-        <w:ind w:left="709" w:hanging="0"/>
-        <w:jc w:val="both"/>
-        <w:rPr>
-          <w:rFonts w:ascii="Garamond" w:hAnsi="Garamond"/>
-          <w:color w:val="00A0FC"/>
-          <w:sz w:val="36"/>
-          <w:szCs w:val="36"/>
-        </w:rPr>
-      </w:pPr>
-      <w:r>
-        <w:rPr>
-          <w:rFonts w:eastAsia="Noto Serif CJK SC" w:cs="Noto Sans Devanagari" w:ascii="Garamond" w:hAnsi="Garamond"/>
-          <w:i w:val="false"/>
-          <w:iCs w:val="false"/>
-          <w:color w:val="00A0FC"/>
-          <w:kern w:val="2"/>
-          <w:sz w:val="36"/>
-          <w:szCs w:val="36"/>
-          <w:lang w:val="pt-BR" w:eastAsia="zh-CN" w:bidi="hi-IN"/>
-        </w:rPr>
-        <w:t>Na cultura europeia e cristã da época, “feiticeiro” frequentemente tinha sentido pejorativo, ligado à ideia de pacto demoníaco, superstição ou prática proibida pela religião.</w:t>
-      </w:r>
-    </w:p>
-    <w:p>
-      <w:pPr>
-        <w:pStyle w:val="Normal"/>
-        <w:bidi w:val="0"/>
-        <w:ind w:left="709" w:hanging="0"/>
-        <w:jc w:val="both"/>
-        <w:rPr>
-          <w:rFonts w:ascii="Garamond" w:hAnsi="Garamond"/>
-          <w:color w:val="00A0FC"/>
-          <w:sz w:val="36"/>
-          <w:szCs w:val="36"/>
-        </w:rPr>
-      </w:pPr>
-      <w:r>
-        <w:rPr>
-          <w:rFonts w:ascii="Garamond" w:hAnsi="Garamond"/>
-          <w:color w:val="00A0FC"/>
-          <w:sz w:val="36"/>
-          <w:szCs w:val="36"/>
-        </w:rPr>
-      </w:r>
-    </w:p>
-    <w:p>
-      <w:pPr>
-        <w:pStyle w:val="Normal"/>
-        <w:bidi w:val="0"/>
-        <w:ind w:left="709" w:hanging="0"/>
-        <w:jc w:val="both"/>
-        <w:rPr>
-          <w:rFonts w:ascii="Garamond" w:hAnsi="Garamond"/>
-          <w:color w:val="00A0FC"/>
-          <w:sz w:val="36"/>
-          <w:szCs w:val="36"/>
-        </w:rPr>
-      </w:pPr>
-      <w:r>
-        <w:rPr>
-          <w:rFonts w:eastAsia="Noto Serif CJK SC" w:cs="Noto Sans Devanagari" w:ascii="Garamond" w:hAnsi="Garamond"/>
-          <w:i w:val="false"/>
-          <w:iCs w:val="false"/>
-          <w:color w:val="00A0FC"/>
-          <w:kern w:val="2"/>
-          <w:sz w:val="36"/>
-          <w:szCs w:val="36"/>
-          <w:lang w:val="pt-BR" w:eastAsia="zh-CN" w:bidi="hi-IN"/>
-        </w:rPr>
-        <w:t>Já em ambientes populares, o termo podia simplesmente indicar alguém tido como possuidor de “poderes” especiais.</w:t>
-      </w:r>
-    </w:p>
-    <w:p>
-      <w:pPr>
-        <w:pStyle w:val="Normal"/>
-        <w:bidi w:val="0"/>
-        <w:ind w:left="709" w:hanging="0"/>
-        <w:jc w:val="both"/>
-        <w:rPr>
-          <w:rFonts w:ascii="Garamond" w:hAnsi="Garamond"/>
-          <w:color w:val="00A0FC"/>
-          <w:sz w:val="36"/>
-          <w:szCs w:val="36"/>
-        </w:rPr>
-      </w:pPr>
-      <w:r>
-        <w:rPr>
-          <w:rFonts w:ascii="Garamond" w:hAnsi="Garamond"/>
-          <w:color w:val="00A0FC"/>
-          <w:sz w:val="36"/>
-          <w:szCs w:val="36"/>
-        </w:rPr>
-      </w:r>
-    </w:p>
-    <w:p>
-      <w:pPr>
-        <w:pStyle w:val="Normal"/>
-        <w:bidi w:val="0"/>
-        <w:ind w:left="709" w:hanging="0"/>
-        <w:jc w:val="both"/>
-        <w:rPr>
-          <w:rFonts w:ascii="Garamond" w:hAnsi="Garamond"/>
-          <w:color w:val="00A0FC"/>
-          <w:sz w:val="36"/>
-          <w:szCs w:val="36"/>
-        </w:rPr>
-      </w:pPr>
-      <w:r>
-        <w:rPr>
-          <w:rFonts w:eastAsia="Noto Serif CJK SC" w:cs="Noto Sans Devanagari" w:ascii="Garamond" w:hAnsi="Garamond"/>
-          <w:i w:val="false"/>
-          <w:iCs w:val="false"/>
-          <w:color w:val="00A0FC"/>
-          <w:kern w:val="2"/>
-          <w:sz w:val="36"/>
-          <w:szCs w:val="36"/>
-          <w:lang w:val="pt-BR" w:eastAsia="zh-CN" w:bidi="hi-IN"/>
-        </w:rPr>
-        <w:t>Dado que o termo feiticeiro era empregado dessas diferentes formas, Kardec pergunta à Espiritualidade como devemos realmente entendê-lo.</w:t>
-      </w:r>
-    </w:p>
-    <w:p>
-      <w:pPr>
-        <w:pStyle w:val="Normal"/>
-        <w:bidi w:val="0"/>
-        <w:ind w:left="709" w:hanging="0"/>
-        <w:jc w:val="both"/>
-        <w:rPr>
-          <w:rFonts w:ascii="Garamond" w:hAnsi="Garamond"/>
-          <w:color w:val="00A0FC"/>
-          <w:sz w:val="36"/>
-          <w:szCs w:val="36"/>
-        </w:rPr>
-      </w:pPr>
-      <w:r>
-        <w:rPr>
-          <w:rFonts w:ascii="Garamond" w:hAnsi="Garamond"/>
-          <w:color w:val="00A0FC"/>
-          <w:sz w:val="36"/>
-          <w:szCs w:val="36"/>
-        </w:rPr>
-      </w:r>
-    </w:p>
-    <w:p>
-      <w:pPr>
-        <w:pStyle w:val="Normal"/>
-        <w:bidi w:val="0"/>
-        <w:ind w:left="709" w:hanging="0"/>
-        <w:jc w:val="both"/>
-        <w:rPr>
-          <w:rFonts w:ascii="Garamond" w:hAnsi="Garamond"/>
-          <w:color w:val="00A0FC"/>
-          <w:sz w:val="36"/>
-          <w:szCs w:val="36"/>
-        </w:rPr>
-      </w:pPr>
-      <w:r>
-        <w:rPr>
-          <w:rFonts w:eastAsia="Noto Serif CJK SC" w:cs="Noto Sans Devanagari" w:ascii="Garamond" w:hAnsi="Garamond"/>
-          <w:i w:val="false"/>
-          <w:iCs w:val="false"/>
-          <w:color w:val="00A0FC"/>
-          <w:kern w:val="2"/>
-          <w:sz w:val="36"/>
-          <w:szCs w:val="36"/>
-          <w:lang w:val="pt-BR" w:eastAsia="zh-CN" w:bidi="hi-IN"/>
-        </w:rPr>
-        <w:t>A Espiritualidade diz que devemos entender os feiticeiros como sendo as pessoas de boa fé, dotadas  de certas faculdades - tais como o magnetismo e a dupla vista - e que fazem coisas incompreensíveis para a maioria das pessoas. Daí serem tidas como portadoras de podereis especiais.</w:t>
-      </w:r>
-    </w:p>
-    <w:p>
-      <w:pPr>
-        <w:pStyle w:val="Normal"/>
-        <w:bidi w:val="0"/>
-        <w:ind w:left="709" w:hanging="0"/>
-        <w:jc w:val="both"/>
-        <w:rPr>
-          <w:rFonts w:ascii="Garamond" w:hAnsi="Garamond"/>
-          <w:color w:val="00A0FC"/>
-          <w:sz w:val="36"/>
-          <w:szCs w:val="36"/>
-        </w:rPr>
-      </w:pPr>
-      <w:r>
-        <w:rPr>
-          <w:rFonts w:ascii="Garamond" w:hAnsi="Garamond"/>
-          <w:color w:val="00A0FC"/>
-          <w:sz w:val="36"/>
-          <w:szCs w:val="36"/>
-        </w:rPr>
-      </w:r>
-    </w:p>
-    <w:p>
-      <w:pPr>
-        <w:pStyle w:val="Normal"/>
-        <w:bidi w:val="0"/>
-        <w:ind w:left="709" w:hanging="0"/>
-        <w:jc w:val="both"/>
-        <w:rPr>
-          <w:rFonts w:ascii="Garamond" w:hAnsi="Garamond"/>
-          <w:color w:val="00A0FC"/>
-          <w:sz w:val="36"/>
-          <w:szCs w:val="36"/>
-        </w:rPr>
-      </w:pPr>
-      <w:r>
-        <w:rPr>
-          <w:rFonts w:eastAsia="Noto Serif CJK SC" w:cs="Noto Sans Devanagari" w:ascii="Garamond" w:hAnsi="Garamond"/>
-          <w:i w:val="false"/>
-          <w:iCs w:val="false"/>
-          <w:color w:val="00A0FC"/>
-          <w:kern w:val="2"/>
-          <w:sz w:val="36"/>
-          <w:szCs w:val="36"/>
-          <w:lang w:val="pt-BR" w:eastAsia="zh-CN" w:bidi="hi-IN"/>
-        </w:rPr>
-        <w:t>Nós observamos que a resposta da Espiritualidade é alinhada com o sentido popular que se dava à palavra feiticeiro; o sentido pejorativo empregado pela igreja sequer é mencionado na resposta.</w:t>
-      </w:r>
-    </w:p>
-    <w:p>
-      <w:pPr>
-        <w:pStyle w:val="Normal"/>
-        <w:bidi w:val="0"/>
-        <w:ind w:left="709" w:hanging="0"/>
-        <w:jc w:val="both"/>
-        <w:rPr>
-          <w:rFonts w:ascii="Garamond" w:hAnsi="Garamond"/>
-          <w:color w:val="00A0FC"/>
-          <w:sz w:val="36"/>
-          <w:szCs w:val="36"/>
-        </w:rPr>
-      </w:pPr>
-      <w:r>
-        <w:rPr>
-          <w:rFonts w:ascii="Garamond" w:hAnsi="Garamond"/>
-          <w:color w:val="00A0FC"/>
-          <w:sz w:val="36"/>
-          <w:szCs w:val="36"/>
-        </w:rPr>
-      </w:r>
-    </w:p>
-    <w:p>
-      <w:pPr>
-        <w:pStyle w:val="Normal"/>
-        <w:bidi w:val="0"/>
-        <w:ind w:left="709" w:hanging="0"/>
-        <w:jc w:val="both"/>
-        <w:rPr>
-          <w:rFonts w:ascii="Garamond" w:hAnsi="Garamond"/>
-          <w:color w:val="00A0FC"/>
-          <w:sz w:val="36"/>
-          <w:szCs w:val="36"/>
-        </w:rPr>
-      </w:pPr>
-      <w:r>
-        <w:rPr>
-          <w:rFonts w:ascii="Garamond" w:hAnsi="Garamond"/>
-          <w:color w:val="00A0FC"/>
-          <w:sz w:val="36"/>
-          <w:szCs w:val="36"/>
-        </w:rPr>
-        <w:t xml:space="preserve">É interessante nós observarmos que a Espiritualidade menciona apenas as pessoas de boa-fé. Bom, nós sabemos que faculdades como a mediunidade e a força magnética, não são </w:t>
-      </w:r>
-      <w:r>
-        <w:rPr>
-          <w:rFonts w:eastAsia="Noto Serif CJK SC" w:cs="Noto Sans Devanagari" w:ascii="Garamond" w:hAnsi="Garamond"/>
-          <w:color w:val="00A0FC"/>
-          <w:kern w:val="2"/>
-          <w:sz w:val="36"/>
-          <w:szCs w:val="36"/>
-          <w:lang w:val="pt-BR" w:eastAsia="zh-CN" w:bidi="hi-IN"/>
-        </w:rPr>
-        <w:t>exclusivas</w:t>
-      </w:r>
-      <w:r>
-        <w:rPr>
-          <w:rFonts w:ascii="Garamond" w:hAnsi="Garamond"/>
-          <w:color w:val="00A0FC"/>
-          <w:sz w:val="36"/>
-          <w:szCs w:val="36"/>
-        </w:rPr>
-        <w:t xml:space="preserve"> de pessoas de boa índole. </w:t>
-      </w:r>
-    </w:p>
-    <w:p>
-      <w:pPr>
-        <w:pStyle w:val="Normal"/>
-        <w:bidi w:val="0"/>
-        <w:ind w:left="709" w:hanging="0"/>
-        <w:jc w:val="both"/>
-        <w:rPr>
-          <w:rFonts w:ascii="Garamond" w:hAnsi="Garamond"/>
-          <w:color w:val="00A0FC"/>
-          <w:sz w:val="36"/>
-          <w:szCs w:val="36"/>
-        </w:rPr>
-      </w:pPr>
-      <w:r>
-        <w:rPr>
-          <w:rFonts w:ascii="Garamond" w:hAnsi="Garamond"/>
-          <w:color w:val="00A0FC"/>
-          <w:sz w:val="36"/>
-          <w:szCs w:val="36"/>
-        </w:rPr>
-      </w:r>
-    </w:p>
-    <w:p>
-      <w:pPr>
-        <w:pStyle w:val="Normal"/>
-        <w:bidi w:val="0"/>
-        <w:ind w:left="709" w:hanging="0"/>
-        <w:jc w:val="both"/>
-        <w:rPr>
-          <w:rFonts w:ascii="Garamond" w:hAnsi="Garamond"/>
-          <w:color w:val="00A0FC"/>
-          <w:sz w:val="36"/>
-          <w:szCs w:val="36"/>
-        </w:rPr>
-      </w:pPr>
-      <w:r>
-        <w:rPr>
-          <w:rFonts w:ascii="Garamond" w:hAnsi="Garamond"/>
-          <w:color w:val="00A0FC"/>
-          <w:sz w:val="36"/>
-          <w:szCs w:val="36"/>
-        </w:rPr>
-        <w:t>Há muitas pessoas que possuem esses dons</w:t>
-      </w:r>
-      <w:r>
-        <w:rPr>
-          <w:rFonts w:eastAsia="Noto Serif CJK SC" w:cs="Noto Sans Devanagari" w:ascii="Garamond" w:hAnsi="Garamond"/>
-          <w:color w:val="00A0FC"/>
-          <w:kern w:val="2"/>
-          <w:sz w:val="36"/>
-          <w:szCs w:val="36"/>
-          <w:lang w:val="pt-BR" w:eastAsia="zh-CN" w:bidi="hi-IN"/>
-        </w:rPr>
-        <w:t xml:space="preserve"> e que, infelizmente, se enveredaram por maus caminhos.</w:t>
-      </w:r>
-      <w:r>
-        <w:rPr>
-          <w:rFonts w:ascii="Garamond" w:hAnsi="Garamond"/>
-          <w:color w:val="00A0FC"/>
-          <w:sz w:val="36"/>
-          <w:szCs w:val="36"/>
-        </w:rPr>
-        <w:t xml:space="preserve"> </w:t>
-      </w:r>
-      <w:r>
-        <w:rPr>
-          <w:rFonts w:eastAsia="Noto Serif CJK SC" w:cs="Noto Sans Devanagari" w:ascii="Garamond" w:hAnsi="Garamond"/>
-          <w:color w:val="00A0FC"/>
-          <w:kern w:val="2"/>
-          <w:sz w:val="36"/>
-          <w:szCs w:val="36"/>
-          <w:lang w:val="pt-BR" w:eastAsia="zh-CN" w:bidi="hi-IN"/>
-        </w:rPr>
-        <w:t>No entanto,</w:t>
-      </w:r>
-      <w:r>
-        <w:rPr>
-          <w:rFonts w:ascii="Garamond" w:hAnsi="Garamond"/>
-          <w:color w:val="00A0FC"/>
-          <w:sz w:val="36"/>
-          <w:szCs w:val="36"/>
-        </w:rPr>
-        <w:t xml:space="preserve"> a Espiritualidade não fala sobre essas pessoas na resposta dada a Kardec. </w:t>
-      </w:r>
-    </w:p>
-    <w:p>
-      <w:pPr>
-        <w:pStyle w:val="Normal"/>
-        <w:bidi w:val="0"/>
-        <w:ind w:left="709" w:hanging="0"/>
-        <w:jc w:val="both"/>
-        <w:rPr>
-          <w:rFonts w:ascii="Garamond" w:hAnsi="Garamond"/>
-          <w:color w:val="00A0FC"/>
-          <w:sz w:val="36"/>
-          <w:szCs w:val="36"/>
-        </w:rPr>
-      </w:pPr>
-      <w:r>
-        <w:rPr>
-          <w:rFonts w:ascii="Garamond" w:hAnsi="Garamond"/>
-          <w:color w:val="00A0FC"/>
-          <w:sz w:val="36"/>
-          <w:szCs w:val="36"/>
-        </w:rPr>
-      </w:r>
-    </w:p>
-    <w:p>
-      <w:pPr>
-        <w:pStyle w:val="Normal"/>
-        <w:bidi w:val="0"/>
-        <w:ind w:left="709" w:hanging="0"/>
-        <w:jc w:val="both"/>
-        <w:rPr>
-          <w:rFonts w:ascii="Garamond" w:hAnsi="Garamond"/>
-          <w:color w:val="00A0FC"/>
-          <w:sz w:val="36"/>
-          <w:szCs w:val="36"/>
-        </w:rPr>
-      </w:pPr>
-      <w:r>
-        <w:rPr>
-          <w:rFonts w:ascii="Garamond" w:hAnsi="Garamond"/>
-          <w:color w:val="00A0FC"/>
-          <w:sz w:val="36"/>
-          <w:szCs w:val="36"/>
-        </w:rPr>
-        <w:t xml:space="preserve">Isso nos </w:t>
-      </w:r>
-      <w:r>
-        <w:rPr>
-          <w:rFonts w:eastAsia="Noto Serif CJK SC" w:cs="Noto Sans Devanagari" w:ascii="Garamond" w:hAnsi="Garamond"/>
-          <w:color w:val="00A0FC"/>
-          <w:kern w:val="2"/>
-          <w:sz w:val="36"/>
-          <w:szCs w:val="36"/>
-          <w:lang w:val="pt-BR" w:eastAsia="zh-CN" w:bidi="hi-IN"/>
-        </w:rPr>
-        <w:t>leva a crer</w:t>
-      </w:r>
-      <w:r>
-        <w:rPr>
-          <w:rFonts w:ascii="Garamond" w:hAnsi="Garamond"/>
-          <w:color w:val="00A0FC"/>
-          <w:sz w:val="36"/>
-          <w:szCs w:val="36"/>
-        </w:rPr>
-        <w:t xml:space="preserve"> que</w:t>
-      </w:r>
-      <w:r>
-        <w:rPr>
-          <w:rFonts w:eastAsia="Noto Serif CJK SC" w:cs="Noto Sans Devanagari" w:ascii="Garamond" w:hAnsi="Garamond"/>
-          <w:color w:val="00A0FC"/>
-          <w:kern w:val="2"/>
-          <w:sz w:val="36"/>
-          <w:szCs w:val="36"/>
-          <w:lang w:val="pt-BR" w:eastAsia="zh-CN" w:bidi="hi-IN"/>
-        </w:rPr>
-        <w:t xml:space="preserve"> o objetivo </w:t>
-      </w:r>
-      <w:r>
-        <w:rPr>
-          <w:rFonts w:ascii="Garamond" w:hAnsi="Garamond"/>
-          <w:color w:val="00A0FC"/>
-          <w:sz w:val="36"/>
-          <w:szCs w:val="36"/>
-        </w:rPr>
-        <w:t xml:space="preserve">principal da Espiritualidade era retirar o rótulo dado às pessoas de boa índole que utilizam seus dons em benefício do próximo. Tanto é que, no fim da resposta, </w:t>
-      </w:r>
-      <w:r>
-        <w:rPr>
-          <w:rFonts w:eastAsia="Noto Serif CJK SC" w:cs="Noto Sans Devanagari" w:ascii="Garamond" w:hAnsi="Garamond"/>
-          <w:color w:val="00A0FC"/>
-          <w:kern w:val="2"/>
-          <w:sz w:val="36"/>
-          <w:szCs w:val="36"/>
-          <w:lang w:val="pt-BR" w:eastAsia="zh-CN" w:bidi="hi-IN"/>
-        </w:rPr>
-        <w:t>ela diz que os nossos sábios têm sido considerados feiticeiros pelos ignorantes.</w:t>
-      </w:r>
-      <w:r>
-        <w:rPr>
-          <w:rFonts w:ascii="Garamond" w:hAnsi="Garamond"/>
-          <w:color w:val="00A0FC"/>
-          <w:sz w:val="36"/>
-          <w:szCs w:val="36"/>
-        </w:rPr>
-        <w:t xml:space="preserve"> </w:t>
-      </w:r>
-    </w:p>
-    <w:p>
-      <w:pPr>
-        <w:pStyle w:val="Normal"/>
-        <w:bidi w:val="0"/>
-        <w:ind w:left="709" w:hanging="0"/>
-        <w:jc w:val="both"/>
-        <w:rPr>
-          <w:rFonts w:ascii="Garamond" w:hAnsi="Garamond"/>
-          <w:color w:val="00A0FC"/>
-          <w:sz w:val="36"/>
-          <w:szCs w:val="36"/>
-        </w:rPr>
-      </w:pPr>
-      <w:r>
-        <w:rPr>
-          <w:rFonts w:ascii="Garamond" w:hAnsi="Garamond"/>
-          <w:color w:val="00A0FC"/>
-          <w:sz w:val="36"/>
-          <w:szCs w:val="36"/>
-        </w:rPr>
-      </w:r>
-    </w:p>
-    <w:p>
-      <w:pPr>
-        <w:pStyle w:val="Normal"/>
-        <w:bidi w:val="0"/>
-        <w:ind w:left="709" w:hanging="0"/>
-        <w:jc w:val="both"/>
-        <w:rPr>
-          <w:rFonts w:ascii="Garamond" w:hAnsi="Garamond"/>
-          <w:color w:val="00A0FC"/>
-          <w:sz w:val="36"/>
-          <w:szCs w:val="36"/>
-        </w:rPr>
-      </w:pPr>
-      <w:r>
-        <w:rPr>
-          <w:rFonts w:ascii="Garamond" w:hAnsi="Garamond"/>
-          <w:color w:val="00A0FC"/>
-          <w:sz w:val="36"/>
-          <w:szCs w:val="36"/>
-        </w:rPr>
-        <w:t>Na nota que adicionou, Kardec reafirma que o Espiritismo faria cair por terra todo o misticismo, toda a fantasia criada em torno dos fenômenos magnéticos.</w:t>
-      </w:r>
-    </w:p>
-    <w:p>
-      <w:pPr>
-        <w:pStyle w:val="Normal"/>
-        <w:bidi w:val="0"/>
-        <w:ind w:left="709" w:hanging="0"/>
-        <w:jc w:val="both"/>
-        <w:rPr>
-          <w:rFonts w:ascii="Garamond" w:hAnsi="Garamond"/>
-          <w:color w:val="00A0FC"/>
-          <w:sz w:val="36"/>
-          <w:szCs w:val="36"/>
-        </w:rPr>
-      </w:pPr>
-      <w:r>
-        <w:rPr>
-          <w:rFonts w:ascii="Garamond" w:hAnsi="Garamond"/>
-          <w:color w:val="00A0FC"/>
-          <w:sz w:val="36"/>
-          <w:szCs w:val="36"/>
-        </w:rPr>
-      </w:r>
-    </w:p>
-    <w:p>
-      <w:pPr>
-        <w:pStyle w:val="Normal"/>
-        <w:bidi w:val="0"/>
-        <w:ind w:left="709" w:hanging="0"/>
-        <w:jc w:val="both"/>
-        <w:rPr>
-          <w:rFonts w:ascii="Garamond" w:hAnsi="Garamond"/>
-          <w:color w:val="00A0FC"/>
-          <w:sz w:val="36"/>
-          <w:szCs w:val="36"/>
-        </w:rPr>
-      </w:pPr>
-      <w:r>
-        <w:rPr>
-          <w:rFonts w:ascii="Garamond" w:hAnsi="Garamond"/>
-          <w:color w:val="00A0FC"/>
-          <w:sz w:val="36"/>
-          <w:szCs w:val="36"/>
-        </w:rPr>
-        <w:t xml:space="preserve">Ao explicar de maneira lógica, racional e até mesmo científica a origem do magnetismo e seu uso pelo homem, o Espiritismo rasgou o véu que </w:t>
-      </w:r>
-      <w:r>
-        <w:rPr>
-          <w:rFonts w:eastAsia="Noto Serif CJK SC" w:cs="Noto Sans Devanagari" w:ascii="Garamond" w:hAnsi="Garamond"/>
-          <w:color w:val="00A0FC"/>
-          <w:kern w:val="2"/>
-          <w:sz w:val="36"/>
-          <w:szCs w:val="36"/>
-          <w:lang w:val="pt-BR" w:eastAsia="zh-CN" w:bidi="hi-IN"/>
-        </w:rPr>
-        <w:t>impedia que as pessoas vissem com naturalidade, fenômenos que, por ignorância, eram colocados na ordem das coisas sobrenaturais.</w:t>
-      </w:r>
-    </w:p>
-    <w:p>
-      <w:pPr>
-        <w:pStyle w:val="Normal"/>
-        <w:bidi w:val="0"/>
-        <w:ind w:left="709" w:hanging="0"/>
-        <w:jc w:val="both"/>
-        <w:rPr>
-          <w:rFonts w:ascii="Garamond" w:hAnsi="Garamond"/>
-          <w:color w:val="00A0FC"/>
-          <w:sz w:val="36"/>
-          <w:szCs w:val="36"/>
-        </w:rPr>
-      </w:pPr>
-      <w:r>
-        <w:rPr>
-          <w:rFonts w:ascii="Garamond" w:hAnsi="Garamond"/>
-          <w:color w:val="00A0FC"/>
-          <w:sz w:val="36"/>
-          <w:szCs w:val="36"/>
-        </w:rPr>
-      </w:r>
-    </w:p>
-    <w:p>
-      <w:pPr>
-        <w:pStyle w:val="Normal"/>
-        <w:bidi w:val="0"/>
-        <w:jc w:val="both"/>
-        <w:rPr>
-          <w:rFonts w:ascii="Garamond" w:hAnsi="Garamond"/>
-          <w:sz w:val="36"/>
-          <w:szCs w:val="36"/>
-        </w:rPr>
-      </w:pPr>
-      <w:r>
-        <w:rPr>
-          <w:rFonts w:ascii="Garamond" w:hAnsi="Garamond"/>
-          <w:sz w:val="36"/>
-          <w:szCs w:val="36"/>
-        </w:rPr>
-      </w:r>
-      <w:r>
-        <w:br w:type="page"/>
-      </w:r>
-    </w:p>
-    <w:p>
-      <w:pPr>
-        <w:pStyle w:val="Normal"/>
-        <w:bidi w:val="0"/>
-        <w:jc w:val="both"/>
-        <w:rPr/>
-      </w:pPr>
-      <w:r>
-        <w:rPr/>
-      </w:r>
-    </w:p>
-    <w:p>
-      <w:pPr>
-        <w:pStyle w:val="Normal"/>
-        <w:bidi w:val="0"/>
-        <w:jc w:val="both"/>
-        <w:rPr>
-          <w:rFonts w:ascii="Garamond" w:hAnsi="Garamond"/>
-          <w:sz w:val="36"/>
-          <w:szCs w:val="36"/>
-        </w:rPr>
-      </w:pPr>
-      <w:r>
-        <w:rPr>
-          <w:rFonts w:eastAsia="Noto Serif CJK SC" w:cs="Noto Sans Devanagari" w:ascii="Garamond" w:hAnsi="Garamond"/>
-          <w:color w:val="auto"/>
-          <w:kern w:val="2"/>
-          <w:sz w:val="36"/>
-          <w:szCs w:val="36"/>
-          <w:lang w:val="pt-BR" w:eastAsia="zh-CN" w:bidi="hi-IN"/>
-        </w:rPr>
-        <w:t>556</w:t>
-      </w:r>
-      <w:r>
-        <w:rPr>
-          <w:rFonts w:ascii="Garamond" w:hAnsi="Garamond"/>
-          <w:sz w:val="36"/>
-          <w:szCs w:val="36"/>
-        </w:rPr>
-        <w:t>. Têm algumas pessoas, verdadeiramente, o poder de curar pelo simples contato?</w:t>
-      </w:r>
-    </w:p>
-    <w:p>
-      <w:pPr>
-        <w:pStyle w:val="Normal"/>
-        <w:bidi w:val="0"/>
-        <w:jc w:val="both"/>
-        <w:rPr>
-          <w:rFonts w:ascii="Garamond" w:hAnsi="Garamond"/>
-          <w:sz w:val="36"/>
-          <w:szCs w:val="36"/>
-        </w:rPr>
-      </w:pPr>
-      <w:r>
-        <w:rPr>
-          <w:rFonts w:ascii="Garamond" w:hAnsi="Garamond"/>
-          <w:sz w:val="36"/>
-          <w:szCs w:val="36"/>
-        </w:rPr>
-      </w:r>
-    </w:p>
-    <w:p>
-      <w:pPr>
-        <w:pStyle w:val="Normal"/>
-        <w:bidi w:val="0"/>
-        <w:ind w:hanging="0"/>
-        <w:jc w:val="both"/>
-        <w:rPr>
-          <w:rFonts w:ascii="Garamond" w:hAnsi="Garamond"/>
-          <w:sz w:val="36"/>
-          <w:szCs w:val="36"/>
-        </w:rPr>
-      </w:pPr>
+        <w:t>A este respeito é completo o desacordo entre os vossos filósofos.</w:t>
+      </w:r>
       <w:r>
         <w:rPr>
           <w:rFonts w:ascii="Garamond" w:hAnsi="Garamond"/>
@@ -5149,7 +5255,7 @@
           <w:sz w:val="36"/>
           <w:szCs w:val="36"/>
         </w:rPr>
-        <w:t>“</w:t>
+        <w:t xml:space="preserve"> </w:t>
       </w:r>
       <w:r>
         <w:rPr>
@@ -5159,679 +5265,8 @@
           <w:sz w:val="36"/>
           <w:szCs w:val="36"/>
         </w:rPr>
-        <w:t>A força magnética pode chegar até aí, quando secundada pela pureza dos sentimentos e por um ardente desejo de fazer o bem, porque então os bons Espíritos lhe vêm em auxílio. Cumpre, porém, desconfiar da maneira pela qual contam as coisas pessoas muito crédulas e muito entusiastas, sempre dispostas a considerar maravilhoso o que há de mais simples e mais natural. Importa desconfiar também das narrativas interesseiras, que costumam fazer os que exploram, em seu proveito, a credulidade alheia.”</w:t>
-      </w:r>
-    </w:p>
-    <w:p>
-      <w:pPr>
-        <w:pStyle w:val="Normal"/>
-        <w:bidi w:val="0"/>
-        <w:ind w:hanging="0"/>
-        <w:jc w:val="both"/>
-        <w:rPr>
-          <w:rFonts w:ascii="Garamond" w:hAnsi="Garamond"/>
-          <w:sz w:val="36"/>
-          <w:szCs w:val="36"/>
-        </w:rPr>
-      </w:pPr>
-      <w:r>
-        <w:rPr>
-          <w:rFonts w:ascii="Garamond" w:hAnsi="Garamond"/>
-          <w:sz w:val="36"/>
-          <w:szCs w:val="36"/>
-        </w:rPr>
-      </w:r>
-    </w:p>
-    <w:p>
-      <w:pPr>
-        <w:pStyle w:val="Normal"/>
-        <w:bidi w:val="0"/>
-        <w:ind w:left="709" w:hanging="0"/>
-        <w:jc w:val="both"/>
-        <w:rPr>
-          <w:rFonts w:ascii="Garamond" w:hAnsi="Garamond"/>
-          <w:color w:val="00A0FC"/>
-          <w:sz w:val="36"/>
-          <w:szCs w:val="36"/>
-        </w:rPr>
-      </w:pPr>
-      <w:r>
-        <w:rPr>
-          <w:rFonts w:eastAsia="Noto Serif CJK SC" w:cs="Noto Sans Devanagari" w:ascii="Garamond" w:hAnsi="Garamond"/>
-          <w:i w:val="false"/>
-          <w:iCs w:val="false"/>
-          <w:color w:val="00A0FC"/>
-          <w:kern w:val="2"/>
-          <w:sz w:val="36"/>
-          <w:szCs w:val="36"/>
-          <w:lang w:val="pt-BR" w:eastAsia="zh-CN" w:bidi="hi-IN"/>
-        </w:rPr>
-        <w:t>A pergunta de Kardec é simples e direta: existem mesmo pessoas que, através do contato, podem curar outras?</w:t>
-      </w:r>
-    </w:p>
-    <w:p>
-      <w:pPr>
-        <w:pStyle w:val="Normal"/>
-        <w:bidi w:val="0"/>
-        <w:ind w:left="709" w:hanging="0"/>
-        <w:jc w:val="both"/>
-        <w:rPr>
-          <w:rFonts w:ascii="Garamond" w:hAnsi="Garamond"/>
-          <w:color w:val="00A0FC"/>
-          <w:sz w:val="36"/>
-          <w:szCs w:val="36"/>
-        </w:rPr>
-      </w:pPr>
-      <w:r>
-        <w:rPr>
-          <w:rFonts w:ascii="Garamond" w:hAnsi="Garamond"/>
-          <w:color w:val="00A0FC"/>
-          <w:sz w:val="36"/>
-          <w:szCs w:val="36"/>
-        </w:rPr>
-      </w:r>
-    </w:p>
-    <w:p>
-      <w:pPr>
-        <w:pStyle w:val="Normal"/>
-        <w:bidi w:val="0"/>
-        <w:ind w:left="709" w:hanging="0"/>
-        <w:jc w:val="both"/>
-        <w:rPr>
-          <w:rFonts w:ascii="Garamond" w:hAnsi="Garamond"/>
-          <w:color w:val="00A0FC"/>
-          <w:sz w:val="36"/>
-          <w:szCs w:val="36"/>
-        </w:rPr>
-      </w:pPr>
-      <w:r>
-        <w:rPr>
-          <w:rFonts w:eastAsia="Noto Serif CJK SC" w:cs="Noto Sans Devanagari" w:ascii="Garamond" w:hAnsi="Garamond"/>
-          <w:i w:val="false"/>
-          <w:iCs w:val="false"/>
-          <w:color w:val="00A0FC"/>
-          <w:kern w:val="2"/>
-          <w:sz w:val="36"/>
-          <w:szCs w:val="36"/>
-          <w:lang w:val="pt-BR" w:eastAsia="zh-CN" w:bidi="hi-IN"/>
-        </w:rPr>
-        <w:t>A Espiritualidade responde de maneira categórica: uma pessoa pode, através de sua força magnética, curar outra, mas isso só se dá mediante a pureza de sentimentos e um desejo ardente de fazer o bem. Não é um simples desejo de fazer; deve ser um desejo ardente.</w:t>
-      </w:r>
-    </w:p>
-    <w:p>
-      <w:pPr>
-        <w:pStyle w:val="Normal"/>
-        <w:bidi w:val="0"/>
-        <w:ind w:left="709" w:hanging="0"/>
-        <w:jc w:val="both"/>
-        <w:rPr>
-          <w:rFonts w:ascii="Garamond" w:hAnsi="Garamond"/>
-          <w:color w:val="00A0FC"/>
-          <w:sz w:val="36"/>
-          <w:szCs w:val="36"/>
-        </w:rPr>
-      </w:pPr>
-      <w:r>
-        <w:rPr>
-          <w:rFonts w:ascii="Garamond" w:hAnsi="Garamond"/>
-          <w:color w:val="00A0FC"/>
-          <w:sz w:val="36"/>
-          <w:szCs w:val="36"/>
-        </w:rPr>
-      </w:r>
-    </w:p>
-    <w:p>
-      <w:pPr>
-        <w:pStyle w:val="Normal"/>
-        <w:bidi w:val="0"/>
-        <w:ind w:left="709" w:hanging="0"/>
-        <w:jc w:val="both"/>
-        <w:rPr>
-          <w:rFonts w:ascii="Garamond" w:hAnsi="Garamond"/>
-          <w:color w:val="00A0FC"/>
-          <w:sz w:val="36"/>
-          <w:szCs w:val="36"/>
-        </w:rPr>
-      </w:pPr>
-      <w:r>
-        <w:rPr>
-          <w:rFonts w:eastAsia="Noto Serif CJK SC" w:cs="Noto Sans Devanagari" w:ascii="Garamond" w:hAnsi="Garamond"/>
-          <w:i w:val="false"/>
-          <w:iCs w:val="false"/>
-          <w:color w:val="00A0FC"/>
-          <w:kern w:val="2"/>
-          <w:sz w:val="36"/>
-          <w:szCs w:val="36"/>
-          <w:lang w:val="pt-BR" w:eastAsia="zh-CN" w:bidi="hi-IN"/>
-        </w:rPr>
-        <w:t>Quando essas condições são alcançadas, os bons Espíritos vêm em auxílio daquele que deseja curar, colaborando para que o objetivo seja alcançado.</w:t>
-      </w:r>
-    </w:p>
-    <w:p>
-      <w:pPr>
-        <w:pStyle w:val="Normal"/>
-        <w:bidi w:val="0"/>
-        <w:ind w:left="709" w:hanging="0"/>
-        <w:jc w:val="both"/>
-        <w:rPr>
-          <w:rFonts w:ascii="Garamond" w:hAnsi="Garamond"/>
-          <w:color w:val="00A0FC"/>
-          <w:sz w:val="36"/>
-          <w:szCs w:val="36"/>
-        </w:rPr>
-      </w:pPr>
-      <w:r>
-        <w:rPr>
-          <w:rFonts w:ascii="Garamond" w:hAnsi="Garamond"/>
-          <w:color w:val="00A0FC"/>
-          <w:sz w:val="36"/>
-          <w:szCs w:val="36"/>
-        </w:rPr>
-      </w:r>
-    </w:p>
-    <w:p>
-      <w:pPr>
-        <w:pStyle w:val="Normal"/>
-        <w:bidi w:val="0"/>
-        <w:ind w:left="709" w:hanging="0"/>
-        <w:jc w:val="both"/>
-        <w:rPr>
-          <w:rFonts w:ascii="Garamond" w:hAnsi="Garamond"/>
-          <w:color w:val="00A0FC"/>
-          <w:sz w:val="36"/>
-          <w:szCs w:val="36"/>
-        </w:rPr>
-      </w:pPr>
-      <w:r>
-        <w:rPr>
-          <w:rFonts w:eastAsia="Noto Serif CJK SC" w:cs="Noto Sans Devanagari" w:ascii="Garamond" w:hAnsi="Garamond"/>
-          <w:i w:val="false"/>
-          <w:iCs w:val="false"/>
-          <w:color w:val="00A0FC"/>
-          <w:kern w:val="2"/>
-          <w:sz w:val="36"/>
-          <w:szCs w:val="36"/>
-          <w:lang w:val="pt-BR" w:eastAsia="zh-CN" w:bidi="hi-IN"/>
-        </w:rPr>
-        <w:t>Nós conseguimos entender bem essa necessidade,  porque o passe  - uma das formas de cura através da força magnética - também tem como premissas os sentimentos elevados e o desejo de fazer o bem.</w:t>
-      </w:r>
-    </w:p>
-    <w:p>
-      <w:pPr>
-        <w:pStyle w:val="Normal"/>
-        <w:bidi w:val="0"/>
-        <w:ind w:left="709" w:hanging="0"/>
-        <w:jc w:val="both"/>
-        <w:rPr>
-          <w:rFonts w:ascii="Garamond" w:hAnsi="Garamond"/>
-          <w:color w:val="00A0FC"/>
-          <w:sz w:val="36"/>
-          <w:szCs w:val="36"/>
-        </w:rPr>
-      </w:pPr>
-      <w:r>
-        <w:rPr>
-          <w:rFonts w:ascii="Garamond" w:hAnsi="Garamond"/>
-          <w:color w:val="00A0FC"/>
-          <w:sz w:val="36"/>
-          <w:szCs w:val="36"/>
-        </w:rPr>
-      </w:r>
-    </w:p>
-    <w:p>
-      <w:pPr>
-        <w:pStyle w:val="Normal"/>
-        <w:bidi w:val="0"/>
-        <w:ind w:left="709" w:hanging="0"/>
-        <w:jc w:val="both"/>
-        <w:rPr>
-          <w:rFonts w:ascii="Garamond" w:hAnsi="Garamond"/>
-          <w:color w:val="00A0FC"/>
-          <w:sz w:val="36"/>
-          <w:szCs w:val="36"/>
-        </w:rPr>
-      </w:pPr>
-      <w:r>
-        <w:rPr>
-          <w:rFonts w:eastAsia="Noto Serif CJK SC" w:cs="Noto Sans Devanagari" w:ascii="Garamond" w:hAnsi="Garamond"/>
-          <w:i w:val="false"/>
-          <w:iCs w:val="false"/>
-          <w:color w:val="00A0FC"/>
-          <w:kern w:val="2"/>
-          <w:sz w:val="36"/>
-          <w:szCs w:val="36"/>
-          <w:lang w:val="pt-BR" w:eastAsia="zh-CN" w:bidi="hi-IN"/>
-        </w:rPr>
-        <w:t xml:space="preserve">Sabemos exatamente o motivo pelo qual o desejo de curar deve ser ardente: quanto maior ele for, melhor a energia emanada de nós, bem como maior é a nossa capacidade de aurir recursos do Fluido Cósmico Universal.   </w:t>
-      </w:r>
-    </w:p>
-    <w:p>
-      <w:pPr>
-        <w:pStyle w:val="Normal"/>
-        <w:bidi w:val="0"/>
-        <w:ind w:left="709" w:hanging="0"/>
-        <w:jc w:val="both"/>
-        <w:rPr>
-          <w:rFonts w:ascii="Garamond" w:hAnsi="Garamond"/>
-          <w:color w:val="00A0FC"/>
-          <w:sz w:val="36"/>
-          <w:szCs w:val="36"/>
-        </w:rPr>
-      </w:pPr>
-      <w:r>
-        <w:rPr>
-          <w:rFonts w:ascii="Garamond" w:hAnsi="Garamond"/>
-          <w:color w:val="00A0FC"/>
-          <w:sz w:val="36"/>
-          <w:szCs w:val="36"/>
-        </w:rPr>
-      </w:r>
-    </w:p>
-    <w:p>
-      <w:pPr>
-        <w:pStyle w:val="Normal"/>
-        <w:bidi w:val="0"/>
-        <w:ind w:left="709" w:hanging="0"/>
-        <w:jc w:val="both"/>
-        <w:rPr>
-          <w:rFonts w:ascii="Garamond" w:hAnsi="Garamond"/>
-          <w:color w:val="00A0FC"/>
-          <w:sz w:val="36"/>
-          <w:szCs w:val="36"/>
-        </w:rPr>
-      </w:pPr>
-      <w:r>
-        <w:rPr>
-          <w:rFonts w:eastAsia="Noto Serif CJK SC" w:cs="Noto Sans Devanagari" w:ascii="Garamond" w:hAnsi="Garamond"/>
-          <w:i w:val="false"/>
-          <w:iCs w:val="false"/>
-          <w:color w:val="00A0FC"/>
-          <w:kern w:val="2"/>
-          <w:sz w:val="36"/>
-          <w:szCs w:val="36"/>
-          <w:lang w:val="pt-BR" w:eastAsia="zh-CN" w:bidi="hi-IN"/>
-        </w:rPr>
-        <w:t>E na resposta, a Espiritualidade já deixa claro que, sem o auxílio dos bons Espíritos, o homem encarnado pouco ou nada pode fazer nos processos de cura através do magnetismo.</w:t>
-      </w:r>
-    </w:p>
-    <w:p>
-      <w:pPr>
-        <w:pStyle w:val="Normal"/>
-        <w:bidi w:val="0"/>
-        <w:ind w:left="709" w:hanging="0"/>
-        <w:jc w:val="both"/>
-        <w:rPr>
-          <w:rFonts w:ascii="Garamond" w:hAnsi="Garamond"/>
-          <w:color w:val="00A0FC"/>
-          <w:sz w:val="36"/>
-          <w:szCs w:val="36"/>
-        </w:rPr>
-      </w:pPr>
-      <w:r>
-        <w:rPr>
-          <w:rFonts w:ascii="Garamond" w:hAnsi="Garamond"/>
-          <w:color w:val="00A0FC"/>
-          <w:sz w:val="36"/>
-          <w:szCs w:val="36"/>
-        </w:rPr>
-      </w:r>
-    </w:p>
-    <w:p>
-      <w:pPr>
-        <w:pStyle w:val="Normal"/>
-        <w:bidi w:val="0"/>
-        <w:ind w:left="709" w:hanging="0"/>
-        <w:jc w:val="both"/>
-        <w:rPr>
-          <w:rFonts w:ascii="Garamond" w:hAnsi="Garamond"/>
-          <w:color w:val="00A0FC"/>
-          <w:sz w:val="36"/>
-          <w:szCs w:val="36"/>
-        </w:rPr>
-      </w:pPr>
-      <w:r>
-        <w:rPr>
-          <w:rFonts w:eastAsia="Noto Serif CJK SC" w:cs="Noto Sans Devanagari" w:ascii="Garamond" w:hAnsi="Garamond"/>
-          <w:i w:val="false"/>
-          <w:iCs w:val="false"/>
-          <w:color w:val="00A0FC"/>
-          <w:kern w:val="2"/>
-          <w:sz w:val="36"/>
-          <w:szCs w:val="36"/>
-          <w:lang w:val="pt-BR" w:eastAsia="zh-CN" w:bidi="hi-IN"/>
-        </w:rPr>
-        <w:t>Esse é um assunto que será ricamente explorado e explicado lá em O Livro dos Médiuns. A pergunta de Kardec é só uma "degustação" do assunto.</w:t>
-      </w:r>
-    </w:p>
-    <w:p>
-      <w:pPr>
-        <w:pStyle w:val="Normal"/>
-        <w:bidi w:val="0"/>
-        <w:ind w:left="709" w:hanging="0"/>
-        <w:jc w:val="both"/>
-        <w:rPr>
-          <w:rFonts w:ascii="Garamond" w:hAnsi="Garamond"/>
-          <w:color w:val="00A0FC"/>
-          <w:sz w:val="36"/>
-          <w:szCs w:val="36"/>
-        </w:rPr>
-      </w:pPr>
-      <w:r>
-        <w:rPr>
-          <w:rFonts w:ascii="Garamond" w:hAnsi="Garamond"/>
-          <w:color w:val="00A0FC"/>
-          <w:sz w:val="36"/>
-          <w:szCs w:val="36"/>
-        </w:rPr>
-      </w:r>
-    </w:p>
-    <w:p>
-      <w:pPr>
-        <w:pStyle w:val="Normal"/>
-        <w:bidi w:val="0"/>
-        <w:ind w:left="709" w:hanging="0"/>
-        <w:jc w:val="both"/>
-        <w:rPr>
-          <w:rFonts w:ascii="Garamond" w:hAnsi="Garamond"/>
-          <w:color w:val="00A0FC"/>
-          <w:sz w:val="36"/>
-          <w:szCs w:val="36"/>
-        </w:rPr>
-      </w:pPr>
-      <w:r>
-        <w:rPr>
-          <w:rFonts w:eastAsia="Noto Serif CJK SC" w:cs="Noto Sans Devanagari" w:ascii="Garamond" w:hAnsi="Garamond"/>
-          <w:i w:val="false"/>
-          <w:iCs w:val="false"/>
-          <w:color w:val="00A0FC"/>
-          <w:kern w:val="2"/>
-          <w:sz w:val="36"/>
-          <w:szCs w:val="36"/>
-          <w:lang w:val="pt-BR" w:eastAsia="zh-CN" w:bidi="hi-IN"/>
-        </w:rPr>
-        <w:t>Entretanto, a Espiritualidade chama a atenção para o fato de que é preciso analisar com cautela os casos de cura aos quais Kardec se refere em sua pergunta.</w:t>
-      </w:r>
-    </w:p>
-    <w:p>
-      <w:pPr>
-        <w:pStyle w:val="Normal"/>
-        <w:bidi w:val="0"/>
-        <w:ind w:left="709" w:hanging="0"/>
-        <w:jc w:val="both"/>
-        <w:rPr>
-          <w:rFonts w:ascii="Garamond" w:hAnsi="Garamond"/>
-          <w:color w:val="00A0FC"/>
-          <w:sz w:val="36"/>
-          <w:szCs w:val="36"/>
-        </w:rPr>
-      </w:pPr>
-      <w:r>
-        <w:rPr>
-          <w:rFonts w:ascii="Garamond" w:hAnsi="Garamond"/>
-          <w:color w:val="00A0FC"/>
-          <w:sz w:val="36"/>
-          <w:szCs w:val="36"/>
-        </w:rPr>
-      </w:r>
-      <w:r>
-        <w:br w:type="page"/>
-      </w:r>
-    </w:p>
-    <w:p>
-      <w:pPr>
-        <w:pStyle w:val="Normal"/>
-        <w:bidi w:val="0"/>
-        <w:ind w:left="709" w:hanging="0"/>
-        <w:jc w:val="both"/>
-        <w:rPr>
-          <w:rFonts w:ascii="Garamond" w:hAnsi="Garamond"/>
-          <w:color w:val="00A0FC"/>
-          <w:sz w:val="36"/>
-          <w:szCs w:val="36"/>
-        </w:rPr>
-      </w:pPr>
-      <w:r>
-        <w:rPr>
-          <w:rFonts w:eastAsia="Noto Serif CJK SC" w:cs="Noto Sans Devanagari" w:ascii="Garamond" w:hAnsi="Garamond"/>
-          <w:i w:val="false"/>
-          <w:iCs w:val="false"/>
-          <w:color w:val="00A0FC"/>
-          <w:kern w:val="2"/>
-          <w:sz w:val="36"/>
-          <w:szCs w:val="36"/>
-          <w:lang w:val="pt-BR" w:eastAsia="zh-CN" w:bidi="hi-IN"/>
-        </w:rPr>
-        <w:t>Primeiro porque pessoas crédulas e entusiastas tendem a   aplicar um verniz de "maravilhoso" à coisas simples e facilmente explicáveis. Então, nem todo relato sobre cura através do contato, deve ser tomado como verdadeiro. Talvez nem tenha ocorrido cura, ou, se houve, pode não ter sido através do contato com um magnetizador.</w:t>
-      </w:r>
-    </w:p>
-    <w:p>
-      <w:pPr>
-        <w:pStyle w:val="Normal"/>
-        <w:bidi w:val="0"/>
-        <w:ind w:left="709" w:hanging="0"/>
-        <w:jc w:val="both"/>
-        <w:rPr>
-          <w:rFonts w:ascii="Garamond" w:hAnsi="Garamond"/>
-          <w:color w:val="00A0FC"/>
-          <w:sz w:val="36"/>
-          <w:szCs w:val="36"/>
-        </w:rPr>
-      </w:pPr>
-      <w:r>
-        <w:rPr>
-          <w:rFonts w:ascii="Garamond" w:hAnsi="Garamond"/>
-          <w:color w:val="00A0FC"/>
-          <w:sz w:val="36"/>
-          <w:szCs w:val="36"/>
-        </w:rPr>
-      </w:r>
-    </w:p>
-    <w:p>
-      <w:pPr>
-        <w:pStyle w:val="Normal"/>
-        <w:bidi w:val="0"/>
-        <w:ind w:left="709" w:hanging="0"/>
-        <w:jc w:val="both"/>
-        <w:rPr>
-          <w:rFonts w:ascii="Garamond" w:hAnsi="Garamond"/>
-          <w:color w:val="00A0FC"/>
-          <w:sz w:val="36"/>
-          <w:szCs w:val="36"/>
-        </w:rPr>
-      </w:pPr>
-      <w:r>
-        <w:rPr>
-          <w:rFonts w:eastAsia="Noto Serif CJK SC" w:cs="Noto Sans Devanagari" w:ascii="Garamond" w:hAnsi="Garamond"/>
-          <w:i w:val="false"/>
-          <w:iCs w:val="false"/>
-          <w:color w:val="00A0FC"/>
-          <w:kern w:val="2"/>
-          <w:sz w:val="36"/>
-          <w:szCs w:val="36"/>
-          <w:lang w:val="pt-BR" w:eastAsia="zh-CN" w:bidi="hi-IN"/>
-        </w:rPr>
-        <w:t>A segunda advertência da Espiritualidade é com relação  aos embusteiros e charlatães, que se passam por pessoas com poder de cura através do magnetismo, lucrando e tirando proveito da ignorância e da credulidade dos outros.</w:t>
-      </w:r>
-    </w:p>
-    <w:p>
-      <w:pPr>
-        <w:pStyle w:val="Normal"/>
-        <w:bidi w:val="0"/>
-        <w:ind w:left="709" w:hanging="0"/>
-        <w:jc w:val="both"/>
-        <w:rPr>
-          <w:rFonts w:ascii="Garamond" w:hAnsi="Garamond"/>
-          <w:color w:val="00A0FC"/>
-          <w:sz w:val="36"/>
-          <w:szCs w:val="36"/>
-        </w:rPr>
-      </w:pPr>
-      <w:r>
-        <w:rPr>
-          <w:rFonts w:ascii="Garamond" w:hAnsi="Garamond"/>
-          <w:color w:val="00A0FC"/>
-          <w:sz w:val="36"/>
-          <w:szCs w:val="36"/>
-        </w:rPr>
-      </w:r>
-    </w:p>
-    <w:p>
-      <w:pPr>
-        <w:pStyle w:val="Normal"/>
-        <w:bidi w:val="0"/>
-        <w:ind w:left="709" w:hanging="0"/>
-        <w:jc w:val="both"/>
-        <w:rPr>
-          <w:rFonts w:ascii="Garamond" w:hAnsi="Garamond" w:eastAsia="Noto Serif CJK SC" w:cs="Noto Sans Devanagari"/>
-          <w:i w:val="false"/>
-          <w:i w:val="false"/>
-          <w:iCs w:val="false"/>
-          <w:color w:val="00A0FC"/>
-          <w:kern w:val="2"/>
-          <w:sz w:val="36"/>
-          <w:szCs w:val="36"/>
-          <w:lang w:val="pt-BR" w:eastAsia="zh-CN" w:bidi="hi-IN"/>
-        </w:rPr>
-      </w:pPr>
-      <w:r>
-        <w:rPr>
-          <w:rFonts w:eastAsia="Noto Serif CJK SC" w:cs="Noto Sans Devanagari" w:ascii="Garamond" w:hAnsi="Garamond"/>
-          <w:i w:val="false"/>
-          <w:iCs w:val="false"/>
-          <w:color w:val="00A0FC"/>
-          <w:kern w:val="2"/>
-          <w:sz w:val="36"/>
-          <w:szCs w:val="36"/>
-          <w:lang w:val="pt-BR" w:eastAsia="zh-CN" w:bidi="hi-IN"/>
-        </w:rPr>
-        <w:t>Se hoje em dia isso ainda acontece, imagine ao tempo de Kardec quando pouco se sabia sobre o magnetismo e a medicina era pouco evoluída para desmascarar os falsos curadores.</w:t>
-      </w:r>
-    </w:p>
-    <w:p>
-      <w:pPr>
-        <w:pStyle w:val="Normal"/>
-        <w:bidi w:val="0"/>
-        <w:ind w:left="709" w:hanging="0"/>
-        <w:jc w:val="both"/>
-        <w:rPr>
-          <w:rFonts w:ascii="Garamond" w:hAnsi="Garamond"/>
-          <w:color w:val="00A0FC"/>
-          <w:sz w:val="36"/>
-          <w:szCs w:val="36"/>
-        </w:rPr>
-      </w:pPr>
-      <w:r>
-        <w:rPr>
-          <w:rFonts w:ascii="Garamond" w:hAnsi="Garamond"/>
-          <w:color w:val="00A0FC"/>
-          <w:sz w:val="36"/>
-          <w:szCs w:val="36"/>
-        </w:rPr>
-      </w:r>
-      <w:r>
-        <w:br w:type="page"/>
-      </w:r>
-    </w:p>
-    <w:p>
-      <w:pPr>
-        <w:pStyle w:val="Normal"/>
-        <w:bidi w:val="0"/>
-        <w:ind w:left="709" w:hanging="0"/>
-        <w:jc w:val="center"/>
-        <w:rPr>
-          <w:rFonts w:ascii="Garamond" w:hAnsi="Garamond" w:eastAsia="Noto Serif CJK SC" w:cs="Noto Sans Devanagari"/>
-          <w:color w:val="auto"/>
-          <w:kern w:val="2"/>
-          <w:sz w:val="48"/>
-          <w:szCs w:val="48"/>
-          <w:lang w:val="pt-BR" w:eastAsia="zh-CN" w:bidi="hi-IN"/>
-        </w:rPr>
-      </w:pPr>
-      <w:r>
-        <w:rPr>
-          <w:rFonts w:eastAsia="Noto Serif CJK SC" w:cs="Noto Sans Devanagari" w:ascii="Garamond" w:hAnsi="Garamond"/>
-          <w:b/>
-          <w:bCs/>
-          <w:i w:val="false"/>
-          <w:iCs w:val="false"/>
-          <w:color w:val="auto"/>
-          <w:kern w:val="2"/>
-          <w:sz w:val="48"/>
-          <w:szCs w:val="48"/>
-          <w:lang w:val="pt-BR" w:eastAsia="zh-CN" w:bidi="hi-IN"/>
-        </w:rPr>
-        <w:t>Bênçãos e maldições</w:t>
-      </w:r>
-    </w:p>
-    <w:p>
-      <w:pPr>
-        <w:pStyle w:val="Normal"/>
-        <w:bidi w:val="0"/>
-        <w:jc w:val="both"/>
-        <w:rPr>
-          <w:rFonts w:ascii="Garamond" w:hAnsi="Garamond"/>
-          <w:sz w:val="36"/>
-          <w:szCs w:val="36"/>
-        </w:rPr>
-      </w:pPr>
-      <w:r>
-        <w:rPr>
-          <w:rFonts w:ascii="Garamond" w:hAnsi="Garamond"/>
-          <w:sz w:val="36"/>
-          <w:szCs w:val="36"/>
-        </w:rPr>
-      </w:r>
-    </w:p>
-    <w:p>
-      <w:pPr>
-        <w:pStyle w:val="Normal"/>
-        <w:bidi w:val="0"/>
-        <w:jc w:val="both"/>
-        <w:rPr>
-          <w:rFonts w:ascii="Garamond" w:hAnsi="Garamond"/>
-          <w:sz w:val="36"/>
-          <w:szCs w:val="36"/>
-        </w:rPr>
-      </w:pPr>
-      <w:r>
-        <w:rPr>
-          <w:rFonts w:ascii="Garamond" w:hAnsi="Garamond"/>
-          <w:sz w:val="36"/>
-          <w:szCs w:val="36"/>
-        </w:rPr>
-        <w:t>557. Podem a bênção e a maldição atrair o bem e o mal para aqueles sobre quem são lançadas?</w:t>
-      </w:r>
-    </w:p>
-    <w:p>
-      <w:pPr>
-        <w:pStyle w:val="Normal"/>
-        <w:bidi w:val="0"/>
-        <w:jc w:val="both"/>
-        <w:rPr>
-          <w:rFonts w:ascii="Garamond" w:hAnsi="Garamond"/>
-          <w:sz w:val="36"/>
-          <w:szCs w:val="36"/>
-        </w:rPr>
-      </w:pPr>
-      <w:r>
-        <w:rPr>
-          <w:rFonts w:ascii="Garamond" w:hAnsi="Garamond"/>
-          <w:sz w:val="36"/>
-          <w:szCs w:val="36"/>
-        </w:rPr>
-      </w:r>
-    </w:p>
-    <w:p>
-      <w:pPr>
-        <w:pStyle w:val="Normal"/>
-        <w:bidi w:val="0"/>
-        <w:jc w:val="both"/>
-        <w:rPr>
-          <w:rFonts w:ascii="Garamond" w:hAnsi="Garamond"/>
-          <w:sz w:val="36"/>
-          <w:szCs w:val="36"/>
-        </w:rPr>
-      </w:pPr>
+        <w:t>Querem uns que o homem seja um animal e outros que o animal</w:t>
+      </w:r>
       <w:r>
         <w:rPr>
           <w:rFonts w:ascii="Garamond" w:hAnsi="Garamond"/>
@@ -5840,7 +5275,7 @@
           <w:sz w:val="36"/>
           <w:szCs w:val="36"/>
         </w:rPr>
-        <w:t>“</w:t>
+        <w:t xml:space="preserve"> </w:t>
       </w:r>
       <w:r>
         <w:rPr>
@@ -5850,905 +5285,253 @@
           <w:sz w:val="36"/>
           <w:szCs w:val="36"/>
         </w:rPr>
-        <w:t>Deus não escuta a maldição injusta e culpado perante Ele se torna o que a profere. Como temos os dois gênios opostos, o bem e o mal, pode a maldição exercer momentaneamente influência, mesmo sobre a matéria. Tal influência, porém, só se verifica por vontade de Deus como aumento de prova para aquele que é dela objeto. Ademais, o que é comum é serem amaldiçoados os maus e abençoados os bons. Jamais a bênção e a maldição podem desviar da senda da justiça a Providência, que nunca fere o maldito, senão quando mau, e cuja proteção não acoberta senão aquele que a merece.”</w:t>
-      </w:r>
-    </w:p>
-    <w:p>
-      <w:pPr>
-        <w:pStyle w:val="Normal"/>
-        <w:bidi w:val="0"/>
-        <w:jc w:val="both"/>
-        <w:rPr>
-          <w:rFonts w:ascii="Garamond" w:hAnsi="Garamond"/>
-          <w:sz w:val="36"/>
-          <w:szCs w:val="36"/>
-        </w:rPr>
-      </w:pPr>
-      <w:r>
-        <w:rPr>
-          <w:rFonts w:ascii="Garamond" w:hAnsi="Garamond"/>
-          <w:sz w:val="36"/>
-          <w:szCs w:val="36"/>
-        </w:rPr>
-      </w:r>
-    </w:p>
-    <w:p>
-      <w:pPr>
-        <w:pStyle w:val="Normal"/>
-        <w:bidi w:val="0"/>
-        <w:ind w:left="709" w:hanging="0"/>
-        <w:jc w:val="both"/>
-        <w:rPr>
-          <w:rFonts w:ascii="Garamond" w:hAnsi="Garamond"/>
-          <w:color w:val="00A0FC"/>
-          <w:sz w:val="36"/>
-          <w:szCs w:val="36"/>
-        </w:rPr>
-      </w:pPr>
-      <w:r>
-        <w:rPr>
-          <w:rFonts w:eastAsia="Noto Serif CJK SC" w:cs="Noto Sans Devanagari" w:ascii="Garamond" w:hAnsi="Garamond"/>
-          <w:color w:val="00A0FC"/>
-          <w:kern w:val="2"/>
-          <w:sz w:val="36"/>
-          <w:szCs w:val="36"/>
-          <w:lang w:val="pt-BR" w:eastAsia="zh-CN" w:bidi="hi-IN"/>
-        </w:rPr>
-        <w:t>A pergunta de Kardec é simples e direta: a benção e a maldição realmente funcionam?</w:t>
-      </w:r>
-    </w:p>
-    <w:p>
-      <w:pPr>
-        <w:pStyle w:val="Normal"/>
-        <w:bidi w:val="0"/>
-        <w:ind w:left="709" w:hanging="0"/>
-        <w:jc w:val="both"/>
-        <w:rPr>
-          <w:rFonts w:ascii="Garamond" w:hAnsi="Garamond"/>
-          <w:color w:val="00A0FC"/>
-          <w:sz w:val="36"/>
-          <w:szCs w:val="36"/>
-        </w:rPr>
-      </w:pPr>
-      <w:r>
-        <w:rPr>
-          <w:rFonts w:ascii="Garamond" w:hAnsi="Garamond"/>
-          <w:color w:val="00A0FC"/>
-          <w:sz w:val="36"/>
-          <w:szCs w:val="36"/>
-        </w:rPr>
-      </w:r>
-    </w:p>
-    <w:p>
-      <w:pPr>
-        <w:pStyle w:val="Normal"/>
-        <w:bidi w:val="0"/>
-        <w:ind w:left="709" w:hanging="0"/>
-        <w:jc w:val="both"/>
-        <w:rPr>
-          <w:rFonts w:ascii="Garamond" w:hAnsi="Garamond"/>
-          <w:color w:val="00A0FC"/>
-          <w:sz w:val="36"/>
-          <w:szCs w:val="36"/>
-        </w:rPr>
-      </w:pPr>
-      <w:r>
-        <w:rPr>
-          <w:rFonts w:eastAsia="Noto Serif CJK SC" w:cs="Noto Sans Devanagari" w:ascii="Garamond" w:hAnsi="Garamond"/>
-          <w:color w:val="00A0FC"/>
-          <w:kern w:val="2"/>
-          <w:sz w:val="36"/>
-          <w:szCs w:val="36"/>
-          <w:lang w:val="pt-BR" w:eastAsia="zh-CN" w:bidi="hi-IN"/>
-        </w:rPr>
-        <w:t>Na resposta, a Espiritualidade nos fala de três ideias centrais: a justiça divina, nossa responsabilidade moral e o limite da influência do homem sobre o destino de outras pessoas.</w:t>
-      </w:r>
-    </w:p>
-    <w:p>
-      <w:pPr>
-        <w:pStyle w:val="Normal"/>
-        <w:bidi w:val="0"/>
-        <w:ind w:left="709" w:hanging="0"/>
-        <w:jc w:val="both"/>
-        <w:rPr>
-          <w:rFonts w:ascii="Garamond" w:hAnsi="Garamond"/>
-          <w:color w:val="00A0FC"/>
-          <w:sz w:val="36"/>
-          <w:szCs w:val="36"/>
-        </w:rPr>
-      </w:pPr>
-      <w:r>
-        <w:rPr>
-          <w:rFonts w:ascii="Garamond" w:hAnsi="Garamond"/>
-          <w:color w:val="00A0FC"/>
-          <w:sz w:val="36"/>
-          <w:szCs w:val="36"/>
-        </w:rPr>
-      </w:r>
-      <w:r>
-        <w:br w:type="page"/>
-      </w:r>
-    </w:p>
-    <w:p>
-      <w:pPr>
-        <w:pStyle w:val="Normal"/>
-        <w:bidi w:val="0"/>
-        <w:ind w:left="709" w:hanging="0"/>
-        <w:jc w:val="both"/>
-        <w:rPr/>
-      </w:pPr>
-      <w:r>
-        <w:rPr/>
-      </w:r>
-    </w:p>
-    <w:p>
-      <w:pPr>
-        <w:pStyle w:val="Normal"/>
-        <w:bidi w:val="0"/>
-        <w:ind w:left="709" w:hanging="0"/>
-        <w:jc w:val="both"/>
-        <w:rPr>
-          <w:rFonts w:ascii="Garamond" w:hAnsi="Garamond"/>
-          <w:color w:val="00A0FC"/>
-          <w:sz w:val="36"/>
-          <w:szCs w:val="36"/>
-        </w:rPr>
-      </w:pPr>
-      <w:r>
-        <w:rPr>
-          <w:rFonts w:eastAsia="Noto Serif CJK SC" w:cs="Noto Sans Devanagari" w:ascii="Garamond" w:hAnsi="Garamond"/>
-          <w:color w:val="00A0FC"/>
-          <w:kern w:val="2"/>
-          <w:sz w:val="36"/>
-          <w:szCs w:val="36"/>
-          <w:lang w:val="pt-BR" w:eastAsia="zh-CN" w:bidi="hi-IN"/>
-        </w:rPr>
-        <w:t>A Espiritualidade afirma que nem as bênçãos nem as maldições tem poder automático ou determinante sobre o destino de alguém. Ou seja, eu posso ter ódio mortal de uma pessoa, descarregar um repertório gigantesco de palavras desejando o mal a ela que isso, por si só, não vai criar o mal na vida da pessoa a quem eu odeio.</w:t>
-      </w:r>
-    </w:p>
-    <w:p>
-      <w:pPr>
-        <w:pStyle w:val="Normal"/>
-        <w:bidi w:val="0"/>
-        <w:ind w:left="709" w:hanging="0"/>
-        <w:jc w:val="both"/>
-        <w:rPr>
-          <w:rFonts w:ascii="Garamond" w:hAnsi="Garamond"/>
-          <w:color w:val="00A0FC"/>
-          <w:sz w:val="36"/>
-          <w:szCs w:val="36"/>
-        </w:rPr>
-      </w:pPr>
-      <w:r>
-        <w:rPr>
-          <w:rFonts w:ascii="Garamond" w:hAnsi="Garamond"/>
-          <w:color w:val="00A0FC"/>
-          <w:sz w:val="36"/>
-          <w:szCs w:val="36"/>
-        </w:rPr>
-      </w:r>
-    </w:p>
-    <w:p>
-      <w:pPr>
-        <w:pStyle w:val="Normal"/>
-        <w:bidi w:val="0"/>
-        <w:ind w:left="709" w:hanging="0"/>
-        <w:jc w:val="both"/>
-        <w:rPr>
-          <w:rFonts w:ascii="Garamond" w:hAnsi="Garamond"/>
-          <w:color w:val="00A0FC"/>
-          <w:sz w:val="36"/>
-          <w:szCs w:val="36"/>
-        </w:rPr>
-      </w:pPr>
-      <w:r>
-        <w:rPr>
-          <w:rFonts w:eastAsia="Noto Serif CJK SC" w:cs="Noto Sans Devanagari" w:ascii="Garamond" w:hAnsi="Garamond"/>
-          <w:color w:val="00A0FC"/>
-          <w:kern w:val="2"/>
-          <w:sz w:val="36"/>
-          <w:szCs w:val="36"/>
-          <w:lang w:val="pt-BR" w:eastAsia="zh-CN" w:bidi="hi-IN"/>
-        </w:rPr>
-        <w:t>E por que é assim? Justiça Divina. Se a pessoa a quem eu odeio não tiver que passar por aquilo que eu desejei a ela, nada acontecerá. Melhor dizendo: nada acontecerá a ela, porque eu sofrerei as consequências de ter desejado o mal ao meu próximo. Por isso a Espiritualidade disse que a maldição injusta recai sobre aquele que a profere.</w:t>
-      </w:r>
-    </w:p>
-    <w:p>
-      <w:pPr>
-        <w:pStyle w:val="Normal"/>
-        <w:bidi w:val="0"/>
-        <w:ind w:left="709" w:hanging="0"/>
-        <w:jc w:val="both"/>
-        <w:rPr>
-          <w:rFonts w:ascii="Garamond" w:hAnsi="Garamond"/>
-          <w:color w:val="00A0FC"/>
-          <w:sz w:val="36"/>
-          <w:szCs w:val="36"/>
-        </w:rPr>
-      </w:pPr>
-      <w:r>
-        <w:rPr>
-          <w:rFonts w:ascii="Garamond" w:hAnsi="Garamond"/>
-          <w:color w:val="00A0FC"/>
-          <w:sz w:val="36"/>
-          <w:szCs w:val="36"/>
-        </w:rPr>
-      </w:r>
-    </w:p>
-    <w:p>
-      <w:pPr>
-        <w:pStyle w:val="Normal"/>
-        <w:bidi w:val="0"/>
-        <w:ind w:left="709" w:hanging="0"/>
-        <w:jc w:val="both"/>
-        <w:rPr>
-          <w:rFonts w:ascii="Garamond" w:hAnsi="Garamond"/>
-          <w:color w:val="00A0FC"/>
-          <w:sz w:val="36"/>
-          <w:szCs w:val="36"/>
-        </w:rPr>
-      </w:pPr>
-      <w:r>
-        <w:rPr>
-          <w:rFonts w:eastAsia="Noto Serif CJK SC" w:cs="Noto Sans Devanagari" w:ascii="Garamond" w:hAnsi="Garamond"/>
-          <w:color w:val="00A0FC"/>
-          <w:kern w:val="2"/>
-          <w:sz w:val="36"/>
-          <w:szCs w:val="36"/>
-          <w:lang w:val="pt-BR" w:eastAsia="zh-CN" w:bidi="hi-IN"/>
-        </w:rPr>
-        <w:t>Não poderia ser de outra forma. Sabemos que existe uma ordem superior regida por Deus, e essa ordem não é manipulável pela vontade humana.</w:t>
-      </w:r>
-    </w:p>
-    <w:p>
-      <w:pPr>
-        <w:pStyle w:val="Normal"/>
-        <w:bidi w:val="0"/>
-        <w:ind w:left="709" w:hanging="0"/>
-        <w:jc w:val="both"/>
-        <w:rPr>
-          <w:rFonts w:ascii="Garamond" w:hAnsi="Garamond"/>
-          <w:color w:val="00A0FC"/>
-          <w:sz w:val="36"/>
-          <w:szCs w:val="36"/>
-        </w:rPr>
-      </w:pPr>
-      <w:r>
-        <w:rPr>
-          <w:rFonts w:ascii="Garamond" w:hAnsi="Garamond"/>
-          <w:color w:val="00A0FC"/>
-          <w:sz w:val="36"/>
-          <w:szCs w:val="36"/>
-        </w:rPr>
-      </w:r>
-    </w:p>
-    <w:p>
-      <w:pPr>
-        <w:pStyle w:val="Normal"/>
-        <w:bidi w:val="0"/>
-        <w:ind w:left="709" w:hanging="0"/>
-        <w:jc w:val="both"/>
-        <w:rPr>
-          <w:rFonts w:ascii="Garamond" w:hAnsi="Garamond"/>
-          <w:color w:val="00A0FC"/>
-          <w:sz w:val="36"/>
-          <w:szCs w:val="36"/>
-        </w:rPr>
-      </w:pPr>
-      <w:r>
-        <w:rPr>
-          <w:rFonts w:eastAsia="Noto Serif CJK SC" w:cs="Noto Sans Devanagari" w:ascii="Garamond" w:hAnsi="Garamond"/>
-          <w:color w:val="00A0FC"/>
-          <w:kern w:val="2"/>
-          <w:sz w:val="36"/>
-          <w:szCs w:val="36"/>
-          <w:lang w:val="pt-BR" w:eastAsia="zh-CN" w:bidi="hi-IN"/>
-        </w:rPr>
-        <w:t>Por outro lado, a Espiritualidade nos diz que em certos casos, “</w:t>
-      </w:r>
-      <w:r>
-        <w:rPr>
-          <w:rFonts w:eastAsia="Noto Serif CJK SC" w:cs="Noto Sans Devanagari" w:ascii="Garamond" w:hAnsi="Garamond"/>
+        <w:t>seja um homem. Estão todos em erro. O homem é um ser à parte,</w:t>
+      </w:r>
+      <w:r>
+        <w:rPr>
+          <w:rFonts w:ascii="Garamond" w:hAnsi="Garamond"/>
           <w:i/>
           <w:iCs/>
-          <w:color w:val="00A0FC"/>
-          <w:kern w:val="2"/>
-          <w:sz w:val="36"/>
-          <w:szCs w:val="36"/>
-          <w:lang w:val="pt-BR" w:eastAsia="zh-CN" w:bidi="hi-IN"/>
-        </w:rPr>
-        <w:t>pode a maldição exercer momentaneamente influência, mesmo sobre a matéria</w:t>
-      </w:r>
-      <w:r>
-        <w:rPr>
-          <w:rFonts w:eastAsia="Noto Serif CJK SC" w:cs="Noto Sans Devanagari" w:ascii="Garamond" w:hAnsi="Garamond"/>
-          <w:color w:val="00A0FC"/>
-          <w:kern w:val="2"/>
-          <w:sz w:val="36"/>
-          <w:szCs w:val="36"/>
-          <w:lang w:val="pt-BR" w:eastAsia="zh-CN" w:bidi="hi-IN"/>
-        </w:rPr>
-        <w:t xml:space="preserve">”, mas ainda assim subordinada à vontade divina. </w:t>
-      </w:r>
-    </w:p>
-    <w:p>
-      <w:pPr>
-        <w:pStyle w:val="Normal"/>
-        <w:bidi w:val="0"/>
-        <w:ind w:left="709" w:hanging="0"/>
-        <w:jc w:val="both"/>
-        <w:rPr>
-          <w:rFonts w:ascii="Garamond" w:hAnsi="Garamond"/>
-          <w:color w:val="00A0FC"/>
-          <w:sz w:val="36"/>
-          <w:szCs w:val="36"/>
-        </w:rPr>
-      </w:pPr>
-      <w:r>
-        <w:rPr>
-          <w:rFonts w:ascii="Garamond" w:hAnsi="Garamond"/>
-          <w:color w:val="00A0FC"/>
-          <w:sz w:val="36"/>
-          <w:szCs w:val="36"/>
-        </w:rPr>
-      </w:r>
-    </w:p>
-    <w:p>
-      <w:pPr>
-        <w:pStyle w:val="Normal"/>
-        <w:bidi w:val="0"/>
-        <w:ind w:left="709" w:hanging="0"/>
-        <w:jc w:val="both"/>
-        <w:rPr>
-          <w:rFonts w:ascii="Garamond" w:hAnsi="Garamond"/>
-          <w:color w:val="00A0FC"/>
-          <w:sz w:val="36"/>
-          <w:szCs w:val="36"/>
-        </w:rPr>
-      </w:pPr>
-      <w:r>
-        <w:rPr>
-          <w:rFonts w:eastAsia="Noto Serif CJK SC" w:cs="Noto Sans Devanagari" w:ascii="Garamond" w:hAnsi="Garamond"/>
-          <w:color w:val="00A0FC"/>
-          <w:kern w:val="2"/>
-          <w:sz w:val="36"/>
-          <w:szCs w:val="36"/>
-          <w:lang w:val="pt-BR" w:eastAsia="zh-CN" w:bidi="hi-IN"/>
-        </w:rPr>
-        <w:t xml:space="preserve">Qual o significado dessas palavras? Eventualmente, Deus pode permitir que uma pessoa sofra as consequências de uma maldição direcionada a ela. </w:t>
-      </w:r>
-    </w:p>
-    <w:p>
-      <w:pPr>
-        <w:pStyle w:val="Normal"/>
-        <w:bidi w:val="0"/>
-        <w:ind w:left="709" w:hanging="0"/>
-        <w:jc w:val="both"/>
-        <w:rPr>
-          <w:rFonts w:ascii="Garamond" w:hAnsi="Garamond"/>
-          <w:color w:val="00A0FC"/>
-          <w:sz w:val="36"/>
-          <w:szCs w:val="36"/>
-        </w:rPr>
-      </w:pPr>
-      <w:r>
-        <w:rPr>
-          <w:rFonts w:ascii="Garamond" w:hAnsi="Garamond"/>
-          <w:color w:val="00A0FC"/>
-          <w:sz w:val="36"/>
-          <w:szCs w:val="36"/>
-        </w:rPr>
-      </w:r>
-    </w:p>
-    <w:p>
-      <w:pPr>
-        <w:pStyle w:val="Normal"/>
-        <w:bidi w:val="0"/>
-        <w:ind w:left="709" w:hanging="0"/>
-        <w:jc w:val="both"/>
-        <w:rPr>
-          <w:rFonts w:ascii="Garamond" w:hAnsi="Garamond"/>
-          <w:color w:val="00A0FC"/>
-          <w:sz w:val="36"/>
-          <w:szCs w:val="36"/>
-        </w:rPr>
-      </w:pPr>
-      <w:r>
-        <w:rPr>
-          <w:rFonts w:eastAsia="Noto Serif CJK SC" w:cs="Noto Sans Devanagari" w:ascii="Garamond" w:hAnsi="Garamond"/>
-          <w:color w:val="00A0FC"/>
-          <w:kern w:val="2"/>
-          <w:sz w:val="36"/>
-          <w:szCs w:val="36"/>
-          <w:lang w:val="pt-BR" w:eastAsia="zh-CN" w:bidi="hi-IN"/>
-        </w:rPr>
-        <w:t xml:space="preserve">Ele pode entender que, uma parte ou tudo aquilo é desejado contra uma pessoa, venha de fato a acontecer como forma de prova para o "amaldiçoado". </w:t>
-      </w:r>
-    </w:p>
-    <w:p>
-      <w:pPr>
-        <w:pStyle w:val="Normal"/>
-        <w:bidi w:val="0"/>
-        <w:ind w:left="709" w:hanging="0"/>
-        <w:jc w:val="both"/>
-        <w:rPr>
-          <w:rFonts w:ascii="Garamond" w:hAnsi="Garamond"/>
-          <w:color w:val="00A0FC"/>
-          <w:sz w:val="36"/>
-          <w:szCs w:val="36"/>
-        </w:rPr>
-      </w:pPr>
-      <w:r>
-        <w:rPr>
-          <w:rFonts w:ascii="Garamond" w:hAnsi="Garamond"/>
-          <w:color w:val="00A0FC"/>
-          <w:sz w:val="36"/>
-          <w:szCs w:val="36"/>
-        </w:rPr>
-      </w:r>
-    </w:p>
-    <w:p>
-      <w:pPr>
-        <w:pStyle w:val="Normal"/>
-        <w:bidi w:val="0"/>
-        <w:ind w:left="709" w:hanging="0"/>
-        <w:jc w:val="both"/>
-        <w:rPr>
-          <w:rFonts w:ascii="Garamond" w:hAnsi="Garamond"/>
-          <w:color w:val="00A0FC"/>
-          <w:sz w:val="36"/>
-          <w:szCs w:val="36"/>
-        </w:rPr>
-      </w:pPr>
-      <w:r>
-        <w:rPr>
-          <w:rFonts w:eastAsia="Noto Serif CJK SC" w:cs="Noto Sans Devanagari" w:ascii="Garamond" w:hAnsi="Garamond"/>
-          <w:color w:val="00A0FC"/>
-          <w:kern w:val="2"/>
-          <w:sz w:val="36"/>
-          <w:szCs w:val="36"/>
-          <w:lang w:val="pt-BR" w:eastAsia="zh-CN" w:bidi="hi-IN"/>
-        </w:rPr>
-        <w:t>Mas é preciso deixar claro que essa exceção não transforma a bênção ou maldição em causa direta dos acontecimentos, mas sim em algo que pode ser permitido como parte de provas ou experiências morais do indivíduo.</w:t>
-      </w:r>
-    </w:p>
-    <w:p>
-      <w:pPr>
-        <w:pStyle w:val="Normal"/>
-        <w:bidi w:val="0"/>
-        <w:ind w:left="709" w:hanging="0"/>
-        <w:jc w:val="both"/>
-        <w:rPr>
-          <w:rFonts w:ascii="Garamond" w:hAnsi="Garamond"/>
-          <w:color w:val="00A0FC"/>
-          <w:sz w:val="36"/>
-          <w:szCs w:val="36"/>
-        </w:rPr>
-      </w:pPr>
-      <w:r>
-        <w:rPr>
-          <w:rFonts w:ascii="Garamond" w:hAnsi="Garamond"/>
-          <w:color w:val="00A0FC"/>
-          <w:sz w:val="36"/>
-          <w:szCs w:val="36"/>
-        </w:rPr>
-      </w:r>
-    </w:p>
-    <w:p>
-      <w:pPr>
-        <w:pStyle w:val="Normal"/>
-        <w:bidi w:val="0"/>
-        <w:ind w:left="709" w:hanging="0"/>
-        <w:jc w:val="both"/>
-        <w:rPr>
-          <w:rFonts w:ascii="Garamond" w:hAnsi="Garamond"/>
-          <w:color w:val="00A0FC"/>
-          <w:sz w:val="36"/>
-          <w:szCs w:val="36"/>
-        </w:rPr>
-      </w:pPr>
-      <w:r>
-        <w:rPr>
-          <w:rFonts w:eastAsia="Noto Serif CJK SC" w:cs="Noto Sans Devanagari" w:ascii="Garamond" w:hAnsi="Garamond"/>
-          <w:color w:val="00A0FC"/>
-          <w:kern w:val="2"/>
-          <w:sz w:val="36"/>
-          <w:szCs w:val="36"/>
-          <w:lang w:val="pt-BR" w:eastAsia="zh-CN" w:bidi="hi-IN"/>
-        </w:rPr>
-        <w:t xml:space="preserve">Outro ponto a ser observado: mesmo que Deus permita que essas coisas aconteçam, aquele que endereçou uma maldição ao próximo, colherá também os frutos de sua escolha. </w:t>
-      </w:r>
-    </w:p>
-    <w:p>
-      <w:pPr>
-        <w:pStyle w:val="Normal"/>
-        <w:bidi w:val="0"/>
-        <w:ind w:left="709" w:hanging="0"/>
-        <w:jc w:val="both"/>
-        <w:rPr>
-          <w:rFonts w:ascii="Garamond" w:hAnsi="Garamond"/>
-          <w:color w:val="00A0FC"/>
-          <w:sz w:val="36"/>
-          <w:szCs w:val="36"/>
-        </w:rPr>
-      </w:pPr>
-      <w:r>
-        <w:rPr>
-          <w:rFonts w:ascii="Garamond" w:hAnsi="Garamond"/>
-          <w:color w:val="00A0FC"/>
-          <w:sz w:val="36"/>
-          <w:szCs w:val="36"/>
-        </w:rPr>
-      </w:r>
-    </w:p>
-    <w:p>
-      <w:pPr>
-        <w:pStyle w:val="Normal"/>
-        <w:bidi w:val="0"/>
-        <w:ind w:left="709" w:hanging="0"/>
-        <w:jc w:val="both"/>
-        <w:rPr>
-          <w:rFonts w:ascii="Garamond" w:hAnsi="Garamond"/>
-          <w:color w:val="00A0FC"/>
-          <w:sz w:val="36"/>
-          <w:szCs w:val="36"/>
-        </w:rPr>
-      </w:pPr>
-      <w:r>
-        <w:rPr>
-          <w:rFonts w:eastAsia="Noto Serif CJK SC" w:cs="Noto Sans Devanagari" w:ascii="Garamond" w:hAnsi="Garamond"/>
-          <w:color w:val="00A0FC"/>
-          <w:kern w:val="2"/>
-          <w:sz w:val="36"/>
-          <w:szCs w:val="36"/>
-          <w:lang w:val="pt-BR" w:eastAsia="zh-CN" w:bidi="hi-IN"/>
-        </w:rPr>
-        <w:t>Em Mateus 18:7 Jesus nos disse: "</w:t>
-      </w:r>
-      <w:r>
-        <w:rPr>
-          <w:rFonts w:eastAsia="Noto Serif CJK SC" w:cs="Noto Sans Devanagari" w:ascii="Garamond" w:hAnsi="Garamond"/>
+          <w:sz w:val="36"/>
+          <w:szCs w:val="36"/>
+        </w:rPr>
+        <w:t xml:space="preserve"> </w:t>
+      </w:r>
+      <w:r>
+        <w:rPr>
+          <w:rFonts w:ascii="Garamond" w:hAnsi="Garamond"/>
           <w:i/>
           <w:iCs/>
-          <w:color w:val="00A0FC"/>
-          <w:kern w:val="2"/>
-          <w:sz w:val="36"/>
-          <w:szCs w:val="36"/>
-          <w:lang w:val="pt-BR" w:eastAsia="zh-CN" w:bidi="hi-IN"/>
-        </w:rPr>
-        <w:t>Ai do mundo, por causa dos escândalos; porque é mister que venham escândalos, mas ai daquele homem por quem o escândalo vem!</w:t>
-      </w:r>
-      <w:r>
-        <w:rPr>
-          <w:rFonts w:eastAsia="Noto Serif CJK SC" w:cs="Noto Sans Devanagari" w:ascii="Garamond" w:hAnsi="Garamond"/>
-          <w:color w:val="00A0FC"/>
-          <w:kern w:val="2"/>
-          <w:sz w:val="36"/>
-          <w:szCs w:val="36"/>
-          <w:lang w:val="pt-BR" w:eastAsia="zh-CN" w:bidi="hi-IN"/>
-        </w:rPr>
-        <w:t>"</w:t>
-      </w:r>
-    </w:p>
-    <w:p>
-      <w:pPr>
-        <w:pStyle w:val="Normal"/>
-        <w:bidi w:val="0"/>
-        <w:ind w:left="709" w:hanging="0"/>
-        <w:jc w:val="both"/>
-        <w:rPr>
-          <w:rFonts w:ascii="Garamond" w:hAnsi="Garamond"/>
-          <w:color w:val="00A0FC"/>
-          <w:sz w:val="36"/>
-          <w:szCs w:val="36"/>
-        </w:rPr>
-      </w:pPr>
-      <w:r>
-        <w:rPr>
-          <w:rFonts w:ascii="Garamond" w:hAnsi="Garamond"/>
-          <w:color w:val="00A0FC"/>
-          <w:sz w:val="36"/>
-          <w:szCs w:val="36"/>
-        </w:rPr>
-      </w:r>
-    </w:p>
-    <w:p>
-      <w:pPr>
-        <w:pStyle w:val="Normal"/>
-        <w:bidi w:val="0"/>
-        <w:ind w:left="709" w:hanging="0"/>
-        <w:jc w:val="both"/>
-        <w:rPr>
-          <w:rFonts w:ascii="Garamond" w:hAnsi="Garamond"/>
-          <w:color w:val="00A0FC"/>
-          <w:sz w:val="36"/>
-          <w:szCs w:val="36"/>
-        </w:rPr>
-      </w:pPr>
-      <w:r>
-        <w:rPr>
-          <w:rFonts w:eastAsia="Noto Serif CJK SC" w:cs="Noto Sans Devanagari" w:ascii="Garamond" w:hAnsi="Garamond"/>
-          <w:color w:val="00A0FC"/>
-          <w:kern w:val="2"/>
-          <w:sz w:val="36"/>
-          <w:szCs w:val="36"/>
-          <w:lang w:val="pt-BR" w:eastAsia="zh-CN" w:bidi="hi-IN"/>
-        </w:rPr>
-        <w:t>Por fim, a Espiritualidade reforça a visão de justiça espiritual ao dizer que  os “maus” tendem a ser objeto de maldições ao passo que os “bons” são alvo de bençãos.</w:t>
-      </w:r>
-    </w:p>
-    <w:p>
-      <w:pPr>
-        <w:pStyle w:val="Normal"/>
-        <w:bidi w:val="0"/>
-        <w:ind w:left="709" w:hanging="0"/>
-        <w:jc w:val="both"/>
-        <w:rPr>
-          <w:rFonts w:ascii="Garamond" w:hAnsi="Garamond"/>
-          <w:color w:val="00A0FC"/>
-          <w:sz w:val="36"/>
-          <w:szCs w:val="36"/>
-        </w:rPr>
-      </w:pPr>
-      <w:r>
-        <w:rPr>
-          <w:rFonts w:ascii="Garamond" w:hAnsi="Garamond"/>
-          <w:color w:val="00A0FC"/>
-          <w:sz w:val="36"/>
-          <w:szCs w:val="36"/>
-        </w:rPr>
-      </w:r>
-      <w:r>
-        <w:br w:type="page"/>
-      </w:r>
-    </w:p>
-    <w:p>
-      <w:pPr>
-        <w:pStyle w:val="Normal"/>
-        <w:bidi w:val="0"/>
-        <w:ind w:left="709" w:hanging="0"/>
-        <w:jc w:val="both"/>
-        <w:rPr/>
-      </w:pPr>
-      <w:r>
-        <w:rPr/>
-      </w:r>
-    </w:p>
-    <w:p>
-      <w:pPr>
-        <w:pStyle w:val="Normal"/>
-        <w:bidi w:val="0"/>
-        <w:ind w:left="709" w:hanging="0"/>
-        <w:jc w:val="both"/>
-        <w:rPr>
-          <w:rFonts w:ascii="Garamond" w:hAnsi="Garamond"/>
-          <w:color w:val="00A0FC"/>
-          <w:sz w:val="36"/>
-          <w:szCs w:val="36"/>
-        </w:rPr>
-      </w:pPr>
-      <w:r>
-        <w:rPr>
-          <w:rFonts w:eastAsia="Noto Serif CJK SC" w:cs="Noto Sans Devanagari" w:ascii="Garamond" w:hAnsi="Garamond"/>
-          <w:color w:val="00A0FC"/>
-          <w:kern w:val="2"/>
-          <w:sz w:val="36"/>
-          <w:szCs w:val="36"/>
-          <w:lang w:val="pt-BR" w:eastAsia="zh-CN" w:bidi="hi-IN"/>
-        </w:rPr>
-        <w:t>Uma última observação acerca dessa questão. Embora a pergunta de Kardec diga respeito tanto às bençãos, quanto às maldições, a resposta da Espiritualidade focou mais nas maldições.  Ela não nos falou diretamente sobre a benção poder atrair o bem sobre aquele a quem ela é direcionada.</w:t>
-      </w:r>
-    </w:p>
-    <w:p>
-      <w:pPr>
-        <w:pStyle w:val="Normal"/>
-        <w:bidi w:val="0"/>
-        <w:ind w:left="709" w:hanging="0"/>
-        <w:jc w:val="both"/>
-        <w:rPr>
-          <w:rFonts w:ascii="Garamond" w:hAnsi="Garamond"/>
-          <w:color w:val="00A0FC"/>
-          <w:sz w:val="36"/>
-          <w:szCs w:val="36"/>
-        </w:rPr>
-      </w:pPr>
-      <w:r>
-        <w:rPr>
-          <w:rFonts w:ascii="Garamond" w:hAnsi="Garamond"/>
-          <w:color w:val="00A0FC"/>
-          <w:sz w:val="36"/>
-          <w:szCs w:val="36"/>
-        </w:rPr>
-      </w:r>
-    </w:p>
-    <w:p>
-      <w:pPr>
-        <w:pStyle w:val="Normal"/>
-        <w:bidi w:val="0"/>
-        <w:ind w:left="709" w:hanging="0"/>
-        <w:jc w:val="both"/>
-        <w:rPr>
-          <w:rFonts w:ascii="Garamond" w:hAnsi="Garamond"/>
-          <w:color w:val="00A0FC"/>
-          <w:sz w:val="36"/>
-          <w:szCs w:val="36"/>
-        </w:rPr>
-      </w:pPr>
-      <w:r>
-        <w:rPr>
-          <w:rFonts w:eastAsia="Noto Serif CJK SC" w:cs="Noto Sans Devanagari" w:ascii="Garamond" w:hAnsi="Garamond"/>
-          <w:color w:val="00A0FC"/>
-          <w:kern w:val="2"/>
-          <w:sz w:val="36"/>
-          <w:szCs w:val="36"/>
-          <w:lang w:val="pt-BR" w:eastAsia="zh-CN" w:bidi="hi-IN"/>
-        </w:rPr>
-        <w:t xml:space="preserve">O Espírito Miramez, ao comentar essa questão nos diz o seguinte: </w:t>
-      </w:r>
-    </w:p>
-    <w:p>
-      <w:pPr>
-        <w:pStyle w:val="Normal"/>
-        <w:bidi w:val="0"/>
-        <w:ind w:left="709" w:hanging="0"/>
-        <w:jc w:val="both"/>
-        <w:rPr>
-          <w:rFonts w:ascii="Garamond" w:hAnsi="Garamond"/>
-          <w:color w:val="00A0FC"/>
-          <w:sz w:val="36"/>
-          <w:szCs w:val="36"/>
-        </w:rPr>
-      </w:pPr>
-      <w:r>
-        <w:rPr>
-          <w:rFonts w:ascii="Garamond" w:hAnsi="Garamond"/>
-          <w:color w:val="00A0FC"/>
-          <w:sz w:val="36"/>
-          <w:szCs w:val="36"/>
-        </w:rPr>
-      </w:r>
-    </w:p>
-    <w:p>
-      <w:pPr>
-        <w:pStyle w:val="Normal"/>
-        <w:bidi w:val="0"/>
-        <w:ind w:left="1418" w:hanging="0"/>
-        <w:jc w:val="both"/>
-        <w:rPr>
-          <w:rFonts w:ascii="Garamond" w:hAnsi="Garamond"/>
-          <w:color w:val="00A0FC"/>
-          <w:sz w:val="36"/>
-          <w:szCs w:val="36"/>
-        </w:rPr>
-      </w:pPr>
-      <w:r>
-        <w:rPr>
-          <w:rFonts w:eastAsia="Noto Serif CJK SC" w:cs="Noto Sans Devanagari" w:ascii="Garamond" w:hAnsi="Garamond"/>
-          <w:color w:val="00A0FC"/>
-          <w:kern w:val="2"/>
-          <w:sz w:val="36"/>
-          <w:szCs w:val="36"/>
-          <w:lang w:val="pt-BR" w:eastAsia="zh-CN" w:bidi="hi-IN"/>
-        </w:rPr>
-        <w:t>"</w:t>
-      </w:r>
-      <w:r>
-        <w:rPr>
-          <w:rFonts w:eastAsia="Noto Serif CJK SC" w:cs="Noto Sans Devanagari" w:ascii="Garamond" w:hAnsi="Garamond"/>
+          <w:sz w:val="36"/>
+          <w:szCs w:val="36"/>
+        </w:rPr>
+        <w:t>que desce muito baixo algumas vezes e que pode também elevar-se</w:t>
+      </w:r>
+      <w:r>
+        <w:rPr>
+          <w:rFonts w:ascii="Garamond" w:hAnsi="Garamond"/>
           <w:i/>
           <w:iCs/>
-          <w:color w:val="00A0FC"/>
-          <w:kern w:val="2"/>
-          <w:sz w:val="36"/>
-          <w:szCs w:val="36"/>
-          <w:lang w:val="pt-BR" w:eastAsia="zh-CN" w:bidi="hi-IN"/>
-        </w:rPr>
-        <w:t>Se desejamos o bem a certa criatura e ela não merece esse bem, as forças por nós endereçadas se desviam do seu caminho e serão direcionadas para onde encontrem sintonia.</w:t>
-      </w:r>
-      <w:r>
-        <w:rPr>
-          <w:rFonts w:eastAsia="Noto Serif CJK SC" w:cs="Noto Sans Devanagari" w:ascii="Garamond" w:hAnsi="Garamond"/>
-          <w:color w:val="00A0FC"/>
-          <w:kern w:val="2"/>
-          <w:sz w:val="36"/>
-          <w:szCs w:val="36"/>
-          <w:lang w:val="pt-BR" w:eastAsia="zh-CN" w:bidi="hi-IN"/>
-        </w:rPr>
-        <w:t xml:space="preserve">" </w:t>
-      </w:r>
-    </w:p>
-    <w:p>
-      <w:pPr>
-        <w:pStyle w:val="Normal"/>
-        <w:bidi w:val="0"/>
-        <w:ind w:left="709" w:hanging="0"/>
-        <w:jc w:val="both"/>
-        <w:rPr>
-          <w:rFonts w:ascii="Garamond" w:hAnsi="Garamond"/>
-          <w:color w:val="00A0FC"/>
-          <w:sz w:val="36"/>
-          <w:szCs w:val="36"/>
-        </w:rPr>
-      </w:pPr>
-      <w:r>
-        <w:rPr>
-          <w:rFonts w:ascii="Garamond" w:hAnsi="Garamond"/>
-          <w:color w:val="00A0FC"/>
-          <w:sz w:val="36"/>
-          <w:szCs w:val="36"/>
-        </w:rPr>
-      </w:r>
-    </w:p>
-    <w:p>
-      <w:pPr>
-        <w:pStyle w:val="Normal"/>
-        <w:bidi w:val="0"/>
-        <w:ind w:left="709" w:hanging="0"/>
-        <w:jc w:val="both"/>
-        <w:rPr>
-          <w:rFonts w:ascii="Garamond" w:hAnsi="Garamond"/>
-          <w:color w:val="00A0FC"/>
-          <w:sz w:val="36"/>
-          <w:szCs w:val="36"/>
-        </w:rPr>
-      </w:pPr>
-      <w:r>
-        <w:rPr>
-          <w:rFonts w:eastAsia="Noto Serif CJK SC" w:cs="Noto Sans Devanagari" w:ascii="Garamond" w:hAnsi="Garamond"/>
-          <w:color w:val="00A0FC"/>
-          <w:kern w:val="2"/>
-          <w:sz w:val="36"/>
-          <w:szCs w:val="36"/>
-          <w:lang w:val="pt-BR" w:eastAsia="zh-CN" w:bidi="hi-IN"/>
-        </w:rPr>
-        <w:t>Se alguém a quem se deseja o mal, por merecimento, não precisa sofrer as consequências daquele mal, de igual maneira uma pessoa a quem se deseja o bem, se não tiver méritos para receber aquele bem, não o receberá.</w:t>
-      </w:r>
-    </w:p>
-    <w:p>
-      <w:pPr>
-        <w:pStyle w:val="Normal"/>
-        <w:bidi w:val="0"/>
-        <w:ind w:left="709" w:hanging="0"/>
-        <w:jc w:val="both"/>
-        <w:rPr>
-          <w:rFonts w:ascii="Garamond" w:hAnsi="Garamond"/>
-          <w:color w:val="00A0FC"/>
-          <w:sz w:val="36"/>
-          <w:szCs w:val="36"/>
-        </w:rPr>
-      </w:pPr>
-      <w:r>
-        <w:rPr>
-          <w:rFonts w:ascii="Garamond" w:hAnsi="Garamond"/>
-          <w:color w:val="00A0FC"/>
-          <w:sz w:val="36"/>
-          <w:szCs w:val="36"/>
-        </w:rPr>
-      </w:r>
-    </w:p>
-    <w:p>
-      <w:pPr>
-        <w:pStyle w:val="Normal"/>
-        <w:bidi w:val="0"/>
-        <w:ind w:left="709" w:hanging="0"/>
-        <w:jc w:val="both"/>
-        <w:rPr>
-          <w:rFonts w:ascii="Garamond" w:hAnsi="Garamond"/>
-          <w:color w:val="00A0FC"/>
-          <w:sz w:val="36"/>
-          <w:szCs w:val="36"/>
-        </w:rPr>
-      </w:pPr>
-      <w:r>
-        <w:rPr>
-          <w:rFonts w:eastAsia="Noto Serif CJK SC" w:cs="Noto Sans Devanagari" w:ascii="Garamond" w:hAnsi="Garamond"/>
-          <w:color w:val="00A0FC"/>
-          <w:kern w:val="2"/>
-          <w:sz w:val="36"/>
-          <w:szCs w:val="36"/>
-          <w:lang w:val="pt-BR" w:eastAsia="zh-CN" w:bidi="hi-IN"/>
-        </w:rPr>
-        <w:t xml:space="preserve">Não poderia ser de outra forma visto que temos a Justiça Divina regendo a tudo e a todos. </w:t>
+          <w:sz w:val="36"/>
+          <w:szCs w:val="36"/>
+        </w:rPr>
+        <w:t xml:space="preserve"> </w:t>
+      </w:r>
+      <w:r>
+        <w:rPr>
+          <w:rFonts w:ascii="Garamond" w:hAnsi="Garamond"/>
+          <w:i/>
+          <w:iCs/>
+          <w:sz w:val="36"/>
+          <w:szCs w:val="36"/>
+        </w:rPr>
+        <w:t>muito alto. Pelo físico, é como os animais e menos bem-dotado</w:t>
+      </w:r>
+      <w:r>
+        <w:rPr>
+          <w:rFonts w:ascii="Garamond" w:hAnsi="Garamond"/>
+          <w:i/>
+          <w:iCs/>
+          <w:sz w:val="36"/>
+          <w:szCs w:val="36"/>
+        </w:rPr>
+        <w:t xml:space="preserve"> </w:t>
+      </w:r>
+      <w:r>
+        <w:rPr>
+          <w:rFonts w:ascii="Garamond" w:hAnsi="Garamond"/>
+          <w:i/>
+          <w:iCs/>
+          <w:sz w:val="36"/>
+          <w:szCs w:val="36"/>
+        </w:rPr>
+        <w:t>do que muitos destes. A Natureza lhes deu tudo o que o homem é</w:t>
+      </w:r>
+      <w:r>
+        <w:rPr>
+          <w:rFonts w:ascii="Garamond" w:hAnsi="Garamond"/>
+          <w:i/>
+          <w:iCs/>
+          <w:sz w:val="36"/>
+          <w:szCs w:val="36"/>
+        </w:rPr>
+        <w:t xml:space="preserve"> </w:t>
+      </w:r>
+      <w:r>
+        <w:rPr>
+          <w:rFonts w:ascii="Garamond" w:hAnsi="Garamond"/>
+          <w:i/>
+          <w:iCs/>
+          <w:sz w:val="36"/>
+          <w:szCs w:val="36"/>
+        </w:rPr>
+        <w:t>obrigado a inventar com a sua inteligência, para satisfação de suas</w:t>
+      </w:r>
+      <w:r>
+        <w:rPr>
+          <w:rFonts w:ascii="Garamond" w:hAnsi="Garamond"/>
+          <w:i/>
+          <w:iCs/>
+          <w:sz w:val="36"/>
+          <w:szCs w:val="36"/>
+        </w:rPr>
+        <w:t xml:space="preserve"> </w:t>
+      </w:r>
+      <w:r>
+        <w:rPr>
+          <w:rFonts w:ascii="Garamond" w:hAnsi="Garamond"/>
+          <w:i/>
+          <w:iCs/>
+          <w:sz w:val="36"/>
+          <w:szCs w:val="36"/>
+        </w:rPr>
+        <w:t>necessidades e para sua conservação. Seu corpo se destrói, como o</w:t>
+      </w:r>
+      <w:r>
+        <w:rPr>
+          <w:rFonts w:ascii="Garamond" w:hAnsi="Garamond"/>
+          <w:i/>
+          <w:iCs/>
+          <w:sz w:val="36"/>
+          <w:szCs w:val="36"/>
+        </w:rPr>
+        <w:t xml:space="preserve"> </w:t>
+      </w:r>
+      <w:r>
+        <w:rPr>
+          <w:rFonts w:ascii="Garamond" w:hAnsi="Garamond"/>
+          <w:i/>
+          <w:iCs/>
+          <w:sz w:val="36"/>
+          <w:szCs w:val="36"/>
+        </w:rPr>
+        <w:t>dos animais, é certo, mas ao seu Espírito está assinado um destino</w:t>
+      </w:r>
+      <w:r>
+        <w:rPr>
+          <w:rFonts w:ascii="Garamond" w:hAnsi="Garamond"/>
+          <w:i/>
+          <w:iCs/>
+          <w:sz w:val="36"/>
+          <w:szCs w:val="36"/>
+        </w:rPr>
+        <w:t xml:space="preserve"> </w:t>
+      </w:r>
+      <w:r>
+        <w:rPr>
+          <w:rFonts w:ascii="Garamond" w:hAnsi="Garamond"/>
+          <w:i/>
+          <w:iCs/>
+          <w:sz w:val="36"/>
+          <w:szCs w:val="36"/>
+        </w:rPr>
+        <w:t>que só ele pode compreender, porque só ele é inteiramente livre.</w:t>
+      </w:r>
+      <w:r>
+        <w:rPr>
+          <w:rFonts w:ascii="Garamond" w:hAnsi="Garamond"/>
+          <w:i/>
+          <w:iCs/>
+          <w:sz w:val="36"/>
+          <w:szCs w:val="36"/>
+        </w:rPr>
+        <w:t xml:space="preserve"> </w:t>
+      </w:r>
+      <w:r>
+        <w:rPr>
+          <w:rFonts w:ascii="Garamond" w:hAnsi="Garamond"/>
+          <w:i/>
+          <w:iCs/>
+          <w:sz w:val="36"/>
+          <w:szCs w:val="36"/>
+        </w:rPr>
+        <w:t>Pobres homens, que vos rebaixais mais do que os brutos! não</w:t>
+      </w:r>
+      <w:r>
+        <w:rPr>
+          <w:rFonts w:ascii="Garamond" w:hAnsi="Garamond"/>
+          <w:i/>
+          <w:iCs/>
+          <w:sz w:val="36"/>
+          <w:szCs w:val="36"/>
+        </w:rPr>
+        <w:t xml:space="preserve"> </w:t>
+      </w:r>
+      <w:r>
+        <w:rPr>
+          <w:rFonts w:ascii="Garamond" w:hAnsi="Garamond"/>
+          <w:i/>
+          <w:iCs/>
+          <w:sz w:val="36"/>
+          <w:szCs w:val="36"/>
+        </w:rPr>
+        <w:t>sabeis distinguir-vos deles? Reconhecei o homem pela faculdade</w:t>
+      </w:r>
+      <w:r>
+        <w:rPr>
+          <w:rFonts w:ascii="Garamond" w:hAnsi="Garamond"/>
+          <w:i/>
+          <w:iCs/>
+          <w:sz w:val="36"/>
+          <w:szCs w:val="36"/>
+        </w:rPr>
+        <w:t xml:space="preserve"> </w:t>
+      </w:r>
+      <w:r>
+        <w:rPr>
+          <w:rFonts w:ascii="Garamond" w:hAnsi="Garamond"/>
+          <w:i/>
+          <w:iCs/>
+          <w:sz w:val="36"/>
+          <w:szCs w:val="36"/>
+        </w:rPr>
+        <w:t>de pensar em Deus.”</w:t>
+      </w:r>
+    </w:p>
+    <w:p>
+      <w:pPr>
+        <w:pStyle w:val="Normal"/>
+        <w:bidi w:val="0"/>
+        <w:jc w:val="both"/>
+        <w:rPr>
+          <w:rFonts w:ascii="Garamond" w:hAnsi="Garamond"/>
+          <w:sz w:val="36"/>
+          <w:szCs w:val="36"/>
+        </w:rPr>
+      </w:pPr>
+      <w:r>
+        <w:rPr>
+          <w:rFonts w:ascii="Garamond" w:hAnsi="Garamond"/>
+          <w:sz w:val="36"/>
+          <w:szCs w:val="36"/>
+        </w:rPr>
+      </w:r>
+    </w:p>
+    <w:p>
+      <w:pPr>
+        <w:pStyle w:val="Normal"/>
+        <w:bidi w:val="0"/>
+        <w:ind w:left="709" w:hanging="0"/>
+        <w:jc w:val="both"/>
+        <w:rPr>
+          <w:rFonts w:ascii="Garamond" w:hAnsi="Garamond"/>
+          <w:color w:val="00A0FC"/>
+          <w:sz w:val="36"/>
+          <w:szCs w:val="36"/>
+        </w:rPr>
+      </w:pPr>
+      <w:r>
+        <w:rPr>
+          <w:rFonts w:eastAsia="Noto Serif CJK SC" w:cs="Noto Sans Devanagari" w:ascii="Garamond" w:hAnsi="Garamond"/>
+          <w:i w:val="false"/>
+          <w:iCs w:val="false"/>
+          <w:color w:val="00A0FC"/>
+          <w:kern w:val="2"/>
+          <w:sz w:val="36"/>
+          <w:szCs w:val="36"/>
+          <w:lang w:val="pt-BR" w:eastAsia="zh-CN" w:bidi="hi-IN"/>
+        </w:rPr>
+        <w:t xml:space="preserve">Para elaborar sua pergunta Kardec primeiro diz que, se usarmos a inteligência como parâmetro de comparação entre animais e homens, vamos observar alguns casos em que os animais demonstram inteligência superior ao homem. </w:t>
       </w:r>
     </w:p>
     <w:p>
@@ -6766,6 +5549,349 @@
       </w:pPr>
       <w:r>
         <w:rPr/>
+      </w:r>
+    </w:p>
+    <w:p>
+      <w:pPr>
+        <w:pStyle w:val="Normal"/>
+        <w:bidi w:val="0"/>
+        <w:ind w:left="709" w:hanging="0"/>
+        <w:jc w:val="both"/>
+        <w:rPr>
+          <w:rFonts w:ascii="Garamond" w:hAnsi="Garamond"/>
+          <w:color w:val="00A0FC"/>
+          <w:sz w:val="36"/>
+          <w:szCs w:val="36"/>
+        </w:rPr>
+      </w:pPr>
+      <w:r>
+        <w:rPr>
+          <w:rFonts w:eastAsia="Noto Serif CJK SC" w:cs="Noto Sans Devanagari" w:ascii="Garamond" w:hAnsi="Garamond"/>
+          <w:i w:val="false"/>
+          <w:iCs w:val="false"/>
+          <w:color w:val="00A0FC"/>
+          <w:kern w:val="2"/>
+          <w:sz w:val="36"/>
+          <w:szCs w:val="36"/>
+          <w:lang w:val="pt-BR" w:eastAsia="zh-CN" w:bidi="hi-IN"/>
+        </w:rPr>
+        <w:t>E aí Kardec lança sua pergunta: já que a inteligência não pode ser utilizada para fazer essa distinção entre animais e homens, existe alguma característica ou condição essencial que estabeleça uma separação precisa entre eles?</w:t>
+      </w:r>
+    </w:p>
+    <w:p>
+      <w:pPr>
+        <w:pStyle w:val="Normal"/>
+        <w:bidi w:val="0"/>
+        <w:ind w:left="709" w:hanging="0"/>
+        <w:jc w:val="both"/>
+        <w:rPr>
+          <w:rFonts w:ascii="Garamond" w:hAnsi="Garamond"/>
+          <w:color w:val="00A0FC"/>
+          <w:sz w:val="36"/>
+          <w:szCs w:val="36"/>
+        </w:rPr>
+      </w:pPr>
+      <w:r>
+        <w:rPr/>
+      </w:r>
+    </w:p>
+    <w:p>
+      <w:pPr>
+        <w:pStyle w:val="Normal"/>
+        <w:bidi w:val="0"/>
+        <w:ind w:left="709" w:hanging="0"/>
+        <w:jc w:val="both"/>
+        <w:rPr>
+          <w:rFonts w:ascii="Garamond" w:hAnsi="Garamond"/>
+          <w:color w:val="00A0FC"/>
+          <w:sz w:val="36"/>
+          <w:szCs w:val="36"/>
+        </w:rPr>
+      </w:pPr>
+      <w:r>
+        <w:rPr>
+          <w:rFonts w:eastAsia="Noto Serif CJK SC" w:cs="Noto Sans Devanagari" w:ascii="Garamond" w:hAnsi="Garamond"/>
+          <w:i w:val="false"/>
+          <w:iCs w:val="false"/>
+          <w:color w:val="00A0FC"/>
+          <w:kern w:val="2"/>
+          <w:sz w:val="36"/>
+          <w:szCs w:val="36"/>
+          <w:lang w:val="pt-BR" w:eastAsia="zh-CN" w:bidi="hi-IN"/>
+        </w:rPr>
+        <w:t>A Espiritualidade responde que nós mesmos não nos entendemos acerca desse assunto. Uns querem que o homem seja considerado animal, e outros querem que o animal seja considerado homem.</w:t>
+      </w:r>
+    </w:p>
+    <w:p>
+      <w:pPr>
+        <w:pStyle w:val="Normal"/>
+        <w:bidi w:val="0"/>
+        <w:ind w:left="709" w:hanging="0"/>
+        <w:jc w:val="both"/>
+        <w:rPr>
+          <w:rFonts w:ascii="Garamond" w:hAnsi="Garamond"/>
+          <w:color w:val="00A0FC"/>
+          <w:sz w:val="36"/>
+          <w:szCs w:val="36"/>
+        </w:rPr>
+      </w:pPr>
+      <w:r>
+        <w:rPr/>
+      </w:r>
+    </w:p>
+    <w:p>
+      <w:pPr>
+        <w:pStyle w:val="Normal"/>
+        <w:bidi w:val="0"/>
+        <w:ind w:left="709" w:hanging="0"/>
+        <w:jc w:val="both"/>
+        <w:rPr>
+          <w:rFonts w:ascii="Garamond" w:hAnsi="Garamond"/>
+          <w:color w:val="00A0FC"/>
+          <w:sz w:val="36"/>
+          <w:szCs w:val="36"/>
+        </w:rPr>
+      </w:pPr>
+      <w:r>
+        <w:rPr>
+          <w:rFonts w:eastAsia="Noto Serif CJK SC" w:cs="Noto Sans Devanagari" w:ascii="Garamond" w:hAnsi="Garamond"/>
+          <w:i w:val="false"/>
+          <w:iCs w:val="false"/>
+          <w:color w:val="00A0FC"/>
+          <w:kern w:val="2"/>
+          <w:sz w:val="36"/>
+          <w:szCs w:val="36"/>
+          <w:lang w:val="pt-BR" w:eastAsia="zh-CN" w:bidi="hi-IN"/>
+        </w:rPr>
+        <w:t>É muito interessante quando a Espiritualidade diz que o homem é um ser à parte e que à vezes desce muito baixo, mas pode também se elevar muito alto.</w:t>
+      </w:r>
+    </w:p>
+    <w:p>
+      <w:pPr>
+        <w:pStyle w:val="Normal"/>
+        <w:bidi w:val="0"/>
+        <w:ind w:left="709" w:hanging="0"/>
+        <w:jc w:val="both"/>
+        <w:rPr>
+          <w:rFonts w:ascii="Garamond" w:hAnsi="Garamond"/>
+          <w:color w:val="00A0FC"/>
+          <w:sz w:val="36"/>
+          <w:szCs w:val="36"/>
+        </w:rPr>
+      </w:pPr>
+      <w:r>
+        <w:rPr/>
+      </w:r>
+    </w:p>
+    <w:p>
+      <w:pPr>
+        <w:pStyle w:val="Normal"/>
+        <w:bidi w:val="0"/>
+        <w:ind w:left="709" w:hanging="0"/>
+        <w:jc w:val="both"/>
+        <w:rPr>
+          <w:rFonts w:ascii="Garamond" w:hAnsi="Garamond"/>
+          <w:color w:val="00A0FC"/>
+          <w:sz w:val="36"/>
+          <w:szCs w:val="36"/>
+        </w:rPr>
+      </w:pPr>
+      <w:r>
+        <w:rPr>
+          <w:rFonts w:eastAsia="Noto Serif CJK SC" w:cs="Noto Sans Devanagari" w:ascii="Garamond" w:hAnsi="Garamond"/>
+          <w:i w:val="false"/>
+          <w:iCs w:val="false"/>
+          <w:color w:val="00A0FC"/>
+          <w:kern w:val="2"/>
+          <w:sz w:val="36"/>
+          <w:szCs w:val="36"/>
+          <w:lang w:val="pt-BR" w:eastAsia="zh-CN" w:bidi="hi-IN"/>
+        </w:rPr>
+        <w:t>Ou seja: o homem pode atingir um nível de brutalidade que o torna semelhante a um animal, mas também elevar-se a um nível ao qual animal algum atinge. Hora nos aproximamos muito da natureza animal, hora nos afastamos completamente dela.</w:t>
+      </w:r>
+    </w:p>
+    <w:p>
+      <w:pPr>
+        <w:pStyle w:val="Normal"/>
+        <w:bidi w:val="0"/>
+        <w:ind w:left="709" w:hanging="0"/>
+        <w:jc w:val="both"/>
+        <w:rPr>
+          <w:rFonts w:ascii="Garamond" w:hAnsi="Garamond"/>
+          <w:color w:val="00A0FC"/>
+          <w:sz w:val="36"/>
+          <w:szCs w:val="36"/>
+        </w:rPr>
+      </w:pPr>
+      <w:r>
+        <w:rPr/>
+      </w:r>
+    </w:p>
+    <w:p>
+      <w:pPr>
+        <w:pStyle w:val="Normal"/>
+        <w:bidi w:val="0"/>
+        <w:ind w:left="709" w:hanging="0"/>
+        <w:jc w:val="both"/>
+        <w:rPr>
+          <w:rFonts w:ascii="Garamond" w:hAnsi="Garamond"/>
+          <w:color w:val="00A0FC"/>
+          <w:sz w:val="36"/>
+          <w:szCs w:val="36"/>
+        </w:rPr>
+      </w:pPr>
+      <w:r>
+        <w:rPr>
+          <w:rFonts w:eastAsia="Noto Serif CJK SC" w:cs="Noto Sans Devanagari" w:ascii="Garamond" w:hAnsi="Garamond"/>
+          <w:i w:val="false"/>
+          <w:iCs w:val="false"/>
+          <w:color w:val="00A0FC"/>
+          <w:kern w:val="2"/>
+          <w:sz w:val="36"/>
+          <w:szCs w:val="36"/>
+          <w:lang w:val="pt-BR" w:eastAsia="zh-CN" w:bidi="hi-IN"/>
+        </w:rPr>
+        <w:t xml:space="preserve">A Espiritualidade diz ainda que </w:t>
+      </w:r>
+      <w:r>
+        <w:rPr>
+          <w:rFonts w:eastAsia="Noto Serif CJK SC" w:cs="Noto Sans Devanagari" w:ascii="Garamond" w:hAnsi="Garamond"/>
+          <w:i w:val="false"/>
+          <w:iCs w:val="false"/>
+          <w:color w:val="00A0FC"/>
+          <w:kern w:val="2"/>
+          <w:sz w:val="36"/>
+          <w:szCs w:val="36"/>
+          <w:lang w:val="pt-BR" w:eastAsia="zh-CN" w:bidi="hi-IN"/>
+        </w:rPr>
+        <w:t xml:space="preserve">na pare física somos semelhantes aos animais, mas muitas vezes menos dotados que eles. De fato, observamos no reino animal, habilidades incríveis que homem algum possui. </w:t>
+      </w:r>
+    </w:p>
+    <w:p>
+      <w:pPr>
+        <w:pStyle w:val="Normal"/>
+        <w:bidi w:val="0"/>
+        <w:ind w:left="709" w:hanging="0"/>
+        <w:jc w:val="both"/>
+        <w:rPr>
+          <w:rFonts w:ascii="Garamond" w:hAnsi="Garamond"/>
+          <w:color w:val="00A0FC"/>
+          <w:sz w:val="36"/>
+          <w:szCs w:val="36"/>
+        </w:rPr>
+      </w:pPr>
+      <w:r>
+        <w:rPr/>
+      </w:r>
+    </w:p>
+    <w:p>
+      <w:pPr>
+        <w:pStyle w:val="Normal"/>
+        <w:bidi w:val="0"/>
+        <w:ind w:left="709" w:hanging="0"/>
+        <w:jc w:val="both"/>
+        <w:rPr>
+          <w:rFonts w:ascii="Garamond" w:hAnsi="Garamond"/>
+          <w:color w:val="00A0FC"/>
+          <w:sz w:val="36"/>
+          <w:szCs w:val="36"/>
+        </w:rPr>
+      </w:pPr>
+      <w:r>
+        <w:rPr>
+          <w:rFonts w:eastAsia="Noto Serif CJK SC" w:cs="Noto Sans Devanagari" w:ascii="Garamond" w:hAnsi="Garamond"/>
+          <w:i w:val="false"/>
+          <w:iCs w:val="false"/>
+          <w:color w:val="00A0FC"/>
+          <w:kern w:val="2"/>
+          <w:sz w:val="36"/>
+          <w:szCs w:val="36"/>
+          <w:lang w:val="pt-BR" w:eastAsia="zh-CN" w:bidi="hi-IN"/>
+        </w:rPr>
+        <w:t>Diz ainda que a natureza provê aos animais tudo aquilo de que eles necessitam, mas a nós não. A nós cabe, através da inteligência, construir tudo o que  satisfaça nossas necessidades e nos proteja.</w:t>
+      </w:r>
+    </w:p>
+    <w:p>
+      <w:pPr>
+        <w:pStyle w:val="Normal"/>
+        <w:bidi w:val="0"/>
+        <w:ind w:left="709" w:hanging="0"/>
+        <w:jc w:val="both"/>
+        <w:rPr>
+          <w:rFonts w:ascii="Garamond" w:hAnsi="Garamond"/>
+          <w:color w:val="00A0FC"/>
+          <w:sz w:val="36"/>
+          <w:szCs w:val="36"/>
+        </w:rPr>
+      </w:pPr>
+      <w:r>
+        <w:rPr/>
+      </w:r>
+    </w:p>
+    <w:p>
+      <w:pPr>
+        <w:pStyle w:val="Normal"/>
+        <w:bidi w:val="0"/>
+        <w:ind w:left="709" w:hanging="0"/>
+        <w:jc w:val="both"/>
+        <w:rPr>
+          <w:rFonts w:ascii="Garamond" w:hAnsi="Garamond"/>
+          <w:color w:val="00A0FC"/>
+          <w:sz w:val="36"/>
+          <w:szCs w:val="36"/>
+        </w:rPr>
+      </w:pPr>
+      <w:r>
+        <w:rPr>
+          <w:rFonts w:eastAsia="Noto Serif CJK SC" w:cs="Noto Sans Devanagari" w:ascii="Garamond" w:hAnsi="Garamond"/>
+          <w:i w:val="false"/>
+          <w:iCs w:val="false"/>
+          <w:color w:val="C9211E"/>
+          <w:kern w:val="2"/>
+          <w:sz w:val="36"/>
+          <w:szCs w:val="36"/>
+          <w:lang w:val="pt-BR" w:eastAsia="zh-CN" w:bidi="hi-IN"/>
+        </w:rPr>
+        <w:t>[ Continuar daqui ]</w:t>
+      </w:r>
+      <w:r>
+        <w:rPr>
+          <w:rFonts w:eastAsia="Noto Serif CJK SC" w:cs="Noto Sans Devanagari" w:ascii="Garamond" w:hAnsi="Garamond"/>
+          <w:i w:val="false"/>
+          <w:iCs w:val="false"/>
+          <w:color w:val="00A0FC"/>
+          <w:kern w:val="2"/>
+          <w:sz w:val="36"/>
+          <w:szCs w:val="36"/>
+          <w:lang w:val="pt-BR" w:eastAsia="zh-CN" w:bidi="hi-IN"/>
+        </w:rPr>
+        <w:t xml:space="preserve">  a inteligência</w:t>
+      </w:r>
+      <w:r>
+        <w:rPr>
+          <w:rFonts w:eastAsia="Noto Serif CJK SC" w:cs="Noto Sans Devanagari" w:ascii="Garamond" w:hAnsi="Garamond"/>
+          <w:i w:val="false"/>
+          <w:iCs w:val="false"/>
+          <w:color w:val="00A0FC"/>
+          <w:kern w:val="2"/>
+          <w:sz w:val="36"/>
+          <w:szCs w:val="36"/>
+          <w:lang w:val="pt-BR" w:eastAsia="zh-CN" w:bidi="hi-IN"/>
+        </w:rPr>
+        <w:t xml:space="preserve">algo que </w:t>
+      </w:r>
+      <w:r>
+        <w:rPr>
+          <w:rFonts w:eastAsia="Noto Serif CJK SC" w:cs="Noto Sans Devanagari" w:ascii="Garamond" w:hAnsi="Garamond"/>
+          <w:i w:val="false"/>
+          <w:iCs w:val="false"/>
+          <w:color w:val="00A0FC"/>
+          <w:kern w:val="2"/>
+          <w:sz w:val="36"/>
+          <w:szCs w:val="36"/>
+          <w:lang w:val="pt-BR" w:eastAsia="zh-CN" w:bidi="hi-IN"/>
+        </w:rPr>
+        <w:t>Kardec pergunta à Espiritualidade se existe uma maneira preferível para se compreender a divisão dos reinos na natureza: em 2 classes apenas, como seres orgânicos e inorgânicos, ou realmente em 3 reinos, sendo que alguns consideram o homem uma espécie de quarto reino.</w:t>
       </w:r>
     </w:p>
     <w:sectPr>
@@ -6904,8 +6030,148 @@
       </w:pPr>
     </w:lvl>
   </w:abstractNum>
+  <w:abstractNum w:abstractNumId="2">
+    <w:lvl w:ilvl="0">
+      <w:start w:val="1"/>
+      <w:numFmt w:val="bullet"/>
+      <w:lvlText w:val=""/>
+      <w:lvlJc w:val="left"/>
+      <w:pPr>
+        <w:tabs>
+          <w:tab w:val="num" w:pos="1429"/>
+        </w:tabs>
+        <w:ind w:left="1429" w:hanging="360"/>
+      </w:pPr>
+      <w:rPr>
+        <w:rFonts w:ascii="Symbol" w:hAnsi="Symbol" w:cs="Symbol" w:hint="default"/>
+      </w:rPr>
+    </w:lvl>
+    <w:lvl w:ilvl="1">
+      <w:start w:val="1"/>
+      <w:numFmt w:val="bullet"/>
+      <w:lvlText w:val="◦"/>
+      <w:lvlJc w:val="left"/>
+      <w:pPr>
+        <w:tabs>
+          <w:tab w:val="num" w:pos="1789"/>
+        </w:tabs>
+        <w:ind w:left="1789" w:hanging="360"/>
+      </w:pPr>
+      <w:rPr>
+        <w:rFonts w:ascii="OpenSymbol" w:hAnsi="OpenSymbol" w:cs="OpenSymbol" w:hint="default"/>
+      </w:rPr>
+    </w:lvl>
+    <w:lvl w:ilvl="2">
+      <w:start w:val="1"/>
+      <w:numFmt w:val="bullet"/>
+      <w:lvlText w:val="▪"/>
+      <w:lvlJc w:val="left"/>
+      <w:pPr>
+        <w:tabs>
+          <w:tab w:val="num" w:pos="2149"/>
+        </w:tabs>
+        <w:ind w:left="2149" w:hanging="360"/>
+      </w:pPr>
+      <w:rPr>
+        <w:rFonts w:ascii="OpenSymbol" w:hAnsi="OpenSymbol" w:cs="OpenSymbol" w:hint="default"/>
+      </w:rPr>
+    </w:lvl>
+    <w:lvl w:ilvl="3">
+      <w:start w:val="1"/>
+      <w:numFmt w:val="bullet"/>
+      <w:lvlText w:val=""/>
+      <w:lvlJc w:val="left"/>
+      <w:pPr>
+        <w:tabs>
+          <w:tab w:val="num" w:pos="2509"/>
+        </w:tabs>
+        <w:ind w:left="2509" w:hanging="360"/>
+      </w:pPr>
+      <w:rPr>
+        <w:rFonts w:ascii="Symbol" w:hAnsi="Symbol" w:cs="Symbol" w:hint="default"/>
+      </w:rPr>
+    </w:lvl>
+    <w:lvl w:ilvl="4">
+      <w:start w:val="1"/>
+      <w:numFmt w:val="bullet"/>
+      <w:lvlText w:val="◦"/>
+      <w:lvlJc w:val="left"/>
+      <w:pPr>
+        <w:tabs>
+          <w:tab w:val="num" w:pos="2869"/>
+        </w:tabs>
+        <w:ind w:left="2869" w:hanging="360"/>
+      </w:pPr>
+      <w:rPr>
+        <w:rFonts w:ascii="OpenSymbol" w:hAnsi="OpenSymbol" w:cs="OpenSymbol" w:hint="default"/>
+      </w:rPr>
+    </w:lvl>
+    <w:lvl w:ilvl="5">
+      <w:start w:val="1"/>
+      <w:numFmt w:val="bullet"/>
+      <w:lvlText w:val="▪"/>
+      <w:lvlJc w:val="left"/>
+      <w:pPr>
+        <w:tabs>
+          <w:tab w:val="num" w:pos="3229"/>
+        </w:tabs>
+        <w:ind w:left="3229" w:hanging="360"/>
+      </w:pPr>
+      <w:rPr>
+        <w:rFonts w:ascii="OpenSymbol" w:hAnsi="OpenSymbol" w:cs="OpenSymbol" w:hint="default"/>
+      </w:rPr>
+    </w:lvl>
+    <w:lvl w:ilvl="6">
+      <w:start w:val="1"/>
+      <w:numFmt w:val="bullet"/>
+      <w:lvlText w:val=""/>
+      <w:lvlJc w:val="left"/>
+      <w:pPr>
+        <w:tabs>
+          <w:tab w:val="num" w:pos="3589"/>
+        </w:tabs>
+        <w:ind w:left="3589" w:hanging="360"/>
+      </w:pPr>
+      <w:rPr>
+        <w:rFonts w:ascii="Symbol" w:hAnsi="Symbol" w:cs="Symbol" w:hint="default"/>
+      </w:rPr>
+    </w:lvl>
+    <w:lvl w:ilvl="7">
+      <w:start w:val="1"/>
+      <w:numFmt w:val="bullet"/>
+      <w:lvlText w:val="◦"/>
+      <w:lvlJc w:val="left"/>
+      <w:pPr>
+        <w:tabs>
+          <w:tab w:val="num" w:pos="3949"/>
+        </w:tabs>
+        <w:ind w:left="3949" w:hanging="360"/>
+      </w:pPr>
+      <w:rPr>
+        <w:rFonts w:ascii="OpenSymbol" w:hAnsi="OpenSymbol" w:cs="OpenSymbol" w:hint="default"/>
+      </w:rPr>
+    </w:lvl>
+    <w:lvl w:ilvl="8">
+      <w:start w:val="1"/>
+      <w:numFmt w:val="bullet"/>
+      <w:lvlText w:val="▪"/>
+      <w:lvlJc w:val="left"/>
+      <w:pPr>
+        <w:tabs>
+          <w:tab w:val="num" w:pos="4309"/>
+        </w:tabs>
+        <w:ind w:left="4309" w:hanging="360"/>
+      </w:pPr>
+      <w:rPr>
+        <w:rFonts w:ascii="OpenSymbol" w:hAnsi="OpenSymbol" w:cs="OpenSymbol" w:hint="default"/>
+      </w:rPr>
+    </w:lvl>
+  </w:abstractNum>
   <w:num w:numId="1">
     <w:abstractNumId w:val="1"/>
+  </w:num>
+  <w:num w:numId="2">
+    <w:abstractNumId w:val="2"/>
   </w:num>
 </w:numbering>
 </file>
@@ -6934,7 +6200,7 @@
     <w:pPr>
       <w:widowControl/>
       <w:suppressAutoHyphens w:val="true"/>
-      <w:overflowPunct w:val="true"/>
+      <w:overflowPunct w:val="false"/>
       <w:bidi w:val="0"/>
       <w:spacing w:before="0" w:after="0"/>
       <w:jc w:val="left"/>
